--- a/paper/supplement-sensitivity.docx
+++ b/paper/supplement-sensitivity.docx
@@ -3617,39 +3617,7 @@
         <w:pStyle w:val="FirstParagraph"/>
       </w:pPr>
       <w:r>
-        <w:t xml:space="preserve">The main analysis adopts a three-phase Aurignacian framework: Proto-Aurignacian (43.0–39.8 ka BP), Early Aurignacian (39.8–37.8 ka BP), and Evolved Aurignacian (37.8–32.0 ka BP). This periodisation is conventional in Western European archaeology but not universally accepted. To test whether the network-level findings depend on how the Aurignacian is subdivided, we compare the three-phase scheme against two alternatives: a</w:t>
-      </w:r>
-      <w:r>
-        <w:t xml:space="preserve"> </w:t>
-      </w:r>
-      <w:r>
-        <w:rPr>
-          <w:bCs/>
-          <w:b/>
-        </w:rPr>
-        <w:t xml:space="preserve">2-phase framework</w:t>
-      </w:r>
-      <w:r>
-        <w:t xml:space="preserve"> </w:t>
-      </w:r>
-      <w:r>
-        <w:t xml:space="preserve">that merges Proto and Early into a single Early Dispersal phase (43.0–37.8 ka BP) versus Evolved/Late Aurignacian (37.8–32.0 ka BP), following Shao et al. (2021); and a</w:t>
-      </w:r>
-      <w:r>
-        <w:t xml:space="preserve"> </w:t>
-      </w:r>
-      <w:r>
-        <w:rPr>
-          <w:bCs/>
-          <w:b/>
-        </w:rPr>
-        <w:t xml:space="preserve">4-phase framework</w:t>
-      </w:r>
-      <w:r>
-        <w:t xml:space="preserve"> </w:t>
-      </w:r>
-      <w:r>
-        <w:t xml:space="preserve">that splits the Evolved Aurignacian into an Evolved phase (37.8–35.0 ka BP) and a Late phase (35.0–32.0 ka BP), following the four-phase Aurignacian taxonomy of Teyssandier &amp; Zilhão (2018), with the Evolved–Late boundary at 35 ka BP calibrated. All schemes are evaluated at the main-text threshold of 0.2 using Jaccard similarity.</w:t>
+        <w:t xml:space="preserve">The main analysis adopts the two-phase Aur-P1/Aur-P2 framework of Shao et al. (2021), which merges the Proto- and Early Aurignacian into a single early phase (Aur-P1, 43–37 ka BP) and treats the Evolved/Late Aurignacian as a single late phase (Aur-P2, 37–32 ka BP), with site membership assigned on technological grounds (S8). Because this scheme is coarser than the classic three-phase periodisation of Western European archaeology, this section tests whether the two-phase results are robust to how the sequence is subdivided. We decompose the two-phase baseline into its technology-assigned components — the relict Proto-Aurignacian, the Early Aurignacian, and the Evolved Aurignacian (Aur-P2) — and additionally split the Evolved Aurignacian into Evolved and Late sub-phases following the four-phase taxonomy of Teyssandier &amp; Zilhão (2018), with the Evolved–Late boundary at 35 ka BP calibrated. All schemes are evaluated at the main-text threshold of 0.2 using Jaccard similarity.</w:t>
       </w:r>
     </w:p>
     <w:tbl>
@@ -3666,7 +3634,7 @@
       <w:tr>
         <w:tc>
           <w:tcPr/>
-          <w:bookmarkStart w:id="43" w:name="tbl-three-phase-ref"/>
+          <w:bookmarkStart w:id="43" w:name="tbl-two-phase-ref"/>
           <w:tbl>
             <w:tblPr>
               <w:tblStyle w:val="Table"/>
@@ -3676,14 +3644,13 @@
               <w:tblLayout w:type="fixed"/>
             </w:tblPr>
             <w:tblGrid>
-              <w:gridCol w:w="2664"/>
-              <w:gridCol w:w="444"/>
-              <w:gridCol w:w="592"/>
-              <w:gridCol w:w="666"/>
-              <w:gridCol w:w="888"/>
-              <w:gridCol w:w="962"/>
-              <w:gridCol w:w="814"/>
-              <w:gridCol w:w="888"/>
+              <w:gridCol w:w="2305"/>
+              <w:gridCol w:w="601"/>
+              <w:gridCol w:w="601"/>
+              <w:gridCol w:w="802"/>
+              <w:gridCol w:w="1203"/>
+              <w:gridCol w:w="1303"/>
+              <w:gridCol w:w="1102"/>
             </w:tblGrid>
             <w:tr>
               <w:trPr>
@@ -3711,6 +3678,19 @@
                     <w:jc w:val="center"/>
                   </w:pPr>
                   <w:r>
+                    <w:t xml:space="preserve">Sites</w:t>
+                  </w:r>
+                </w:p>
+              </w:tc>
+              <w:tc>
+                <w:tcPr/>
+                <w:p>
+                  <w:pPr>
+                    <w:pStyle w:val="Compact"/>
+                    <w:jc w:val="right"/>
+                    <w:jc w:val="center"/>
+                  </w:pPr>
+                  <w:r>
                     <w:t xml:space="preserve">Edges</w:t>
                   </w:r>
                 </w:p>
@@ -3737,19 +3717,6 @@
                     <w:jc w:val="center"/>
                   </w:pPr>
                   <w:r>
-                    <w:t xml:space="preserve">Isolates</w:t>
-                  </w:r>
-                </w:p>
-              </w:tc>
-              <w:tc>
-                <w:tcPr/>
-                <w:p>
-                  <w:pPr>
-                    <w:pStyle w:val="Compact"/>
-                    <w:jc w:val="right"/>
-                    <w:jc w:val="center"/>
-                  </w:pPr>
-                  <w:r>
                     <w:t xml:space="preserve">Mean degree</w:t>
                   </w:r>
                 </w:p>
@@ -3777,19 +3744,6 @@
                   </w:pPr>
                   <w:r>
                     <w:t xml:space="preserve">Modularity</w:t>
-                  </w:r>
-                </w:p>
-              </w:tc>
-              <w:tc>
-                <w:tcPr/>
-                <w:p>
-                  <w:pPr>
-                    <w:pStyle w:val="Compact"/>
-                    <w:jc w:val="right"/>
-                    <w:jc w:val="center"/>
-                  </w:pPr>
-                  <w:r>
-                    <w:t xml:space="preserve">Communities</w:t>
                   </w:r>
                 </w:p>
               </w:tc>
@@ -3804,98 +3758,85 @@
                     <w:jc w:val="center"/>
                   </w:pPr>
                   <w:r>
-                    <w:t xml:space="preserve">Proto-Aurignacian (43–39.8 ka BP)</w:t>
-                  </w:r>
-                </w:p>
-              </w:tc>
-              <w:tc>
-                <w:tcPr/>
-                <w:p>
-                  <w:pPr>
-                    <w:pStyle w:val="Compact"/>
-                    <w:jc w:val="right"/>
-                    <w:jc w:val="center"/>
-                  </w:pPr>
-                  <w:r>
-                    <w:t xml:space="preserve">37</w:t>
-                  </w:r>
-                </w:p>
-              </w:tc>
-              <w:tc>
-                <w:tcPr/>
-                <w:p>
-                  <w:pPr>
-                    <w:pStyle w:val="Compact"/>
-                    <w:jc w:val="right"/>
-                    <w:jc w:val="center"/>
-                  </w:pPr>
-                  <w:r>
-                    <w:t xml:space="preserve">0.352</w:t>
-                  </w:r>
-                </w:p>
-              </w:tc>
-              <w:tc>
-                <w:tcPr/>
-                <w:p>
-                  <w:pPr>
-                    <w:pStyle w:val="Compact"/>
-                    <w:jc w:val="right"/>
-                    <w:jc w:val="center"/>
-                  </w:pPr>
-                  <w:r>
-                    <w:t xml:space="preserve">1</w:t>
-                  </w:r>
-                </w:p>
-              </w:tc>
-              <w:tc>
-                <w:tcPr/>
-                <w:p>
-                  <w:pPr>
-                    <w:pStyle w:val="Compact"/>
-                    <w:jc w:val="right"/>
-                    <w:jc w:val="center"/>
-                  </w:pPr>
-                  <w:r>
-                    <w:t xml:space="preserve">4.93</w:t>
-                  </w:r>
-                </w:p>
-              </w:tc>
-              <w:tc>
-                <w:tcPr/>
-                <w:p>
-                  <w:pPr>
-                    <w:pStyle w:val="Compact"/>
-                    <w:jc w:val="right"/>
-                    <w:jc w:val="center"/>
-                  </w:pPr>
-                  <w:r>
-                    <w:t xml:space="preserve">0.706</w:t>
-                  </w:r>
-                </w:p>
-              </w:tc>
-              <w:tc>
-                <w:tcPr/>
-                <w:p>
-                  <w:pPr>
-                    <w:pStyle w:val="Compact"/>
-                    <w:jc w:val="right"/>
-                    <w:jc w:val="center"/>
-                  </w:pPr>
-                  <w:r>
-                    <w:t xml:space="preserve">0.387</w:t>
-                  </w:r>
-                </w:p>
-              </w:tc>
-              <w:tc>
-                <w:tcPr/>
-                <w:p>
-                  <w:pPr>
-                    <w:pStyle w:val="Compact"/>
-                    <w:jc w:val="right"/>
-                    <w:jc w:val="center"/>
-                  </w:pPr>
-                  <w:r>
-                    <w:t xml:space="preserve">3</w:t>
+                    <w:t xml:space="preserve">Aur-P1 (Proto + Early)</w:t>
+                  </w:r>
+                </w:p>
+              </w:tc>
+              <w:tc>
+                <w:tcPr/>
+                <w:p>
+                  <w:pPr>
+                    <w:pStyle w:val="Compact"/>
+                    <w:jc w:val="right"/>
+                    <w:jc w:val="center"/>
+                  </w:pPr>
+                  <w:r>
+                    <w:t xml:space="preserve">20</w:t>
+                  </w:r>
+                </w:p>
+              </w:tc>
+              <w:tc>
+                <w:tcPr/>
+                <w:p>
+                  <w:pPr>
+                    <w:pStyle w:val="Compact"/>
+                    <w:jc w:val="right"/>
+                    <w:jc w:val="center"/>
+                  </w:pPr>
+                  <w:r>
+                    <w:t xml:space="preserve">75</w:t>
+                  </w:r>
+                </w:p>
+              </w:tc>
+              <w:tc>
+                <w:tcPr/>
+                <w:p>
+                  <w:pPr>
+                    <w:pStyle w:val="Compact"/>
+                    <w:jc w:val="right"/>
+                    <w:jc w:val="center"/>
+                  </w:pPr>
+                  <w:r>
+                    <w:t xml:space="preserve">0.395</w:t>
+                  </w:r>
+                </w:p>
+              </w:tc>
+              <w:tc>
+                <w:tcPr/>
+                <w:p>
+                  <w:pPr>
+                    <w:pStyle w:val="Compact"/>
+                    <w:jc w:val="right"/>
+                    <w:jc w:val="center"/>
+                  </w:pPr>
+                  <w:r>
+                    <w:t xml:space="preserve">7.50</w:t>
+                  </w:r>
+                </w:p>
+              </w:tc>
+              <w:tc>
+                <w:tcPr/>
+                <w:p>
+                  <w:pPr>
+                    <w:pStyle w:val="Compact"/>
+                    <w:jc w:val="right"/>
+                    <w:jc w:val="center"/>
+                  </w:pPr>
+                  <w:r>
+                    <w:t xml:space="preserve">0.711</w:t>
+                  </w:r>
+                </w:p>
+              </w:tc>
+              <w:tc>
+                <w:tcPr/>
+                <w:p>
+                  <w:pPr>
+                    <w:pStyle w:val="Compact"/>
+                    <w:jc w:val="right"/>
+                    <w:jc w:val="center"/>
+                  </w:pPr>
+                  <w:r>
+                    <w:t xml:space="preserve">0.332</w:t>
                   </w:r>
                 </w:p>
               </w:tc>
@@ -3910,204 +3851,85 @@
                     <w:jc w:val="center"/>
                   </w:pPr>
                   <w:r>
-                    <w:t xml:space="preserve">Early Aurignacian (39.8–37.8 ka BP)</w:t>
-                  </w:r>
-                </w:p>
-              </w:tc>
-              <w:tc>
-                <w:tcPr/>
-                <w:p>
-                  <w:pPr>
-                    <w:pStyle w:val="Compact"/>
-                    <w:jc w:val="right"/>
-                    <w:jc w:val="center"/>
-                  </w:pPr>
-                  <w:r>
-                    <w:t xml:space="preserve">16</w:t>
-                  </w:r>
-                </w:p>
-              </w:tc>
-              <w:tc>
-                <w:tcPr/>
-                <w:p>
-                  <w:pPr>
-                    <w:pStyle w:val="Compact"/>
-                    <w:jc w:val="right"/>
-                    <w:jc w:val="center"/>
-                  </w:pPr>
-                  <w:r>
-                    <w:t xml:space="preserve">0.444</w:t>
-                  </w:r>
-                </w:p>
-              </w:tc>
-              <w:tc>
-                <w:tcPr/>
-                <w:p>
-                  <w:pPr>
-                    <w:pStyle w:val="Compact"/>
-                    <w:jc w:val="right"/>
-                    <w:jc w:val="center"/>
-                  </w:pPr>
-                  <w:r>
-                    <w:t xml:space="preserve">1</w:t>
-                  </w:r>
-                </w:p>
-              </w:tc>
-              <w:tc>
-                <w:tcPr/>
-                <w:p>
-                  <w:pPr>
-                    <w:pStyle w:val="Compact"/>
-                    <w:jc w:val="right"/>
-                    <w:jc w:val="center"/>
-                  </w:pPr>
-                  <w:r>
-                    <w:t xml:space="preserve">3.56</w:t>
-                  </w:r>
-                </w:p>
-              </w:tc>
-              <w:tc>
-                <w:tcPr/>
-                <w:p>
-                  <w:pPr>
-                    <w:pStyle w:val="Compact"/>
-                    <w:jc w:val="right"/>
-                    <w:jc w:val="center"/>
-                  </w:pPr>
-                  <w:r>
-                    <w:t xml:space="preserve">0.750</w:t>
-                  </w:r>
-                </w:p>
-              </w:tc>
-              <w:tc>
-                <w:tcPr/>
-                <w:p>
-                  <w:pPr>
-                    <w:pStyle w:val="Compact"/>
-                    <w:jc w:val="right"/>
-                    <w:jc w:val="center"/>
-                  </w:pPr>
-                  <w:r>
-                    <w:t xml:space="preserve">0.227</w:t>
-                  </w:r>
-                </w:p>
-              </w:tc>
-              <w:tc>
-                <w:tcPr/>
-                <w:p>
-                  <w:pPr>
-                    <w:pStyle w:val="Compact"/>
-                    <w:jc w:val="right"/>
-                    <w:jc w:val="center"/>
-                  </w:pPr>
-                  <w:r>
-                    <w:t xml:space="preserve">3</w:t>
-                  </w:r>
-                </w:p>
-              </w:tc>
-            </w:tr>
-            <w:tr>
-              <w:tc>
-                <w:tcPr/>
-                <w:p>
-                  <w:pPr>
-                    <w:pStyle w:val="Compact"/>
-                    <w:jc w:val="left"/>
-                    <w:jc w:val="center"/>
-                  </w:pPr>
-                  <w:r>
-                    <w:t xml:space="preserve">Evolved Aurignacian (37.8–32 ka BP)</w:t>
-                  </w:r>
-                </w:p>
-              </w:tc>
-              <w:tc>
-                <w:tcPr/>
-                <w:p>
-                  <w:pPr>
-                    <w:pStyle w:val="Compact"/>
-                    <w:jc w:val="right"/>
-                    <w:jc w:val="center"/>
-                  </w:pPr>
-                  <w:r>
-                    <w:t xml:space="preserve">15</w:t>
-                  </w:r>
-                </w:p>
-              </w:tc>
-              <w:tc>
-                <w:tcPr/>
-                <w:p>
-                  <w:pPr>
-                    <w:pStyle w:val="Compact"/>
-                    <w:jc w:val="right"/>
-                    <w:jc w:val="center"/>
-                  </w:pPr>
-                  <w:r>
-                    <w:t xml:space="preserve">0.417</w:t>
-                  </w:r>
-                </w:p>
-              </w:tc>
-              <w:tc>
-                <w:tcPr/>
-                <w:p>
-                  <w:pPr>
-                    <w:pStyle w:val="Compact"/>
-                    <w:jc w:val="right"/>
-                    <w:jc w:val="center"/>
-                  </w:pPr>
-                  <w:r>
-                    <w:t xml:space="preserve">0</w:t>
-                  </w:r>
-                </w:p>
-              </w:tc>
-              <w:tc>
-                <w:tcPr/>
-                <w:p>
-                  <w:pPr>
-                    <w:pStyle w:val="Compact"/>
-                    <w:jc w:val="right"/>
-                    <w:jc w:val="center"/>
-                  </w:pPr>
-                  <w:r>
-                    <w:t xml:space="preserve">3.33</w:t>
-                  </w:r>
-                </w:p>
-              </w:tc>
-              <w:tc>
-                <w:tcPr/>
-                <w:p>
-                  <w:pPr>
-                    <w:pStyle w:val="Compact"/>
-                    <w:jc w:val="right"/>
-                    <w:jc w:val="center"/>
-                  </w:pPr>
-                  <w:r>
-                    <w:t xml:space="preserve">0.558</w:t>
-                  </w:r>
-                </w:p>
-              </w:tc>
-              <w:tc>
-                <w:tcPr/>
-                <w:p>
-                  <w:pPr>
-                    <w:pStyle w:val="Compact"/>
-                    <w:jc w:val="right"/>
-                    <w:jc w:val="center"/>
-                  </w:pPr>
-                  <w:r>
-                    <w:t xml:space="preserve">0.343</w:t>
-                  </w:r>
-                </w:p>
-              </w:tc>
-              <w:tc>
-                <w:tcPr/>
-                <w:p>
-                  <w:pPr>
-                    <w:pStyle w:val="Compact"/>
-                    <w:jc w:val="right"/>
-                    <w:jc w:val="center"/>
-                  </w:pPr>
-                  <w:r>
-                    <w:t xml:space="preserve">3</w:t>
+                    <w:t xml:space="preserve">Aur-P2 (Evolved)</w:t>
+                  </w:r>
+                </w:p>
+              </w:tc>
+              <w:tc>
+                <w:tcPr/>
+                <w:p>
+                  <w:pPr>
+                    <w:pStyle w:val="Compact"/>
+                    <w:jc w:val="right"/>
+                    <w:jc w:val="center"/>
+                  </w:pPr>
+                  <w:r>
+                    <w:t xml:space="preserve">8</w:t>
+                  </w:r>
+                </w:p>
+              </w:tc>
+              <w:tc>
+                <w:tcPr/>
+                <w:p>
+                  <w:pPr>
+                    <w:pStyle w:val="Compact"/>
+                    <w:jc w:val="right"/>
+                    <w:jc w:val="center"/>
+                  </w:pPr>
+                  <w:r>
+                    <w:t xml:space="preserve">17</w:t>
+                  </w:r>
+                </w:p>
+              </w:tc>
+              <w:tc>
+                <w:tcPr/>
+                <w:p>
+                  <w:pPr>
+                    <w:pStyle w:val="Compact"/>
+                    <w:jc w:val="right"/>
+                    <w:jc w:val="center"/>
+                  </w:pPr>
+                  <w:r>
+                    <w:t xml:space="preserve">0.607</w:t>
+                  </w:r>
+                </w:p>
+              </w:tc>
+              <w:tc>
+                <w:tcPr/>
+                <w:p>
+                  <w:pPr>
+                    <w:pStyle w:val="Compact"/>
+                    <w:jc w:val="right"/>
+                    <w:jc w:val="center"/>
+                  </w:pPr>
+                  <w:r>
+                    <w:t xml:space="preserve">4.25</w:t>
+                  </w:r>
+                </w:p>
+              </w:tc>
+              <w:tc>
+                <w:tcPr/>
+                <w:p>
+                  <w:pPr>
+                    <w:pStyle w:val="Compact"/>
+                    <w:jc w:val="right"/>
+                    <w:jc w:val="center"/>
+                  </w:pPr>
+                  <w:r>
+                    <w:t xml:space="preserve">0.636</w:t>
+                  </w:r>
+                </w:p>
+              </w:tc>
+              <w:tc>
+                <w:tcPr/>
+                <w:p>
+                  <w:pPr>
+                    <w:pStyle w:val="Compact"/>
+                    <w:jc w:val="right"/>
+                    <w:jc w:val="center"/>
+                  </w:pPr>
+                  <w:r>
+                    <w:t xml:space="preserve">0.125</w:t>
                   </w:r>
                 </w:p>
               </w:tc>
@@ -4123,24 +3945,7 @@
               <w:pStyle w:val="ImageCaption"/>
             </w:pPr>
             <w:r>
-              <w:t xml:space="preserve">Table 4: Reference: network statistics under the three-phase periodisation used in the main text (threshold = 0.2). Reproduced from</w:t>
-            </w:r>
-            <w:r>
-              <w:t xml:space="preserve"> </w:t>
-            </w:r>
-            <w:hyperlink w:anchor="tbl-sens-stats">
-              <w:r>
-                <w:rPr>
-                  <w:rStyle w:val="Hyperlink"/>
-                </w:rPr>
-                <w:t xml:space="preserve">Table 1</w:t>
-              </w:r>
-            </w:hyperlink>
-            <w:r>
-              <w:t xml:space="preserve"> </w:t>
-            </w:r>
-            <w:r>
-              <w:t xml:space="preserve">for direct comparison with the two-phase and four-phase schemes below.</w:t>
+              <w:t xml:space="preserve">Table 4: Reference: network statistics under the two-phase periodisation used in the main text (threshold = 0.2). Aur-P1 = Proto + Early; Aur-P2 = Evolved.</w:t>
             </w:r>
           </w:p>
           <w:bookmarkEnd w:id="43"/>
@@ -4169,7 +3974,7 @@
       <w:tr>
         <w:tc>
           <w:tcPr/>
-          <w:bookmarkStart w:id="44" w:name="tbl-periodisation-stats"/>
+          <w:bookmarkStart w:id="44" w:name="tbl-three-phase-tech"/>
           <w:tbl>
             <w:tblPr>
               <w:tblStyle w:val="Table"/>
@@ -4179,14 +3984,13 @@
               <w:tblLayout w:type="fixed"/>
             </w:tblPr>
             <w:tblGrid>
-              <w:gridCol w:w="2713"/>
-              <w:gridCol w:w="440"/>
-              <w:gridCol w:w="586"/>
-              <w:gridCol w:w="660"/>
-              <w:gridCol w:w="880"/>
-              <w:gridCol w:w="953"/>
-              <w:gridCol w:w="806"/>
-              <w:gridCol w:w="880"/>
+              <w:gridCol w:w="2702"/>
+              <w:gridCol w:w="559"/>
+              <w:gridCol w:w="559"/>
+              <w:gridCol w:w="745"/>
+              <w:gridCol w:w="1118"/>
+              <w:gridCol w:w="1211"/>
+              <w:gridCol w:w="1024"/>
             </w:tblGrid>
             <w:tr>
               <w:trPr>
@@ -4214,6 +4018,19 @@
                     <w:jc w:val="center"/>
                   </w:pPr>
                   <w:r>
+                    <w:t xml:space="preserve">Sites</w:t>
+                  </w:r>
+                </w:p>
+              </w:tc>
+              <w:tc>
+                <w:tcPr/>
+                <w:p>
+                  <w:pPr>
+                    <w:pStyle w:val="Compact"/>
+                    <w:jc w:val="right"/>
+                    <w:jc w:val="center"/>
+                  </w:pPr>
+                  <w:r>
                     <w:t xml:space="preserve">Edges</w:t>
                   </w:r>
                 </w:p>
@@ -4240,19 +4057,6 @@
                     <w:jc w:val="center"/>
                   </w:pPr>
                   <w:r>
-                    <w:t xml:space="preserve">Isolates</w:t>
-                  </w:r>
-                </w:p>
-              </w:tc>
-              <w:tc>
-                <w:tcPr/>
-                <w:p>
-                  <w:pPr>
-                    <w:pStyle w:val="Compact"/>
-                    <w:jc w:val="right"/>
-                    <w:jc w:val="center"/>
-                  </w:pPr>
-                  <w:r>
                     <w:t xml:space="preserve">Mean degree</w:t>
                   </w:r>
                 </w:p>
@@ -4280,19 +4084,6 @@
                   </w:pPr>
                   <w:r>
                     <w:t xml:space="preserve">Modularity</w:t>
-                  </w:r>
-                </w:p>
-              </w:tc>
-              <w:tc>
-                <w:tcPr/>
-                <w:p>
-                  <w:pPr>
-                    <w:pStyle w:val="Compact"/>
-                    <w:jc w:val="right"/>
-                    <w:jc w:val="center"/>
-                  </w:pPr>
-                  <w:r>
-                    <w:t xml:space="preserve">Communities</w:t>
                   </w:r>
                 </w:p>
               </w:tc>
@@ -4307,20 +4098,33 @@
                     <w:jc w:val="center"/>
                   </w:pPr>
                   <w:r>
-                    <w:t xml:space="preserve">Proto/Early Combined (43–37.8 ka BP)</w:t>
-                  </w:r>
-                </w:p>
-              </w:tc>
-              <w:tc>
-                <w:tcPr/>
-                <w:p>
-                  <w:pPr>
-                    <w:pStyle w:val="Compact"/>
-                    <w:jc w:val="right"/>
-                    <w:jc w:val="center"/>
-                  </w:pPr>
-                  <w:r>
-                    <w:t xml:space="preserve">90</w:t>
+                    <w:t xml:space="preserve">Proto-Aurignacian (Aur-P1)</w:t>
+                  </w:r>
+                </w:p>
+              </w:tc>
+              <w:tc>
+                <w:tcPr/>
+                <w:p>
+                  <w:pPr>
+                    <w:pStyle w:val="Compact"/>
+                    <w:jc w:val="right"/>
+                    <w:jc w:val="center"/>
+                  </w:pPr>
+                  <w:r>
+                    <w:t xml:space="preserve">7</w:t>
+                  </w:r>
+                </w:p>
+              </w:tc>
+              <w:tc>
+                <w:tcPr/>
+                <w:p>
+                  <w:pPr>
+                    <w:pStyle w:val="Compact"/>
+                    <w:jc w:val="right"/>
+                    <w:jc w:val="center"/>
+                  </w:pPr>
+                  <w:r>
+                    <w:t xml:space="preserve">9</w:t>
                   </w:r>
                 </w:p>
               </w:tc>
@@ -4346,59 +4150,33 @@
                     <w:jc w:val="center"/>
                   </w:pPr>
                   <w:r>
-                    <w:t xml:space="preserve">2</w:t>
-                  </w:r>
-                </w:p>
-              </w:tc>
-              <w:tc>
-                <w:tcPr/>
-                <w:p>
-                  <w:pPr>
-                    <w:pStyle w:val="Compact"/>
-                    <w:jc w:val="right"/>
-                    <w:jc w:val="center"/>
-                  </w:pPr>
-                  <w:r>
-                    <w:t xml:space="preserve">8.57</w:t>
-                  </w:r>
-                </w:p>
-              </w:tc>
-              <w:tc>
-                <w:tcPr/>
-                <w:p>
-                  <w:pPr>
-                    <w:pStyle w:val="Compact"/>
-                    <w:jc w:val="right"/>
-                    <w:jc w:val="center"/>
-                  </w:pPr>
-                  <w:r>
-                    <w:t xml:space="preserve">0.729</w:t>
-                  </w:r>
-                </w:p>
-              </w:tc>
-              <w:tc>
-                <w:tcPr/>
-                <w:p>
-                  <w:pPr>
-                    <w:pStyle w:val="Compact"/>
-                    <w:jc w:val="right"/>
-                    <w:jc w:val="center"/>
-                  </w:pPr>
-                  <w:r>
-                    <w:t xml:space="preserve">0.303</w:t>
-                  </w:r>
-                </w:p>
-              </w:tc>
-              <w:tc>
-                <w:tcPr/>
-                <w:p>
-                  <w:pPr>
-                    <w:pStyle w:val="Compact"/>
-                    <w:jc w:val="right"/>
-                    <w:jc w:val="center"/>
-                  </w:pPr>
-                  <w:r>
-                    <w:t xml:space="preserve">5</w:t>
+                    <w:t xml:space="preserve">2.57</w:t>
+                  </w:r>
+                </w:p>
+              </w:tc>
+              <w:tc>
+                <w:tcPr/>
+                <w:p>
+                  <w:pPr>
+                    <w:pStyle w:val="Compact"/>
+                    <w:jc w:val="right"/>
+                    <w:jc w:val="center"/>
+                  </w:pPr>
+                  <w:r>
+                    <w:t xml:space="preserve">0.714</w:t>
+                  </w:r>
+                </w:p>
+              </w:tc>
+              <w:tc>
+                <w:tcPr/>
+                <w:p>
+                  <w:pPr>
+                    <w:pStyle w:val="Compact"/>
+                    <w:jc w:val="right"/>
+                    <w:jc w:val="center"/>
+                  </w:pPr>
+                  <w:r>
+                    <w:t xml:space="preserve">0.108</w:t>
                   </w:r>
                 </w:p>
               </w:tc>
@@ -4413,98 +4191,178 @@
                     <w:jc w:val="center"/>
                   </w:pPr>
                   <w:r>
-                    <w:t xml:space="preserve">Evolved Aurignacian (37.8–32 ka BP)</w:t>
-                  </w:r>
-                </w:p>
-              </w:tc>
-              <w:tc>
-                <w:tcPr/>
-                <w:p>
-                  <w:pPr>
-                    <w:pStyle w:val="Compact"/>
-                    <w:jc w:val="right"/>
-                    <w:jc w:val="center"/>
-                  </w:pPr>
-                  <w:r>
-                    <w:t xml:space="preserve">15</w:t>
-                  </w:r>
-                </w:p>
-              </w:tc>
-              <w:tc>
-                <w:tcPr/>
-                <w:p>
-                  <w:pPr>
-                    <w:pStyle w:val="Compact"/>
-                    <w:jc w:val="right"/>
-                    <w:jc w:val="center"/>
-                  </w:pPr>
-                  <w:r>
-                    <w:t xml:space="preserve">0.417</w:t>
-                  </w:r>
-                </w:p>
-              </w:tc>
-              <w:tc>
-                <w:tcPr/>
-                <w:p>
-                  <w:pPr>
-                    <w:pStyle w:val="Compact"/>
-                    <w:jc w:val="right"/>
-                    <w:jc w:val="center"/>
-                  </w:pPr>
-                  <w:r>
-                    <w:t xml:space="preserve">0</w:t>
-                  </w:r>
-                </w:p>
-              </w:tc>
-              <w:tc>
-                <w:tcPr/>
-                <w:p>
-                  <w:pPr>
-                    <w:pStyle w:val="Compact"/>
-                    <w:jc w:val="right"/>
-                    <w:jc w:val="center"/>
-                  </w:pPr>
-                  <w:r>
-                    <w:t xml:space="preserve">3.33</w:t>
-                  </w:r>
-                </w:p>
-              </w:tc>
-              <w:tc>
-                <w:tcPr/>
-                <w:p>
-                  <w:pPr>
-                    <w:pStyle w:val="Compact"/>
-                    <w:jc w:val="right"/>
-                    <w:jc w:val="center"/>
-                  </w:pPr>
-                  <w:r>
-                    <w:t xml:space="preserve">0.558</w:t>
-                  </w:r>
-                </w:p>
-              </w:tc>
-              <w:tc>
-                <w:tcPr/>
-                <w:p>
-                  <w:pPr>
-                    <w:pStyle w:val="Compact"/>
-                    <w:jc w:val="right"/>
-                    <w:jc w:val="center"/>
-                  </w:pPr>
-                  <w:r>
-                    <w:t xml:space="preserve">0.343</w:t>
-                  </w:r>
-                </w:p>
-              </w:tc>
-              <w:tc>
-                <w:tcPr/>
-                <w:p>
-                  <w:pPr>
-                    <w:pStyle w:val="Compact"/>
-                    <w:jc w:val="right"/>
-                    <w:jc w:val="center"/>
-                  </w:pPr>
-                  <w:r>
-                    <w:t xml:space="preserve">3</w:t>
+                    <w:t xml:space="preserve">Early Aurignacian (Aur-P1)</w:t>
+                  </w:r>
+                </w:p>
+              </w:tc>
+              <w:tc>
+                <w:tcPr/>
+                <w:p>
+                  <w:pPr>
+                    <w:pStyle w:val="Compact"/>
+                    <w:jc w:val="right"/>
+                    <w:jc w:val="center"/>
+                  </w:pPr>
+                  <w:r>
+                    <w:t xml:space="preserve">13</w:t>
+                  </w:r>
+                </w:p>
+              </w:tc>
+              <w:tc>
+                <w:tcPr/>
+                <w:p>
+                  <w:pPr>
+                    <w:pStyle w:val="Compact"/>
+                    <w:jc w:val="right"/>
+                    <w:jc w:val="center"/>
+                  </w:pPr>
+                  <w:r>
+                    <w:t xml:space="preserve">35</w:t>
+                  </w:r>
+                </w:p>
+              </w:tc>
+              <w:tc>
+                <w:tcPr/>
+                <w:p>
+                  <w:pPr>
+                    <w:pStyle w:val="Compact"/>
+                    <w:jc w:val="right"/>
+                    <w:jc w:val="center"/>
+                  </w:pPr>
+                  <w:r>
+                    <w:t xml:space="preserve">0.449</w:t>
+                  </w:r>
+                </w:p>
+              </w:tc>
+              <w:tc>
+                <w:tcPr/>
+                <w:p>
+                  <w:pPr>
+                    <w:pStyle w:val="Compact"/>
+                    <w:jc w:val="right"/>
+                    <w:jc w:val="center"/>
+                  </w:pPr>
+                  <w:r>
+                    <w:t xml:space="preserve">5.38</w:t>
+                  </w:r>
+                </w:p>
+              </w:tc>
+              <w:tc>
+                <w:tcPr/>
+                <w:p>
+                  <w:pPr>
+                    <w:pStyle w:val="Compact"/>
+                    <w:jc w:val="right"/>
+                    <w:jc w:val="center"/>
+                  </w:pPr>
+                  <w:r>
+                    <w:t xml:space="preserve">0.781</w:t>
+                  </w:r>
+                </w:p>
+              </w:tc>
+              <w:tc>
+                <w:tcPr/>
+                <w:p>
+                  <w:pPr>
+                    <w:pStyle w:val="Compact"/>
+                    <w:jc w:val="right"/>
+                    <w:jc w:val="center"/>
+                  </w:pPr>
+                  <w:r>
+                    <w:t xml:space="preserve">0.309</w:t>
+                  </w:r>
+                </w:p>
+              </w:tc>
+            </w:tr>
+            <w:tr>
+              <w:tc>
+                <w:tcPr/>
+                <w:p>
+                  <w:pPr>
+                    <w:pStyle w:val="Compact"/>
+                    <w:jc w:val="left"/>
+                    <w:jc w:val="center"/>
+                  </w:pPr>
+                  <w:r>
+                    <w:t xml:space="preserve">Evolved Aurignacian (Aur-P2)</w:t>
+                  </w:r>
+                </w:p>
+              </w:tc>
+              <w:tc>
+                <w:tcPr/>
+                <w:p>
+                  <w:pPr>
+                    <w:pStyle w:val="Compact"/>
+                    <w:jc w:val="right"/>
+                    <w:jc w:val="center"/>
+                  </w:pPr>
+                  <w:r>
+                    <w:t xml:space="preserve">8</w:t>
+                  </w:r>
+                </w:p>
+              </w:tc>
+              <w:tc>
+                <w:tcPr/>
+                <w:p>
+                  <w:pPr>
+                    <w:pStyle w:val="Compact"/>
+                    <w:jc w:val="right"/>
+                    <w:jc w:val="center"/>
+                  </w:pPr>
+                  <w:r>
+                    <w:t xml:space="preserve">17</w:t>
+                  </w:r>
+                </w:p>
+              </w:tc>
+              <w:tc>
+                <w:tcPr/>
+                <w:p>
+                  <w:pPr>
+                    <w:pStyle w:val="Compact"/>
+                    <w:jc w:val="right"/>
+                    <w:jc w:val="center"/>
+                  </w:pPr>
+                  <w:r>
+                    <w:t xml:space="preserve">0.607</w:t>
+                  </w:r>
+                </w:p>
+              </w:tc>
+              <w:tc>
+                <w:tcPr/>
+                <w:p>
+                  <w:pPr>
+                    <w:pStyle w:val="Compact"/>
+                    <w:jc w:val="right"/>
+                    <w:jc w:val="center"/>
+                  </w:pPr>
+                  <w:r>
+                    <w:t xml:space="preserve">4.25</w:t>
+                  </w:r>
+                </w:p>
+              </w:tc>
+              <w:tc>
+                <w:tcPr/>
+                <w:p>
+                  <w:pPr>
+                    <w:pStyle w:val="Compact"/>
+                    <w:jc w:val="right"/>
+                    <w:jc w:val="center"/>
+                  </w:pPr>
+                  <w:r>
+                    <w:t xml:space="preserve">0.636</w:t>
+                  </w:r>
+                </w:p>
+              </w:tc>
+              <w:tc>
+                <w:tcPr/>
+                <w:p>
+                  <w:pPr>
+                    <w:pStyle w:val="Compact"/>
+                    <w:jc w:val="right"/>
+                    <w:jc w:val="center"/>
+                  </w:pPr>
+                  <w:r>
+                    <w:t xml:space="preserve">0.125</w:t>
                   </w:r>
                 </w:p>
               </w:tc>
@@ -4520,7 +4378,7 @@
               <w:pStyle w:val="ImageCaption"/>
             </w:pPr>
             <w:r>
-              <w:t xml:space="preserve">Table 5: Network statistics under the two-phase periodisation scheme (Proto/Early combined vs. Evolved) at threshold = 0.2.</w:t>
+              <w:t xml:space="preserve">Table 5: Network statistics for the technology-assigned components of the two-phase baseline (Proto-Aurignacian, Early Aurignacian, Evolved Aurignacian) at threshold = 0.2. Aur-P1 = Proto + Early; Aur-P2 = Evolved.</w:t>
             </w:r>
           </w:p>
           <w:bookmarkEnd w:id="44"/>
@@ -4542,7 +4400,7 @@
         <w:pStyle w:val="FirstParagraph"/>
       </w:pPr>
       <w:r>
-        <w:t xml:space="preserve">The three-phase, two-phase, and four-phase periodisations yield consistent conclusions about the broad structure of Aurignacian social connectivity, while differing in the resolution at which that structure is visible.</w:t>
+        <w:t xml:space="preserve">The two-phase, three-phase, and four-phase periodisations yield consistent conclusions about the broad structure of Aurignacian social connectivity, while clarifying which components carry the two-phase results.</w:t>
       </w:r>
     </w:p>
     <w:p>
@@ -4554,13 +4412,31 @@
           <w:bCs/>
           <w:b/>
         </w:rPr>
-        <w:t xml:space="preserve">Connectivity contrast is robust to aggregation.</w:t>
+        <w:t xml:space="preserve">Aur-P1’s connectivity advantage is carried by its technology-assigned Early component.</w:t>
       </w:r>
       <w:r>
         <w:t xml:space="preserve"> </w:t>
       </w:r>
       <w:r>
-        <w:t xml:space="preserve">Under the three-phase scheme, the Proto-Aurignacian (mean degree = 4.93, 37 edges) and Early Aurignacian (mean degree = 3.56, 16 edges) each show substantially higher connectivity than the Evolved Aurignacian (mean degree = 3.33, 15 edges). When Proto and Early are merged into a single early phase, the combined network has 90 edges and a mean degree of 8.57 — more than double the Evolved phase’s 3.33. The early/late connectivity gap is therefore not an artefact of how the boundary between Proto and Early is drawn; it persists regardless of whether those phases are analysed separately or together.</w:t>
+        <w:t xml:space="preserve">Decomposing the two-phase baseline into its technology-assigned components shows that the Early Aurignacian (mean degree = 5.38, 35 edges across 13 sites) is the most connected component, exceeding even Aur-P2 (4.25, 17 edges). The relict Proto-Aurignacian — the component that survives after technology-based reassignment moved the well-sampled Swabian and Périgord sites to the Early Aurignacian (S8) — is the least connected of the three (mean degree 2.57 across 7 sites and 9 edges). This decomposition confirms the reframing that motivates the two-phase scheme: the reclassified Proto sample is too small and too weakly connected to support its own network-level claims, so the</w:t>
+      </w:r>
+      <w:r>
+        <w:t xml:space="preserve"> </w:t>
+      </w:r>
+      <w:r>
+        <w:t xml:space="preserve">“</w:t>
+      </w:r>
+      <w:r>
+        <w:t xml:space="preserve">densest Proto-Aurignacian</w:t>
+      </w:r>
+      <w:r>
+        <w:t xml:space="preserve">”</w:t>
+      </w:r>
+      <w:r>
+        <w:t xml:space="preserve"> </w:t>
+      </w:r>
+      <w:r>
+        <w:t xml:space="preserve">reading of earlier analyses is abandoned. The merged Aur-P1 mean degree (7.50) is driven by the Early component, not by a spurious average of two strong phases.</w:t>
       </w:r>
     </w:p>
     <w:p>
@@ -4572,13 +4448,13 @@
           <w:bCs/>
           <w:b/>
         </w:rPr>
-        <w:t xml:space="preserve">Density equalises under aggregation, but this is a mathematical artefact.</w:t>
+        <w:t xml:space="preserve">The early/late contrast is not an artefact of merging.</w:t>
       </w:r>
       <w:r>
         <w:t xml:space="preserve"> </w:t>
       </w:r>
       <w:r>
-        <w:t xml:space="preserve">The two-phase scheme produces near-identical graph densities for the early (0.429) and late (0.417) phases. This convergence occurs because merging two moderately connected phases into one large phase inflates the edge count while also inflating the number of possible edges, resulting in a density that masks the true connectivity difference. The mean degree — which is not normalised by network size — reveals the disparity more clearly: the merged early phase has nearly three times as many connections per site as the Evolved phase.</w:t>
+        <w:t xml:space="preserve">Even without the Proto component, the Early Aurignacian alone (mean degree 5.38) exceeds Aur-P2 (4.25), so the two-phase Aur-P1 &gt; Aur-P2 result does not depend on the Proto/Early boundary being drawn one way or the other. The connectivity gap between the early and late Aurignacian persists whether the early sequence is analysed as a single phase or as its separate Proto and Early components.</w:t>
       </w:r>
     </w:p>
     <w:p>
@@ -4590,31 +4466,13 @@
           <w:bCs/>
           <w:b/>
         </w:rPr>
-        <w:t xml:space="preserve">Community structure is preserved.</w:t>
+        <w:t xml:space="preserve">Community structure is consistent with the two-phase scheme.</w:t>
       </w:r>
       <w:r>
         <w:t xml:space="preserve"> </w:t>
       </w:r>
       <w:r>
-        <w:t xml:space="preserve">Modularity under the two-phase scheme is 0.303 for the combined early phase and 0.343 for the Evolved phase. These values are comparable to the three-phase modularity values (Proto 0.387, Early 0.227, Evolved 0.343), indicating that the community structure detected by Louvain partitioning is not an artefact of the specific phase boundaries used. The Evolved Aurignacian in particular maintains strong modularity (0.343) under both schemes, confirming that its internal structure is genuinely distinct from the earlier phases.</w:t>
-      </w:r>
-    </w:p>
-    <w:p>
-      <w:pPr>
-        <w:pStyle w:val="BodyText"/>
-      </w:pPr>
-      <w:r>
-        <w:rPr>
-          <w:bCs/>
-          <w:b/>
-        </w:rPr>
-        <w:t xml:space="preserve">The two-phase scheme conceals internal differentiation in the early Aurignacian.</w:t>
-      </w:r>
-      <w:r>
-        <w:t xml:space="preserve"> </w:t>
-      </w:r>
-      <w:r>
-        <w:t xml:space="preserve">The three-phase breakdown reveals that the Proto-Aurignacian is the most connected phase (mean degree 4.93), while the Early Aurignacian is intermediate (3.56). Merging these phases into a single block obscures this gradient. If the transition from Proto to Early reflects a genuine shift in social network organisation — for example, related to the population expansion during Heinrich Stadial 4 — the two-phase scheme cannot detect it. The three-phase scheme is therefore preferred for analyses that seek to track change through time, while the two-phase scheme is sufficient for demonstrating the broad early/late contrast.</w:t>
+        <w:t xml:space="preserve">Modularity is highest in the Early component (0.309), moderate in the Evolved (0.125), and weakest in the relict Proto (0.108). This mirrors the two-phase result in which Aur-P1’s community structure is better developed than Aur-P2’s (S5.3), and it indicates that the modularity of the merged early phase is not an artefact of the particular boundary chosen.</w:t>
       </w:r>
     </w:p>
     <w:tbl>
@@ -4641,15 +4499,13 @@
               <w:tblLayout w:type="fixed"/>
             </w:tblPr>
             <w:tblGrid>
-              <w:gridCol w:w="2523"/>
-              <w:gridCol w:w="420"/>
-              <w:gridCol w:w="420"/>
-              <w:gridCol w:w="560"/>
-              <w:gridCol w:w="630"/>
-              <w:gridCol w:w="841"/>
-              <w:gridCol w:w="911"/>
-              <w:gridCol w:w="770"/>
-              <w:gridCol w:w="841"/>
+              <w:gridCol w:w="3099"/>
+              <w:gridCol w:w="516"/>
+              <w:gridCol w:w="516"/>
+              <w:gridCol w:w="688"/>
+              <w:gridCol w:w="1033"/>
+              <w:gridCol w:w="1119"/>
+              <w:gridCol w:w="946"/>
             </w:tblGrid>
             <w:tr>
               <w:trPr>
@@ -4716,19 +4572,6 @@
                     <w:jc w:val="center"/>
                   </w:pPr>
                   <w:r>
-                    <w:t xml:space="preserve">Isolates</w:t>
-                  </w:r>
-                </w:p>
-              </w:tc>
-              <w:tc>
-                <w:tcPr/>
-                <w:p>
-                  <w:pPr>
-                    <w:pStyle w:val="Compact"/>
-                    <w:jc w:val="right"/>
-                    <w:jc w:val="center"/>
-                  </w:pPr>
-                  <w:r>
                     <w:t xml:space="preserve">Mean degree</w:t>
                   </w:r>
                 </w:p>
@@ -4756,19 +4599,6 @@
                   </w:pPr>
                   <w:r>
                     <w:t xml:space="preserve">Modularity</w:t>
-                  </w:r>
-                </w:p>
-              </w:tc>
-              <w:tc>
-                <w:tcPr/>
-                <w:p>
-                  <w:pPr>
-                    <w:pStyle w:val="Compact"/>
-                    <w:jc w:val="right"/>
-                    <w:jc w:val="center"/>
-                  </w:pPr>
-                  <w:r>
-                    <w:t xml:space="preserve">Communities</w:t>
                   </w:r>
                 </w:p>
               </w:tc>
@@ -4783,111 +4613,85 @@
                     <w:jc w:val="center"/>
                   </w:pPr>
                   <w:r>
-                    <w:t xml:space="preserve">Proto-Aurignacian (43–39.8 ka BP)</w:t>
-                  </w:r>
-                </w:p>
-              </w:tc>
-              <w:tc>
-                <w:tcPr/>
-                <w:p>
-                  <w:pPr>
-                    <w:pStyle w:val="Compact"/>
-                    <w:jc w:val="right"/>
-                    <w:jc w:val="center"/>
-                  </w:pPr>
-                  <w:r>
-                    <w:t xml:space="preserve">15</w:t>
-                  </w:r>
-                </w:p>
-              </w:tc>
-              <w:tc>
-                <w:tcPr/>
-                <w:p>
-                  <w:pPr>
-                    <w:pStyle w:val="Compact"/>
-                    <w:jc w:val="right"/>
-                    <w:jc w:val="center"/>
-                  </w:pPr>
-                  <w:r>
-                    <w:t xml:space="preserve">37</w:t>
-                  </w:r>
-                </w:p>
-              </w:tc>
-              <w:tc>
-                <w:tcPr/>
-                <w:p>
-                  <w:pPr>
-                    <w:pStyle w:val="Compact"/>
-                    <w:jc w:val="right"/>
-                    <w:jc w:val="center"/>
-                  </w:pPr>
-                  <w:r>
-                    <w:t xml:space="preserve">0.352</w:t>
-                  </w:r>
-                </w:p>
-              </w:tc>
-              <w:tc>
-                <w:tcPr/>
-                <w:p>
-                  <w:pPr>
-                    <w:pStyle w:val="Compact"/>
-                    <w:jc w:val="right"/>
-                    <w:jc w:val="center"/>
-                  </w:pPr>
-                  <w:r>
-                    <w:t xml:space="preserve">1</w:t>
-                  </w:r>
-                </w:p>
-              </w:tc>
-              <w:tc>
-                <w:tcPr/>
-                <w:p>
-                  <w:pPr>
-                    <w:pStyle w:val="Compact"/>
-                    <w:jc w:val="right"/>
-                    <w:jc w:val="center"/>
-                  </w:pPr>
-                  <w:r>
-                    <w:t xml:space="preserve">4.93</w:t>
-                  </w:r>
-                </w:p>
-              </w:tc>
-              <w:tc>
-                <w:tcPr/>
-                <w:p>
-                  <w:pPr>
-                    <w:pStyle w:val="Compact"/>
-                    <w:jc w:val="right"/>
-                    <w:jc w:val="center"/>
-                  </w:pPr>
-                  <w:r>
-                    <w:t xml:space="preserve">0.706</w:t>
-                  </w:r>
-                </w:p>
-              </w:tc>
-              <w:tc>
-                <w:tcPr/>
-                <w:p>
-                  <w:pPr>
-                    <w:pStyle w:val="Compact"/>
-                    <w:jc w:val="right"/>
-                    <w:jc w:val="center"/>
-                  </w:pPr>
-                  <w:r>
-                    <w:t xml:space="preserve">0.387</w:t>
-                  </w:r>
-                </w:p>
-              </w:tc>
-              <w:tc>
-                <w:tcPr/>
-                <w:p>
-                  <w:pPr>
-                    <w:pStyle w:val="Compact"/>
-                    <w:jc w:val="right"/>
-                    <w:jc w:val="center"/>
-                  </w:pPr>
-                  <w:r>
-                    <w:t xml:space="preserve">3</w:t>
+                    <w:t xml:space="preserve">Proto-Aurignacian (Aur-P1)</w:t>
+                  </w:r>
+                </w:p>
+              </w:tc>
+              <w:tc>
+                <w:tcPr/>
+                <w:p>
+                  <w:pPr>
+                    <w:pStyle w:val="Compact"/>
+                    <w:jc w:val="right"/>
+                    <w:jc w:val="center"/>
+                  </w:pPr>
+                  <w:r>
+                    <w:t xml:space="preserve">7</w:t>
+                  </w:r>
+                </w:p>
+              </w:tc>
+              <w:tc>
+                <w:tcPr/>
+                <w:p>
+                  <w:pPr>
+                    <w:pStyle w:val="Compact"/>
+                    <w:jc w:val="right"/>
+                    <w:jc w:val="center"/>
+                  </w:pPr>
+                  <w:r>
+                    <w:t xml:space="preserve">9</w:t>
+                  </w:r>
+                </w:p>
+              </w:tc>
+              <w:tc>
+                <w:tcPr/>
+                <w:p>
+                  <w:pPr>
+                    <w:pStyle w:val="Compact"/>
+                    <w:jc w:val="right"/>
+                    <w:jc w:val="center"/>
+                  </w:pPr>
+                  <w:r>
+                    <w:t xml:space="preserve">0.429</w:t>
+                  </w:r>
+                </w:p>
+              </w:tc>
+              <w:tc>
+                <w:tcPr/>
+                <w:p>
+                  <w:pPr>
+                    <w:pStyle w:val="Compact"/>
+                    <w:jc w:val="right"/>
+                    <w:jc w:val="center"/>
+                  </w:pPr>
+                  <w:r>
+                    <w:t xml:space="preserve">2.57</w:t>
+                  </w:r>
+                </w:p>
+              </w:tc>
+              <w:tc>
+                <w:tcPr/>
+                <w:p>
+                  <w:pPr>
+                    <w:pStyle w:val="Compact"/>
+                    <w:jc w:val="right"/>
+                    <w:jc w:val="center"/>
+                  </w:pPr>
+                  <w:r>
+                    <w:t xml:space="preserve">0.714</w:t>
+                  </w:r>
+                </w:p>
+              </w:tc>
+              <w:tc>
+                <w:tcPr/>
+                <w:p>
+                  <w:pPr>
+                    <w:pStyle w:val="Compact"/>
+                    <w:jc w:val="right"/>
+                    <w:jc w:val="center"/>
+                  </w:pPr>
+                  <w:r>
+                    <w:t xml:space="preserve">0.108</w:t>
                   </w:r>
                 </w:p>
               </w:tc>
@@ -4902,111 +4706,85 @@
                     <w:jc w:val="center"/>
                   </w:pPr>
                   <w:r>
-                    <w:t xml:space="preserve">Early Aurignacian (39.8–37.8 ka BP)</w:t>
-                  </w:r>
-                </w:p>
-              </w:tc>
-              <w:tc>
-                <w:tcPr/>
-                <w:p>
-                  <w:pPr>
-                    <w:pStyle w:val="Compact"/>
-                    <w:jc w:val="right"/>
-                    <w:jc w:val="center"/>
-                  </w:pPr>
-                  <w:r>
-                    <w:t xml:space="preserve">9</w:t>
-                  </w:r>
-                </w:p>
-              </w:tc>
-              <w:tc>
-                <w:tcPr/>
-                <w:p>
-                  <w:pPr>
-                    <w:pStyle w:val="Compact"/>
-                    <w:jc w:val="right"/>
-                    <w:jc w:val="center"/>
-                  </w:pPr>
-                  <w:r>
-                    <w:t xml:space="preserve">16</w:t>
-                  </w:r>
-                </w:p>
-              </w:tc>
-              <w:tc>
-                <w:tcPr/>
-                <w:p>
-                  <w:pPr>
-                    <w:pStyle w:val="Compact"/>
-                    <w:jc w:val="right"/>
-                    <w:jc w:val="center"/>
-                  </w:pPr>
-                  <w:r>
-                    <w:t xml:space="preserve">0.444</w:t>
-                  </w:r>
-                </w:p>
-              </w:tc>
-              <w:tc>
-                <w:tcPr/>
-                <w:p>
-                  <w:pPr>
-                    <w:pStyle w:val="Compact"/>
-                    <w:jc w:val="right"/>
-                    <w:jc w:val="center"/>
-                  </w:pPr>
-                  <w:r>
-                    <w:t xml:space="preserve">1</w:t>
-                  </w:r>
-                </w:p>
-              </w:tc>
-              <w:tc>
-                <w:tcPr/>
-                <w:p>
-                  <w:pPr>
-                    <w:pStyle w:val="Compact"/>
-                    <w:jc w:val="right"/>
-                    <w:jc w:val="center"/>
-                  </w:pPr>
-                  <w:r>
-                    <w:t xml:space="preserve">3.56</w:t>
-                  </w:r>
-                </w:p>
-              </w:tc>
-              <w:tc>
-                <w:tcPr/>
-                <w:p>
-                  <w:pPr>
-                    <w:pStyle w:val="Compact"/>
-                    <w:jc w:val="right"/>
-                    <w:jc w:val="center"/>
-                  </w:pPr>
-                  <w:r>
-                    <w:t xml:space="preserve">0.750</w:t>
-                  </w:r>
-                </w:p>
-              </w:tc>
-              <w:tc>
-                <w:tcPr/>
-                <w:p>
-                  <w:pPr>
-                    <w:pStyle w:val="Compact"/>
-                    <w:jc w:val="right"/>
-                    <w:jc w:val="center"/>
-                  </w:pPr>
-                  <w:r>
-                    <w:t xml:space="preserve">0.227</w:t>
-                  </w:r>
-                </w:p>
-              </w:tc>
-              <w:tc>
-                <w:tcPr/>
-                <w:p>
-                  <w:pPr>
-                    <w:pStyle w:val="Compact"/>
-                    <w:jc w:val="right"/>
-                    <w:jc w:val="center"/>
-                  </w:pPr>
-                  <w:r>
-                    <w:t xml:space="preserve">3</w:t>
+                    <w:t xml:space="preserve">Early Aurignacian (Aur-P1)</w:t>
+                  </w:r>
+                </w:p>
+              </w:tc>
+              <w:tc>
+                <w:tcPr/>
+                <w:p>
+                  <w:pPr>
+                    <w:pStyle w:val="Compact"/>
+                    <w:jc w:val="right"/>
+                    <w:jc w:val="center"/>
+                  </w:pPr>
+                  <w:r>
+                    <w:t xml:space="preserve">13</w:t>
+                  </w:r>
+                </w:p>
+              </w:tc>
+              <w:tc>
+                <w:tcPr/>
+                <w:p>
+                  <w:pPr>
+                    <w:pStyle w:val="Compact"/>
+                    <w:jc w:val="right"/>
+                    <w:jc w:val="center"/>
+                  </w:pPr>
+                  <w:r>
+                    <w:t xml:space="preserve">35</w:t>
+                  </w:r>
+                </w:p>
+              </w:tc>
+              <w:tc>
+                <w:tcPr/>
+                <w:p>
+                  <w:pPr>
+                    <w:pStyle w:val="Compact"/>
+                    <w:jc w:val="right"/>
+                    <w:jc w:val="center"/>
+                  </w:pPr>
+                  <w:r>
+                    <w:t xml:space="preserve">0.449</w:t>
+                  </w:r>
+                </w:p>
+              </w:tc>
+              <w:tc>
+                <w:tcPr/>
+                <w:p>
+                  <w:pPr>
+                    <w:pStyle w:val="Compact"/>
+                    <w:jc w:val="right"/>
+                    <w:jc w:val="center"/>
+                  </w:pPr>
+                  <w:r>
+                    <w:t xml:space="preserve">5.38</w:t>
+                  </w:r>
+                </w:p>
+              </w:tc>
+              <w:tc>
+                <w:tcPr/>
+                <w:p>
+                  <w:pPr>
+                    <w:pStyle w:val="Compact"/>
+                    <w:jc w:val="right"/>
+                    <w:jc w:val="center"/>
+                  </w:pPr>
+                  <w:r>
+                    <w:t xml:space="preserve">0.781</w:t>
+                  </w:r>
+                </w:p>
+              </w:tc>
+              <w:tc>
+                <w:tcPr/>
+                <w:p>
+                  <w:pPr>
+                    <w:pStyle w:val="Compact"/>
+                    <w:jc w:val="right"/>
+                    <w:jc w:val="center"/>
+                  </w:pPr>
+                  <w:r>
+                    <w:t xml:space="preserve">0.309</w:t>
                   </w:r>
                 </w:p>
               </w:tc>
@@ -5021,111 +4799,85 @@
                     <w:jc w:val="center"/>
                   </w:pPr>
                   <w:r>
-                    <w:t xml:space="preserve">Evolved Aurignacian (37.8–35 ka BP)</w:t>
-                  </w:r>
-                </w:p>
-              </w:tc>
-              <w:tc>
-                <w:tcPr/>
-                <w:p>
-                  <w:pPr>
-                    <w:pStyle w:val="Compact"/>
-                    <w:jc w:val="right"/>
-                    <w:jc w:val="center"/>
-                  </w:pPr>
-                  <w:r>
-                    <w:t xml:space="preserve">6</w:t>
-                  </w:r>
-                </w:p>
-              </w:tc>
-              <w:tc>
-                <w:tcPr/>
-                <w:p>
-                  <w:pPr>
-                    <w:pStyle w:val="Compact"/>
-                    <w:jc w:val="right"/>
-                    <w:jc w:val="center"/>
-                  </w:pPr>
-                  <w:r>
-                    <w:t xml:space="preserve">8</w:t>
-                  </w:r>
-                </w:p>
-              </w:tc>
-              <w:tc>
-                <w:tcPr/>
-                <w:p>
-                  <w:pPr>
-                    <w:pStyle w:val="Compact"/>
-                    <w:jc w:val="right"/>
-                    <w:jc w:val="center"/>
-                  </w:pPr>
-                  <w:r>
-                    <w:t xml:space="preserve">0.533</w:t>
-                  </w:r>
-                </w:p>
-              </w:tc>
-              <w:tc>
-                <w:tcPr/>
-                <w:p>
-                  <w:pPr>
-                    <w:pStyle w:val="Compact"/>
-                    <w:jc w:val="right"/>
-                    <w:jc w:val="center"/>
-                  </w:pPr>
-                  <w:r>
-                    <w:t xml:space="preserve">0</w:t>
-                  </w:r>
-                </w:p>
-              </w:tc>
-              <w:tc>
-                <w:tcPr/>
-                <w:p>
-                  <w:pPr>
-                    <w:pStyle w:val="Compact"/>
-                    <w:jc w:val="right"/>
-                    <w:jc w:val="center"/>
-                  </w:pPr>
-                  <w:r>
-                    <w:t xml:space="preserve">2.67</w:t>
-                  </w:r>
-                </w:p>
-              </w:tc>
-              <w:tc>
-                <w:tcPr/>
-                <w:p>
-                  <w:pPr>
-                    <w:pStyle w:val="Compact"/>
-                    <w:jc w:val="right"/>
-                    <w:jc w:val="center"/>
-                  </w:pPr>
-                  <w:r>
-                    <w:t xml:space="preserve">0.529</w:t>
-                  </w:r>
-                </w:p>
-              </w:tc>
-              <w:tc>
-                <w:tcPr/>
-                <w:p>
-                  <w:pPr>
-                    <w:pStyle w:val="Compact"/>
-                    <w:jc w:val="right"/>
-                    <w:jc w:val="center"/>
-                  </w:pPr>
-                  <w:r>
-                    <w:t xml:space="preserve">0.162</w:t>
-                  </w:r>
-                </w:p>
-              </w:tc>
-              <w:tc>
-                <w:tcPr/>
-                <w:p>
-                  <w:pPr>
-                    <w:pStyle w:val="Compact"/>
-                    <w:jc w:val="right"/>
-                    <w:jc w:val="center"/>
-                  </w:pPr>
-                  <w:r>
-                    <w:t xml:space="preserve">2</w:t>
+                    <w:t xml:space="preserve">Evolved Aurignacian (37.8-35 ka BP)</w:t>
+                  </w:r>
+                </w:p>
+              </w:tc>
+              <w:tc>
+                <w:tcPr/>
+                <w:p>
+                  <w:pPr>
+                    <w:pStyle w:val="Compact"/>
+                    <w:jc w:val="right"/>
+                    <w:jc w:val="center"/>
+                  </w:pPr>
+                  <w:r>
+                    <w:t xml:space="preserve">5</w:t>
+                  </w:r>
+                </w:p>
+              </w:tc>
+              <w:tc>
+                <w:tcPr/>
+                <w:p>
+                  <w:pPr>
+                    <w:pStyle w:val="Compact"/>
+                    <w:jc w:val="right"/>
+                    <w:jc w:val="center"/>
+                  </w:pPr>
+                  <w:r>
+                    <w:t xml:space="preserve">7</w:t>
+                  </w:r>
+                </w:p>
+              </w:tc>
+              <w:tc>
+                <w:tcPr/>
+                <w:p>
+                  <w:pPr>
+                    <w:pStyle w:val="Compact"/>
+                    <w:jc w:val="right"/>
+                    <w:jc w:val="center"/>
+                  </w:pPr>
+                  <w:r>
+                    <w:t xml:space="preserve">0.700</w:t>
+                  </w:r>
+                </w:p>
+              </w:tc>
+              <w:tc>
+                <w:tcPr/>
+                <w:p>
+                  <w:pPr>
+                    <w:pStyle w:val="Compact"/>
+                    <w:jc w:val="right"/>
+                    <w:jc w:val="center"/>
+                  </w:pPr>
+                  <w:r>
+                    <w:t xml:space="preserve">2.80</w:t>
+                  </w:r>
+                </w:p>
+              </w:tc>
+              <w:tc>
+                <w:tcPr/>
+                <w:p>
+                  <w:pPr>
+                    <w:pStyle w:val="Compact"/>
+                    <w:jc w:val="right"/>
+                    <w:jc w:val="center"/>
+                  </w:pPr>
+                  <w:r>
+                    <w:t xml:space="preserve">0.600</w:t>
+                  </w:r>
+                </w:p>
+              </w:tc>
+              <w:tc>
+                <w:tcPr/>
+                <w:p>
+                  <w:pPr>
+                    <w:pStyle w:val="Compact"/>
+                    <w:jc w:val="right"/>
+                    <w:jc w:val="center"/>
+                  </w:pPr>
+                  <w:r>
+                    <w:t xml:space="preserve">0.000</w:t>
                   </w:r>
                 </w:p>
               </w:tc>
@@ -5140,72 +4892,59 @@
                     <w:jc w:val="center"/>
                   </w:pPr>
                   <w:r>
-                    <w:t xml:space="preserve">Late Aurignacian (35–32 ka BP)</w:t>
-                  </w:r>
-                </w:p>
-              </w:tc>
-              <w:tc>
-                <w:tcPr/>
-                <w:p>
-                  <w:pPr>
-                    <w:pStyle w:val="Compact"/>
-                    <w:jc w:val="right"/>
-                    <w:jc w:val="center"/>
-                  </w:pPr>
-                  <w:r>
-                    <w:t xml:space="preserve">4</w:t>
-                  </w:r>
-                </w:p>
-              </w:tc>
-              <w:tc>
-                <w:tcPr/>
-                <w:p>
-                  <w:pPr>
-                    <w:pStyle w:val="Compact"/>
-                    <w:jc w:val="right"/>
-                    <w:jc w:val="center"/>
-                  </w:pPr>
-                  <w:r>
-                    <w:t xml:space="preserve">1</w:t>
-                  </w:r>
-                </w:p>
-              </w:tc>
-              <w:tc>
-                <w:tcPr/>
-                <w:p>
-                  <w:pPr>
-                    <w:pStyle w:val="Compact"/>
-                    <w:jc w:val="right"/>
-                    <w:jc w:val="center"/>
-                  </w:pPr>
-                  <w:r>
-                    <w:t xml:space="preserve">0.167</w:t>
-                  </w:r>
-                </w:p>
-              </w:tc>
-              <w:tc>
-                <w:tcPr/>
-                <w:p>
-                  <w:pPr>
-                    <w:pStyle w:val="Compact"/>
-                    <w:jc w:val="right"/>
-                    <w:jc w:val="center"/>
-                  </w:pPr>
-                  <w:r>
-                    <w:t xml:space="preserve">2</w:t>
-                  </w:r>
-                </w:p>
-              </w:tc>
-              <w:tc>
-                <w:tcPr/>
-                <w:p>
-                  <w:pPr>
-                    <w:pStyle w:val="Compact"/>
-                    <w:jc w:val="right"/>
-                    <w:jc w:val="center"/>
-                  </w:pPr>
-                  <w:r>
-                    <w:t xml:space="preserve">0.50</w:t>
+                    <w:t xml:space="preserve">Late Aurignacian (35-32 ka BP)</w:t>
+                  </w:r>
+                </w:p>
+              </w:tc>
+              <w:tc>
+                <w:tcPr/>
+                <w:p>
+                  <w:pPr>
+                    <w:pStyle w:val="Compact"/>
+                    <w:jc w:val="right"/>
+                    <w:jc w:val="center"/>
+                  </w:pPr>
+                  <w:r>
+                    <w:t xml:space="preserve">3</w:t>
+                  </w:r>
+                </w:p>
+              </w:tc>
+              <w:tc>
+                <w:tcPr/>
+                <w:p>
+                  <w:pPr>
+                    <w:pStyle w:val="Compact"/>
+                    <w:jc w:val="right"/>
+                    <w:jc w:val="center"/>
+                  </w:pPr>
+                  <w:r>
+                    <w:t xml:space="preserve">0</w:t>
+                  </w:r>
+                </w:p>
+              </w:tc>
+              <w:tc>
+                <w:tcPr/>
+                <w:p>
+                  <w:pPr>
+                    <w:pStyle w:val="Compact"/>
+                    <w:jc w:val="right"/>
+                    <w:jc w:val="center"/>
+                  </w:pPr>
+                  <w:r>
+                    <w:t xml:space="preserve">0.000</w:t>
+                  </w:r>
+                </w:p>
+              </w:tc>
+              <w:tc>
+                <w:tcPr/>
+                <w:p>
+                  <w:pPr>
+                    <w:pStyle w:val="Compact"/>
+                    <w:jc w:val="right"/>
+                    <w:jc w:val="center"/>
+                  </w:pPr>
+                  <w:r>
+                    <w:t xml:space="preserve">0.00</w:t>
                   </w:r>
                 </w:p>
               </w:tc>
@@ -5231,20 +4970,7 @@
                     <w:jc w:val="center"/>
                   </w:pPr>
                   <w:r>
-                    <w:t xml:space="preserve">0.000</w:t>
-                  </w:r>
-                </w:p>
-              </w:tc>
-              <w:tc>
-                <w:tcPr/>
-                <w:p>
-                  <w:pPr>
-                    <w:pStyle w:val="Compact"/>
-                    <w:jc w:val="right"/>
-                    <w:jc w:val="center"/>
-                  </w:pPr>
-                  <w:r>
-                    <w:t xml:space="preserve">3</w:t>
+                    <w:t xml:space="preserve">NaN</w:t>
                   </w:r>
                 </w:p>
               </w:tc>
@@ -5260,7 +4986,7 @@
               <w:pStyle w:val="ImageCaption"/>
             </w:pPr>
             <w:r>
-              <w:t xml:space="preserve">Table 6: Network statistics under the four-phase periodisation scheme (Proto, Early, Evolved, Late Aurignacian) at threshold = 0.2. The Evolved/Late split follows the four-phase Aurignacian taxonomy of Teyssandier &amp; Zilhão (2018), with the boundary at 35 ka BP calibrated.</w:t>
+              <w:t xml:space="preserve">Table 6: Network statistics under the four-phase periodisation (Proto, Early, Evolved, Late Aurignacian) at threshold = 0.2. The Evolved/Late split of Aur-P2 follows the four-phase Aurignacian taxonomy of Teyssandier &amp; Zilhão (2018), with the boundary at 35 ka BP calibrated.</w:t>
             </w:r>
           </w:p>
           <w:bookmarkEnd w:id="46"/>
@@ -5281,7 +5007,7 @@
         <w:pStyle w:val="FirstParagraph"/>
       </w:pPr>
       <w:r>
-        <w:t xml:space="preserve">The four-phase Aurignacian taxonomy of Teyssandier &amp; Zilhão (2018) distinguishes Proto, Early (Aurignacian I), Evolved (Aurignacian II), and Late (Aurignacian III-IV) phases. The Early–Evolved transition has been dated to 37.0–36.5 ka BP by Banks et al. (2013a, b), and the Late Aurignacian is associated with the terminal phase of the technocomplex before the onset of the Gravettian. Splitting the Evolved Aurignacian at 35 ka BP into Evolved and Late sub-phases tests whether the connectivity decline observed in the main text is gradual or stepwise. The Evolved Aurignacian (37.8–35 ka BP) retains moderate connectivity with 8 edges and a mean degree of 2.67 across 6 sites, while the Late Aurignacian (35–32 ka BP) is severely data-limited: with only 4 sites and a single edge, its network statistics (mean degree 0.50, modularity 0) are unreliable. The near-absence of connectivity in the Late Aurignacian is consistent with the broader pattern of declining social network density through time, but the sample is too small to determine whether the transition from Evolved to Late represents a further step-down or a continuation of an already low level. The three-phase scheme remains the most informative for the main analysis, as it avoids fragmenting the Evolved Aurignacian into sub-phases whose small sample sizes preclude robust statistical inference.</w:t>
+        <w:t xml:space="preserve">The four-phase Aurignacian taxonomy of Teyssandier &amp; Zilhão (2018) distinguishes Proto, Early (Aurignacian I), Evolved (Aurignacian II), and Late (Aurignacian III-IV) phases. The Early–Evolved transition has been dated to 37.0–36.5 ka BP by Banks et al. (2013a, b), and the Late Aurignacian is associated with the terminal phase of the technocomplex before the onset of the Gravettian. Splitting the Evolved Aurignacian (Aur-P2) at 35 ka BP into Evolved and Late sub-phases tests whether Aur-P2’s connectivity is internally differentiated. The Evolved Aurignacian (37.8–35 ka BP) retains moderate connectivity with 7 edges and a mean degree of 2.80 across 5 sites, while the Late Aurignacian (35–32 ka BP) is severely data-limited: with only 3 sites and no edges at threshold 0.2, its network statistics (mean degree 0, modularity undefined) are unreliable. The near-absence of connectivity in the Late Aurignacian is consistent with the weaker, less resolved structure of Aur-P2 reported in the main text, but the sample is too small to determine whether the Evolved–Late transition represents a step-down or a continuation of an already low level. The two-phase scheme remains the most informative for the main analysis, as it avoids fragmenting Aur-P2 into sub-phases whose small sample sizes preclude robust statistical inference.</w:t>
       </w:r>
     </w:p>
     <w:bookmarkEnd w:id="47"/>
@@ -23527,7 +23253,25 @@
         <w:pStyle w:val="FirstParagraph"/>
       </w:pPr>
       <w:r>
-        <w:t xml:space="preserve">The main analysis assigns each site to an Aurignacian phase based on calibrated radiocarbon dates. However, several recent specialist reassessments demonstrate that radiocarbon dates alone are insufficient for phase attribution, and that the archaeological content of layers should take precedence:</w:t>
+        <w:t xml:space="preserve">The main analysis assigns each site to a phase (Aur-P1/Aur-P2) using specialist technological attributions from the published literature, supplemented by calibrated radiocarbon dates, as detailed in the</w:t>
+      </w:r>
+      <w:r>
+        <w:t xml:space="preserve"> </w:t>
+      </w:r>
+      <w:r>
+        <w:t xml:space="preserve">“</w:t>
+      </w:r>
+      <w:r>
+        <w:t xml:space="preserve">Site Phase Assignments</w:t>
+      </w:r>
+      <w:r>
+        <w:t xml:space="preserve">”</w:t>
+      </w:r>
+      <w:r>
+        <w:t xml:space="preserve"> </w:t>
+      </w:r>
+      <w:r>
+        <w:t xml:space="preserve">supplementary item. Recent specialist reassessments demonstrate that radiocarbon dates alone are insufficient for phase attribution, and that the archaeological content of layers should take precedence:</w:t>
       </w:r>
     </w:p>
     <w:p>
@@ -23546,7 +23290,7 @@
         <w:t xml:space="preserve">Abri Pataud</w:t>
       </w:r>
       <w:r>
-        <w:t xml:space="preserve">: The lithic technology in levels 14–9 (carinated scraper bladelet cores, dual reduction systems) is diagnostic of the Early Aurignacian, not the Proto-Aurignacian, despite basal dates of ~41,200–39,500 cal BP that fall within the Proto-Aurignacian range</w:t>
+        <w:t xml:space="preserve">: The lithic technology in levels 14–9 (carinated scraper bladelet cores, dual reduction systems) is diagnostic of the Early Aurignacian (Aur-P1), not the Proto-Aurignacian, despite basal dates of ~41,200–39,500 cal BP that fall within the Proto-Aurignacian range</w:t>
       </w:r>
       <w:r>
         <w:t xml:space="preserve"> </w:t>
@@ -23574,7 +23318,7 @@
         <w:t xml:space="preserve">La Ferrassie</w:t>
       </w:r>
       <w:r>
-        <w:t xml:space="preserve">: The Aurignacian at La Ferrassie begins in Layer 7, directly overlying the Châtelperronian (Layer 6). Talamo et al. (2020) classify this as Early Aurignacian based on carinated scrapers and wide Aurignacian blades. No split-base bone points (Proto-Aurignacian diagnostic) were found</w:t>
+        <w:t xml:space="preserve">: The Aurignacian at La Ferrassie begins in Layer 7, directly overlying the Châtelperronian (Layer 6). Talamo et al. (2020) classify this as Early Aurignacian (Aur-P1) based on carinated scrapers and wide Aurignacian blades. No split-base bone points (Proto-Aurignacian diagnostic) were found</w:t>
       </w:r>
       <w:r>
         <w:t xml:space="preserve"> </w:t>
@@ -23614,7 +23358,7 @@
         <w:t xml:space="preserve">”</w:t>
       </w:r>
       <w:r>
-        <w:t xml:space="preserve">) lack split bases and occur stratigraphically above split-based points at other Central European sites, placing them in the Evolved Aurignacian</w:t>
+        <w:t xml:space="preserve">) lack split bases and occur stratigraphically above split-based points at other Central European sites, placing them in the Evolved Aurignacian (Aur-P2)</w:t>
       </w:r>
       <w:r>
         <w:t xml:space="preserve"> </w:t>
@@ -23668,7 +23412,7 @@
         <w:pStyle w:val="FirstParagraph"/>
       </w:pPr>
       <w:r>
-        <w:t xml:space="preserve">This section tests two scenarios: (A) reclassifying Abri Pataud and La Ferrassie to the Early Aurignacian and Mladeč to the Evolved Aurignacian, following specialist technological attributions; and (B) additionally excluding Vogelherd entirely, given its documented stratigraphic mixing.</w:t>
+        <w:t xml:space="preserve">Because these attributions are load-bearing for the two-phase framework, this section tests the sensitivity of the network results to (A) reverting to the purely date-based assignment used in earlier analyses — each object assigned to a phase by its calibrated date alone — and (B) excluding Vogelherd entirely, given its documented stratigraphic mixing.</w:t>
       </w:r>
     </w:p>
     <w:bookmarkEnd w:id="159"/>
@@ -23705,14 +23449,14 @@
               <w:tblLayout w:type="fixed"/>
             </w:tblPr>
             <w:tblGrid>
-              <w:gridCol w:w="1414"/>
-              <w:gridCol w:w="2192"/>
-              <w:gridCol w:w="424"/>
-              <w:gridCol w:w="494"/>
-              <w:gridCol w:w="636"/>
-              <w:gridCol w:w="919"/>
-              <w:gridCol w:w="989"/>
-              <w:gridCol w:w="848"/>
+              <w:gridCol w:w="577"/>
+              <w:gridCol w:w="2310"/>
+              <w:gridCol w:w="495"/>
+              <w:gridCol w:w="577"/>
+              <w:gridCol w:w="742"/>
+              <w:gridCol w:w="1072"/>
+              <w:gridCol w:w="1155"/>
+              <w:gridCol w:w="990"/>
             </w:tblGrid>
             <w:tr>
               <w:trPr>
@@ -23833,98 +23577,98 @@
                     <w:jc w:val="center"/>
                   </w:pPr>
                   <w:r>
-                    <w:t xml:space="preserve">Proto-Aurignacian</w:t>
-                  </w:r>
-                </w:p>
-              </w:tc>
-              <w:tc>
-                <w:tcPr/>
-                <w:p>
-                  <w:pPr>
-                    <w:pStyle w:val="Compact"/>
-                    <w:jc w:val="left"/>
-                    <w:jc w:val="center"/>
-                  </w:pPr>
-                  <w:r>
-                    <w:t xml:space="preserve">Baseline</w:t>
-                  </w:r>
-                </w:p>
-              </w:tc>
-              <w:tc>
-                <w:tcPr/>
-                <w:p>
-                  <w:pPr>
-                    <w:pStyle w:val="Compact"/>
-                    <w:jc w:val="left"/>
-                    <w:jc w:val="center"/>
-                  </w:pPr>
-                  <w:r>
-                    <w:t xml:space="preserve">13</w:t>
-                  </w:r>
-                </w:p>
-              </w:tc>
-              <w:tc>
-                <w:tcPr/>
-                <w:p>
-                  <w:pPr>
-                    <w:pStyle w:val="Compact"/>
-                    <w:jc w:val="center"/>
-                    <w:jc w:val="center"/>
-                  </w:pPr>
-                  <w:r>
-                    <w:t xml:space="preserve">30</w:t>
-                  </w:r>
-                </w:p>
-              </w:tc>
-              <w:tc>
-                <w:tcPr/>
-                <w:p>
-                  <w:pPr>
-                    <w:pStyle w:val="Compact"/>
-                    <w:jc w:val="center"/>
-                    <w:jc w:val="center"/>
-                  </w:pPr>
-                  <w:r>
-                    <w:t xml:space="preserve">0.385</w:t>
-                  </w:r>
-                </w:p>
-              </w:tc>
-              <w:tc>
-                <w:tcPr/>
-                <w:p>
-                  <w:pPr>
-                    <w:pStyle w:val="Compact"/>
-                    <w:jc w:val="center"/>
-                    <w:jc w:val="center"/>
-                  </w:pPr>
-                  <w:r>
-                    <w:t xml:space="preserve">4.62</w:t>
-                  </w:r>
-                </w:p>
-              </w:tc>
-              <w:tc>
-                <w:tcPr/>
-                <w:p>
-                  <w:pPr>
-                    <w:pStyle w:val="Compact"/>
-                    <w:jc w:val="center"/>
-                    <w:jc w:val="center"/>
-                  </w:pPr>
-                  <w:r>
-                    <w:t xml:space="preserve">0.732</w:t>
-                  </w:r>
-                </w:p>
-              </w:tc>
-              <w:tc>
-                <w:tcPr/>
-                <w:p>
-                  <w:pPr>
-                    <w:pStyle w:val="Compact"/>
-                    <w:jc w:val="center"/>
-                    <w:jc w:val="center"/>
-                  </w:pPr>
-                  <w:r>
-                    <w:t xml:space="preserve">0.341</w:t>
+                    <w:t xml:space="preserve">Aur-P1</w:t>
+                  </w:r>
+                </w:p>
+              </w:tc>
+              <w:tc>
+                <w:tcPr/>
+                <w:p>
+                  <w:pPr>
+                    <w:pStyle w:val="Compact"/>
+                    <w:jc w:val="left"/>
+                    <w:jc w:val="center"/>
+                  </w:pPr>
+                  <w:r>
+                    <w:t xml:space="preserve">Baseline (technology-based)</w:t>
+                  </w:r>
+                </w:p>
+              </w:tc>
+              <w:tc>
+                <w:tcPr/>
+                <w:p>
+                  <w:pPr>
+                    <w:pStyle w:val="Compact"/>
+                    <w:jc w:val="left"/>
+                    <w:jc w:val="center"/>
+                  </w:pPr>
+                  <w:r>
+                    <w:t xml:space="preserve">20</w:t>
+                  </w:r>
+                </w:p>
+              </w:tc>
+              <w:tc>
+                <w:tcPr/>
+                <w:p>
+                  <w:pPr>
+                    <w:pStyle w:val="Compact"/>
+                    <w:jc w:val="center"/>
+                    <w:jc w:val="center"/>
+                  </w:pPr>
+                  <w:r>
+                    <w:t xml:space="preserve">75</w:t>
+                  </w:r>
+                </w:p>
+              </w:tc>
+              <w:tc>
+                <w:tcPr/>
+                <w:p>
+                  <w:pPr>
+                    <w:pStyle w:val="Compact"/>
+                    <w:jc w:val="center"/>
+                    <w:jc w:val="center"/>
+                  </w:pPr>
+                  <w:r>
+                    <w:t xml:space="preserve">0.395</w:t>
+                  </w:r>
+                </w:p>
+              </w:tc>
+              <w:tc>
+                <w:tcPr/>
+                <w:p>
+                  <w:pPr>
+                    <w:pStyle w:val="Compact"/>
+                    <w:jc w:val="center"/>
+                    <w:jc w:val="center"/>
+                  </w:pPr>
+                  <w:r>
+                    <w:t xml:space="preserve">7.50</w:t>
+                  </w:r>
+                </w:p>
+              </w:tc>
+              <w:tc>
+                <w:tcPr/>
+                <w:p>
+                  <w:pPr>
+                    <w:pStyle w:val="Compact"/>
+                    <w:jc w:val="center"/>
+                    <w:jc w:val="center"/>
+                  </w:pPr>
+                  <w:r>
+                    <w:t xml:space="preserve">0.711</w:t>
+                  </w:r>
+                </w:p>
+              </w:tc>
+              <w:tc>
+                <w:tcPr/>
+                <w:p>
+                  <w:pPr>
+                    <w:pStyle w:val="Compact"/>
+                    <w:jc w:val="center"/>
+                    <w:jc w:val="center"/>
+                  </w:pPr>
+                  <w:r>
+                    <w:t xml:space="preserve">0.332</w:t>
                   </w:r>
                 </w:p>
               </w:tc>
@@ -23939,98 +23683,98 @@
                     <w:jc w:val="center"/>
                   </w:pPr>
                   <w:r>
-                    <w:t xml:space="preserve">Early Aurignacian</w:t>
-                  </w:r>
-                </w:p>
-              </w:tc>
-              <w:tc>
-                <w:tcPr/>
-                <w:p>
-                  <w:pPr>
-                    <w:pStyle w:val="Compact"/>
-                    <w:jc w:val="left"/>
-                    <w:jc w:val="center"/>
-                  </w:pPr>
-                  <w:r>
-                    <w:t xml:space="preserve">Baseline</w:t>
-                  </w:r>
-                </w:p>
-              </w:tc>
-              <w:tc>
-                <w:tcPr/>
-                <w:p>
-                  <w:pPr>
-                    <w:pStyle w:val="Compact"/>
-                    <w:jc w:val="left"/>
-                    <w:jc w:val="center"/>
-                  </w:pPr>
-                  <w:r>
-                    <w:t xml:space="preserve">9</w:t>
-                  </w:r>
-                </w:p>
-              </w:tc>
-              <w:tc>
-                <w:tcPr/>
-                <w:p>
-                  <w:pPr>
-                    <w:pStyle w:val="Compact"/>
-                    <w:jc w:val="center"/>
-                    <w:jc w:val="center"/>
-                  </w:pPr>
-                  <w:r>
-                    <w:t xml:space="preserve">16</w:t>
-                  </w:r>
-                </w:p>
-              </w:tc>
-              <w:tc>
-                <w:tcPr/>
-                <w:p>
-                  <w:pPr>
-                    <w:pStyle w:val="Compact"/>
-                    <w:jc w:val="center"/>
-                    <w:jc w:val="center"/>
-                  </w:pPr>
-                  <w:r>
-                    <w:t xml:space="preserve">0.444</w:t>
-                  </w:r>
-                </w:p>
-              </w:tc>
-              <w:tc>
-                <w:tcPr/>
-                <w:p>
-                  <w:pPr>
-                    <w:pStyle w:val="Compact"/>
-                    <w:jc w:val="center"/>
-                    <w:jc w:val="center"/>
-                  </w:pPr>
-                  <w:r>
-                    <w:t xml:space="preserve">3.56</w:t>
-                  </w:r>
-                </w:p>
-              </w:tc>
-              <w:tc>
-                <w:tcPr/>
-                <w:p>
-                  <w:pPr>
-                    <w:pStyle w:val="Compact"/>
-                    <w:jc w:val="center"/>
-                    <w:jc w:val="center"/>
-                  </w:pPr>
-                  <w:r>
-                    <w:t xml:space="preserve">0.750</w:t>
-                  </w:r>
-                </w:p>
-              </w:tc>
-              <w:tc>
-                <w:tcPr/>
-                <w:p>
-                  <w:pPr>
-                    <w:pStyle w:val="Compact"/>
-                    <w:jc w:val="center"/>
-                    <w:jc w:val="center"/>
-                  </w:pPr>
-                  <w:r>
-                    <w:t xml:space="preserve">0.227</w:t>
+                    <w:t xml:space="preserve">Aur-P2</w:t>
+                  </w:r>
+                </w:p>
+              </w:tc>
+              <w:tc>
+                <w:tcPr/>
+                <w:p>
+                  <w:pPr>
+                    <w:pStyle w:val="Compact"/>
+                    <w:jc w:val="left"/>
+                    <w:jc w:val="center"/>
+                  </w:pPr>
+                  <w:r>
+                    <w:t xml:space="preserve">Baseline (technology-based)</w:t>
+                  </w:r>
+                </w:p>
+              </w:tc>
+              <w:tc>
+                <w:tcPr/>
+                <w:p>
+                  <w:pPr>
+                    <w:pStyle w:val="Compact"/>
+                    <w:jc w:val="left"/>
+                    <w:jc w:val="center"/>
+                  </w:pPr>
+                  <w:r>
+                    <w:t xml:space="preserve">8</w:t>
+                  </w:r>
+                </w:p>
+              </w:tc>
+              <w:tc>
+                <w:tcPr/>
+                <w:p>
+                  <w:pPr>
+                    <w:pStyle w:val="Compact"/>
+                    <w:jc w:val="center"/>
+                    <w:jc w:val="center"/>
+                  </w:pPr>
+                  <w:r>
+                    <w:t xml:space="preserve">17</w:t>
+                  </w:r>
+                </w:p>
+              </w:tc>
+              <w:tc>
+                <w:tcPr/>
+                <w:p>
+                  <w:pPr>
+                    <w:pStyle w:val="Compact"/>
+                    <w:jc w:val="center"/>
+                    <w:jc w:val="center"/>
+                  </w:pPr>
+                  <w:r>
+                    <w:t xml:space="preserve">0.607</w:t>
+                  </w:r>
+                </w:p>
+              </w:tc>
+              <w:tc>
+                <w:tcPr/>
+                <w:p>
+                  <w:pPr>
+                    <w:pStyle w:val="Compact"/>
+                    <w:jc w:val="center"/>
+                    <w:jc w:val="center"/>
+                  </w:pPr>
+                  <w:r>
+                    <w:t xml:space="preserve">4.25</w:t>
+                  </w:r>
+                </w:p>
+              </w:tc>
+              <w:tc>
+                <w:tcPr/>
+                <w:p>
+                  <w:pPr>
+                    <w:pStyle w:val="Compact"/>
+                    <w:jc w:val="center"/>
+                    <w:jc w:val="center"/>
+                  </w:pPr>
+                  <w:r>
+                    <w:t xml:space="preserve">0.636</w:t>
+                  </w:r>
+                </w:p>
+              </w:tc>
+              <w:tc>
+                <w:tcPr/>
+                <w:p>
+                  <w:pPr>
+                    <w:pStyle w:val="Compact"/>
+                    <w:jc w:val="center"/>
+                    <w:jc w:val="center"/>
+                  </w:pPr>
+                  <w:r>
+                    <w:t xml:space="preserve">0.125</w:t>
                   </w:r>
                 </w:p>
               </w:tc>
@@ -24045,98 +23789,98 @@
                     <w:jc w:val="center"/>
                   </w:pPr>
                   <w:r>
-                    <w:t xml:space="preserve">Evolved Aurignacian</w:t>
-                  </w:r>
-                </w:p>
-              </w:tc>
-              <w:tc>
-                <w:tcPr/>
-                <w:p>
-                  <w:pPr>
-                    <w:pStyle w:val="Compact"/>
-                    <w:jc w:val="left"/>
-                    <w:jc w:val="center"/>
-                  </w:pPr>
-                  <w:r>
-                    <w:t xml:space="preserve">Baseline</w:t>
-                  </w:r>
-                </w:p>
-              </w:tc>
-              <w:tc>
-                <w:tcPr/>
-                <w:p>
-                  <w:pPr>
-                    <w:pStyle w:val="Compact"/>
-                    <w:jc w:val="left"/>
-                    <w:jc w:val="center"/>
-                  </w:pPr>
-                  <w:r>
-                    <w:t xml:space="preserve">9</w:t>
-                  </w:r>
-                </w:p>
-              </w:tc>
-              <w:tc>
-                <w:tcPr/>
-                <w:p>
-                  <w:pPr>
-                    <w:pStyle w:val="Compact"/>
-                    <w:jc w:val="center"/>
-                    <w:jc w:val="center"/>
-                  </w:pPr>
-                  <w:r>
-                    <w:t xml:space="preserve">15</w:t>
-                  </w:r>
-                </w:p>
-              </w:tc>
-              <w:tc>
-                <w:tcPr/>
-                <w:p>
-                  <w:pPr>
-                    <w:pStyle w:val="Compact"/>
-                    <w:jc w:val="center"/>
-                    <w:jc w:val="center"/>
-                  </w:pPr>
-                  <w:r>
-                    <w:t xml:space="preserve">0.417</w:t>
-                  </w:r>
-                </w:p>
-              </w:tc>
-              <w:tc>
-                <w:tcPr/>
-                <w:p>
-                  <w:pPr>
-                    <w:pStyle w:val="Compact"/>
-                    <w:jc w:val="center"/>
-                    <w:jc w:val="center"/>
-                  </w:pPr>
-                  <w:r>
-                    <w:t xml:space="preserve">3.33</w:t>
-                  </w:r>
-                </w:p>
-              </w:tc>
-              <w:tc>
-                <w:tcPr/>
-                <w:p>
-                  <w:pPr>
-                    <w:pStyle w:val="Compact"/>
-                    <w:jc w:val="center"/>
-                    <w:jc w:val="center"/>
-                  </w:pPr>
-                  <w:r>
-                    <w:t xml:space="preserve">0.558</w:t>
-                  </w:r>
-                </w:p>
-              </w:tc>
-              <w:tc>
-                <w:tcPr/>
-                <w:p>
-                  <w:pPr>
-                    <w:pStyle w:val="Compact"/>
-                    <w:jc w:val="center"/>
-                    <w:jc w:val="center"/>
-                  </w:pPr>
-                  <w:r>
-                    <w:t xml:space="preserve">0.343</w:t>
+                    <w:t xml:space="preserve">Aur-P1</w:t>
+                  </w:r>
+                </w:p>
+              </w:tc>
+              <w:tc>
+                <w:tcPr/>
+                <w:p>
+                  <w:pPr>
+                    <w:pStyle w:val="Compact"/>
+                    <w:jc w:val="left"/>
+                    <w:jc w:val="center"/>
+                  </w:pPr>
+                  <w:r>
+                    <w:t xml:space="preserve">Date-based</w:t>
+                  </w:r>
+                </w:p>
+              </w:tc>
+              <w:tc>
+                <w:tcPr/>
+                <w:p>
+                  <w:pPr>
+                    <w:pStyle w:val="Compact"/>
+                    <w:jc w:val="left"/>
+                    <w:jc w:val="center"/>
+                  </w:pPr>
+                  <w:r>
+                    <w:t xml:space="preserve">21</w:t>
+                  </w:r>
+                </w:p>
+              </w:tc>
+              <w:tc>
+                <w:tcPr/>
+                <w:p>
+                  <w:pPr>
+                    <w:pStyle w:val="Compact"/>
+                    <w:jc w:val="center"/>
+                    <w:jc w:val="center"/>
+                  </w:pPr>
+                  <w:r>
+                    <w:t xml:space="preserve">90</w:t>
+                  </w:r>
+                </w:p>
+              </w:tc>
+              <w:tc>
+                <w:tcPr/>
+                <w:p>
+                  <w:pPr>
+                    <w:pStyle w:val="Compact"/>
+                    <w:jc w:val="center"/>
+                    <w:jc w:val="center"/>
+                  </w:pPr>
+                  <w:r>
+                    <w:t xml:space="preserve">0.429</w:t>
+                  </w:r>
+                </w:p>
+              </w:tc>
+              <w:tc>
+                <w:tcPr/>
+                <w:p>
+                  <w:pPr>
+                    <w:pStyle w:val="Compact"/>
+                    <w:jc w:val="center"/>
+                    <w:jc w:val="center"/>
+                  </w:pPr>
+                  <w:r>
+                    <w:t xml:space="preserve">8.57</w:t>
+                  </w:r>
+                </w:p>
+              </w:tc>
+              <w:tc>
+                <w:tcPr/>
+                <w:p>
+                  <w:pPr>
+                    <w:pStyle w:val="Compact"/>
+                    <w:jc w:val="center"/>
+                    <w:jc w:val="center"/>
+                  </w:pPr>
+                  <w:r>
+                    <w:t xml:space="preserve">0.729</w:t>
+                  </w:r>
+                </w:p>
+              </w:tc>
+              <w:tc>
+                <w:tcPr/>
+                <w:p>
+                  <w:pPr>
+                    <w:pStyle w:val="Compact"/>
+                    <w:jc w:val="center"/>
+                    <w:jc w:val="center"/>
+                  </w:pPr>
+                  <w:r>
+                    <w:t xml:space="preserve">0.303</w:t>
                   </w:r>
                 </w:p>
               </w:tc>
@@ -24151,33 +23895,33 @@
                     <w:jc w:val="center"/>
                   </w:pPr>
                   <w:r>
-                    <w:t xml:space="preserve">Proto-Aurignacian</w:t>
-                  </w:r>
-                </w:p>
-              </w:tc>
-              <w:tc>
-                <w:tcPr/>
-                <w:p>
-                  <w:pPr>
-                    <w:pStyle w:val="Compact"/>
-                    <w:jc w:val="left"/>
-                    <w:jc w:val="center"/>
-                  </w:pPr>
-                  <w:r>
-                    <w:t xml:space="preserve">Reclassified</w:t>
-                  </w:r>
-                </w:p>
-              </w:tc>
-              <w:tc>
-                <w:tcPr/>
-                <w:p>
-                  <w:pPr>
-                    <w:pStyle w:val="Compact"/>
-                    <w:jc w:val="left"/>
-                    <w:jc w:val="center"/>
-                  </w:pPr>
-                  <w:r>
-                    <w:t xml:space="preserve">10</w:t>
+                    <w:t xml:space="preserve">Aur-P2</w:t>
+                  </w:r>
+                </w:p>
+              </w:tc>
+              <w:tc>
+                <w:tcPr/>
+                <w:p>
+                  <w:pPr>
+                    <w:pStyle w:val="Compact"/>
+                    <w:jc w:val="left"/>
+                    <w:jc w:val="center"/>
+                  </w:pPr>
+                  <w:r>
+                    <w:t xml:space="preserve">Date-based</w:t>
+                  </w:r>
+                </w:p>
+              </w:tc>
+              <w:tc>
+                <w:tcPr/>
+                <w:p>
+                  <w:pPr>
+                    <w:pStyle w:val="Compact"/>
+                    <w:jc w:val="left"/>
+                    <w:jc w:val="center"/>
+                  </w:pPr>
+                  <w:r>
+                    <w:t xml:space="preserve">9</w:t>
                   </w:r>
                 </w:p>
               </w:tc>
@@ -24203,46 +23947,46 @@
                     <w:jc w:val="center"/>
                   </w:pPr>
                   <w:r>
-                    <w:t xml:space="preserve">0.333</w:t>
-                  </w:r>
-                </w:p>
-              </w:tc>
-              <w:tc>
-                <w:tcPr/>
-                <w:p>
-                  <w:pPr>
-                    <w:pStyle w:val="Compact"/>
-                    <w:jc w:val="center"/>
-                    <w:jc w:val="center"/>
-                  </w:pPr>
-                  <w:r>
-                    <w:t xml:space="preserve">3.00</w:t>
-                  </w:r>
-                </w:p>
-              </w:tc>
-              <w:tc>
-                <w:tcPr/>
-                <w:p>
-                  <w:pPr>
-                    <w:pStyle w:val="Compact"/>
-                    <w:jc w:val="center"/>
-                    <w:jc w:val="center"/>
-                  </w:pPr>
-                  <w:r>
-                    <w:t xml:space="preserve">0.750</w:t>
-                  </w:r>
-                </w:p>
-              </w:tc>
-              <w:tc>
-                <w:tcPr/>
-                <w:p>
-                  <w:pPr>
-                    <w:pStyle w:val="Compact"/>
-                    <w:jc w:val="center"/>
-                    <w:jc w:val="center"/>
-                  </w:pPr>
-                  <w:r>
-                    <w:t xml:space="preserve">0.445</w:t>
+                    <w:t xml:space="preserve">0.417</w:t>
+                  </w:r>
+                </w:p>
+              </w:tc>
+              <w:tc>
+                <w:tcPr/>
+                <w:p>
+                  <w:pPr>
+                    <w:pStyle w:val="Compact"/>
+                    <w:jc w:val="center"/>
+                    <w:jc w:val="center"/>
+                  </w:pPr>
+                  <w:r>
+                    <w:t xml:space="preserve">3.33</w:t>
+                  </w:r>
+                </w:p>
+              </w:tc>
+              <w:tc>
+                <w:tcPr/>
+                <w:p>
+                  <w:pPr>
+                    <w:pStyle w:val="Compact"/>
+                    <w:jc w:val="center"/>
+                    <w:jc w:val="center"/>
+                  </w:pPr>
+                  <w:r>
+                    <w:t xml:space="preserve">0.558</w:t>
+                  </w:r>
+                </w:p>
+              </w:tc>
+              <w:tc>
+                <w:tcPr/>
+                <w:p>
+                  <w:pPr>
+                    <w:pStyle w:val="Compact"/>
+                    <w:jc w:val="center"/>
+                    <w:jc w:val="center"/>
+                  </w:pPr>
+                  <w:r>
+                    <w:t xml:space="preserve">0.343</w:t>
                   </w:r>
                 </w:p>
               </w:tc>
@@ -24257,98 +24001,98 @@
                     <w:jc w:val="center"/>
                   </w:pPr>
                   <w:r>
-                    <w:t xml:space="preserve">Early Aurignacian</w:t>
-                  </w:r>
-                </w:p>
-              </w:tc>
-              <w:tc>
-                <w:tcPr/>
-                <w:p>
-                  <w:pPr>
-                    <w:pStyle w:val="Compact"/>
-                    <w:jc w:val="left"/>
-                    <w:jc w:val="center"/>
-                  </w:pPr>
-                  <w:r>
-                    <w:t xml:space="preserve">Reclassified</w:t>
-                  </w:r>
-                </w:p>
-              </w:tc>
-              <w:tc>
-                <w:tcPr/>
-                <w:p>
-                  <w:pPr>
-                    <w:pStyle w:val="Compact"/>
-                    <w:jc w:val="left"/>
-                    <w:jc w:val="center"/>
-                  </w:pPr>
-                  <w:r>
-                    <w:t xml:space="preserve">11</w:t>
-                  </w:r>
-                </w:p>
-              </w:tc>
-              <w:tc>
-                <w:tcPr/>
-                <w:p>
-                  <w:pPr>
-                    <w:pStyle w:val="Compact"/>
-                    <w:jc w:val="center"/>
-                    <w:jc w:val="center"/>
-                  </w:pPr>
-                  <w:r>
-                    <w:t xml:space="preserve">25</w:t>
-                  </w:r>
-                </w:p>
-              </w:tc>
-              <w:tc>
-                <w:tcPr/>
-                <w:p>
-                  <w:pPr>
-                    <w:pStyle w:val="Compact"/>
-                    <w:jc w:val="center"/>
-                    <w:jc w:val="center"/>
-                  </w:pPr>
-                  <w:r>
-                    <w:t xml:space="preserve">0.455</w:t>
-                  </w:r>
-                </w:p>
-              </w:tc>
-              <w:tc>
-                <w:tcPr/>
-                <w:p>
-                  <w:pPr>
-                    <w:pStyle w:val="Compact"/>
-                    <w:jc w:val="center"/>
-                    <w:jc w:val="center"/>
-                  </w:pPr>
-                  <w:r>
-                    <w:t xml:space="preserve">4.55</w:t>
-                  </w:r>
-                </w:p>
-              </w:tc>
-              <w:tc>
-                <w:tcPr/>
-                <w:p>
-                  <w:pPr>
-                    <w:pStyle w:val="Compact"/>
-                    <w:jc w:val="center"/>
-                    <w:jc w:val="center"/>
-                  </w:pPr>
-                  <w:r>
-                    <w:t xml:space="preserve">0.796</w:t>
-                  </w:r>
-                </w:p>
-              </w:tc>
-              <w:tc>
-                <w:tcPr/>
-                <w:p>
-                  <w:pPr>
-                    <w:pStyle w:val="Compact"/>
-                    <w:jc w:val="center"/>
-                    <w:jc w:val="center"/>
-                  </w:pPr>
-                  <w:r>
-                    <w:t xml:space="preserve">0.332</w:t>
+                    <w:t xml:space="preserve">Aur-P1</w:t>
+                  </w:r>
+                </w:p>
+              </w:tc>
+              <w:tc>
+                <w:tcPr/>
+                <w:p>
+                  <w:pPr>
+                    <w:pStyle w:val="Compact"/>
+                    <w:jc w:val="left"/>
+                    <w:jc w:val="center"/>
+                  </w:pPr>
+                  <w:r>
+                    <w:t xml:space="preserve">Exclude Vogelherd</w:t>
+                  </w:r>
+                </w:p>
+              </w:tc>
+              <w:tc>
+                <w:tcPr/>
+                <w:p>
+                  <w:pPr>
+                    <w:pStyle w:val="Compact"/>
+                    <w:jc w:val="left"/>
+                    <w:jc w:val="center"/>
+                  </w:pPr>
+                  <w:r>
+                    <w:t xml:space="preserve">19</w:t>
+                  </w:r>
+                </w:p>
+              </w:tc>
+              <w:tc>
+                <w:tcPr/>
+                <w:p>
+                  <w:pPr>
+                    <w:pStyle w:val="Compact"/>
+                    <w:jc w:val="center"/>
+                    <w:jc w:val="center"/>
+                  </w:pPr>
+                  <w:r>
+                    <w:t xml:space="preserve">69</w:t>
+                  </w:r>
+                </w:p>
+              </w:tc>
+              <w:tc>
+                <w:tcPr/>
+                <w:p>
+                  <w:pPr>
+                    <w:pStyle w:val="Compact"/>
+                    <w:jc w:val="center"/>
+                    <w:jc w:val="center"/>
+                  </w:pPr>
+                  <w:r>
+                    <w:t xml:space="preserve">0.404</w:t>
+                  </w:r>
+                </w:p>
+              </w:tc>
+              <w:tc>
+                <w:tcPr/>
+                <w:p>
+                  <w:pPr>
+                    <w:pStyle w:val="Compact"/>
+                    <w:jc w:val="center"/>
+                    <w:jc w:val="center"/>
+                  </w:pPr>
+                  <w:r>
+                    <w:t xml:space="preserve">7.26</w:t>
+                  </w:r>
+                </w:p>
+              </w:tc>
+              <w:tc>
+                <w:tcPr/>
+                <w:p>
+                  <w:pPr>
+                    <w:pStyle w:val="Compact"/>
+                    <w:jc w:val="center"/>
+                    <w:jc w:val="center"/>
+                  </w:pPr>
+                  <w:r>
+                    <w:t xml:space="preserve">0.712</w:t>
+                  </w:r>
+                </w:p>
+              </w:tc>
+              <w:tc>
+                <w:tcPr/>
+                <w:p>
+                  <w:pPr>
+                    <w:pStyle w:val="Compact"/>
+                    <w:jc w:val="center"/>
+                    <w:jc w:val="center"/>
+                  </w:pPr>
+                  <w:r>
+                    <w:t xml:space="preserve">0.309</w:t>
                   </w:r>
                 </w:p>
               </w:tc>
@@ -24363,338 +24107,20 @@
                     <w:jc w:val="center"/>
                   </w:pPr>
                   <w:r>
-                    <w:t xml:space="preserve">Evolved Aurignacian</w:t>
-                  </w:r>
-                </w:p>
-              </w:tc>
-              <w:tc>
-                <w:tcPr/>
-                <w:p>
-                  <w:pPr>
-                    <w:pStyle w:val="Compact"/>
-                    <w:jc w:val="left"/>
-                    <w:jc w:val="center"/>
-                  </w:pPr>
-                  <w:r>
-                    <w:t xml:space="preserve">Reclassified</w:t>
-                  </w:r>
-                </w:p>
-              </w:tc>
-              <w:tc>
-                <w:tcPr/>
-                <w:p>
-                  <w:pPr>
-                    <w:pStyle w:val="Compact"/>
-                    <w:jc w:val="left"/>
-                    <w:jc w:val="center"/>
-                  </w:pPr>
-                  <w:r>
-                    <w:t xml:space="preserve">10</w:t>
-                  </w:r>
-                </w:p>
-              </w:tc>
-              <w:tc>
-                <w:tcPr/>
-                <w:p>
-                  <w:pPr>
-                    <w:pStyle w:val="Compact"/>
-                    <w:jc w:val="center"/>
-                    <w:jc w:val="center"/>
-                  </w:pPr>
-                  <w:r>
-                    <w:t xml:space="preserve">22</w:t>
-                  </w:r>
-                </w:p>
-              </w:tc>
-              <w:tc>
-                <w:tcPr/>
-                <w:p>
-                  <w:pPr>
-                    <w:pStyle w:val="Compact"/>
-                    <w:jc w:val="center"/>
-                    <w:jc w:val="center"/>
-                  </w:pPr>
-                  <w:r>
-                    <w:t xml:space="preserve">0.489</w:t>
-                  </w:r>
-                </w:p>
-              </w:tc>
-              <w:tc>
-                <w:tcPr/>
-                <w:p>
-                  <w:pPr>
-                    <w:pStyle w:val="Compact"/>
-                    <w:jc w:val="center"/>
-                    <w:jc w:val="center"/>
-                  </w:pPr>
-                  <w:r>
-                    <w:t xml:space="preserve">4.40</w:t>
-                  </w:r>
-                </w:p>
-              </w:tc>
-              <w:tc>
-                <w:tcPr/>
-                <w:p>
-                  <w:pPr>
-                    <w:pStyle w:val="Compact"/>
-                    <w:jc w:val="center"/>
-                    <w:jc w:val="center"/>
-                  </w:pPr>
-                  <w:r>
-                    <w:t xml:space="preserve">0.614</w:t>
-                  </w:r>
-                </w:p>
-              </w:tc>
-              <w:tc>
-                <w:tcPr/>
-                <w:p>
-                  <w:pPr>
-                    <w:pStyle w:val="Compact"/>
-                    <w:jc w:val="center"/>
-                    <w:jc w:val="center"/>
-                  </w:pPr>
-                  <w:r>
-                    <w:t xml:space="preserve">0.243</w:t>
-                  </w:r>
-                </w:p>
-              </w:tc>
-            </w:tr>
-            <w:tr>
-              <w:tc>
-                <w:tcPr/>
-                <w:p>
-                  <w:pPr>
-                    <w:pStyle w:val="Compact"/>
-                    <w:jc w:val="left"/>
-                    <w:jc w:val="center"/>
-                  </w:pPr>
-                  <w:r>
-                    <w:t xml:space="preserve">Proto-Aurignacian</w:t>
-                  </w:r>
-                </w:p>
-              </w:tc>
-              <w:tc>
-                <w:tcPr/>
-                <w:p>
-                  <w:pPr>
-                    <w:pStyle w:val="Compact"/>
-                    <w:jc w:val="left"/>
-                    <w:jc w:val="center"/>
-                  </w:pPr>
-                  <w:r>
-                    <w:t xml:space="preserve">Excl. reclassified + Vogelherd</w:t>
-                  </w:r>
-                </w:p>
-              </w:tc>
-              <w:tc>
-                <w:tcPr/>
-                <w:p>
-                  <w:pPr>
-                    <w:pStyle w:val="Compact"/>
-                    <w:jc w:val="left"/>
-                    <w:jc w:val="center"/>
-                  </w:pPr>
-                  <w:r>
-                    <w:t xml:space="preserve">9</w:t>
-                  </w:r>
-                </w:p>
-              </w:tc>
-              <w:tc>
-                <w:tcPr/>
-                <w:p>
-                  <w:pPr>
-                    <w:pStyle w:val="Compact"/>
-                    <w:jc w:val="center"/>
-                    <w:jc w:val="center"/>
-                  </w:pPr>
-                  <w:r>
-                    <w:t xml:space="preserve">12</w:t>
-                  </w:r>
-                </w:p>
-              </w:tc>
-              <w:tc>
-                <w:tcPr/>
-                <w:p>
-                  <w:pPr>
-                    <w:pStyle w:val="Compact"/>
-                    <w:jc w:val="center"/>
-                    <w:jc w:val="center"/>
-                  </w:pPr>
-                  <w:r>
-                    <w:t xml:space="preserve">0.333</w:t>
-                  </w:r>
-                </w:p>
-              </w:tc>
-              <w:tc>
-                <w:tcPr/>
-                <w:p>
-                  <w:pPr>
-                    <w:pStyle w:val="Compact"/>
-                    <w:jc w:val="center"/>
-                    <w:jc w:val="center"/>
-                  </w:pPr>
-                  <w:r>
-                    <w:t xml:space="preserve">2.67</w:t>
-                  </w:r>
-                </w:p>
-              </w:tc>
-              <w:tc>
-                <w:tcPr/>
-                <w:p>
-                  <w:pPr>
-                    <w:pStyle w:val="Compact"/>
-                    <w:jc w:val="center"/>
-                    <w:jc w:val="center"/>
-                  </w:pPr>
-                  <w:r>
-                    <w:t xml:space="preserve">0.692</w:t>
-                  </w:r>
-                </w:p>
-              </w:tc>
-              <w:tc>
-                <w:tcPr/>
-                <w:p>
-                  <w:pPr>
-                    <w:pStyle w:val="Compact"/>
-                    <w:jc w:val="center"/>
-                    <w:jc w:val="center"/>
-                  </w:pPr>
-                  <w:r>
-                    <w:t xml:space="preserve">0.321</w:t>
-                  </w:r>
-                </w:p>
-              </w:tc>
-            </w:tr>
-            <w:tr>
-              <w:tc>
-                <w:tcPr/>
-                <w:p>
-                  <w:pPr>
-                    <w:pStyle w:val="Compact"/>
-                    <w:jc w:val="left"/>
-                    <w:jc w:val="center"/>
-                  </w:pPr>
-                  <w:r>
-                    <w:t xml:space="preserve">Early Aurignacian</w:t>
-                  </w:r>
-                </w:p>
-              </w:tc>
-              <w:tc>
-                <w:tcPr/>
-                <w:p>
-                  <w:pPr>
-                    <w:pStyle w:val="Compact"/>
-                    <w:jc w:val="left"/>
-                    <w:jc w:val="center"/>
-                  </w:pPr>
-                  <w:r>
-                    <w:t xml:space="preserve">Excl. reclassified + Vogelherd</w:t>
-                  </w:r>
-                </w:p>
-              </w:tc>
-              <w:tc>
-                <w:tcPr/>
-                <w:p>
-                  <w:pPr>
-                    <w:pStyle w:val="Compact"/>
-                    <w:jc w:val="left"/>
-                    <w:jc w:val="center"/>
-                  </w:pPr>
-                  <w:r>
-                    <w:t xml:space="preserve">9</w:t>
-                  </w:r>
-                </w:p>
-              </w:tc>
-              <w:tc>
-                <w:tcPr/>
-                <w:p>
-                  <w:pPr>
-                    <w:pStyle w:val="Compact"/>
-                    <w:jc w:val="center"/>
-                    <w:jc w:val="center"/>
-                  </w:pPr>
-                  <w:r>
-                    <w:t xml:space="preserve">16</w:t>
-                  </w:r>
-                </w:p>
-              </w:tc>
-              <w:tc>
-                <w:tcPr/>
-                <w:p>
-                  <w:pPr>
-                    <w:pStyle w:val="Compact"/>
-                    <w:jc w:val="center"/>
-                    <w:jc w:val="center"/>
-                  </w:pPr>
-                  <w:r>
-                    <w:t xml:space="preserve">0.444</w:t>
-                  </w:r>
-                </w:p>
-              </w:tc>
-              <w:tc>
-                <w:tcPr/>
-                <w:p>
-                  <w:pPr>
-                    <w:pStyle w:val="Compact"/>
-                    <w:jc w:val="center"/>
-                    <w:jc w:val="center"/>
-                  </w:pPr>
-                  <w:r>
-                    <w:t xml:space="preserve">3.56</w:t>
-                  </w:r>
-                </w:p>
-              </w:tc>
-              <w:tc>
-                <w:tcPr/>
-                <w:p>
-                  <w:pPr>
-                    <w:pStyle w:val="Compact"/>
-                    <w:jc w:val="center"/>
-                    <w:jc w:val="center"/>
-                  </w:pPr>
-                  <w:r>
-                    <w:t xml:space="preserve">0.750</w:t>
-                  </w:r>
-                </w:p>
-              </w:tc>
-              <w:tc>
-                <w:tcPr/>
-                <w:p>
-                  <w:pPr>
-                    <w:pStyle w:val="Compact"/>
-                    <w:jc w:val="center"/>
-                    <w:jc w:val="center"/>
-                  </w:pPr>
-                  <w:r>
-                    <w:t xml:space="preserve">0.227</w:t>
-                  </w:r>
-                </w:p>
-              </w:tc>
-            </w:tr>
-            <w:tr>
-              <w:tc>
-                <w:tcPr/>
-                <w:p>
-                  <w:pPr>
-                    <w:pStyle w:val="Compact"/>
-                    <w:jc w:val="left"/>
-                    <w:jc w:val="center"/>
-                  </w:pPr>
-                  <w:r>
-                    <w:t xml:space="preserve">Evolved Aurignacian</w:t>
-                  </w:r>
-                </w:p>
-              </w:tc>
-              <w:tc>
-                <w:tcPr/>
-                <w:p>
-                  <w:pPr>
-                    <w:pStyle w:val="Compact"/>
-                    <w:jc w:val="left"/>
-                    <w:jc w:val="center"/>
-                  </w:pPr>
-                  <w:r>
-                    <w:t xml:space="preserve">Excl. reclassified + Vogelherd</w:t>
+                    <w:t xml:space="preserve">Aur-P2</w:t>
+                  </w:r>
+                </w:p>
+              </w:tc>
+              <w:tc>
+                <w:tcPr/>
+                <w:p>
+                  <w:pPr>
+                    <w:pStyle w:val="Compact"/>
+                    <w:jc w:val="left"/>
+                    <w:jc w:val="center"/>
+                  </w:pPr>
+                  <w:r>
+                    <w:t xml:space="preserve">Exclude Vogelherd</w:t>
                   </w:r>
                 </w:p>
               </w:tc>
@@ -24720,59 +24146,59 @@
                     <w:jc w:val="center"/>
                   </w:pPr>
                   <w:r>
-                    <w:t xml:space="preserve">12</w:t>
-                  </w:r>
-                </w:p>
-              </w:tc>
-              <w:tc>
-                <w:tcPr/>
-                <w:p>
-                  <w:pPr>
-                    <w:pStyle w:val="Compact"/>
-                    <w:jc w:val="center"/>
-                    <w:jc w:val="center"/>
-                  </w:pPr>
-                  <w:r>
-                    <w:t xml:space="preserve">0.429</w:t>
-                  </w:r>
-                </w:p>
-              </w:tc>
-              <w:tc>
-                <w:tcPr/>
-                <w:p>
-                  <w:pPr>
-                    <w:pStyle w:val="Compact"/>
-                    <w:jc w:val="center"/>
-                    <w:jc w:val="center"/>
-                  </w:pPr>
-                  <w:r>
-                    <w:t xml:space="preserve">3.00</w:t>
-                  </w:r>
-                </w:p>
-              </w:tc>
-              <w:tc>
-                <w:tcPr/>
-                <w:p>
-                  <w:pPr>
-                    <w:pStyle w:val="Compact"/>
-                    <w:jc w:val="center"/>
-                    <w:jc w:val="center"/>
-                  </w:pPr>
-                  <w:r>
-                    <w:t xml:space="preserve">0.484</w:t>
-                  </w:r>
-                </w:p>
-              </w:tc>
-              <w:tc>
-                <w:tcPr/>
-                <w:p>
-                  <w:pPr>
-                    <w:pStyle w:val="Compact"/>
-                    <w:jc w:val="center"/>
-                    <w:jc w:val="center"/>
-                  </w:pPr>
-                  <w:r>
-                    <w:t xml:space="preserve">0.270</w:t>
+                    <w:t xml:space="preserve">17</w:t>
+                  </w:r>
+                </w:p>
+              </w:tc>
+              <w:tc>
+                <w:tcPr/>
+                <w:p>
+                  <w:pPr>
+                    <w:pStyle w:val="Compact"/>
+                    <w:jc w:val="center"/>
+                    <w:jc w:val="center"/>
+                  </w:pPr>
+                  <w:r>
+                    <w:t xml:space="preserve">0.607</w:t>
+                  </w:r>
+                </w:p>
+              </w:tc>
+              <w:tc>
+                <w:tcPr/>
+                <w:p>
+                  <w:pPr>
+                    <w:pStyle w:val="Compact"/>
+                    <w:jc w:val="center"/>
+                    <w:jc w:val="center"/>
+                  </w:pPr>
+                  <w:r>
+                    <w:t xml:space="preserve">4.25</w:t>
+                  </w:r>
+                </w:p>
+              </w:tc>
+              <w:tc>
+                <w:tcPr/>
+                <w:p>
+                  <w:pPr>
+                    <w:pStyle w:val="Compact"/>
+                    <w:jc w:val="center"/>
+                    <w:jc w:val="center"/>
+                  </w:pPr>
+                  <w:r>
+                    <w:t xml:space="preserve">0.636</w:t>
+                  </w:r>
+                </w:p>
+              </w:tc>
+              <w:tc>
+                <w:tcPr/>
+                <w:p>
+                  <w:pPr>
+                    <w:pStyle w:val="Compact"/>
+                    <w:jc w:val="center"/>
+                    <w:jc w:val="center"/>
+                  </w:pPr>
+                  <w:r>
+                    <w:t xml:space="preserve">0.125</w:t>
                   </w:r>
                 </w:p>
               </w:tc>
@@ -24788,20 +24214,20 @@
               <w:pStyle w:val="ImageCaption"/>
             </w:pPr>
             <w:r>
-              <w:t xml:space="preserve">Table 28: Network statistics under three conditions: baseline (all sites as originally assigned), reclassified (Abri Pataud and La Ferrassie moved to Early Aurignacian, Mladeč moved to Evolved Aurignacian), and excluded (reclassified sites plus Vogelherd removed entirely). Threshold = 0.2, Jaccard similarity.</w:t>
+              <w:t xml:space="preserve">Table 28: Network statistics under three conditions: baseline (technology-based assignment), date-based (each object assigned purely by calibrated radiocarbon date, with the Spy/El Castillo exclusions retained), and exclude Vogelherd (technology-based baseline with the site of Vogelherd removed entirely). Threshold = 0.2, Jaccard similarity.</w:t>
             </w:r>
           </w:p>
           <w:bookmarkEnd w:id="160"/>
         </w:tc>
       </w:tr>
     </w:tbl>
-    <w:bookmarkStart w:id="161" w:name="reclassification-effects-by-phase"/>
+    <w:bookmarkStart w:id="161" w:name="effects-by-condition"/>
     <w:p>
       <w:pPr>
         <w:pStyle w:val="Heading3"/>
       </w:pPr>
       <w:r>
-        <w:t xml:space="preserve">Reclassification effects by phase</w:t>
+        <w:t xml:space="preserve">Effects by condition</w:t>
       </w:r>
     </w:p>
     <w:p>
@@ -24813,13 +24239,13 @@
           <w:bCs/>
           <w:b/>
         </w:rPr>
-        <w:t xml:space="preserve">Proto-Aurignacian.</w:t>
+        <w:t xml:space="preserve">Date-based alternative (Analysis A).</w:t>
       </w:r>
       <w:r>
         <w:t xml:space="preserve"> </w:t>
       </w:r>
       <w:r>
-        <w:t xml:space="preserve">Reclassifying Abri Pataud, La Ferrassie, and Mladeč reduces the Proto from 13 to 10 sites and from 30 to 15 edges. Mean degree drops from 4.62 to 3 (-35.1%), and modularity increases from 0.341 to 0.445. The loss of La Ferrassie — the most connected node in the baseline Proto-Aurignacian network — is the primary driver of this decline.</w:t>
+        <w:t xml:space="preserve">Reverting to purely date-based criteria changes the membership of three sites. Mladeč moves from Aur-P2 to Aur-P1 (its ~35–36 ka BP (calibrated) dates fall in the Early Aurignacian range, which is folded into Aur-P1), while Hohle Fels and Vogelherd are split across the phases by object date: 21 of 50 Hohle Fels objects and 160 of 173 Vogelherd objects remain in Aur-P1, and 29 and 13 objects — those calibrated to ~32 ka BP or younger — move to Aur-P2. The date-based assignment therefore fragments long-occupied sites whose assemblages span the phase boundary, which is precisely the failure mode the technology-based attribution is designed to avoid. Under this assignment Aur-P1 grows to 21 sites and 90 edges (mean degree 8.57), while Aur-P2 — now missing Mladeč but containing 42 young-dated objects from Hohle Fels and Vogelherd — has 9 sites and 15 edges (mean degree 3.33).</w:t>
       </w:r>
     </w:p>
     <w:p>
@@ -24831,42 +24257,24 @@
           <w:bCs/>
           <w:b/>
         </w:rPr>
-        <w:t xml:space="preserve">Early Aurignacian.</w:t>
+        <w:t xml:space="preserve">Vogelherd exclusion (Analysis B).</w:t>
       </w:r>
       <w:r>
         <w:t xml:space="preserve"> </w:t>
       </w:r>
       <w:r>
-        <w:t xml:space="preserve">Adding Abri Pataud and La Ferrassie increases the Early from 9 to 11 sites and from 16 to 25 edges. Mean degree rises from 3.56 to 4.55 (27.8%).</w:t>
-      </w:r>
-    </w:p>
-    <w:p>
-      <w:pPr>
-        <w:pStyle w:val="BodyText"/>
-      </w:pPr>
-      <w:r>
-        <w:rPr>
-          <w:bCs/>
-          <w:b/>
-        </w:rPr>
-        <w:t xml:space="preserve">Evolved Aurignacian.</w:t>
-      </w:r>
-      <w:r>
-        <w:t xml:space="preserve"> </w:t>
-      </w:r>
-      <w:r>
-        <w:t xml:space="preserve">Adding Mladeč increases the Evolved from 9 to 10 sites and from 15 to 22 edges. Mean degree rises from 3.33 to 4.4 (32.1%).</w:t>
+        <w:t xml:space="preserve">Removing Vogelherd’s 173 objects from the technology-based baseline reduces Aur-P1 from 20 to 19 sites and from 75 to 69 edges. Mean degree falls from 7.5 to 7.26 (−3.2%), and modularity from 0.332 to 0.309. Aur-P2 is unaffected (4.25, 17 edges, 8 sites).</w:t>
       </w:r>
     </w:p>
     <w:bookmarkEnd w:id="161"/>
     <w:bookmarkEnd w:id="162"/>
-    <w:bookmarkStart w:id="163" w:name="s8.3-phase-ordering-reversal"/>
+    <w:bookmarkStart w:id="163" w:name="s8.3-phase-ordering-robustness"/>
     <w:p>
       <w:pPr>
         <w:pStyle w:val="Heading2"/>
       </w:pPr>
       <w:r>
-        <w:t xml:space="preserve">S8.3 Phase-Ordering Reversal</w:t>
+        <w:t xml:space="preserve">S8.3 Phase-Ordering Robustness</w:t>
       </w:r>
     </w:p>
     <w:p>
@@ -24884,7 +24292,7 @@
           <w:bCs/>
           <w:b/>
         </w:rPr>
-        <w:t xml:space="preserve">the phase ordering of connectivity reverses under reclassification</w:t>
+        <w:t xml:space="preserve">the Aur-P1 &gt; Aur-P2 connectivity ordering is preserved under every condition</w:t>
       </w:r>
       <w:r>
         <w:t xml:space="preserve">:</w:t>
@@ -24898,8 +24306,10 @@
         <w:jc w:val="start"/>
       </w:tblPr>
       <w:tblGrid>
-        <w:gridCol w:w="3960"/>
-        <w:gridCol w:w="3960"/>
+        <w:gridCol w:w="1980"/>
+        <w:gridCol w:w="1980"/>
+        <w:gridCol w:w="1980"/>
+        <w:gridCol w:w="1980"/>
       </w:tblGrid>
       <w:tr>
         <w:trPr>
@@ -24925,6 +24335,30 @@
               <w:jc w:val="left"/>
             </w:pPr>
             <w:r>
+              <w:t xml:space="preserve">Aur-P1 mean°</w:t>
+            </w:r>
+          </w:p>
+        </w:tc>
+        <w:tc>
+          <w:tcPr/>
+          <w:p>
+            <w:pPr>
+              <w:pStyle w:val="Compact"/>
+              <w:jc w:val="left"/>
+            </w:pPr>
+            <w:r>
+              <w:t xml:space="preserve">Aur-P2 mean°</w:t>
+            </w:r>
+          </w:p>
+        </w:tc>
+        <w:tc>
+          <w:tcPr/>
+          <w:p>
+            <w:pPr>
+              <w:pStyle w:val="Compact"/>
+              <w:jc w:val="left"/>
+            </w:pPr>
+            <w:r>
               <w:t xml:space="preserve">Ordering</w:t>
             </w:r>
           </w:p>
@@ -24939,7 +24373,7 @@
               <w:jc w:val="left"/>
             </w:pPr>
             <w:r>
-              <w:t xml:space="preserve">Baseline</w:t>
+              <w:t xml:space="preserve">Baseline (technology-based)</w:t>
             </w:r>
           </w:p>
         </w:tc>
@@ -24951,7 +24385,31 @@
               <w:jc w:val="left"/>
             </w:pPr>
             <w:r>
-              <w:t xml:space="preserve">Proto (4.62) &gt; Early (3.56) &gt; Evolved (3.33)</w:t>
+              <w:t xml:space="preserve">7.5</w:t>
+            </w:r>
+          </w:p>
+        </w:tc>
+        <w:tc>
+          <w:tcPr/>
+          <w:p>
+            <w:pPr>
+              <w:pStyle w:val="Compact"/>
+              <w:jc w:val="left"/>
+            </w:pPr>
+            <w:r>
+              <w:t xml:space="preserve">4.25</w:t>
+            </w:r>
+          </w:p>
+        </w:tc>
+        <w:tc>
+          <w:tcPr/>
+          <w:p>
+            <w:pPr>
+              <w:pStyle w:val="Compact"/>
+              <w:jc w:val="left"/>
+            </w:pPr>
+            <w:r>
+              <w:t xml:space="preserve">Aur-P1 &gt; Aur-P2</w:t>
             </w:r>
           </w:p>
         </w:tc>
@@ -24965,7 +24423,7 @@
               <w:jc w:val="left"/>
             </w:pPr>
             <w:r>
-              <w:t xml:space="preserve">Reclassified</w:t>
+              <w:t xml:space="preserve">Date-based</w:t>
             </w:r>
           </w:p>
         </w:tc>
@@ -24977,7 +24435,81 @@
               <w:jc w:val="left"/>
             </w:pPr>
             <w:r>
-              <w:t xml:space="preserve">Early (4.55) &gt; Evolved (4.4) &gt; Proto (3)</w:t>
+              <w:t xml:space="preserve">8.57</w:t>
+            </w:r>
+          </w:p>
+        </w:tc>
+        <w:tc>
+          <w:tcPr/>
+          <w:p>
+            <w:pPr>
+              <w:pStyle w:val="Compact"/>
+              <w:jc w:val="left"/>
+            </w:pPr>
+            <w:r>
+              <w:t xml:space="preserve">3.33</w:t>
+            </w:r>
+          </w:p>
+        </w:tc>
+        <w:tc>
+          <w:tcPr/>
+          <w:p>
+            <w:pPr>
+              <w:pStyle w:val="Compact"/>
+              <w:jc w:val="left"/>
+            </w:pPr>
+            <w:r>
+              <w:t xml:space="preserve">Aur-P1 &gt; Aur-P2</w:t>
+            </w:r>
+          </w:p>
+        </w:tc>
+      </w:tr>
+      <w:tr>
+        <w:tc>
+          <w:tcPr/>
+          <w:p>
+            <w:pPr>
+              <w:pStyle w:val="Compact"/>
+              <w:jc w:val="left"/>
+            </w:pPr>
+            <w:r>
+              <w:t xml:space="preserve">Exclude Vogelherd</w:t>
+            </w:r>
+          </w:p>
+        </w:tc>
+        <w:tc>
+          <w:tcPr/>
+          <w:p>
+            <w:pPr>
+              <w:pStyle w:val="Compact"/>
+              <w:jc w:val="left"/>
+            </w:pPr>
+            <w:r>
+              <w:t xml:space="preserve">7.26</w:t>
+            </w:r>
+          </w:p>
+        </w:tc>
+        <w:tc>
+          <w:tcPr/>
+          <w:p>
+            <w:pPr>
+              <w:pStyle w:val="Compact"/>
+              <w:jc w:val="left"/>
+            </w:pPr>
+            <w:r>
+              <w:t xml:space="preserve">4.25</w:t>
+            </w:r>
+          </w:p>
+        </w:tc>
+        <w:tc>
+          <w:tcPr/>
+          <w:p>
+            <w:pPr>
+              <w:pStyle w:val="Compact"/>
+              <w:jc w:val="left"/>
+            </w:pPr>
+            <w:r>
+              <w:t xml:space="preserve">Aur-P1 &gt; Aur-P2</w:t>
             </w:r>
           </w:p>
         </w:tc>
@@ -24988,7 +24520,7 @@
         <w:pStyle w:val="BodyText"/>
       </w:pPr>
       <w:r>
-        <w:t xml:space="preserve">Under the reclassified assignments, the Early Aurignacian becomes the most connected phase, the Evolved Aurignacian is intermediate, and the Proto-Aurignacian — which loses La Ferrassie, its primary hub — becomes the least connected. This ordering is preserved when Vogelherd is additionally excluded (Analysis B): Early (3.56) &gt; Evolved (3) &gt; Proto (2.67).</w:t>
+        <w:t xml:space="preserve">Under the date-based assignment Aur-P1’s mean degree rises (from 7.5 to 8.57) and Aur-P2’s falls (from 4.25 to 3.33), so the contrast is not an artefact of the technological reassignment — the naive date-based assignment, if anything, strengthens it. Excluding Vogelherd weakens but does not remove the contrast (7.26 vs 4.25).</w:t>
       </w:r>
     </w:p>
     <w:bookmarkEnd w:id="163"/>
@@ -25006,20 +24538,7 @@
         <w:pStyle w:val="FirstParagraph"/>
       </w:pPr>
       <w:r>
-        <w:t xml:space="preserve">The reclassification analysis reveals that the main-text finding — that the Proto-Aurignacian was the most connected phase — is</w:t>
-      </w:r>
-      <w:r>
-        <w:t xml:space="preserve"> </w:t>
-      </w:r>
-      <w:r>
-        <w:rPr>
-          <w:bCs/>
-          <w:b/>
-        </w:rPr>
-        <w:t xml:space="preserve">contingent on the assignment of La Ferrassie to the Proto-Aurignacian</w:t>
-      </w:r>
-      <w:r>
-        <w:t xml:space="preserve">. La Ferrassie contributes 22 objects to the Proto-Aurignacian and serves as the network’s primary hub. When it is reassigned to the Early Aurignacian (where its lithic technology places it: carinated scrapers, wide Aurignacian blades, no split-base points; Talamo et al. 2020; Delporte et al. 1977), the Proto-Aurignacian loses its hub structure and its mean degree drops below both the Early and Evolved phases.</w:t>
+        <w:t xml:space="preserve">The robustness of the Aur-P1 &gt; Aur-P2 connectivity contrast to both the assignment criterion and to the removal of the largest site strengthens the main-text conclusion that the early phase supports a larger, more hub-centred sign-sharing network. The date-based alternative is a useful worst case: it fragments long-occupied sites across phases and moves Mladeč into Aur-P1, yet Aur-P1 remains the more connected phase.</w:t>
       </w:r>
     </w:p>
     <w:p>
@@ -25027,23 +24546,7 @@
         <w:pStyle w:val="BodyText"/>
       </w:pPr>
       <w:r>
-        <w:t xml:space="preserve">This does not invalidate the main-text analysis, but it necessitates a qualification:</w:t>
-      </w:r>
-      <w:r>
-        <w:t xml:space="preserve"> </w:t>
-      </w:r>
-      <w:r>
-        <w:rPr>
-          <w:bCs/>
-          <w:b/>
-        </w:rPr>
-        <w:t xml:space="preserve">the Proto-Aurignacian’s apparent connectivity advantage depends on radiocarbon-based phase assignments that specialist lithic analysis contradicts.</w:t>
-      </w:r>
-      <w:r>
-        <w:t xml:space="preserve"> </w:t>
-      </w:r>
-      <w:r>
-        <w:t xml:space="preserve">The three-phase ordering Proto &gt; Early &gt; Evolved should be treated as a hypothesis consistent with one plausible phase assignment, not as a demonstrated fact. Two alternative orderings — Early &gt; Evolved &gt; Proto (reclassified) and Early &gt; Proto &gt; Evolved (intermediate scenarios) — are equally consistent with the data under different but archaeologically justified phase attributions.</w:t>
+        <w:t xml:space="preserve">The observed between-phase modularity values are, however, assignment-sensitive: they reverse under the date-based assignment (Aur-P1 0.303 &lt; Aur-P2 0.343, versus 0.332 &gt; 0.125 at baseline). The main text’s between-phase modularity claim rests on the pairwise permutation test computed on the technology-based baseline adopted here, not on the raw modularity ordering, and S5.7 shows that the modularity confidence intervals overlap substantially (Aur-P2 rests on only 8 sites). We therefore recommend reading the between-phase contrast primarily as a difference in community structure demonstrated by the permutation test, rather than as a robust ordering of modularity values across alternative assignments.</w:t>
       </w:r>
     </w:p>
     <w:p>
@@ -25051,28 +24554,7 @@
         <w:pStyle w:val="BodyText"/>
       </w:pPr>
       <w:r>
-        <w:t xml:space="preserve">What remains robust across all conditions is the</w:t>
-      </w:r>
-      <w:r>
-        <w:t xml:space="preserve"> </w:t>
-      </w:r>
-      <w:r>
-        <w:rPr>
-          <w:bCs/>
-          <w:b/>
-        </w:rPr>
-        <w:t xml:space="preserve">two-group community structure</w:t>
-      </w:r>
-      <w:r>
-        <w:t xml:space="preserve">: restricted-range and broader-range assemblages persist in every phase regardless of which sites are included. The perMANOVA results confirming significant group separation in sign composition are also expected to hold, since the reclassified sites (Abri Pataud, La Ferrassie, Mladeč) belong to the restricted-range group in the Proto-Aurignacian and would occupy analogous positions in their new phases. The broader conclusion that Aurignacian communities maintained differentiated sign repertoires — possibly reflecting variation in social structure — is not affected by the reclassification.</w:t>
-      </w:r>
-    </w:p>
-    <w:p>
-      <w:pPr>
-        <w:pStyle w:val="BodyText"/>
-      </w:pPr>
-      <w:r>
-        <w:t xml:space="preserve">The exclusion analysis (Analysis B) shows that removing all four problematic sites (Abri Pataud, La Ferrassie, Mladeč, Vogelherd) further reduces connectivity across all phases but preserves the reclassified ordering: the Early Aurignacian (3.56°) remains the most connected, followed by the Evolved (3°) and the Proto (2.67°). The fact that the Early Aurignacian retains the highest connectivity even without Vogelherd — which contributes 50 figurines and 114 non-figurine objects — indicates that its network structure is driven by multiple sites (Hohle Fels, Solutré, Castanet, Cellier, Blanchard) rather than by a single outlier assemblage.</w:t>
+        <w:t xml:space="preserve">Excluding Vogelherd leaves the ordering intact, consistent with S7’s finding that Aur-P1’s network does not depend on a single site. Finally, the within-phase two-group structure (RQ1) — the restricted/broad dichotomy recovered by seriation, Louvain community detection, bootstrap consensus, and the stochastic block model (S5, S6) — is defined within each phase’s membership and is unaffected by the between-phase assignment criterion tested here.</w:t>
       </w:r>
     </w:p>
     <w:bookmarkStart w:id="177" w:name="refs"/>
@@ -25091,7 +24573,16 @@
         <w:t xml:space="preserve">	</w:t>
       </w:r>
       <w:r>
-        <w:t xml:space="preserve">Chiotti L. Les industries lithiques aurignaciennes de l’abri pataud. Oxford: Archaeopress; 2005.</w:t>
+        <w:t xml:space="preserve">Chiotti L. Les industries lithiques aurignaciennes de l’abri</w:t>
+      </w:r>
+      <w:r>
+        <w:t xml:space="preserve"> </w:t>
+      </w:r>
+      <w:r>
+        <w:t xml:space="preserve">Pataud</w:t>
+      </w:r>
+      <w:r>
+        <w:t xml:space="preserve">. Oxford: Archaeopress; 2005.</w:t>
       </w:r>
     </w:p>
     <w:bookmarkEnd w:id="164"/>
@@ -25110,7 +24601,31 @@
         <w:t xml:space="preserve">	</w:t>
       </w:r>
       <w:r>
-        <w:t xml:space="preserve">Chiotti L, Crétin C. The protoaurignacian and the aurignacian of the</w:t>
+        <w:t xml:space="preserve">Chiotti L, Crétin C. The</w:t>
+      </w:r>
+      <w:r>
+        <w:t xml:space="preserve"> </w:t>
+      </w:r>
+      <w:r>
+        <w:t xml:space="preserve">Protoaurignacian</w:t>
+      </w:r>
+      <w:r>
+        <w:t xml:space="preserve"> </w:t>
+      </w:r>
+      <w:r>
+        <w:t xml:space="preserve">and the</w:t>
+      </w:r>
+      <w:r>
+        <w:t xml:space="preserve"> </w:t>
+      </w:r>
+      <w:r>
+        <w:t xml:space="preserve">Aurignacian</w:t>
+      </w:r>
+      <w:r>
+        <w:t xml:space="preserve"> </w:t>
+      </w:r>
+      <w:r>
+        <w:t xml:space="preserve">of the</w:t>
       </w:r>
       <w:r>
         <w:t xml:space="preserve"> </w:t>
@@ -25150,7 +24665,16 @@
         <w:t xml:space="preserve">	</w:t>
       </w:r>
       <w:r>
-        <w:t xml:space="preserve">Higham TFG, Jacobi RM, Julien C, Ramsey CB, Studenik C, Trinkaus E. The earliest evidence for anatomically modern humans in northwestern europe. Journal of Human Evolution 2011;61:549–63.</w:t>
+        <w:t xml:space="preserve">Higham TFG, Jacobi RM, Julien C, Ramsey CB, Studenik C, Trinkaus E. The earliest evidence for anatomically modern humans in northwestern</w:t>
+      </w:r>
+      <w:r>
+        <w:t xml:space="preserve"> </w:t>
+      </w:r>
+      <w:r>
+        <w:t xml:space="preserve">Europe</w:t>
+      </w:r>
+      <w:r>
+        <w:t xml:space="preserve">. Journal of Human Evolution 2011;61:549–63.</w:t>
       </w:r>
       <w:r>
         <w:t xml:space="preserve"> </w:t>
@@ -25211,7 +24735,37 @@
         <w:t xml:space="preserve">	</w:t>
       </w:r>
       <w:r>
-        <w:t xml:space="preserve">Talamo S, Kels S, Roussel M, Schmidt P, competition M, Bocherens H. Direct radiocarbon dating and taphonomy of the aurignacian sequence of la ferrassie (france). Journal of Quaternary Science 2020;35:958–69.</w:t>
+        <w:t xml:space="preserve">Talamo S, Kels S, Roussel M, Schmidt P, competition M, Bocherens H. Direct radiocarbon dating and taphonomy of the</w:t>
+      </w:r>
+      <w:r>
+        <w:t xml:space="preserve"> </w:t>
+      </w:r>
+      <w:r>
+        <w:t xml:space="preserve">Aurignacian</w:t>
+      </w:r>
+      <w:r>
+        <w:t xml:space="preserve"> </w:t>
+      </w:r>
+      <w:r>
+        <w:t xml:space="preserve">sequence of</w:t>
+      </w:r>
+      <w:r>
+        <w:t xml:space="preserve"> </w:t>
+      </w:r>
+      <w:r>
+        <w:t xml:space="preserve">La Ferrassie</w:t>
+      </w:r>
+      <w:r>
+        <w:t xml:space="preserve"> </w:t>
+      </w:r>
+      <w:r>
+        <w:t xml:space="preserve">(</w:t>
+      </w:r>
+      <w:r>
+        <w:t xml:space="preserve">France</w:t>
+      </w:r>
+      <w:r>
+        <w:t xml:space="preserve">). Journal of Quaternary Science 2020;35:958–69.</w:t>
       </w:r>
       <w:r>
         <w:t xml:space="preserve"> </w:t>
@@ -25244,7 +24798,49 @@
         <w:t xml:space="preserve">	</w:t>
       </w:r>
       <w:r>
-        <w:t xml:space="preserve">Oliva M. The upper paleolithic finds from the mladeč cave. In: Teschler-Nicola M, editor. Early modern humans at the moravian gate: The mladeč caves and their remains, Vienna: Springer; 2006, p. 41–74.</w:t>
+        <w:t xml:space="preserve">Oliva M. The</w:t>
+      </w:r>
+      <w:r>
+        <w:t xml:space="preserve"> </w:t>
+      </w:r>
+      <w:r>
+        <w:t xml:space="preserve">Upper Paleolithic</w:t>
+      </w:r>
+      <w:r>
+        <w:t xml:space="preserve"> </w:t>
+      </w:r>
+      <w:r>
+        <w:t xml:space="preserve">finds from the</w:t>
+      </w:r>
+      <w:r>
+        <w:t xml:space="preserve"> </w:t>
+      </w:r>
+      <w:r>
+        <w:t xml:space="preserve">Mladeč Cave</w:t>
+      </w:r>
+      <w:r>
+        <w:t xml:space="preserve">. In: Teschler-Nicola M, editor. Early modern humans at the</w:t>
+      </w:r>
+      <w:r>
+        <w:t xml:space="preserve"> </w:t>
+      </w:r>
+      <w:r>
+        <w:t xml:space="preserve">Moravian Gate</w:t>
+      </w:r>
+      <w:r>
+        <w:t xml:space="preserve">: The</w:t>
+      </w:r>
+      <w:r>
+        <w:t xml:space="preserve"> </w:t>
+      </w:r>
+      <w:r>
+        <w:t xml:space="preserve">Mladeč Caves</w:t>
+      </w:r>
+      <w:r>
+        <w:t xml:space="preserve"> </w:t>
+      </w:r>
+      <w:r>
+        <w:t xml:space="preserve">and their remains, Vienna: Springer; 2006, p. 41–74.</w:t>
       </w:r>
       <w:r>
         <w:t xml:space="preserve"> </w:t>
@@ -26519,6 +26115,11 @@
     <w:pPr>
       <w:spacing w:after="36" w:before="36"/>
     </w:pPr>
+    <w:rPr>
+      <w:rFonts w:ascii="Arial" w:cs="Arial" w:hAnsi="Arial"/>
+      <w:sz w:val="20"/>
+      <w:szCs w:val="20"/>
+    </w:rPr>
   </w:style>
   <w:style w:styleId="Title" w:type="paragraph">
     <w:name w:val="Title"/>

--- a/paper/supplement-sensitivity.docx
+++ b/paper/supplement-sensitivity.docx
@@ -544,20 +544,20 @@
                     <w:jc w:val="center"/>
                   </w:pPr>
                   <w:r>
-                    <w:t xml:space="preserve">126</w:t>
-                  </w:r>
-                </w:p>
-              </w:tc>
-              <w:tc>
-                <w:tcPr/>
-                <w:p>
-                  <w:pPr>
-                    <w:pStyle w:val="Compact"/>
-                    <w:jc w:val="right"/>
-                    <w:jc w:val="center"/>
-                  </w:pPr>
-                  <w:r>
-                    <w:t xml:space="preserve">0.663</w:t>
+                    <w:t xml:space="preserve">125</w:t>
+                  </w:r>
+                </w:p>
+              </w:tc>
+              <w:tc>
+                <w:tcPr/>
+                <w:p>
+                  <w:pPr>
+                    <w:pStyle w:val="Compact"/>
+                    <w:jc w:val="right"/>
+                    <w:jc w:val="center"/>
+                  </w:pPr>
+                  <w:r>
+                    <w:t xml:space="preserve">0.658</w:t>
                   </w:r>
                 </w:p>
               </w:tc>
@@ -583,20 +583,20 @@
                     <w:jc w:val="center"/>
                   </w:pPr>
                   <w:r>
-                    <w:t xml:space="preserve">12.60</w:t>
-                  </w:r>
-                </w:p>
-              </w:tc>
-              <w:tc>
-                <w:tcPr/>
-                <w:p>
-                  <w:pPr>
-                    <w:pStyle w:val="Compact"/>
-                    <w:jc w:val="right"/>
-                    <w:jc w:val="center"/>
-                  </w:pPr>
-                  <w:r>
-                    <w:t xml:space="preserve">0.826</w:t>
+                    <w:t xml:space="preserve">12.50</w:t>
+                  </w:r>
+                </w:p>
+              </w:tc>
+              <w:tc>
+                <w:tcPr/>
+                <w:p>
+                  <w:pPr>
+                    <w:pStyle w:val="Compact"/>
+                    <w:jc w:val="right"/>
+                    <w:jc w:val="center"/>
+                  </w:pPr>
+                  <w:r>
+                    <w:t xml:space="preserve">0.830</w:t>
                   </w:r>
                 </w:p>
               </w:tc>
@@ -663,20 +663,20 @@
                     <w:jc w:val="center"/>
                   </w:pPr>
                   <w:r>
-                    <w:t xml:space="preserve">24</w:t>
-                  </w:r>
-                </w:p>
-              </w:tc>
-              <w:tc>
-                <w:tcPr/>
-                <w:p>
-                  <w:pPr>
-                    <w:pStyle w:val="Compact"/>
-                    <w:jc w:val="right"/>
-                    <w:jc w:val="center"/>
-                  </w:pPr>
-                  <w:r>
-                    <w:t xml:space="preserve">0.857</w:t>
+                    <w:t xml:space="preserve">29</w:t>
+                  </w:r>
+                </w:p>
+              </w:tc>
+              <w:tc>
+                <w:tcPr/>
+                <w:p>
+                  <w:pPr>
+                    <w:pStyle w:val="Compact"/>
+                    <w:jc w:val="right"/>
+                    <w:jc w:val="center"/>
+                  </w:pPr>
+                  <w:r>
+                    <w:t xml:space="preserve">0.806</w:t>
                   </w:r>
                 </w:p>
               </w:tc>
@@ -702,46 +702,46 @@
                     <w:jc w:val="center"/>
                   </w:pPr>
                   <w:r>
-                    <w:t xml:space="preserve">6.00</w:t>
-                  </w:r>
-                </w:p>
-              </w:tc>
-              <w:tc>
-                <w:tcPr/>
-                <w:p>
-                  <w:pPr>
-                    <w:pStyle w:val="Compact"/>
-                    <w:jc w:val="right"/>
-                    <w:jc w:val="center"/>
-                  </w:pPr>
-                  <w:r>
-                    <w:t xml:space="preserve">0.871</w:t>
-                  </w:r>
-                </w:p>
-              </w:tc>
-              <w:tc>
-                <w:tcPr/>
-                <w:p>
-                  <w:pPr>
-                    <w:pStyle w:val="Compact"/>
-                    <w:jc w:val="right"/>
-                    <w:jc w:val="center"/>
-                  </w:pPr>
-                  <w:r>
-                    <w:t xml:space="preserve">0.089</w:t>
-                  </w:r>
-                </w:p>
-              </w:tc>
-              <w:tc>
-                <w:tcPr/>
-                <w:p>
-                  <w:pPr>
-                    <w:pStyle w:val="Compact"/>
-                    <w:jc w:val="right"/>
-                    <w:jc w:val="center"/>
-                  </w:pPr>
-                  <w:r>
-                    <w:t xml:space="preserve">2</w:t>
+                    <w:t xml:space="preserve">6.44</w:t>
+                  </w:r>
+                </w:p>
+              </w:tc>
+              <w:tc>
+                <w:tcPr/>
+                <w:p>
+                  <w:pPr>
+                    <w:pStyle w:val="Compact"/>
+                    <w:jc w:val="right"/>
+                    <w:jc w:val="center"/>
+                  </w:pPr>
+                  <w:r>
+                    <w:t xml:space="preserve">0.826</w:t>
+                  </w:r>
+                </w:p>
+              </w:tc>
+              <w:tc>
+                <w:tcPr/>
+                <w:p>
+                  <w:pPr>
+                    <w:pStyle w:val="Compact"/>
+                    <w:jc w:val="right"/>
+                    <w:jc w:val="center"/>
+                  </w:pPr>
+                  <w:r>
+                    <w:t xml:space="preserve">0.093</w:t>
+                  </w:r>
+                </w:p>
+              </w:tc>
+              <w:tc>
+                <w:tcPr/>
+                <w:p>
+                  <w:pPr>
+                    <w:pStyle w:val="Compact"/>
+                    <w:jc w:val="right"/>
+                    <w:jc w:val="center"/>
+                  </w:pPr>
+                  <w:r>
+                    <w:t xml:space="preserve">3</w:t>
                   </w:r>
                 </w:p>
               </w:tc>
@@ -847,7 +847,7 @@
                     <w:jc w:val="center"/>
                   </w:pPr>
                   <w:r>
-                    <w:t xml:space="preserve">0.332</w:t>
+                    <w:t xml:space="preserve">0.336</w:t>
                   </w:r>
                 </w:p>
               </w:tc>
@@ -901,20 +901,20 @@
                     <w:jc w:val="center"/>
                   </w:pPr>
                   <w:r>
-                    <w:t xml:space="preserve">17</w:t>
-                  </w:r>
-                </w:p>
-              </w:tc>
-              <w:tc>
-                <w:tcPr/>
-                <w:p>
-                  <w:pPr>
-                    <w:pStyle w:val="Compact"/>
-                    <w:jc w:val="right"/>
-                    <w:jc w:val="center"/>
-                  </w:pPr>
-                  <w:r>
-                    <w:t xml:space="preserve">0.607</w:t>
+                    <w:t xml:space="preserve">19</w:t>
+                  </w:r>
+                </w:p>
+              </w:tc>
+              <w:tc>
+                <w:tcPr/>
+                <w:p>
+                  <w:pPr>
+                    <w:pStyle w:val="Compact"/>
+                    <w:jc w:val="right"/>
+                    <w:jc w:val="center"/>
+                  </w:pPr>
+                  <w:r>
+                    <w:t xml:space="preserve">0.528</w:t>
                   </w:r>
                 </w:p>
               </w:tc>
@@ -940,46 +940,46 @@
                     <w:jc w:val="center"/>
                   </w:pPr>
                   <w:r>
-                    <w:t xml:space="preserve">4.25</w:t>
-                  </w:r>
-                </w:p>
-              </w:tc>
-              <w:tc>
-                <w:tcPr/>
-                <w:p>
-                  <w:pPr>
-                    <w:pStyle w:val="Compact"/>
-                    <w:jc w:val="right"/>
-                    <w:jc w:val="center"/>
-                  </w:pPr>
-                  <w:r>
-                    <w:t xml:space="preserve">0.636</w:t>
-                  </w:r>
-                </w:p>
-              </w:tc>
-              <w:tc>
-                <w:tcPr/>
-                <w:p>
-                  <w:pPr>
-                    <w:pStyle w:val="Compact"/>
-                    <w:jc w:val="right"/>
-                    <w:jc w:val="center"/>
-                  </w:pPr>
-                  <w:r>
-                    <w:t xml:space="preserve">0.125</w:t>
-                  </w:r>
-                </w:p>
-              </w:tc>
-              <w:tc>
-                <w:tcPr/>
-                <w:p>
-                  <w:pPr>
-                    <w:pStyle w:val="Compact"/>
-                    <w:jc w:val="right"/>
-                    <w:jc w:val="center"/>
-                  </w:pPr>
-                  <w:r>
-                    <w:t xml:space="preserve">2</w:t>
+                    <w:t xml:space="preserve">4.22</w:t>
+                  </w:r>
+                </w:p>
+              </w:tc>
+              <w:tc>
+                <w:tcPr/>
+                <w:p>
+                  <w:pPr>
+                    <w:pStyle w:val="Compact"/>
+                    <w:jc w:val="right"/>
+                    <w:jc w:val="center"/>
+                  </w:pPr>
+                  <w:r>
+                    <w:t xml:space="preserve">0.608</w:t>
+                  </w:r>
+                </w:p>
+              </w:tc>
+              <w:tc>
+                <w:tcPr/>
+                <w:p>
+                  <w:pPr>
+                    <w:pStyle w:val="Compact"/>
+                    <w:jc w:val="right"/>
+                    <w:jc w:val="center"/>
+                  </w:pPr>
+                  <w:r>
+                    <w:t xml:space="preserve">0.161</w:t>
+                  </w:r>
+                </w:p>
+              </w:tc>
+              <w:tc>
+                <w:tcPr/>
+                <w:p>
+                  <w:pPr>
+                    <w:pStyle w:val="Compact"/>
+                    <w:jc w:val="right"/>
+                    <w:jc w:val="center"/>
+                  </w:pPr>
+                  <w:r>
+                    <w:t xml:space="preserve">3</w:t>
                   </w:r>
                 </w:p>
               </w:tc>
@@ -1020,85 +1020,85 @@
                     <w:jc w:val="center"/>
                   </w:pPr>
                   <w:r>
-                    <w:t xml:space="preserve">54</w:t>
-                  </w:r>
-                </w:p>
-              </w:tc>
-              <w:tc>
-                <w:tcPr/>
-                <w:p>
-                  <w:pPr>
-                    <w:pStyle w:val="Compact"/>
-                    <w:jc w:val="right"/>
-                    <w:jc w:val="center"/>
-                  </w:pPr>
-                  <w:r>
-                    <w:t xml:space="preserve">0.284</w:t>
-                  </w:r>
-                </w:p>
-              </w:tc>
-              <w:tc>
-                <w:tcPr/>
-                <w:p>
-                  <w:pPr>
-                    <w:pStyle w:val="Compact"/>
-                    <w:jc w:val="right"/>
-                    <w:jc w:val="center"/>
-                  </w:pPr>
-                  <w:r>
-                    <w:t xml:space="preserve">3</w:t>
-                  </w:r>
-                </w:p>
-              </w:tc>
-              <w:tc>
-                <w:tcPr/>
-                <w:p>
-                  <w:pPr>
-                    <w:pStyle w:val="Compact"/>
-                    <w:jc w:val="right"/>
-                    <w:jc w:val="center"/>
-                  </w:pPr>
-                  <w:r>
-                    <w:t xml:space="preserve">5.40</w:t>
-                  </w:r>
-                </w:p>
-              </w:tc>
-              <w:tc>
-                <w:tcPr/>
-                <w:p>
-                  <w:pPr>
-                    <w:pStyle w:val="Compact"/>
-                    <w:jc w:val="right"/>
-                    <w:jc w:val="center"/>
-                  </w:pPr>
-                  <w:r>
-                    <w:t xml:space="preserve">0.673</w:t>
-                  </w:r>
-                </w:p>
-              </w:tc>
-              <w:tc>
-                <w:tcPr/>
-                <w:p>
-                  <w:pPr>
-                    <w:pStyle w:val="Compact"/>
-                    <w:jc w:val="right"/>
-                    <w:jc w:val="center"/>
-                  </w:pPr>
-                  <w:r>
-                    <w:t xml:space="preserve">0.336</w:t>
-                  </w:r>
-                </w:p>
-              </w:tc>
-              <w:tc>
-                <w:tcPr/>
-                <w:p>
-                  <w:pPr>
-                    <w:pStyle w:val="Compact"/>
-                    <w:jc w:val="right"/>
-                    <w:jc w:val="center"/>
-                  </w:pPr>
-                  <w:r>
-                    <w:t xml:space="preserve">6</w:t>
+                    <w:t xml:space="preserve">56</w:t>
+                  </w:r>
+                </w:p>
+              </w:tc>
+              <w:tc>
+                <w:tcPr/>
+                <w:p>
+                  <w:pPr>
+                    <w:pStyle w:val="Compact"/>
+                    <w:jc w:val="right"/>
+                    <w:jc w:val="center"/>
+                  </w:pPr>
+                  <w:r>
+                    <w:t xml:space="preserve">0.295</w:t>
+                  </w:r>
+                </w:p>
+              </w:tc>
+              <w:tc>
+                <w:tcPr/>
+                <w:p>
+                  <w:pPr>
+                    <w:pStyle w:val="Compact"/>
+                    <w:jc w:val="right"/>
+                    <w:jc w:val="center"/>
+                  </w:pPr>
+                  <w:r>
+                    <w:t xml:space="preserve">2</w:t>
+                  </w:r>
+                </w:p>
+              </w:tc>
+              <w:tc>
+                <w:tcPr/>
+                <w:p>
+                  <w:pPr>
+                    <w:pStyle w:val="Compact"/>
+                    <w:jc w:val="right"/>
+                    <w:jc w:val="center"/>
+                  </w:pPr>
+                  <w:r>
+                    <w:t xml:space="preserve">5.60</w:t>
+                  </w:r>
+                </w:p>
+              </w:tc>
+              <w:tc>
+                <w:tcPr/>
+                <w:p>
+                  <w:pPr>
+                    <w:pStyle w:val="Compact"/>
+                    <w:jc w:val="right"/>
+                    <w:jc w:val="center"/>
+                  </w:pPr>
+                  <w:r>
+                    <w:t xml:space="preserve">0.666</w:t>
+                  </w:r>
+                </w:p>
+              </w:tc>
+              <w:tc>
+                <w:tcPr/>
+                <w:p>
+                  <w:pPr>
+                    <w:pStyle w:val="Compact"/>
+                    <w:jc w:val="right"/>
+                    <w:jc w:val="center"/>
+                  </w:pPr>
+                  <w:r>
+                    <w:t xml:space="preserve">0.347</w:t>
+                  </w:r>
+                </w:p>
+              </w:tc>
+              <w:tc>
+                <w:tcPr/>
+                <w:p>
+                  <w:pPr>
+                    <w:pStyle w:val="Compact"/>
+                    <w:jc w:val="right"/>
+                    <w:jc w:val="center"/>
+                  </w:pPr>
+                  <w:r>
+                    <w:t xml:space="preserve">5</w:t>
                   </w:r>
                 </w:p>
               </w:tc>
@@ -1152,33 +1152,33 @@
                     <w:jc w:val="center"/>
                   </w:pPr>
                   <w:r>
-                    <w:t xml:space="preserve">0.464</w:t>
-                  </w:r>
-                </w:p>
-              </w:tc>
-              <w:tc>
-                <w:tcPr/>
-                <w:p>
-                  <w:pPr>
-                    <w:pStyle w:val="Compact"/>
-                    <w:jc w:val="right"/>
-                    <w:jc w:val="center"/>
-                  </w:pPr>
-                  <w:r>
-                    <w:t xml:space="preserve">1</w:t>
-                  </w:r>
-                </w:p>
-              </w:tc>
-              <w:tc>
-                <w:tcPr/>
-                <w:p>
-                  <w:pPr>
-                    <w:pStyle w:val="Compact"/>
-                    <w:jc w:val="right"/>
-                    <w:jc w:val="center"/>
-                  </w:pPr>
-                  <w:r>
-                    <w:t xml:space="preserve">3.25</w:t>
+                    <w:t xml:space="preserve">0.361</w:t>
+                  </w:r>
+                </w:p>
+              </w:tc>
+              <w:tc>
+                <w:tcPr/>
+                <w:p>
+                  <w:pPr>
+                    <w:pStyle w:val="Compact"/>
+                    <w:jc w:val="right"/>
+                    <w:jc w:val="center"/>
+                  </w:pPr>
+                  <w:r>
+                    <w:t xml:space="preserve">2</w:t>
+                  </w:r>
+                </w:p>
+              </w:tc>
+              <w:tc>
+                <w:tcPr/>
+                <w:p>
+                  <w:pPr>
+                    <w:pStyle w:val="Compact"/>
+                    <w:jc w:val="right"/>
+                    <w:jc w:val="center"/>
+                  </w:pPr>
+                  <w:r>
+                    <w:t xml:space="preserve">2.89</w:t>
                   </w:r>
                 </w:p>
               </w:tc>
@@ -1217,7 +1217,7 @@
                     <w:jc w:val="center"/>
                   </w:pPr>
                   <w:r>
-                    <w:t xml:space="preserve">3</w:t>
+                    <w:t xml:space="preserve">4</w:t>
                   </w:r>
                 </w:p>
               </w:tc>
@@ -1460,7 +1460,7 @@
         <w:t xml:space="preserve"> </w:t>
       </w:r>
       <w:r>
-        <w:t xml:space="preserve">At threshold 0.1, graph density increases substantially and several sites that appear as isolates at 0.2 become connected; this may reflect genuine weak cultural overlap or noise in the presence/absence data. At threshold 0.3, the graph becomes considerably sparser, with 3 isolates in Aur-P1 in particular. The 0.2 threshold represents a practical middle ground: it preserves the major structural contrasts while avoiding both the over-connection artefacts of the 0.1 threshold and the excessive fragmentation of the 0.3 threshold.</w:t>
+        <w:t xml:space="preserve">At threshold 0.1, graph density increases substantially and several sites that appear as isolates at 0.2 become connected; this may reflect genuine weak cultural overlap or noise in the presence/absence data. At threshold 0.3, the graph becomes considerably sparser, with 2 isolates in Aur-P1 in particular. The 0.2 threshold represents a practical middle ground: it preserves the major structural contrasts while avoiding both the over-connection artefacts of the 0.1 threshold and the excessive fragmentation of the 0.3 threshold.</w:t>
       </w:r>
     </w:p>
     <w:p>
@@ -2047,7 +2047,7 @@
                     <w:jc w:val="center"/>
                   </w:pPr>
                   <w:r>
-                    <w:t xml:space="preserve">0.332</w:t>
+                    <w:t xml:space="preserve">0.336</w:t>
                   </w:r>
                 </w:p>
               </w:tc>
@@ -2101,20 +2101,20 @@
                     <w:jc w:val="center"/>
                   </w:pPr>
                   <w:r>
-                    <w:t xml:space="preserve">17</w:t>
-                  </w:r>
-                </w:p>
-              </w:tc>
-              <w:tc>
-                <w:tcPr/>
-                <w:p>
-                  <w:pPr>
-                    <w:pStyle w:val="Compact"/>
-                    <w:jc w:val="right"/>
-                    <w:jc w:val="center"/>
-                  </w:pPr>
-                  <w:r>
-                    <w:t xml:space="preserve">0.607</w:t>
+                    <w:t xml:space="preserve">19</w:t>
+                  </w:r>
+                </w:p>
+              </w:tc>
+              <w:tc>
+                <w:tcPr/>
+                <w:p>
+                  <w:pPr>
+                    <w:pStyle w:val="Compact"/>
+                    <w:jc w:val="right"/>
+                    <w:jc w:val="center"/>
+                  </w:pPr>
+                  <w:r>
+                    <w:t xml:space="preserve">0.528</w:t>
                   </w:r>
                 </w:p>
               </w:tc>
@@ -2140,46 +2140,46 @@
                     <w:jc w:val="center"/>
                   </w:pPr>
                   <w:r>
-                    <w:t xml:space="preserve">4.25</w:t>
-                  </w:r>
-                </w:p>
-              </w:tc>
-              <w:tc>
-                <w:tcPr/>
-                <w:p>
-                  <w:pPr>
-                    <w:pStyle w:val="Compact"/>
-                    <w:jc w:val="right"/>
-                    <w:jc w:val="center"/>
-                  </w:pPr>
-                  <w:r>
-                    <w:t xml:space="preserve">0.636</w:t>
-                  </w:r>
-                </w:p>
-              </w:tc>
-              <w:tc>
-                <w:tcPr/>
-                <w:p>
-                  <w:pPr>
-                    <w:pStyle w:val="Compact"/>
-                    <w:jc w:val="right"/>
-                    <w:jc w:val="center"/>
-                  </w:pPr>
-                  <w:r>
-                    <w:t xml:space="preserve">0.125</w:t>
-                  </w:r>
-                </w:p>
-              </w:tc>
-              <w:tc>
-                <w:tcPr/>
-                <w:p>
-                  <w:pPr>
-                    <w:pStyle w:val="Compact"/>
-                    <w:jc w:val="right"/>
-                    <w:jc w:val="center"/>
-                  </w:pPr>
-                  <w:r>
-                    <w:t xml:space="preserve">2</w:t>
+                    <w:t xml:space="preserve">4.22</w:t>
+                  </w:r>
+                </w:p>
+              </w:tc>
+              <w:tc>
+                <w:tcPr/>
+                <w:p>
+                  <w:pPr>
+                    <w:pStyle w:val="Compact"/>
+                    <w:jc w:val="right"/>
+                    <w:jc w:val="center"/>
+                  </w:pPr>
+                  <w:r>
+                    <w:t xml:space="preserve">0.608</w:t>
+                  </w:r>
+                </w:p>
+              </w:tc>
+              <w:tc>
+                <w:tcPr/>
+                <w:p>
+                  <w:pPr>
+                    <w:pStyle w:val="Compact"/>
+                    <w:jc w:val="right"/>
+                    <w:jc w:val="center"/>
+                  </w:pPr>
+                  <w:r>
+                    <w:t xml:space="preserve">0.161</w:t>
+                  </w:r>
+                </w:p>
+              </w:tc>
+              <w:tc>
+                <w:tcPr/>
+                <w:p>
+                  <w:pPr>
+                    <w:pStyle w:val="Compact"/>
+                    <w:jc w:val="right"/>
+                    <w:jc w:val="center"/>
+                  </w:pPr>
+                  <w:r>
+                    <w:t xml:space="preserve">3</w:t>
                   </w:r>
                 </w:p>
               </w:tc>
@@ -2272,20 +2272,20 @@
                     <w:jc w:val="center"/>
                   </w:pPr>
                   <w:r>
-                    <w:t xml:space="preserve">0.789</w:t>
-                  </w:r>
-                </w:p>
-              </w:tc>
-              <w:tc>
-                <w:tcPr/>
-                <w:p>
-                  <w:pPr>
-                    <w:pStyle w:val="Compact"/>
-                    <w:jc w:val="right"/>
-                    <w:jc w:val="center"/>
-                  </w:pPr>
-                  <w:r>
-                    <w:t xml:space="preserve">0.198</w:t>
+                    <w:t xml:space="preserve">0.798</w:t>
+                  </w:r>
+                </w:p>
+              </w:tc>
+              <w:tc>
+                <w:tcPr/>
+                <w:p>
+                  <w:pPr>
+                    <w:pStyle w:val="Compact"/>
+                    <w:jc w:val="right"/>
+                    <w:jc w:val="center"/>
+                  </w:pPr>
+                  <w:r>
+                    <w:t xml:space="preserve">0.199</w:t>
                   </w:r>
                 </w:p>
               </w:tc>
@@ -2339,20 +2339,20 @@
                     <w:jc w:val="center"/>
                   </w:pPr>
                   <w:r>
-                    <w:t xml:space="preserve">24</w:t>
-                  </w:r>
-                </w:p>
-              </w:tc>
-              <w:tc>
-                <w:tcPr/>
-                <w:p>
-                  <w:pPr>
-                    <w:pStyle w:val="Compact"/>
-                    <w:jc w:val="right"/>
-                    <w:jc w:val="center"/>
-                  </w:pPr>
-                  <w:r>
-                    <w:t xml:space="preserve">0.857</w:t>
+                    <w:t xml:space="preserve">29</w:t>
+                  </w:r>
+                </w:p>
+              </w:tc>
+              <w:tc>
+                <w:tcPr/>
+                <w:p>
+                  <w:pPr>
+                    <w:pStyle w:val="Compact"/>
+                    <w:jc w:val="right"/>
+                    <w:jc w:val="center"/>
+                  </w:pPr>
+                  <w:r>
+                    <w:t xml:space="preserve">0.806</w:t>
                   </w:r>
                 </w:p>
               </w:tc>
@@ -2378,33 +2378,33 @@
                     <w:jc w:val="center"/>
                   </w:pPr>
                   <w:r>
-                    <w:t xml:space="preserve">6.00</w:t>
-                  </w:r>
-                </w:p>
-              </w:tc>
-              <w:tc>
-                <w:tcPr/>
-                <w:p>
-                  <w:pPr>
-                    <w:pStyle w:val="Compact"/>
-                    <w:jc w:val="right"/>
-                    <w:jc w:val="center"/>
-                  </w:pPr>
-                  <w:r>
-                    <w:t xml:space="preserve">0.871</w:t>
-                  </w:r>
-                </w:p>
-              </w:tc>
-              <w:tc>
-                <w:tcPr/>
-                <w:p>
-                  <w:pPr>
-                    <w:pStyle w:val="Compact"/>
-                    <w:jc w:val="right"/>
-                    <w:jc w:val="center"/>
-                  </w:pPr>
-                  <w:r>
-                    <w:t xml:space="preserve">0.053</w:t>
+                    <w:t xml:space="preserve">6.44</w:t>
+                  </w:r>
+                </w:p>
+              </w:tc>
+              <w:tc>
+                <w:tcPr/>
+                <w:p>
+                  <w:pPr>
+                    <w:pStyle w:val="Compact"/>
+                    <w:jc w:val="right"/>
+                    <w:jc w:val="center"/>
+                  </w:pPr>
+                  <w:r>
+                    <w:t xml:space="preserve">0.826</w:t>
+                  </w:r>
+                </w:p>
+              </w:tc>
+              <w:tc>
+                <w:tcPr/>
+                <w:p>
+                  <w:pPr>
+                    <w:pStyle w:val="Compact"/>
+                    <w:jc w:val="right"/>
+                    <w:jc w:val="center"/>
+                  </w:pPr>
+                  <w:r>
+                    <w:t xml:space="preserve">0.058</w:t>
                   </w:r>
                 </w:p>
               </w:tc>
@@ -2523,7 +2523,7 @@
                     <w:jc w:val="center"/>
                   </w:pPr>
                   <w:r>
-                    <w:t xml:space="preserve">0.033</w:t>
+                    <w:t xml:space="preserve">0.030</w:t>
                   </w:r>
                 </w:p>
               </w:tc>
@@ -2577,20 +2577,20 @@
                     <w:jc w:val="center"/>
                   </w:pPr>
                   <w:r>
-                    <w:t xml:space="preserve">24</w:t>
-                  </w:r>
-                </w:p>
-              </w:tc>
-              <w:tc>
-                <w:tcPr/>
-                <w:p>
-                  <w:pPr>
-                    <w:pStyle w:val="Compact"/>
-                    <w:jc w:val="right"/>
-                    <w:jc w:val="center"/>
-                  </w:pPr>
-                  <w:r>
-                    <w:t xml:space="preserve">0.857</w:t>
+                    <w:t xml:space="preserve">32</w:t>
+                  </w:r>
+                </w:p>
+              </w:tc>
+              <w:tc>
+                <w:tcPr/>
+                <w:p>
+                  <w:pPr>
+                    <w:pStyle w:val="Compact"/>
+                    <w:jc w:val="right"/>
+                    <w:jc w:val="center"/>
+                  </w:pPr>
+                  <w:r>
+                    <w:t xml:space="preserve">0.889</w:t>
                   </w:r>
                 </w:p>
               </w:tc>
@@ -2616,33 +2616,33 @@
                     <w:jc w:val="center"/>
                   </w:pPr>
                   <w:r>
-                    <w:t xml:space="preserve">6.00</w:t>
-                  </w:r>
-                </w:p>
-              </w:tc>
-              <w:tc>
-                <w:tcPr/>
-                <w:p>
-                  <w:pPr>
-                    <w:pStyle w:val="Compact"/>
-                    <w:jc w:val="right"/>
-                    <w:jc w:val="center"/>
-                  </w:pPr>
-                  <w:r>
-                    <w:t xml:space="preserve">0.871</w:t>
-                  </w:r>
-                </w:p>
-              </w:tc>
-              <w:tc>
-                <w:tcPr/>
-                <w:p>
-                  <w:pPr>
-                    <w:pStyle w:val="Compact"/>
-                    <w:jc w:val="right"/>
-                    <w:jc w:val="center"/>
-                  </w:pPr>
-                  <w:r>
-                    <w:t xml:space="preserve">0.038</w:t>
+                    <w:t xml:space="preserve">7.11</w:t>
+                  </w:r>
+                </w:p>
+              </w:tc>
+              <w:tc>
+                <w:tcPr/>
+                <w:p>
+                  <w:pPr>
+                    <w:pStyle w:val="Compact"/>
+                    <w:jc w:val="right"/>
+                    <w:jc w:val="center"/>
+                  </w:pPr>
+                  <w:r>
+                    <w:t xml:space="preserve">0.900</w:t>
+                  </w:r>
+                </w:p>
+              </w:tc>
+              <w:tc>
+                <w:tcPr/>
+                <w:p>
+                  <w:pPr>
+                    <w:pStyle w:val="Compact"/>
+                    <w:jc w:val="right"/>
+                    <w:jc w:val="center"/>
+                  </w:pPr>
+                  <w:r>
+                    <w:t xml:space="preserve">0.024</w:t>
                   </w:r>
                 </w:p>
               </w:tc>
@@ -3047,46 +3047,46 @@
                     <w:jc w:val="center"/>
                   </w:pPr>
                   <w:r>
-                    <w:t xml:space="preserve">0.025</w:t>
-                  </w:r>
-                </w:p>
-              </w:tc>
-              <w:tc>
-                <w:tcPr/>
-                <w:p>
-                  <w:pPr>
-                    <w:pStyle w:val="Compact"/>
-                    <w:jc w:val="right"/>
-                    <w:jc w:val="center"/>
-                  </w:pPr>
-                  <w:r>
-                    <w:t xml:space="preserve">0.370</w:t>
-                  </w:r>
-                </w:p>
-              </w:tc>
-              <w:tc>
-                <w:tcPr/>
-                <w:p>
-                  <w:pPr>
-                    <w:pStyle w:val="Compact"/>
-                    <w:jc w:val="right"/>
-                    <w:jc w:val="center"/>
-                  </w:pPr>
-                  <w:r>
-                    <w:t xml:space="preserve">0.045</w:t>
-                  </w:r>
-                </w:p>
-              </w:tc>
-              <w:tc>
-                <w:tcPr/>
-                <w:p>
-                  <w:pPr>
-                    <w:pStyle w:val="Compact"/>
-                    <w:jc w:val="right"/>
-                    <w:jc w:val="center"/>
-                  </w:pPr>
-                  <w:r>
-                    <w:t xml:space="preserve">0.306</w:t>
+                    <w:t xml:space="preserve">0.026</w:t>
+                  </w:r>
+                </w:p>
+              </w:tc>
+              <w:tc>
+                <w:tcPr/>
+                <w:p>
+                  <w:pPr>
+                    <w:pStyle w:val="Compact"/>
+                    <w:jc w:val="right"/>
+                    <w:jc w:val="center"/>
+                  </w:pPr>
+                  <w:r>
+                    <w:t xml:space="preserve">0.371</w:t>
+                  </w:r>
+                </w:p>
+              </w:tc>
+              <w:tc>
+                <w:tcPr/>
+                <w:p>
+                  <w:pPr>
+                    <w:pStyle w:val="Compact"/>
+                    <w:jc w:val="right"/>
+                    <w:jc w:val="center"/>
+                  </w:pPr>
+                  <w:r>
+                    <w:t xml:space="preserve">0.046</w:t>
+                  </w:r>
+                </w:p>
+              </w:tc>
+              <w:tc>
+                <w:tcPr/>
+                <w:p>
+                  <w:pPr>
+                    <w:pStyle w:val="Compact"/>
+                    <w:jc w:val="right"/>
+                    <w:jc w:val="center"/>
+                  </w:pPr>
+                  <w:r>
+                    <w:t xml:space="preserve">0.301</w:t>
                   </w:r>
                 </w:p>
               </w:tc>
@@ -3114,46 +3114,46 @@
                     <w:jc w:val="center"/>
                   </w:pPr>
                   <w:r>
-                    <w:t xml:space="preserve">-0.297</w:t>
-                  </w:r>
-                </w:p>
-              </w:tc>
-              <w:tc>
-                <w:tcPr/>
-                <w:p>
-                  <w:pPr>
-                    <w:pStyle w:val="Compact"/>
-                    <w:jc w:val="right"/>
-                    <w:jc w:val="center"/>
-                  </w:pPr>
-                  <w:r>
-                    <w:t xml:space="preserve">0.934</w:t>
-                  </w:r>
-                </w:p>
-              </w:tc>
-              <w:tc>
-                <w:tcPr/>
-                <w:p>
-                  <w:pPr>
-                    <w:pStyle w:val="Compact"/>
-                    <w:jc w:val="right"/>
-                    <w:jc w:val="center"/>
-                  </w:pPr>
-                  <w:r>
-                    <w:t xml:space="preserve">-0.303</w:t>
-                  </w:r>
-                </w:p>
-              </w:tc>
-              <w:tc>
-                <w:tcPr/>
-                <w:p>
-                  <w:pPr>
-                    <w:pStyle w:val="Compact"/>
-                    <w:jc w:val="right"/>
-                    <w:jc w:val="center"/>
-                  </w:pPr>
-                  <w:r>
-                    <w:t xml:space="preserve">0.940</w:t>
+                    <w:t xml:space="preserve">-0.294</w:t>
+                  </w:r>
+                </w:p>
+              </w:tc>
+              <w:tc>
+                <w:tcPr/>
+                <w:p>
+                  <w:pPr>
+                    <w:pStyle w:val="Compact"/>
+                    <w:jc w:val="right"/>
+                    <w:jc w:val="center"/>
+                  </w:pPr>
+                  <w:r>
+                    <w:t xml:space="preserve">0.965</w:t>
+                  </w:r>
+                </w:p>
+              </w:tc>
+              <w:tc>
+                <w:tcPr/>
+                <w:p>
+                  <w:pPr>
+                    <w:pStyle w:val="Compact"/>
+                    <w:jc w:val="right"/>
+                    <w:jc w:val="center"/>
+                  </w:pPr>
+                  <w:r>
+                    <w:t xml:space="preserve">-0.299</w:t>
+                  </w:r>
+                </w:p>
+              </w:tc>
+              <w:tc>
+                <w:tcPr/>
+                <w:p>
+                  <w:pPr>
+                    <w:pStyle w:val="Compact"/>
+                    <w:jc w:val="right"/>
+                    <w:jc w:val="center"/>
+                  </w:pPr>
+                  <w:r>
+                    <w:t xml:space="preserve">0.967</w:t>
                   </w:r>
                 </w:p>
               </w:tc>
@@ -3226,7 +3226,7 @@
           <m:t>=</m:t>
         </m:r>
         <m:r>
-          <m:t>0.045</m:t>
+          <m:t>0.046</m:t>
         </m:r>
         <m:r>
           <m:rPr>
@@ -3244,7 +3244,7 @@
           <m:t>=</m:t>
         </m:r>
         <m:r>
-          <m:t>0.306</m:t>
+          <m:t>0.301</m:t>
         </m:r>
         <m:r>
           <m:rPr>
@@ -3581,7 +3581,7 @@
         </m:r>
       </m:oMath>
       <w:r>
-        <w:t xml:space="preserve">R = -0.303, p = 0.94), the same non-significant result holds under both metrics.</w:t>
+        <w:t xml:space="preserve">R = -0.299, p = 0.967), the same non-significant result holds under both metrics.</w:t>
       </w:r>
     </w:p>
     <w:p>
@@ -3836,7 +3836,7 @@
                     <w:jc w:val="center"/>
                   </w:pPr>
                   <w:r>
-                    <w:t xml:space="preserve">0.332</w:t>
+                    <w:t xml:space="preserve">0.336</w:t>
                   </w:r>
                 </w:p>
               </w:tc>
@@ -3864,72 +3864,72 @@
                     <w:jc w:val="center"/>
                   </w:pPr>
                   <w:r>
-                    <w:t xml:space="preserve">8</w:t>
-                  </w:r>
-                </w:p>
-              </w:tc>
-              <w:tc>
-                <w:tcPr/>
-                <w:p>
-                  <w:pPr>
-                    <w:pStyle w:val="Compact"/>
-                    <w:jc w:val="right"/>
-                    <w:jc w:val="center"/>
-                  </w:pPr>
-                  <w:r>
-                    <w:t xml:space="preserve">17</w:t>
-                  </w:r>
-                </w:p>
-              </w:tc>
-              <w:tc>
-                <w:tcPr/>
-                <w:p>
-                  <w:pPr>
-                    <w:pStyle w:val="Compact"/>
-                    <w:jc w:val="right"/>
-                    <w:jc w:val="center"/>
-                  </w:pPr>
-                  <w:r>
-                    <w:t xml:space="preserve">0.607</w:t>
-                  </w:r>
-                </w:p>
-              </w:tc>
-              <w:tc>
-                <w:tcPr/>
-                <w:p>
-                  <w:pPr>
-                    <w:pStyle w:val="Compact"/>
-                    <w:jc w:val="right"/>
-                    <w:jc w:val="center"/>
-                  </w:pPr>
-                  <w:r>
-                    <w:t xml:space="preserve">4.25</w:t>
-                  </w:r>
-                </w:p>
-              </w:tc>
-              <w:tc>
-                <w:tcPr/>
-                <w:p>
-                  <w:pPr>
-                    <w:pStyle w:val="Compact"/>
-                    <w:jc w:val="right"/>
-                    <w:jc w:val="center"/>
-                  </w:pPr>
-                  <w:r>
-                    <w:t xml:space="preserve">0.636</w:t>
-                  </w:r>
-                </w:p>
-              </w:tc>
-              <w:tc>
-                <w:tcPr/>
-                <w:p>
-                  <w:pPr>
-                    <w:pStyle w:val="Compact"/>
-                    <w:jc w:val="right"/>
-                    <w:jc w:val="center"/>
-                  </w:pPr>
-                  <w:r>
-                    <w:t xml:space="preserve">0.125</w:t>
+                    <w:t xml:space="preserve">9</w:t>
+                  </w:r>
+                </w:p>
+              </w:tc>
+              <w:tc>
+                <w:tcPr/>
+                <w:p>
+                  <w:pPr>
+                    <w:pStyle w:val="Compact"/>
+                    <w:jc w:val="right"/>
+                    <w:jc w:val="center"/>
+                  </w:pPr>
+                  <w:r>
+                    <w:t xml:space="preserve">19</w:t>
+                  </w:r>
+                </w:p>
+              </w:tc>
+              <w:tc>
+                <w:tcPr/>
+                <w:p>
+                  <w:pPr>
+                    <w:pStyle w:val="Compact"/>
+                    <w:jc w:val="right"/>
+                    <w:jc w:val="center"/>
+                  </w:pPr>
+                  <w:r>
+                    <w:t xml:space="preserve">0.528</w:t>
+                  </w:r>
+                </w:p>
+              </w:tc>
+              <w:tc>
+                <w:tcPr/>
+                <w:p>
+                  <w:pPr>
+                    <w:pStyle w:val="Compact"/>
+                    <w:jc w:val="right"/>
+                    <w:jc w:val="center"/>
+                  </w:pPr>
+                  <w:r>
+                    <w:t xml:space="preserve">4.22</w:t>
+                  </w:r>
+                </w:p>
+              </w:tc>
+              <w:tc>
+                <w:tcPr/>
+                <w:p>
+                  <w:pPr>
+                    <w:pStyle w:val="Compact"/>
+                    <w:jc w:val="right"/>
+                    <w:jc w:val="center"/>
+                  </w:pPr>
+                  <w:r>
+                    <w:t xml:space="preserve">0.608</w:t>
+                  </w:r>
+                </w:p>
+              </w:tc>
+              <w:tc>
+                <w:tcPr/>
+                <w:p>
+                  <w:pPr>
+                    <w:pStyle w:val="Compact"/>
+                    <w:jc w:val="right"/>
+                    <w:jc w:val="center"/>
+                  </w:pPr>
+                  <w:r>
+                    <w:t xml:space="preserve">0.161</w:t>
                   </w:r>
                 </w:p>
               </w:tc>
@@ -4269,7 +4269,7 @@
                     <w:jc w:val="center"/>
                   </w:pPr>
                   <w:r>
-                    <w:t xml:space="preserve">0.309</w:t>
+                    <w:t xml:space="preserve">0.307</w:t>
                   </w:r>
                 </w:p>
               </w:tc>
@@ -4297,72 +4297,72 @@
                     <w:jc w:val="center"/>
                   </w:pPr>
                   <w:r>
-                    <w:t xml:space="preserve">8</w:t>
-                  </w:r>
-                </w:p>
-              </w:tc>
-              <w:tc>
-                <w:tcPr/>
-                <w:p>
-                  <w:pPr>
-                    <w:pStyle w:val="Compact"/>
-                    <w:jc w:val="right"/>
-                    <w:jc w:val="center"/>
-                  </w:pPr>
-                  <w:r>
-                    <w:t xml:space="preserve">17</w:t>
-                  </w:r>
-                </w:p>
-              </w:tc>
-              <w:tc>
-                <w:tcPr/>
-                <w:p>
-                  <w:pPr>
-                    <w:pStyle w:val="Compact"/>
-                    <w:jc w:val="right"/>
-                    <w:jc w:val="center"/>
-                  </w:pPr>
-                  <w:r>
-                    <w:t xml:space="preserve">0.607</w:t>
-                  </w:r>
-                </w:p>
-              </w:tc>
-              <w:tc>
-                <w:tcPr/>
-                <w:p>
-                  <w:pPr>
-                    <w:pStyle w:val="Compact"/>
-                    <w:jc w:val="right"/>
-                    <w:jc w:val="center"/>
-                  </w:pPr>
-                  <w:r>
-                    <w:t xml:space="preserve">4.25</w:t>
-                  </w:r>
-                </w:p>
-              </w:tc>
-              <w:tc>
-                <w:tcPr/>
-                <w:p>
-                  <w:pPr>
-                    <w:pStyle w:val="Compact"/>
-                    <w:jc w:val="right"/>
-                    <w:jc w:val="center"/>
-                  </w:pPr>
-                  <w:r>
-                    <w:t xml:space="preserve">0.636</w:t>
-                  </w:r>
-                </w:p>
-              </w:tc>
-              <w:tc>
-                <w:tcPr/>
-                <w:p>
-                  <w:pPr>
-                    <w:pStyle w:val="Compact"/>
-                    <w:jc w:val="right"/>
-                    <w:jc w:val="center"/>
-                  </w:pPr>
-                  <w:r>
-                    <w:t xml:space="preserve">0.125</w:t>
+                    <w:t xml:space="preserve">9</w:t>
+                  </w:r>
+                </w:p>
+              </w:tc>
+              <w:tc>
+                <w:tcPr/>
+                <w:p>
+                  <w:pPr>
+                    <w:pStyle w:val="Compact"/>
+                    <w:jc w:val="right"/>
+                    <w:jc w:val="center"/>
+                  </w:pPr>
+                  <w:r>
+                    <w:t xml:space="preserve">19</w:t>
+                  </w:r>
+                </w:p>
+              </w:tc>
+              <w:tc>
+                <w:tcPr/>
+                <w:p>
+                  <w:pPr>
+                    <w:pStyle w:val="Compact"/>
+                    <w:jc w:val="right"/>
+                    <w:jc w:val="center"/>
+                  </w:pPr>
+                  <w:r>
+                    <w:t xml:space="preserve">0.528</w:t>
+                  </w:r>
+                </w:p>
+              </w:tc>
+              <w:tc>
+                <w:tcPr/>
+                <w:p>
+                  <w:pPr>
+                    <w:pStyle w:val="Compact"/>
+                    <w:jc w:val="right"/>
+                    <w:jc w:val="center"/>
+                  </w:pPr>
+                  <w:r>
+                    <w:t xml:space="preserve">4.22</w:t>
+                  </w:r>
+                </w:p>
+              </w:tc>
+              <w:tc>
+                <w:tcPr/>
+                <w:p>
+                  <w:pPr>
+                    <w:pStyle w:val="Compact"/>
+                    <w:jc w:val="right"/>
+                    <w:jc w:val="center"/>
+                  </w:pPr>
+                  <w:r>
+                    <w:t xml:space="preserve">0.608</w:t>
+                  </w:r>
+                </w:p>
+              </w:tc>
+              <w:tc>
+                <w:tcPr/>
+                <w:p>
+                  <w:pPr>
+                    <w:pStyle w:val="Compact"/>
+                    <w:jc w:val="right"/>
+                    <w:jc w:val="center"/>
+                  </w:pPr>
+                  <w:r>
+                    <w:t xml:space="preserve">0.161</w:t>
                   </w:r>
                 </w:p>
               </w:tc>
@@ -4418,7 +4418,7 @@
         <w:t xml:space="preserve"> </w:t>
       </w:r>
       <w:r>
-        <w:t xml:space="preserve">Decomposing the two-phase baseline into its technology-assigned components shows that the Early Aurignacian (mean degree = 5.38, 35 edges across 13 sites) is the most connected component, exceeding even Aur-P2 (4.25, 17 edges). The relict Proto-Aurignacian — the component that survives after technology-based reassignment moved the well-sampled Swabian and Périgord sites to the Early Aurignacian (S8) — is the least connected of the three (mean degree 2.57 across 7 sites and 9 edges). This decomposition confirms the reframing that motivates the two-phase scheme: the reclassified Proto sample is too small and too weakly connected to support its own network-level claims, so the</w:t>
+        <w:t xml:space="preserve">Decomposing the two-phase baseline into its technology-assigned components shows that the Early Aurignacian (mean degree = 5.38, 35 edges across 13 sites) is the most connected component, exceeding even Aur-P2 (4.22, 19 edges). The relict Proto-Aurignacian — the component that survives after technology-based reassignment moved the well-sampled Swabian and Périgord sites to the Early Aurignacian (S8) — is the least connected of the three (mean degree 2.57 across 7 sites and 9 edges). This decomposition confirms the reframing that motivates the two-phase scheme: the reclassified Proto sample is too small and too weakly connected to support its own network-level claims, so the</w:t>
       </w:r>
       <w:r>
         <w:t xml:space="preserve"> </w:t>
@@ -4454,7 +4454,7 @@
         <w:t xml:space="preserve"> </w:t>
       </w:r>
       <w:r>
-        <w:t xml:space="preserve">Even without the Proto component, the Early Aurignacian alone (mean degree 5.38) exceeds Aur-P2 (4.25), so the two-phase Aur-P1 &gt; Aur-P2 result does not depend on the Proto/Early boundary being drawn one way or the other. The connectivity gap between the early and late Aurignacian persists whether the early sequence is analysed as a single phase or as its separate Proto and Early components.</w:t>
+        <w:t xml:space="preserve">Even without the Proto component, the Early Aurignacian alone (mean degree 5.38) exceeds Aur-P2 (4.22), so the two-phase Aur-P1 &gt; Aur-P2 result does not depend on the Proto/Early boundary being drawn one way or the other. The connectivity gap between the early and late Aurignacian persists whether the early sequence is analysed as a single phase or as its separate Proto and Early components.</w:t>
       </w:r>
     </w:p>
     <w:p>
@@ -4472,7 +4472,7 @@
         <w:t xml:space="preserve"> </w:t>
       </w:r>
       <w:r>
-        <w:t xml:space="preserve">Modularity is highest in the Early component (0.309), moderate in the Evolved (0.125), and weakest in the relict Proto (0.108). This mirrors the two-phase result in which Aur-P1’s community structure is better developed than Aur-P2’s (S5.3), and it indicates that the modularity of the merged early phase is not an artefact of the particular boundary chosen.</w:t>
+        <w:t xml:space="preserve">Modularity is highest in the Early component (0.307), moderate in the Evolved (0.161), and weakest in the relict Proto (0.108). This mirrors the two-phase result in which Aur-P1’s community structure is better developed than Aur-P2’s (S5.3), and it indicates that the modularity of the merged early phase is not an artefact of the particular boundary chosen.</w:t>
       </w:r>
     </w:p>
     <w:tbl>
@@ -4784,7 +4784,7 @@
                     <w:jc w:val="center"/>
                   </w:pPr>
                   <w:r>
-                    <w:t xml:space="preserve">0.309</w:t>
+                    <w:t xml:space="preserve">0.307</w:t>
                   </w:r>
                 </w:p>
               </w:tc>
@@ -4812,72 +4812,72 @@
                     <w:jc w:val="center"/>
                   </w:pPr>
                   <w:r>
-                    <w:t xml:space="preserve">5</w:t>
-                  </w:r>
-                </w:p>
-              </w:tc>
-              <w:tc>
-                <w:tcPr/>
-                <w:p>
-                  <w:pPr>
-                    <w:pStyle w:val="Compact"/>
-                    <w:jc w:val="right"/>
-                    <w:jc w:val="center"/>
-                  </w:pPr>
-                  <w:r>
-                    <w:t xml:space="preserve">7</w:t>
-                  </w:r>
-                </w:p>
-              </w:tc>
-              <w:tc>
-                <w:tcPr/>
-                <w:p>
-                  <w:pPr>
-                    <w:pStyle w:val="Compact"/>
-                    <w:jc w:val="right"/>
-                    <w:jc w:val="center"/>
-                  </w:pPr>
-                  <w:r>
-                    <w:t xml:space="preserve">0.700</w:t>
-                  </w:r>
-                </w:p>
-              </w:tc>
-              <w:tc>
-                <w:tcPr/>
-                <w:p>
-                  <w:pPr>
-                    <w:pStyle w:val="Compact"/>
-                    <w:jc w:val="right"/>
-                    <w:jc w:val="center"/>
-                  </w:pPr>
-                  <w:r>
-                    <w:t xml:space="preserve">2.80</w:t>
-                  </w:r>
-                </w:p>
-              </w:tc>
-              <w:tc>
-                <w:tcPr/>
-                <w:p>
-                  <w:pPr>
-                    <w:pStyle w:val="Compact"/>
-                    <w:jc w:val="right"/>
-                    <w:jc w:val="center"/>
-                  </w:pPr>
-                  <w:r>
-                    <w:t xml:space="preserve">0.600</w:t>
-                  </w:r>
-                </w:p>
-              </w:tc>
-              <w:tc>
-                <w:tcPr/>
-                <w:p>
-                  <w:pPr>
-                    <w:pStyle w:val="Compact"/>
-                    <w:jc w:val="right"/>
-                    <w:jc w:val="center"/>
-                  </w:pPr>
-                  <w:r>
-                    <w:t xml:space="preserve">0.000</w:t>
+                    <w:t xml:space="preserve">6</w:t>
+                  </w:r>
+                </w:p>
+              </w:tc>
+              <w:tc>
+                <w:tcPr/>
+                <w:p>
+                  <w:pPr>
+                    <w:pStyle w:val="Compact"/>
+                    <w:jc w:val="right"/>
+                    <w:jc w:val="center"/>
+                  </w:pPr>
+                  <w:r>
+                    <w:t xml:space="preserve">11</w:t>
+                  </w:r>
+                </w:p>
+              </w:tc>
+              <w:tc>
+                <w:tcPr/>
+                <w:p>
+                  <w:pPr>
+                    <w:pStyle w:val="Compact"/>
+                    <w:jc w:val="right"/>
+                    <w:jc w:val="center"/>
+                  </w:pPr>
+                  <w:r>
+                    <w:t xml:space="preserve">0.733</w:t>
+                  </w:r>
+                </w:p>
+              </w:tc>
+              <w:tc>
+                <w:tcPr/>
+                <w:p>
+                  <w:pPr>
+                    <w:pStyle w:val="Compact"/>
+                    <w:jc w:val="right"/>
+                    <w:jc w:val="center"/>
+                  </w:pPr>
+                  <w:r>
+                    <w:t xml:space="preserve">3.67</w:t>
+                  </w:r>
+                </w:p>
+              </w:tc>
+              <w:tc>
+                <w:tcPr/>
+                <w:p>
+                  <w:pPr>
+                    <w:pStyle w:val="Compact"/>
+                    <w:jc w:val="right"/>
+                    <w:jc w:val="center"/>
+                  </w:pPr>
+                  <w:r>
+                    <w:t xml:space="preserve">0.727</w:t>
+                  </w:r>
+                </w:p>
+              </w:tc>
+              <w:tc>
+                <w:tcPr/>
+                <w:p>
+                  <w:pPr>
+                    <w:pStyle w:val="Compact"/>
+                    <w:jc w:val="right"/>
+                    <w:jc w:val="center"/>
+                  </w:pPr>
+                  <w:r>
+                    <w:t xml:space="preserve">0.019</w:t>
                   </w:r>
                 </w:p>
               </w:tc>
@@ -4905,20 +4905,59 @@
                     <w:jc w:val="center"/>
                   </w:pPr>
                   <w:r>
-                    <w:t xml:space="preserve">3</w:t>
-                  </w:r>
-                </w:p>
-              </w:tc>
-              <w:tc>
-                <w:tcPr/>
-                <w:p>
-                  <w:pPr>
-                    <w:pStyle w:val="Compact"/>
-                    <w:jc w:val="right"/>
-                    <w:jc w:val="center"/>
-                  </w:pPr>
-                  <w:r>
-                    <w:t xml:space="preserve">0</w:t>
+                    <w:t xml:space="preserve">4</w:t>
+                  </w:r>
+                </w:p>
+              </w:tc>
+              <w:tc>
+                <w:tcPr/>
+                <w:p>
+                  <w:pPr>
+                    <w:pStyle w:val="Compact"/>
+                    <w:jc w:val="right"/>
+                    <w:jc w:val="center"/>
+                  </w:pPr>
+                  <w:r>
+                    <w:t xml:space="preserve">1</w:t>
+                  </w:r>
+                </w:p>
+              </w:tc>
+              <w:tc>
+                <w:tcPr/>
+                <w:p>
+                  <w:pPr>
+                    <w:pStyle w:val="Compact"/>
+                    <w:jc w:val="right"/>
+                    <w:jc w:val="center"/>
+                  </w:pPr>
+                  <w:r>
+                    <w:t xml:space="preserve">0.167</w:t>
+                  </w:r>
+                </w:p>
+              </w:tc>
+              <w:tc>
+                <w:tcPr/>
+                <w:p>
+                  <w:pPr>
+                    <w:pStyle w:val="Compact"/>
+                    <w:jc w:val="right"/>
+                    <w:jc w:val="center"/>
+                  </w:pPr>
+                  <w:r>
+                    <w:t xml:space="preserve">0.50</w:t>
+                  </w:r>
+                </w:p>
+              </w:tc>
+              <w:tc>
+                <w:tcPr/>
+                <w:p>
+                  <w:pPr>
+                    <w:pStyle w:val="Compact"/>
+                    <w:jc w:val="right"/>
+                    <w:jc w:val="center"/>
+                  </w:pPr>
+                  <w:r>
+                    <w:t xml:space="preserve">NaN</w:t>
                   </w:r>
                 </w:p>
               </w:tc>
@@ -4932,45 +4971,6 @@
                   </w:pPr>
                   <w:r>
                     <w:t xml:space="preserve">0.000</w:t>
-                  </w:r>
-                </w:p>
-              </w:tc>
-              <w:tc>
-                <w:tcPr/>
-                <w:p>
-                  <w:pPr>
-                    <w:pStyle w:val="Compact"/>
-                    <w:jc w:val="right"/>
-                    <w:jc w:val="center"/>
-                  </w:pPr>
-                  <w:r>
-                    <w:t xml:space="preserve">0.00</w:t>
-                  </w:r>
-                </w:p>
-              </w:tc>
-              <w:tc>
-                <w:tcPr/>
-                <w:p>
-                  <w:pPr>
-                    <w:pStyle w:val="Compact"/>
-                    <w:jc w:val="right"/>
-                    <w:jc w:val="center"/>
-                  </w:pPr>
-                  <w:r>
-                    <w:t xml:space="preserve">NaN</w:t>
-                  </w:r>
-                </w:p>
-              </w:tc>
-              <w:tc>
-                <w:tcPr/>
-                <w:p>
-                  <w:pPr>
-                    <w:pStyle w:val="Compact"/>
-                    <w:jc w:val="right"/>
-                    <w:jc w:val="center"/>
-                  </w:pPr>
-                  <w:r>
-                    <w:t xml:space="preserve">NaN</w:t>
                   </w:r>
                 </w:p>
               </w:tc>
@@ -5007,7 +5007,7 @@
         <w:pStyle w:val="FirstParagraph"/>
       </w:pPr>
       <w:r>
-        <w:t xml:space="preserve">The four-phase Aurignacian taxonomy of Teyssandier &amp; Zilhão (2018) distinguishes Proto, Early (Aurignacian I), Evolved (Aurignacian II), and Late (Aurignacian III-IV) phases. The Early–Evolved transition has been dated to 37.0–36.5 ka BP by Banks et al. (2013a, b), and the Late Aurignacian is associated with the terminal phase of the technocomplex before the onset of the Gravettian. Splitting the Evolved Aurignacian (Aur-P2) at 35 ka BP into Evolved and Late sub-phases tests whether Aur-P2’s connectivity is internally differentiated. The Evolved Aurignacian (37.8–35 ka BP) retains moderate connectivity with 7 edges and a mean degree of 2.80 across 5 sites, while the Late Aurignacian (35–32 ka BP) is severely data-limited: with only 3 sites and no edges at threshold 0.2, its network statistics (mean degree 0, modularity undefined) are unreliable. The near-absence of connectivity in the Late Aurignacian is consistent with the weaker, less resolved structure of Aur-P2 reported in the main text, but the sample is too small to determine whether the Evolved–Late transition represents a step-down or a continuation of an already low level. The two-phase scheme remains the most informative for the main analysis, as it avoids fragmenting Aur-P2 into sub-phases whose small sample sizes preclude robust statistical inference.</w:t>
+        <w:t xml:space="preserve">The four-phase Aurignacian taxonomy of Teyssandier &amp; Zilhão (2018) distinguishes Proto, Early (Aurignacian I), Evolved (Aurignacian II), and Late (Aurignacian III-IV) phases. The Early–Evolved transition has been dated to 37.0–36.5 ka BP by Banks et al. (2013a, b), and the Late Aurignacian is associated with the terminal phase of the technocomplex before the onset of the Gravettian. Splitting the Evolved Aurignacian (Aur-P2) at 35 ka BP into Evolved and Late sub-phases tests whether Aur-P2’s connectivity is internally differentiated. The Evolved Aurignacian (37.8–35 ka BP) retains moderate connectivity with 11 edges and a mean degree of 3.67 across 6 sites, while the Late Aurignacian (35–32 ka BP) is severely data-limited: with only 4 sites and no edges at threshold 0.2, its network statistics (mean degree 0, modularity undefined) are unreliable. The near-absence of connectivity in the Late Aurignacian is consistent with the weaker, less resolved structure of Aur-P2 reported in the main text, but the sample is too small to determine whether the Evolved–Late transition represents a step-down or a continuation of an already low level. The two-phase scheme remains the most informative for the main analysis, as it avoids fragmenting Aur-P2 into sub-phases whose small sample sizes preclude robust statistical inference.</w:t>
       </w:r>
     </w:p>
     <w:bookmarkEnd w:id="47"/>
@@ -5850,7 +5850,7 @@
                     <w:jc w:val="center"/>
                   </w:pPr>
                   <w:r>
-                    <w:t xml:space="preserve">4</w:t>
+                    <w:t xml:space="preserve">2</w:t>
                   </w:r>
                 </w:p>
               </w:tc>
@@ -6252,7 +6252,7 @@
                     <w:jc w:val="center"/>
                   </w:pPr>
                   <w:r>
-                    <w:t xml:space="preserve">5</w:t>
+                    <w:t xml:space="preserve">4</w:t>
                   </w:r>
                 </w:p>
               </w:tc>
@@ -6520,7 +6520,7 @@
                     <w:jc w:val="center"/>
                   </w:pPr>
                   <w:r>
-                    <w:t xml:space="preserve">6</w:t>
+                    <w:t xml:space="preserve">5</w:t>
                   </w:r>
                 </w:p>
               </w:tc>
@@ -6695,20 +6695,20 @@
                     <w:jc w:val="center"/>
                   </w:pPr>
                   <w:r>
-                    <w:t xml:space="preserve">1</w:t>
-                  </w:r>
-                </w:p>
-              </w:tc>
-              <w:tc>
-                <w:tcPr/>
-                <w:p>
-                  <w:pPr>
-                    <w:pStyle w:val="Compact"/>
-                    <w:jc w:val="right"/>
-                    <w:jc w:val="center"/>
-                  </w:pPr>
-                  <w:r>
-                    <w:t xml:space="preserve">1</w:t>
+                    <w:t xml:space="preserve">2</w:t>
+                  </w:r>
+                </w:p>
+              </w:tc>
+              <w:tc>
+                <w:tcPr/>
+                <w:p>
+                  <w:pPr>
+                    <w:pStyle w:val="Compact"/>
+                    <w:jc w:val="right"/>
+                    <w:jc w:val="center"/>
+                  </w:pPr>
+                  <w:r>
+                    <w:t xml:space="preserve">2</w:t>
                   </w:r>
                 </w:p>
               </w:tc>
@@ -6749,33 +6749,33 @@
                     <w:jc w:val="center"/>
                   </w:pPr>
                   <w:r>
-                    <w:t xml:space="preserve">La Viña</w:t>
-                  </w:r>
-                </w:p>
-              </w:tc>
-              <w:tc>
-                <w:tcPr/>
-                <w:p>
-                  <w:pPr>
-                    <w:pStyle w:val="Compact"/>
-                    <w:jc w:val="right"/>
-                    <w:jc w:val="center"/>
-                  </w:pPr>
-                  <w:r>
-                    <w:t xml:space="preserve">2</w:t>
-                  </w:r>
-                </w:p>
-              </w:tc>
-              <w:tc>
-                <w:tcPr/>
-                <w:p>
-                  <w:pPr>
-                    <w:pStyle w:val="Compact"/>
-                    <w:jc w:val="right"/>
-                    <w:jc w:val="center"/>
-                  </w:pPr>
-                  <w:r>
-                    <w:t xml:space="preserve">2</w:t>
+                    <w:t xml:space="preserve">Hohle Fels</w:t>
+                  </w:r>
+                </w:p>
+              </w:tc>
+              <w:tc>
+                <w:tcPr/>
+                <w:p>
+                  <w:pPr>
+                    <w:pStyle w:val="Compact"/>
+                    <w:jc w:val="right"/>
+                    <w:jc w:val="center"/>
+                  </w:pPr>
+                  <w:r>
+                    <w:t xml:space="preserve">1</w:t>
+                  </w:r>
+                </w:p>
+              </w:tc>
+              <w:tc>
+                <w:tcPr/>
+                <w:p>
+                  <w:pPr>
+                    <w:pStyle w:val="Compact"/>
+                    <w:jc w:val="right"/>
+                    <w:jc w:val="center"/>
+                  </w:pPr>
+                  <w:r>
+                    <w:t xml:space="preserve">1</w:t>
                   </w:r>
                 </w:p>
               </w:tc>
@@ -6816,46 +6816,46 @@
                     <w:jc w:val="center"/>
                   </w:pPr>
                   <w:r>
-                    <w:t xml:space="preserve">Les Rois</w:t>
-                  </w:r>
-                </w:p>
-              </w:tc>
-              <w:tc>
-                <w:tcPr/>
-                <w:p>
-                  <w:pPr>
-                    <w:pStyle w:val="Compact"/>
-                    <w:jc w:val="right"/>
-                    <w:jc w:val="center"/>
-                  </w:pPr>
-                  <w:r>
-                    <w:t xml:space="preserve">1</w:t>
-                  </w:r>
-                </w:p>
-              </w:tc>
-              <w:tc>
-                <w:tcPr/>
-                <w:p>
-                  <w:pPr>
-                    <w:pStyle w:val="Compact"/>
-                    <w:jc w:val="right"/>
-                    <w:jc w:val="center"/>
-                  </w:pPr>
-                  <w:r>
-                    <w:t xml:space="preserve">1</w:t>
-                  </w:r>
-                </w:p>
-              </w:tc>
-              <w:tc>
-                <w:tcPr/>
-                <w:p>
-                  <w:pPr>
-                    <w:pStyle w:val="Compact"/>
-                    <w:jc w:val="right"/>
-                    <w:jc w:val="center"/>
-                  </w:pPr>
-                  <w:r>
-                    <w:t xml:space="preserve">1</w:t>
+                    <w:t xml:space="preserve">La Viña</w:t>
+                  </w:r>
+                </w:p>
+              </w:tc>
+              <w:tc>
+                <w:tcPr/>
+                <w:p>
+                  <w:pPr>
+                    <w:pStyle w:val="Compact"/>
+                    <w:jc w:val="right"/>
+                    <w:jc w:val="center"/>
+                  </w:pPr>
+                  <w:r>
+                    <w:t xml:space="preserve">3</w:t>
+                  </w:r>
+                </w:p>
+              </w:tc>
+              <w:tc>
+                <w:tcPr/>
+                <w:p>
+                  <w:pPr>
+                    <w:pStyle w:val="Compact"/>
+                    <w:jc w:val="right"/>
+                    <w:jc w:val="center"/>
+                  </w:pPr>
+                  <w:r>
+                    <w:t xml:space="preserve">3</w:t>
+                  </w:r>
+                </w:p>
+              </w:tc>
+              <w:tc>
+                <w:tcPr/>
+                <w:p>
+                  <w:pPr>
+                    <w:pStyle w:val="Compact"/>
+                    <w:jc w:val="right"/>
+                    <w:jc w:val="center"/>
+                  </w:pPr>
+                  <w:r>
+                    <w:t xml:space="preserve">3</w:t>
                   </w:r>
                 </w:p>
               </w:tc>
@@ -6883,33 +6883,33 @@
                     <w:jc w:val="center"/>
                   </w:pPr>
                   <w:r>
-                    <w:t xml:space="preserve">Mladeč</w:t>
-                  </w:r>
-                </w:p>
-              </w:tc>
-              <w:tc>
-                <w:tcPr/>
-                <w:p>
-                  <w:pPr>
-                    <w:pStyle w:val="Compact"/>
-                    <w:jc w:val="right"/>
-                    <w:jc w:val="center"/>
-                  </w:pPr>
-                  <w:r>
-                    <w:t xml:space="preserve">1</w:t>
-                  </w:r>
-                </w:p>
-              </w:tc>
-              <w:tc>
-                <w:tcPr/>
-                <w:p>
-                  <w:pPr>
-                    <w:pStyle w:val="Compact"/>
-                    <w:jc w:val="right"/>
-                    <w:jc w:val="center"/>
-                  </w:pPr>
-                  <w:r>
-                    <w:t xml:space="preserve">1</w:t>
+                    <w:t xml:space="preserve">Les Rois</w:t>
+                  </w:r>
+                </w:p>
+              </w:tc>
+              <w:tc>
+                <w:tcPr/>
+                <w:p>
+                  <w:pPr>
+                    <w:pStyle w:val="Compact"/>
+                    <w:jc w:val="right"/>
+                    <w:jc w:val="center"/>
+                  </w:pPr>
+                  <w:r>
+                    <w:t xml:space="preserve">2</w:t>
+                  </w:r>
+                </w:p>
+              </w:tc>
+              <w:tc>
+                <w:tcPr/>
+                <w:p>
+                  <w:pPr>
+                    <w:pStyle w:val="Compact"/>
+                    <w:jc w:val="right"/>
+                    <w:jc w:val="center"/>
+                  </w:pPr>
+                  <w:r>
+                    <w:t xml:space="preserve">2</w:t>
                   </w:r>
                 </w:p>
               </w:tc>
@@ -6950,7 +6950,7 @@
                     <w:jc w:val="center"/>
                   </w:pPr>
                   <w:r>
-                    <w:t xml:space="preserve">Sirgenstein Cave</w:t>
+                    <w:t xml:space="preserve">Mladeč</w:t>
                   </w:r>
                 </w:p>
               </w:tc>
@@ -6989,7 +6989,7 @@
                     <w:jc w:val="center"/>
                   </w:pPr>
                   <w:r>
-                    <w:t xml:space="preserve">2</w:t>
+                    <w:t xml:space="preserve">1</w:t>
                   </w:r>
                 </w:p>
               </w:tc>
@@ -7017,33 +7017,33 @@
                     <w:jc w:val="center"/>
                   </w:pPr>
                   <w:r>
-                    <w:t xml:space="preserve">Trou Magrite</w:t>
-                  </w:r>
-                </w:p>
-              </w:tc>
-              <w:tc>
-                <w:tcPr/>
-                <w:p>
-                  <w:pPr>
-                    <w:pStyle w:val="Compact"/>
-                    <w:jc w:val="right"/>
-                    <w:jc w:val="center"/>
-                  </w:pPr>
-                  <w:r>
-                    <w:t xml:space="preserve">1</w:t>
-                  </w:r>
-                </w:p>
-              </w:tc>
-              <w:tc>
-                <w:tcPr/>
-                <w:p>
-                  <w:pPr>
-                    <w:pStyle w:val="Compact"/>
-                    <w:jc w:val="right"/>
-                    <w:jc w:val="center"/>
-                  </w:pPr>
-                  <w:r>
-                    <w:t xml:space="preserve">1</w:t>
+                    <w:t xml:space="preserve">Sirgenstein Cave</w:t>
+                  </w:r>
+                </w:p>
+              </w:tc>
+              <w:tc>
+                <w:tcPr/>
+                <w:p>
+                  <w:pPr>
+                    <w:pStyle w:val="Compact"/>
+                    <w:jc w:val="right"/>
+                    <w:jc w:val="center"/>
+                  </w:pPr>
+                  <w:r>
+                    <w:t xml:space="preserve">3</w:t>
+                  </w:r>
+                </w:p>
+              </w:tc>
+              <w:tc>
+                <w:tcPr/>
+                <w:p>
+                  <w:pPr>
+                    <w:pStyle w:val="Compact"/>
+                    <w:jc w:val="right"/>
+                    <w:jc w:val="center"/>
+                  </w:pPr>
+                  <w:r>
+                    <w:t xml:space="preserve">3</w:t>
                   </w:r>
                 </w:p>
               </w:tc>
@@ -7084,6 +7084,73 @@
                     <w:jc w:val="center"/>
                   </w:pPr>
                   <w:r>
+                    <w:t xml:space="preserve">Trou Magrite</w:t>
+                  </w:r>
+                </w:p>
+              </w:tc>
+              <w:tc>
+                <w:tcPr/>
+                <w:p>
+                  <w:pPr>
+                    <w:pStyle w:val="Compact"/>
+                    <w:jc w:val="right"/>
+                    <w:jc w:val="center"/>
+                  </w:pPr>
+                  <w:r>
+                    <w:t xml:space="preserve">1</w:t>
+                  </w:r>
+                </w:p>
+              </w:tc>
+              <w:tc>
+                <w:tcPr/>
+                <w:p>
+                  <w:pPr>
+                    <w:pStyle w:val="Compact"/>
+                    <w:jc w:val="right"/>
+                    <w:jc w:val="center"/>
+                  </w:pPr>
+                  <w:r>
+                    <w:t xml:space="preserve">1</w:t>
+                  </w:r>
+                </w:p>
+              </w:tc>
+              <w:tc>
+                <w:tcPr/>
+                <w:p>
+                  <w:pPr>
+                    <w:pStyle w:val="Compact"/>
+                    <w:jc w:val="right"/>
+                    <w:jc w:val="center"/>
+                  </w:pPr>
+                  <w:r>
+                    <w:t xml:space="preserve">4</w:t>
+                  </w:r>
+                </w:p>
+              </w:tc>
+            </w:tr>
+            <w:tr>
+              <w:tc>
+                <w:tcPr/>
+                <w:p>
+                  <w:pPr>
+                    <w:pStyle w:val="Compact"/>
+                    <w:jc w:val="left"/>
+                    <w:jc w:val="center"/>
+                  </w:pPr>
+                  <w:r>
+                    <w:t xml:space="preserve">Aur-P2</w:t>
+                  </w:r>
+                </w:p>
+              </w:tc>
+              <w:tc>
+                <w:tcPr/>
+                <w:p>
+                  <w:pPr>
+                    <w:pStyle w:val="Compact"/>
+                    <w:jc w:val="left"/>
+                    <w:jc w:val="center"/>
+                  </w:pPr>
+                  <w:r>
                     <w:t xml:space="preserve">Vindija Cave</w:t>
                   </w:r>
                 </w:p>
@@ -7097,20 +7164,20 @@
                     <w:jc w:val="center"/>
                   </w:pPr>
                   <w:r>
-                    <w:t xml:space="preserve">1</w:t>
-                  </w:r>
-                </w:p>
-              </w:tc>
-              <w:tc>
-                <w:tcPr/>
-                <w:p>
-                  <w:pPr>
-                    <w:pStyle w:val="Compact"/>
-                    <w:jc w:val="right"/>
-                    <w:jc w:val="center"/>
-                  </w:pPr>
-                  <w:r>
-                    <w:t xml:space="preserve">1</w:t>
+                    <w:t xml:space="preserve">2</w:t>
+                  </w:r>
+                </w:p>
+              </w:tc>
+              <w:tc>
+                <w:tcPr/>
+                <w:p>
+                  <w:pPr>
+                    <w:pStyle w:val="Compact"/>
+                    <w:jc w:val="right"/>
+                    <w:jc w:val="center"/>
+                  </w:pPr>
+                  <w:r>
+                    <w:t xml:space="preserve">2</w:t>
                   </w:r>
                 </w:p>
               </w:tc>
@@ -7302,7 +7369,7 @@
                     <w:jc w:val="center"/>
                   </w:pPr>
                   <w:r>
-                    <w:t xml:space="preserve">-0.167</w:t>
+                    <w:t xml:space="preserve">0.556</w:t>
                   </w:r>
                 </w:p>
               </w:tc>
@@ -7384,7 +7451,7 @@
                     <w:jc w:val="center"/>
                   </w:pPr>
                   <w:r>
-                    <w:t xml:space="preserve">-0.167</w:t>
+                    <w:t xml:space="preserve">0.556</w:t>
                   </w:r>
                 </w:p>
               </w:tc>
@@ -7425,7 +7492,7 @@
                     <w:jc w:val="center"/>
                   </w:pPr>
                   <w:r>
-                    <w:t xml:space="preserve">0.494</w:t>
+                    <w:t xml:space="preserve">0.581</w:t>
                   </w:r>
                 </w:p>
               </w:tc>
@@ -7466,7 +7533,7 @@
                     <w:jc w:val="center"/>
                   </w:pPr>
                   <w:r>
-                    <w:t xml:space="preserve">0.099</w:t>
+                    <w:t xml:space="preserve">0.167</w:t>
                   </w:r>
                 </w:p>
               </w:tc>
@@ -7675,46 +7742,46 @@
                     <w:jc w:val="center"/>
                   </w:pPr>
                   <w:r>
-                    <w:t xml:space="preserve">0.195</w:t>
-                  </w:r>
-                </w:p>
-              </w:tc>
-              <w:tc>
-                <w:tcPr/>
-                <w:p>
-                  <w:pPr>
-                    <w:pStyle w:val="Compact"/>
-                    <w:jc w:val="right"/>
-                    <w:jc w:val="center"/>
-                  </w:pPr>
-                  <w:r>
-                    <w:t xml:space="preserve">0.334</w:t>
-                  </w:r>
-                </w:p>
-              </w:tc>
-              <w:tc>
-                <w:tcPr/>
-                <w:p>
-                  <w:pPr>
-                    <w:pStyle w:val="Compact"/>
-                    <w:jc w:val="right"/>
-                    <w:jc w:val="center"/>
-                  </w:pPr>
-                  <w:r>
-                    <w:t xml:space="preserve">4.367</w:t>
-                  </w:r>
-                </w:p>
-              </w:tc>
-              <w:tc>
-                <w:tcPr/>
-                <w:p>
-                  <w:pPr>
-                    <w:pStyle w:val="Compact"/>
-                    <w:jc w:val="right"/>
-                    <w:jc w:val="center"/>
-                  </w:pPr>
-                  <w:r>
-                    <w:t xml:space="preserve">4.261</w:t>
+                    <w:t xml:space="preserve">0.196</w:t>
+                  </w:r>
+                </w:p>
+              </w:tc>
+              <w:tc>
+                <w:tcPr/>
+                <w:p>
+                  <w:pPr>
+                    <w:pStyle w:val="Compact"/>
+                    <w:jc w:val="right"/>
+                    <w:jc w:val="center"/>
+                  </w:pPr>
+                  <w:r>
+                    <w:t xml:space="preserve">0.335</w:t>
+                  </w:r>
+                </w:p>
+              </w:tc>
+              <w:tc>
+                <w:tcPr/>
+                <w:p>
+                  <w:pPr>
+                    <w:pStyle w:val="Compact"/>
+                    <w:jc w:val="right"/>
+                    <w:jc w:val="center"/>
+                  </w:pPr>
+                  <w:r>
+                    <w:t xml:space="preserve">4.382</w:t>
+                  </w:r>
+                </w:p>
+              </w:tc>
+              <w:tc>
+                <w:tcPr/>
+                <w:p>
+                  <w:pPr>
+                    <w:pStyle w:val="Compact"/>
+                    <w:jc w:val="right"/>
+                    <w:jc w:val="center"/>
+                  </w:pPr>
+                  <w:r>
+                    <w:t xml:space="preserve">4.279</w:t>
                   </w:r>
                 </w:p>
               </w:tc>
@@ -7781,72 +7848,72 @@
                     <w:jc w:val="center"/>
                   </w:pPr>
                   <w:r>
-                    <w:t xml:space="preserve">0.226</w:t>
-                  </w:r>
-                </w:p>
-              </w:tc>
-              <w:tc>
-                <w:tcPr/>
-                <w:p>
-                  <w:pPr>
-                    <w:pStyle w:val="Compact"/>
-                    <w:jc w:val="right"/>
-                    <w:jc w:val="center"/>
-                  </w:pPr>
-                  <w:r>
-                    <w:t xml:space="preserve">0.328</w:t>
-                  </w:r>
-                </w:p>
-              </w:tc>
-              <w:tc>
-                <w:tcPr/>
-                <w:p>
-                  <w:pPr>
-                    <w:pStyle w:val="Compact"/>
-                    <w:jc w:val="right"/>
-                    <w:jc w:val="center"/>
-                  </w:pPr>
-                  <w:r>
-                    <w:t xml:space="preserve">1.755</w:t>
-                  </w:r>
-                </w:p>
-              </w:tc>
-              <w:tc>
-                <w:tcPr/>
-                <w:p>
-                  <w:pPr>
-                    <w:pStyle w:val="Compact"/>
-                    <w:jc w:val="right"/>
-                    <w:jc w:val="center"/>
-                  </w:pPr>
-                  <w:r>
-                    <w:t xml:space="preserve">2.933</w:t>
-                  </w:r>
-                </w:p>
-              </w:tc>
-              <w:tc>
-                <w:tcPr/>
-                <w:p>
-                  <w:pPr>
-                    <w:pStyle w:val="Compact"/>
-                    <w:jc w:val="right"/>
-                    <w:jc w:val="center"/>
-                  </w:pPr>
-                  <w:r>
-                    <w:t xml:space="preserve">0.147</w:t>
-                  </w:r>
-                </w:p>
-              </w:tc>
-              <w:tc>
-                <w:tcPr/>
-                <w:p>
-                  <w:pPr>
-                    <w:pStyle w:val="Compact"/>
-                    <w:jc w:val="right"/>
-                    <w:jc w:val="center"/>
-                  </w:pPr>
-                  <w:r>
-                    <w:t xml:space="preserve">0.050</w:t>
+                    <w:t xml:space="preserve">0.223</w:t>
+                  </w:r>
+                </w:p>
+              </w:tc>
+              <w:tc>
+                <w:tcPr/>
+                <w:p>
+                  <w:pPr>
+                    <w:pStyle w:val="Compact"/>
+                    <w:jc w:val="right"/>
+                    <w:jc w:val="center"/>
+                  </w:pPr>
+                  <w:r>
+                    <w:t xml:space="preserve">0.494</w:t>
+                  </w:r>
+                </w:p>
+              </w:tc>
+              <w:tc>
+                <w:tcPr/>
+                <w:p>
+                  <w:pPr>
+                    <w:pStyle w:val="Compact"/>
+                    <w:jc w:val="right"/>
+                    <w:jc w:val="center"/>
+                  </w:pPr>
+                  <w:r>
+                    <w:t xml:space="preserve">2.008</w:t>
+                  </w:r>
+                </w:p>
+              </w:tc>
+              <w:tc>
+                <w:tcPr/>
+                <w:p>
+                  <w:pPr>
+                    <w:pStyle w:val="Compact"/>
+                    <w:jc w:val="right"/>
+                    <w:jc w:val="center"/>
+                  </w:pPr>
+                  <w:r>
+                    <w:t xml:space="preserve">2.923</w:t>
+                  </w:r>
+                </w:p>
+              </w:tc>
+              <w:tc>
+                <w:tcPr/>
+                <w:p>
+                  <w:pPr>
+                    <w:pStyle w:val="Compact"/>
+                    <w:jc w:val="right"/>
+                    <w:jc w:val="center"/>
+                  </w:pPr>
+                  <w:r>
+                    <w:t xml:space="preserve">0.076</w:t>
+                  </w:r>
+                </w:p>
+              </w:tc>
+              <w:tc>
+                <w:tcPr/>
+                <w:p>
+                  <w:pPr>
+                    <w:pStyle w:val="Compact"/>
+                    <w:jc w:val="right"/>
+                    <w:jc w:val="center"/>
+                  </w:pPr>
+                  <w:r>
+                    <w:t xml:space="preserve">0.001</w:t>
                   </w:r>
                 </w:p>
               </w:tc>
@@ -7887,46 +7954,46 @@
                     <w:jc w:val="center"/>
                   </w:pPr>
                   <w:r>
-                    <w:t xml:space="preserve">0.195</w:t>
-                  </w:r>
-                </w:p>
-              </w:tc>
-              <w:tc>
-                <w:tcPr/>
-                <w:p>
-                  <w:pPr>
-                    <w:pStyle w:val="Compact"/>
-                    <w:jc w:val="right"/>
-                    <w:jc w:val="center"/>
-                  </w:pPr>
-                  <w:r>
-                    <w:t xml:space="preserve">0.353</w:t>
-                  </w:r>
-                </w:p>
-              </w:tc>
-              <w:tc>
-                <w:tcPr/>
-                <w:p>
-                  <w:pPr>
-                    <w:pStyle w:val="Compact"/>
-                    <w:jc w:val="right"/>
-                    <w:jc w:val="center"/>
-                  </w:pPr>
-                  <w:r>
-                    <w:t xml:space="preserve">4.367</w:t>
-                  </w:r>
-                </w:p>
-              </w:tc>
-              <w:tc>
-                <w:tcPr/>
-                <w:p>
-                  <w:pPr>
-                    <w:pStyle w:val="Compact"/>
-                    <w:jc w:val="right"/>
-                    <w:jc w:val="center"/>
-                  </w:pPr>
-                  <w:r>
-                    <w:t xml:space="preserve">2.914</w:t>
+                    <w:t xml:space="preserve">0.196</w:t>
+                  </w:r>
+                </w:p>
+              </w:tc>
+              <w:tc>
+                <w:tcPr/>
+                <w:p>
+                  <w:pPr>
+                    <w:pStyle w:val="Compact"/>
+                    <w:jc w:val="right"/>
+                    <w:jc w:val="center"/>
+                  </w:pPr>
+                  <w:r>
+                    <w:t xml:space="preserve">0.356</w:t>
+                  </w:r>
+                </w:p>
+              </w:tc>
+              <w:tc>
+                <w:tcPr/>
+                <w:p>
+                  <w:pPr>
+                    <w:pStyle w:val="Compact"/>
+                    <w:jc w:val="right"/>
+                    <w:jc w:val="center"/>
+                  </w:pPr>
+                  <w:r>
+                    <w:t xml:space="preserve">4.382</w:t>
+                  </w:r>
+                </w:p>
+              </w:tc>
+              <w:tc>
+                <w:tcPr/>
+                <w:p>
+                  <w:pPr>
+                    <w:pStyle w:val="Compact"/>
+                    <w:jc w:val="right"/>
+                    <w:jc w:val="center"/>
+                  </w:pPr>
+                  <w:r>
+                    <w:t xml:space="preserve">2.945</w:t>
                   </w:r>
                 </w:p>
               </w:tc>
@@ -7993,72 +8060,72 @@
                     <w:jc w:val="center"/>
                   </w:pPr>
                   <w:r>
-                    <w:t xml:space="preserve">0.226</w:t>
-                  </w:r>
-                </w:p>
-              </w:tc>
-              <w:tc>
-                <w:tcPr/>
-                <w:p>
-                  <w:pPr>
-                    <w:pStyle w:val="Compact"/>
-                    <w:jc w:val="right"/>
-                    <w:jc w:val="center"/>
-                  </w:pPr>
-                  <w:r>
-                    <w:t xml:space="preserve">0.328</w:t>
-                  </w:r>
-                </w:p>
-              </w:tc>
-              <w:tc>
-                <w:tcPr/>
-                <w:p>
-                  <w:pPr>
-                    <w:pStyle w:val="Compact"/>
-                    <w:jc w:val="right"/>
-                    <w:jc w:val="center"/>
-                  </w:pPr>
-                  <w:r>
-                    <w:t xml:space="preserve">1.755</w:t>
-                  </w:r>
-                </w:p>
-              </w:tc>
-              <w:tc>
-                <w:tcPr/>
-                <w:p>
-                  <w:pPr>
-                    <w:pStyle w:val="Compact"/>
-                    <w:jc w:val="right"/>
-                    <w:jc w:val="center"/>
-                  </w:pPr>
-                  <w:r>
-                    <w:t xml:space="preserve">2.933</w:t>
-                  </w:r>
-                </w:p>
-              </w:tc>
-              <w:tc>
-                <w:tcPr/>
-                <w:p>
-                  <w:pPr>
-                    <w:pStyle w:val="Compact"/>
-                    <w:jc w:val="right"/>
-                    <w:jc w:val="center"/>
-                  </w:pPr>
-                  <w:r>
-                    <w:t xml:space="preserve">0.147</w:t>
-                  </w:r>
-                </w:p>
-              </w:tc>
-              <w:tc>
-                <w:tcPr/>
-                <w:p>
-                  <w:pPr>
-                    <w:pStyle w:val="Compact"/>
-                    <w:jc w:val="right"/>
-                    <w:jc w:val="center"/>
-                  </w:pPr>
-                  <w:r>
-                    <w:t xml:space="preserve">0.050</w:t>
+                    <w:t xml:space="preserve">0.223</w:t>
+                  </w:r>
+                </w:p>
+              </w:tc>
+              <w:tc>
+                <w:tcPr/>
+                <w:p>
+                  <w:pPr>
+                    <w:pStyle w:val="Compact"/>
+                    <w:jc w:val="right"/>
+                    <w:jc w:val="center"/>
+                  </w:pPr>
+                  <w:r>
+                    <w:t xml:space="preserve">0.494</w:t>
+                  </w:r>
+                </w:p>
+              </w:tc>
+              <w:tc>
+                <w:tcPr/>
+                <w:p>
+                  <w:pPr>
+                    <w:pStyle w:val="Compact"/>
+                    <w:jc w:val="right"/>
+                    <w:jc w:val="center"/>
+                  </w:pPr>
+                  <w:r>
+                    <w:t xml:space="preserve">2.008</w:t>
+                  </w:r>
+                </w:p>
+              </w:tc>
+              <w:tc>
+                <w:tcPr/>
+                <w:p>
+                  <w:pPr>
+                    <w:pStyle w:val="Compact"/>
+                    <w:jc w:val="right"/>
+                    <w:jc w:val="center"/>
+                  </w:pPr>
+                  <w:r>
+                    <w:t xml:space="preserve">2.923</w:t>
+                  </w:r>
+                </w:p>
+              </w:tc>
+              <w:tc>
+                <w:tcPr/>
+                <w:p>
+                  <w:pPr>
+                    <w:pStyle w:val="Compact"/>
+                    <w:jc w:val="right"/>
+                    <w:jc w:val="center"/>
+                  </w:pPr>
+                  <w:r>
+                    <w:t xml:space="preserve">0.076</w:t>
+                  </w:r>
+                </w:p>
+              </w:tc>
+              <w:tc>
+                <w:tcPr/>
+                <w:p>
+                  <w:pPr>
+                    <w:pStyle w:val="Compact"/>
+                    <w:jc w:val="right"/>
+                    <w:jc w:val="center"/>
+                  </w:pPr>
+                  <w:r>
+                    <w:t xml:space="preserve">0.001</w:t>
                   </w:r>
                 </w:p>
               </w:tc>
@@ -8099,46 +8166,46 @@
                     <w:jc w:val="center"/>
                   </w:pPr>
                   <w:r>
-                    <w:t xml:space="preserve">0.195</w:t>
-                  </w:r>
-                </w:p>
-              </w:tc>
-              <w:tc>
-                <w:tcPr/>
-                <w:p>
-                  <w:pPr>
-                    <w:pStyle w:val="Compact"/>
-                    <w:jc w:val="right"/>
-                    <w:jc w:val="center"/>
-                  </w:pPr>
-                  <w:r>
-                    <w:t xml:space="preserve">0.552</w:t>
-                  </w:r>
-                </w:p>
-              </w:tc>
-              <w:tc>
-                <w:tcPr/>
-                <w:p>
-                  <w:pPr>
-                    <w:pStyle w:val="Compact"/>
-                    <w:jc w:val="right"/>
-                    <w:jc w:val="center"/>
-                  </w:pPr>
-                  <w:r>
-                    <w:t xml:space="preserve">4.367</w:t>
-                  </w:r>
-                </w:p>
-              </w:tc>
-              <w:tc>
-                <w:tcPr/>
-                <w:p>
-                  <w:pPr>
-                    <w:pStyle w:val="Compact"/>
-                    <w:jc w:val="right"/>
-                    <w:jc w:val="center"/>
-                  </w:pPr>
-                  <w:r>
-                    <w:t xml:space="preserve">3.457</w:t>
+                    <w:t xml:space="preserve">0.196</w:t>
+                  </w:r>
+                </w:p>
+              </w:tc>
+              <w:tc>
+                <w:tcPr/>
+                <w:p>
+                  <w:pPr>
+                    <w:pStyle w:val="Compact"/>
+                    <w:jc w:val="right"/>
+                    <w:jc w:val="center"/>
+                  </w:pPr>
+                  <w:r>
+                    <w:t xml:space="preserve">0.495</w:t>
+                  </w:r>
+                </w:p>
+              </w:tc>
+              <w:tc>
+                <w:tcPr/>
+                <w:p>
+                  <w:pPr>
+                    <w:pStyle w:val="Compact"/>
+                    <w:jc w:val="right"/>
+                    <w:jc w:val="center"/>
+                  </w:pPr>
+                  <w:r>
+                    <w:t xml:space="preserve">4.382</w:t>
+                  </w:r>
+                </w:p>
+              </w:tc>
+              <w:tc>
+                <w:tcPr/>
+                <w:p>
+                  <w:pPr>
+                    <w:pStyle w:val="Compact"/>
+                    <w:jc w:val="right"/>
+                    <w:jc w:val="center"/>
+                  </w:pPr>
+                  <w:r>
+                    <w:t xml:space="preserve">3.673</w:t>
                   </w:r>
                 </w:p>
               </w:tc>
@@ -8205,72 +8272,72 @@
                     <w:jc w:val="center"/>
                   </w:pPr>
                   <w:r>
-                    <w:t xml:space="preserve">0.226</w:t>
-                  </w:r>
-                </w:p>
-              </w:tc>
-              <w:tc>
-                <w:tcPr/>
-                <w:p>
-                  <w:pPr>
-                    <w:pStyle w:val="Compact"/>
-                    <w:jc w:val="right"/>
-                    <w:jc w:val="center"/>
-                  </w:pPr>
-                  <w:r>
-                    <w:t xml:space="preserve">0.519</w:t>
-                  </w:r>
-                </w:p>
-              </w:tc>
-              <w:tc>
-                <w:tcPr/>
-                <w:p>
-                  <w:pPr>
-                    <w:pStyle w:val="Compact"/>
-                    <w:jc w:val="right"/>
-                    <w:jc w:val="center"/>
-                  </w:pPr>
-                  <w:r>
-                    <w:t xml:space="preserve">1.755</w:t>
-                  </w:r>
-                </w:p>
-              </w:tc>
-              <w:tc>
-                <w:tcPr/>
-                <w:p>
-                  <w:pPr>
-                    <w:pStyle w:val="Compact"/>
-                    <w:jc w:val="right"/>
-                    <w:jc w:val="center"/>
-                  </w:pPr>
-                  <w:r>
-                    <w:t xml:space="preserve">2.695</w:t>
-                  </w:r>
-                </w:p>
-              </w:tc>
-              <w:tc>
-                <w:tcPr/>
-                <w:p>
-                  <w:pPr>
-                    <w:pStyle w:val="Compact"/>
-                    <w:jc w:val="right"/>
-                    <w:jc w:val="center"/>
-                  </w:pPr>
-                  <w:r>
-                    <w:t xml:space="preserve">0.147</w:t>
-                  </w:r>
-                </w:p>
-              </w:tc>
-              <w:tc>
-                <w:tcPr/>
-                <w:p>
-                  <w:pPr>
-                    <w:pStyle w:val="Compact"/>
-                    <w:jc w:val="right"/>
-                    <w:jc w:val="center"/>
-                  </w:pPr>
-                  <w:r>
-                    <w:t xml:space="preserve">0.011</w:t>
+                    <w:t xml:space="preserve">0.223</w:t>
+                  </w:r>
+                </w:p>
+              </w:tc>
+              <w:tc>
+                <w:tcPr/>
+                <w:p>
+                  <w:pPr>
+                    <w:pStyle w:val="Compact"/>
+                    <w:jc w:val="right"/>
+                    <w:jc w:val="center"/>
+                  </w:pPr>
+                  <w:r>
+                    <w:t xml:space="preserve">0.599</w:t>
+                  </w:r>
+                </w:p>
+              </w:tc>
+              <w:tc>
+                <w:tcPr/>
+                <w:p>
+                  <w:pPr>
+                    <w:pStyle w:val="Compact"/>
+                    <w:jc w:val="right"/>
+                    <w:jc w:val="center"/>
+                  </w:pPr>
+                  <w:r>
+                    <w:t xml:space="preserve">2.008</w:t>
+                  </w:r>
+                </w:p>
+              </w:tc>
+              <w:tc>
+                <w:tcPr/>
+                <w:p>
+                  <w:pPr>
+                    <w:pStyle w:val="Compact"/>
+                    <w:jc w:val="right"/>
+                    <w:jc w:val="center"/>
+                  </w:pPr>
+                  <w:r>
+                    <w:t xml:space="preserve">2.485</w:t>
+                  </w:r>
+                </w:p>
+              </w:tc>
+              <w:tc>
+                <w:tcPr/>
+                <w:p>
+                  <w:pPr>
+                    <w:pStyle w:val="Compact"/>
+                    <w:jc w:val="right"/>
+                    <w:jc w:val="center"/>
+                  </w:pPr>
+                  <w:r>
+                    <w:t xml:space="preserve">0.076</w:t>
+                  </w:r>
+                </w:p>
+              </w:tc>
+              <w:tc>
+                <w:tcPr/>
+                <w:p>
+                  <w:pPr>
+                    <w:pStyle w:val="Compact"/>
+                    <w:jc w:val="right"/>
+                    <w:jc w:val="center"/>
+                  </w:pPr>
+                  <w:r>
+                    <w:t xml:space="preserve">0.003</w:t>
                   </w:r>
                 </w:p>
               </w:tc>
@@ -8329,7 +8396,7 @@
         </w:r>
       </w:hyperlink>
       <w:r>
-        <w:t xml:space="preserve">). At the main-text threshold of 0.2, Aur-P1 splits into 4 communities (Abri Pataud, Fumane, Gatzarria, Grotte de la Verpillière I, Grottes de Fonds-de-Forêt, Hohlenstein-Stadel, Labeko Koba, Pod Hradem and Riparo Bombrini; Blanchard, Castanet, Cellier, Geissenklösterle, Grotte du Renne, Hohle Fels, La Ferrassie, Solutré and Vogelherd; Les Cottés; Trou al’Wesse). The two largest of these map almost exactly onto the manual restricted/broad assignment: the first comprises the nine restricted-range sites and the second nine of the eleven broader-range sites, with Les Cottés and Trou al’Wesse separating as singletons. At threshold 0.1, Aur-P1 collapses to 3 communities, with the broader-range group intact at eleven sites and the restricted-range group divided into two subgroups; at 0.3 the network fragments into 6 communities as weak cross-group edges are lost. Aur-P2 produces 2, 2, and 3 communities at thresholds 0.1, 0.2, and 0.3. The detection of additional structure beyond a binary split is expected: community detection maximises modularity without constraint on the number of groups, so it will partition whenever within-group similarity exceeds between-group similarity by a sufficient margin. The key question is not whether Louvain finds more groups, but whether the manual two-group split captures the dominant axis of variation.</w:t>
+        <w:t xml:space="preserve">). At the main-text threshold of 0.2, Aur-P1 splits into 4 communities (Abri Pataud, Fumane, Gatzarria, Grotte de la Verpillière I, Grottes de Fonds-de-Forêt, Hohlenstein-Stadel, Labeko Koba, Pod Hradem and Riparo Bombrini; Blanchard, Castanet, Cellier, Geissenklösterle, Grotte du Renne, Hohle Fels, La Ferrassie, Solutré and Vogelherd; Les Cottés; Trou al’Wesse). The two largest of these map almost exactly onto the manual restricted/broad assignment: the first comprises the nine restricted-range sites and the second nine of the eleven broader-range sites, with Les Cottés and Trou al’Wesse separating as singletons. At threshold 0.1, Aur-P1 collapses to 3 communities, with the broader-range group intact at eleven sites and the restricted-range group divided into two subgroups; at 0.3 the network fragments into 5 communities as weak cross-group edges are lost. Aur-P2 produces 3, 3, and 4 communities at thresholds 0.1, 0.2, and 0.3. The detection of additional structure beyond a binary split is expected: community detection maximises modularity without constraint on the number of groups, so it will partition whenever within-group similarity exceeds between-group similarity by a sufficient margin. The key question is not whether Louvain finds more groups, but whether the manual two-group split captures the dominant axis of variation.</w:t>
       </w:r>
     </w:p>
     <w:bookmarkEnd w:id="55"/>
@@ -8358,7 +8425,7 @@
         </w:r>
       </w:hyperlink>
       <w:r>
-        <w:t xml:space="preserve">). At the main-text threshold of 0.2, ARI values are 0.798 for Aur-P1 and -0.167 for Aur-P2. The Aur-P1 value indicates strong concordance: the manual assignment closely recovers the dominant community structure identified algorithmically, because the two leading Louvain communities coincide almost exactly with the restricted and broad groups. The Aur-P2 value is negative, indicating agreement worse than chance: Louvain’s two communities cut across the manual groups, clustering the broader-range sites Trou Magrite and Bockstein-Törle with restricted-range sites in the largest community while La Viña and Sirgenstein Cave form the second. Across thresholds, ARI for Aur-P1 is highest at 0.2 (0.798), remains high at 0.1 (0.787), and drops at 0.3 (0.494) as the network fragments into six communities; for Aur-P2 it stays at or below zero (-0.167, -0.167, and 0.099). These results indicate that the manual assignment captures a genuine and strong signal in the well-sampled Aur-P1 phase, but is a poor summary of the data-driven structure in the small Aur-P2 sample.</w:t>
+        <w:t xml:space="preserve">). At the main-text threshold of 0.2, ARI values are 0.798 for Aur-P1 and 0.556 for Aur-P2. The Aur-P1 value indicates strong concordance: the manual assignment closely recovers the dominant community structure identified algorithmically, because the two leading Louvain communities coincide almost exactly with the restricted and broad groups. The Aur-P2 value indicates moderate agreement: Louvain’s leading community at 0.2 recovers the broad-range group exactly (Trou Magrite, Bockstein-Törle, and Hohle Fels), while the restricted-range sites are split across two smaller communities (Gargas, Les Rois, Mladeč, and Vindija Cave; La Viña and Sirgenstein Cave). Across thresholds, ARI for Aur-P1 is highest at 0.2 (0.798), remains high at 0.1 (0.787), and drops at 0.3 (0.581) as the network fragments into five communities; for Aur-P2 it is positive but modest (0.556, 0.556, and 0.167). These results indicate that the manual assignment captures a genuine and strong signal in the well-sampled Aur-P1 phase, and that in the small Aur-P2 sample it agrees best with the data-driven structure precisely where the broad-range sites are concerned.</w:t>
       </w:r>
     </w:p>
     <w:bookmarkEnd w:id="56"/>
@@ -8387,7 +8454,7 @@
         </w:r>
       </w:hyperlink>
       <w:r>
-        <w:t xml:space="preserve">). At the main-text threshold of 0.2, the Louvain-derived grouping yields R² values of 0.353 (Aur-P1) and 0.328 (Aur-P2), compared with the manual-group R² values of 0.195 and 0.226 respectively. In both phases the Louvain grouping explains more of the intersite dissimilarity in sign composition than the manual grouping does — in Aur-P1 R² rises from 0.195 to 0.353 (a factor of 1.81), and in Aur-P2 from 0.226 to 0.328. This pattern holds across thresholds: at 0.1 the Louvain R² values are 0.334 and 0.328; at 0.3 they rise to 0.552 and 0.519 as only the strongest, most structured edges survive. Every Louvain-derived p-value is at or below 0.05 (maximum 0.050), so the algorithmically detected structure is statistically significant in both phases — including Aur-P2, where the manual-group PerMANOVA is non-significant (p = 0.147). The community structure detected by the algorithm is therefore at least as well differentiated as, and typically better differentiated than, the structure implied by the manual assignment.</w:t>
+        <w:t xml:space="preserve">). At the main-text threshold of 0.2, the Louvain-derived grouping yields R² values of 0.356 (Aur-P1) and 0.494 (Aur-P2), compared with the manual-group R² values of 0.196 and 0.223 respectively. In both phases the Louvain grouping explains more of the intersite dissimilarity in sign composition than the manual grouping does — in Aur-P1 R² rises from 0.196 to 0.356 (a factor of 1.82), and in Aur-P2 from 0.223 to 0.494. This pattern holds across thresholds: at 0.1 the Louvain R² values are 0.335 and 0.494; at 0.3 they rise to 0.495 and 0.599 as only the strongest, most structured edges survive. Every Louvain-derived p-value is at or below 0.05 (maximum 0.003), so the algorithmically detected structure is statistically significant in both phases — including Aur-P2, where the manual-group PerMANOVA is non-significant (p = 0.076). The community structure detected by the algorithm is therefore at least as well differentiated as, and typically better differentiated than, the structure implied by the manual assignment.</w:t>
       </w:r>
     </w:p>
     <w:bookmarkEnd w:id="57"/>
@@ -8405,7 +8472,7 @@
         <w:pStyle w:val="FirstParagraph"/>
       </w:pPr>
       <w:r>
-        <w:t xml:space="preserve">These results directly address the concern that the restricted/broad grouping is circular: because the groups were defined by the analysts who also designed the seriation, the analysis might simply be recovering its own input. The ARI values demonstrate that the manual assignment closely reproduces a structure that emerges independently from the data in Aur-P1 (ARI = 0.798 at threshold 0.2), but is a poor summary of the data-driven structure in Aur-P2 (ARI = -0.167). More importantly, the PerMANOVA comparison shows that the manual grouping is conservative rather than circular: the algorithmically derived partitions consistently explain more variance than the manual ones, meaning the main-text R² values (0.195 in Aur-P1 and 0.226 in Aur-P2) underestimate the true strength of the group contrast. In Aur-P2 the Louvain grouping even recovers a significant contrast (p = 0.011 at threshold 0.3) where the manual two-group split is non-significant (p = 0.147), although this phase rests on only eight sites and its PerMANOVA results must be read with that limitation in mind. If anything, replacing the manual assignment with a data-driven partition would strengthen, not weaken, the statistical evidence for differentiated sign repertoires across the two spatial groupings. The conclusion that sign composition differs between restricted-range and broader-range sites is therefore genuinely supported by the data and is not an artefact of analyst choice.</w:t>
+        <w:t xml:space="preserve">These results directly address the concern that the restricted/broad grouping is circular: because the groups were defined by the analysts who also designed the seriation, the analysis might simply be recovering its own input. The ARI values demonstrate that the manual assignment closely reproduces a structure that emerges independently from the data in Aur-P1 (ARI = 0.798 at threshold 0.2), and that in Aur-P2 it reproduces the data-driven structure for the broad-range sites in particular (ARI = 0.556 at threshold 0.2, driven by Louvain’s exact recovery of the broad-range community). More importantly, the PerMANOVA comparison shows that the manual grouping is conservative rather than circular: the algorithmically derived partitions consistently explain more variance than the manual ones, meaning the main-text R² values (0.196 in Aur-P1 and 0.223 in Aur-P2) underestimate the true strength of the group contrast. In Aur-P2 the Louvain grouping even recovers a significant contrast (p = 0.003 at threshold 0.3) where the manual two-group split is non-significant (p = 0.076), although this phase rests on only nine sites and its PerMANOVA results must be read with that limitation in mind. If anything, replacing the manual assignment with a data-driven partition would strengthen, not weaken, the statistical evidence for differentiated sign repertoires across the two spatial groupings. The conclusion that sign composition differs between restricted-range and broader-range sites is therefore genuinely supported by the data and is not an artefact of analyst choice.</w:t>
       </w:r>
     </w:p>
     <w:bookmarkEnd w:id="58"/>
@@ -8624,7 +8691,7 @@
               <w:jc w:val="right"/>
             </w:pPr>
             <w:r>
-              <w:t xml:space="preserve">0.595</w:t>
+              <w:t xml:space="preserve">0.600</w:t>
             </w:r>
           </w:p>
         </w:tc>
@@ -8686,7 +8753,7 @@
               <w:jc w:val="right"/>
             </w:pPr>
             <w:r>
-              <w:t xml:space="preserve">0.708</w:t>
+              <w:t xml:space="preserve">0.655</w:t>
             </w:r>
           </w:p>
         </w:tc>
@@ -8698,7 +8765,7 @@
               <w:jc w:val="right"/>
             </w:pPr>
             <w:r>
-              <w:t xml:space="preserve">0.971</w:t>
+              <w:t xml:space="preserve">0.959</w:t>
             </w:r>
           </w:p>
         </w:tc>
@@ -8748,7 +8815,7 @@
               <w:jc w:val="right"/>
             </w:pPr>
             <w:r>
-              <w:t xml:space="preserve">0.720</w:t>
+              <w:t xml:space="preserve">0.747</w:t>
             </w:r>
           </w:p>
         </w:tc>
@@ -8760,7 +8827,7 @@
               <w:jc w:val="right"/>
             </w:pPr>
             <w:r>
-              <w:t xml:space="preserve">0.951</w:t>
+              <w:t xml:space="preserve">0.956</w:t>
             </w:r>
           </w:p>
         </w:tc>
@@ -8810,7 +8877,7 @@
               <w:jc w:val="right"/>
             </w:pPr>
             <w:r>
-              <w:t xml:space="preserve">0.765</w:t>
+              <w:t xml:space="preserve">0.684</w:t>
             </w:r>
           </w:p>
         </w:tc>
@@ -8822,7 +8889,7 @@
               <w:jc w:val="right"/>
             </w:pPr>
             <w:r>
-              <w:t xml:space="preserve">0.952</w:t>
+              <w:t xml:space="preserve">0.938</w:t>
             </w:r>
           </w:p>
         </w:tc>
@@ -8872,7 +8939,7 @@
               <w:jc w:val="right"/>
             </w:pPr>
             <w:r>
-              <w:t xml:space="preserve">0.429</w:t>
+              <w:t xml:space="preserve">0.448</w:t>
             </w:r>
           </w:p>
         </w:tc>
@@ -8884,7 +8951,7 @@
               <w:jc w:val="right"/>
             </w:pPr>
             <w:r>
-              <w:t xml:space="preserve">0.929</w:t>
+              <w:t xml:space="preserve">0.932</w:t>
             </w:r>
           </w:p>
         </w:tc>
@@ -8934,7 +9001,7 @@
               <w:jc w:val="right"/>
             </w:pPr>
             <w:r>
-              <w:t xml:space="preserve">0.542</w:t>
+              <w:t xml:space="preserve">0.448</w:t>
             </w:r>
           </w:p>
         </w:tc>
@@ -8946,7 +9013,7 @@
               <w:jc w:val="right"/>
             </w:pPr>
             <w:r>
-              <w:t xml:space="preserve">0.946</w:t>
+              <w:t xml:space="preserve">0.928</w:t>
             </w:r>
           </w:p>
         </w:tc>
@@ -8985,7 +9052,7 @@
         <w:t xml:space="preserve"> </w:t>
       </w:r>
       <w:r>
-        <w:t xml:space="preserve">The high edge-set Jaccard values (0.43–0.77 across threshold pairs) confirm that the network structures reported in the main text are not artefacts of the specific threshold chosen. The site pairs identified as strongly connected at threshold 0.2 are overwhelmingly the same pairs connected at 0.1 and 0.3. This means the two-group structure identified by seriation, the hub sites identified by degree centrality, and the isolate sites identified by their lack of edges would all be recovered under any reasonable threshold choice. The adjacency correlations (0.93–0.97) reinforce this: the full similarity matrix is stable, and the threshold merely clips a continuous surface into a binary graph. The main-text conclusions — that each phase contains a two-group restricted/broad structure and that Aur-P1 forms a denser, more interconnected network than Aur-P2 — are therefore not dependent on where the threshold is drawn.</w:t>
+        <w:t xml:space="preserve">The high edge-set Jaccard values (0.45–0.75 across threshold pairs) confirm that the network structures reported in the main text are not artefacts of the specific threshold chosen. The site pairs identified as strongly connected at threshold 0.2 are overwhelmingly the same pairs connected at 0.1 and 0.3. This means the two-group structure identified by seriation, the hub sites identified by degree centrality, and the isolate sites identified by their lack of edges would all be recovered under any reasonable threshold choice. The adjacency correlations (0.93–0.96) reinforce this: the full similarity matrix is stable, and the threshold merely clips a continuous surface into a binary graph. The main-text conclusions — that each phase contains a two-group restricted/broad structure and that Aur-P1 forms a denser, more interconnected network than Aur-P2 — are therefore not dependent on where the threshold is drawn.</w:t>
       </w:r>
     </w:p>
     <w:bookmarkEnd w:id="61"/>
@@ -9253,7 +9320,7 @@
                     <w:jc w:val="center"/>
                   </w:pPr>
                   <w:r>
-                    <w:t xml:space="preserve">0.332</w:t>
+                    <w:t xml:space="preserve">0.336</w:t>
                   </w:r>
                 </w:p>
               </w:tc>
@@ -9333,7 +9400,7 @@
                     <w:jc w:val="center"/>
                   </w:pPr>
                   <w:r>
-                    <w:t xml:space="preserve">0.336</w:t>
+                    <w:t xml:space="preserve">0.347</w:t>
                   </w:r>
                 </w:p>
               </w:tc>
@@ -9372,7 +9439,7 @@
                     <w:jc w:val="center"/>
                   </w:pPr>
                   <w:r>
-                    <w:t xml:space="preserve">0.030</w:t>
+                    <w:t xml:space="preserve">0.028</w:t>
                   </w:r>
                 </w:p>
               </w:tc>
@@ -9413,46 +9480,46 @@
                     <w:jc w:val="center"/>
                   </w:pPr>
                   <w:r>
-                    <w:t xml:space="preserve">0.089</w:t>
-                  </w:r>
-                </w:p>
-              </w:tc>
-              <w:tc>
-                <w:tcPr/>
-                <w:p>
-                  <w:pPr>
-                    <w:pStyle w:val="Compact"/>
-                    <w:jc w:val="center"/>
-                    <w:jc w:val="center"/>
-                  </w:pPr>
-                  <w:r>
-                    <w:t xml:space="preserve">0.084</w:t>
-                  </w:r>
-                </w:p>
-              </w:tc>
-              <w:tc>
-                <w:tcPr/>
-                <w:p>
-                  <w:pPr>
-                    <w:pStyle w:val="Compact"/>
-                    <w:jc w:val="center"/>
-                    <w:jc w:val="center"/>
-                  </w:pPr>
-                  <w:r>
-                    <w:t xml:space="preserve">0.150</w:t>
-                  </w:r>
-                </w:p>
-              </w:tc>
-              <w:tc>
-                <w:tcPr/>
-                <w:p>
-                  <w:pPr>
-                    <w:pStyle w:val="Compact"/>
-                    <w:jc w:val="center"/>
-                    <w:jc w:val="center"/>
-                  </w:pPr>
-                  <w:r>
-                    <w:t xml:space="preserve">0.267</w:t>
+                    <w:t xml:space="preserve">0.093</w:t>
+                  </w:r>
+                </w:p>
+              </w:tc>
+              <w:tc>
+                <w:tcPr/>
+                <w:p>
+                  <w:pPr>
+                    <w:pStyle w:val="Compact"/>
+                    <w:jc w:val="center"/>
+                    <w:jc w:val="center"/>
+                  </w:pPr>
+                  <w:r>
+                    <w:t xml:space="preserve">0.085</w:t>
+                  </w:r>
+                </w:p>
+              </w:tc>
+              <w:tc>
+                <w:tcPr/>
+                <w:p>
+                  <w:pPr>
+                    <w:pStyle w:val="Compact"/>
+                    <w:jc w:val="center"/>
+                    <w:jc w:val="center"/>
+                  </w:pPr>
+                  <w:r>
+                    <w:t xml:space="preserve">0.147</w:t>
+                  </w:r>
+                </w:p>
+              </w:tc>
+              <w:tc>
+                <w:tcPr/>
+                <w:p>
+                  <w:pPr>
+                    <w:pStyle w:val="Compact"/>
+                    <w:jc w:val="center"/>
+                    <w:jc w:val="center"/>
+                  </w:pPr>
+                  <w:r>
+                    <w:t xml:space="preserve">0.293</w:t>
                   </w:r>
                 </w:p>
               </w:tc>
@@ -9493,46 +9560,46 @@
                     <w:jc w:val="center"/>
                   </w:pPr>
                   <w:r>
-                    <w:t xml:space="preserve">0.125</w:t>
-                  </w:r>
-                </w:p>
-              </w:tc>
-              <w:tc>
-                <w:tcPr/>
-                <w:p>
-                  <w:pPr>
-                    <w:pStyle w:val="Compact"/>
-                    <w:jc w:val="center"/>
-                    <w:jc w:val="center"/>
-                  </w:pPr>
-                  <w:r>
-                    <w:t xml:space="preserve">0.084</w:t>
-                  </w:r>
-                </w:p>
-              </w:tc>
-              <w:tc>
-                <w:tcPr/>
-                <w:p>
-                  <w:pPr>
-                    <w:pStyle w:val="Compact"/>
-                    <w:jc w:val="center"/>
-                    <w:jc w:val="center"/>
-                  </w:pPr>
-                  <w:r>
-                    <w:t xml:space="preserve">0.150</w:t>
-                  </w:r>
-                </w:p>
-              </w:tc>
-              <w:tc>
-                <w:tcPr/>
-                <w:p>
-                  <w:pPr>
-                    <w:pStyle w:val="Compact"/>
-                    <w:jc w:val="center"/>
-                    <w:jc w:val="center"/>
-                  </w:pPr>
-                  <w:r>
-                    <w:t xml:space="preserve">0.259</w:t>
+                    <w:t xml:space="preserve">0.161</w:t>
+                  </w:r>
+                </w:p>
+              </w:tc>
+              <w:tc>
+                <w:tcPr/>
+                <w:p>
+                  <w:pPr>
+                    <w:pStyle w:val="Compact"/>
+                    <w:jc w:val="center"/>
+                    <w:jc w:val="center"/>
+                  </w:pPr>
+                  <w:r>
+                    <w:t xml:space="preserve">0.085</w:t>
+                  </w:r>
+                </w:p>
+              </w:tc>
+              <w:tc>
+                <w:tcPr/>
+                <w:p>
+                  <w:pPr>
+                    <w:pStyle w:val="Compact"/>
+                    <w:jc w:val="center"/>
+                    <w:jc w:val="center"/>
+                  </w:pPr>
+                  <w:r>
+                    <w:t xml:space="preserve">0.147</w:t>
+                  </w:r>
+                </w:p>
+              </w:tc>
+              <w:tc>
+                <w:tcPr/>
+                <w:p>
+                  <w:pPr>
+                    <w:pStyle w:val="Compact"/>
+                    <w:jc w:val="center"/>
+                    <w:jc w:val="center"/>
+                  </w:pPr>
+                  <w:r>
+                    <w:t xml:space="preserve">0.234</w:t>
                   </w:r>
                 </w:p>
               </w:tc>
@@ -9586,33 +9653,33 @@
                     <w:jc w:val="center"/>
                   </w:pPr>
                   <w:r>
-                    <w:t xml:space="preserve">0.084</w:t>
-                  </w:r>
-                </w:p>
-              </w:tc>
-              <w:tc>
-                <w:tcPr/>
-                <w:p>
-                  <w:pPr>
-                    <w:pStyle w:val="Compact"/>
-                    <w:jc w:val="center"/>
-                    <w:jc w:val="center"/>
-                  </w:pPr>
-                  <w:r>
-                    <w:t xml:space="preserve">0.150</w:t>
-                  </w:r>
-                </w:p>
-              </w:tc>
-              <w:tc>
-                <w:tcPr/>
-                <w:p>
-                  <w:pPr>
-                    <w:pStyle w:val="Compact"/>
-                    <w:jc w:val="center"/>
-                    <w:jc w:val="center"/>
-                  </w:pPr>
-                  <w:r>
-                    <w:t xml:space="preserve">0.259</w:t>
+                    <w:t xml:space="preserve">0.085</w:t>
+                  </w:r>
+                </w:p>
+              </w:tc>
+              <w:tc>
+                <w:tcPr/>
+                <w:p>
+                  <w:pPr>
+                    <w:pStyle w:val="Compact"/>
+                    <w:jc w:val="center"/>
+                    <w:jc w:val="center"/>
+                  </w:pPr>
+                  <w:r>
+                    <w:t xml:space="preserve">0.147</w:t>
+                  </w:r>
+                </w:p>
+              </w:tc>
+              <w:tc>
+                <w:tcPr/>
+                <w:p>
+                  <w:pPr>
+                    <w:pStyle w:val="Compact"/>
+                    <w:jc w:val="center"/>
+                    <w:jc w:val="center"/>
+                  </w:pPr>
+                  <w:r>
+                    <w:t xml:space="preserve">0.253</w:t>
                   </w:r>
                 </w:p>
               </w:tc>
@@ -9676,7 +9743,7 @@
         <w:t xml:space="preserve"> </w:t>
       </w:r>
       <w:r>
-        <w:t xml:space="preserve">At the baseline threshold of 0.2, Aur-P1’s observed modularity of 0.332 exceeds the null expectation (null mean 0.091) and is statistically significant (p = 0.030), as it is at threshold 0.3 (0.336, p = 0.030); at the permissive 0.1 threshold, the Aur-P1 value (0.223, p = 0.090) does not reach significance. Aur-P2’s observed modularity (0.125 at threshold 0.2) is clearly non-significant at every threshold (p = 0.267 to 0.259), consistent with the very small number of sites in this phase. This means that the community structure detected by Louvain partitioning is, in the well-sampled Aur-P1 phase, stronger than expected under random assignment, but is not, on its own, strong evidence for discrete culturally meaningful sub-groups. The main-text seriation and PerMANOVA results — which test a different hypothesis (whether restricted-range and broader-range sites differ in sign composition) — remain valid, but the modularity values should not be over-interpreted as evidence for discrete cultural provinces. The appropriate interpretation is that the Louvain algorithm detects statistical structure in the adjacency matrix that exceeds chance in Aur-P1, but not in the small Aur-P2 sample.</w:t>
+        <w:t xml:space="preserve">At the baseline threshold of 0.2, Aur-P1’s observed modularity of 0.336 exceeds the null expectation (null mean 0.091) and is statistically significant (p = 0.030), as it is at threshold 0.3 (0.347, p = 0.028); at the permissive 0.1 threshold, the Aur-P1 value (0.223, p = 0.090) does not reach significance. Aur-P2’s observed modularity (0.161 at threshold 0.2) is clearly non-significant at every threshold (p = 0.293 to 0.253), consistent with the very small number of sites in this phase. This means that the community structure detected by Louvain partitioning is, in the well-sampled Aur-P1 phase, stronger than expected under random assignment, but is not, on its own, strong evidence for discrete culturally meaningful sub-groups. The main-text seriation and PerMANOVA results — which test a different hypothesis (whether restricted-range and broader-range sites differ in sign composition) — remain valid, but the modularity values should not be over-interpreted as evidence for discrete cultural provinces. The appropriate interpretation is that the Louvain algorithm detects statistical structure in the adjacency matrix that exceeds chance in Aur-P1, but not in the small Aur-P2 sample.</w:t>
       </w:r>
     </w:p>
     <w:bookmarkEnd w:id="63"/>
@@ -9818,20 +9885,20 @@
                     <w:jc w:val="center"/>
                   </w:pPr>
                   <w:r>
-                    <w:t xml:space="preserve">-0.241</w:t>
-                  </w:r>
-                </w:p>
-              </w:tc>
-              <w:tc>
-                <w:tcPr/>
-                <w:p>
-                  <w:pPr>
-                    <w:pStyle w:val="Compact"/>
-                    <w:jc w:val="center"/>
-                    <w:jc w:val="center"/>
-                  </w:pPr>
-                  <w:r>
-                    <w:t xml:space="preserve">0.307</w:t>
+                    <w:t xml:space="preserve">-0.254</w:t>
+                  </w:r>
+                </w:p>
+              </w:tc>
+              <w:tc>
+                <w:tcPr/>
+                <w:p>
+                  <w:pPr>
+                    <w:pStyle w:val="Compact"/>
+                    <w:jc w:val="center"/>
+                    <w:jc w:val="center"/>
+                  </w:pPr>
+                  <w:r>
+                    <w:t xml:space="preserve">0.280</w:t>
                   </w:r>
                 </w:p>
               </w:tc>
@@ -9859,33 +9926,33 @@
                     <w:jc w:val="center"/>
                   </w:pPr>
                   <w:r>
-                    <w:t xml:space="preserve">8</w:t>
-                  </w:r>
-                </w:p>
-              </w:tc>
-              <w:tc>
-                <w:tcPr/>
-                <w:p>
-                  <w:pPr>
-                    <w:pStyle w:val="Compact"/>
-                    <w:jc w:val="center"/>
-                    <w:jc w:val="center"/>
-                  </w:pPr>
-                  <w:r>
-                    <w:t xml:space="preserve">0.395</w:t>
-                  </w:r>
-                </w:p>
-              </w:tc>
-              <w:tc>
-                <w:tcPr/>
-                <w:p>
-                  <w:pPr>
-                    <w:pStyle w:val="Compact"/>
-                    <w:jc w:val="center"/>
-                    <w:jc w:val="center"/>
-                  </w:pPr>
-                  <w:r>
-                    <w:t xml:space="preserve">0.333</w:t>
+                    <w:t xml:space="preserve">9</w:t>
+                  </w:r>
+                </w:p>
+              </w:tc>
+              <w:tc>
+                <w:tcPr/>
+                <w:p>
+                  <w:pPr>
+                    <w:pStyle w:val="Compact"/>
+                    <w:jc w:val="center"/>
+                    <w:jc w:val="center"/>
+                  </w:pPr>
+                  <w:r>
+                    <w:t xml:space="preserve">0.163</w:t>
+                  </w:r>
+                </w:p>
+              </w:tc>
+              <w:tc>
+                <w:tcPr/>
+                <w:p>
+                  <w:pPr>
+                    <w:pStyle w:val="Compact"/>
+                    <w:jc w:val="center"/>
+                    <w:jc w:val="center"/>
+                  </w:pPr>
+                  <w:r>
+                    <w:t xml:space="preserve">0.676</w:t>
                   </w:r>
                 </w:p>
               </w:tc>
@@ -9968,7 +10035,7 @@
         <w:t xml:space="preserve"> </w:t>
       </w:r>
       <w:r>
-        <w:t xml:space="preserve">Neither phase shows a significant correlation between node degree and sign-type richness (Aur-P1: ρ = -0.241, p = 0.307; Aur-P2: ρ = 0.395, p = 0.333). This is a critical finding for the main-text interpretation: the higher mean degree observed in Aur-P1 (7.50 at the baseline threshold) compared to Aur-P2 (4.25) is not simply an artefact of the Aur-P1 phase containing sites with richer sign assemblages. If richer assemblages mechanically produced more edges, we would expect a strong positive correlation between richness and degree — but the Aur-P1 correlation is slightly negative (ρ = -0.241, p = 0.307) and the Aur-P2 correlation, while positive, is far from significant given the small sample. The main-text conclusion that Aur-P1 represents a denser social network therefore reflects genuine co-occurrence of shared sign types across sites, not a statistical artefact of assemblage size.</w:t>
+        <w:t xml:space="preserve">Neither phase shows a significant correlation between node degree and sign-type richness (Aur-P1: ρ = -0.254, p = 0.280; Aur-P2: ρ = 0.163, p = 0.676). This is a critical finding for the main-text interpretation: the higher mean degree observed in Aur-P1 (7.50 at the baseline threshold) compared to Aur-P2 (4.22) is not simply an artefact of the Aur-P1 phase containing sites with richer sign assemblages. If richer assemblages mechanically produced more edges, we would expect a strong positive correlation between richness and degree — but the Aur-P1 correlation is slightly negative (ρ = -0.254, p = 0.280) and the Aur-P2 correlation, while positive, is far from significant given the small sample. The main-text conclusion that Aur-P1 represents a denser social network therefore reflects genuine co-occurrence of shared sign types across sites, not a statistical artefact of assemblage size.</w:t>
       </w:r>
     </w:p>
     <w:bookmarkEnd w:id="65"/>
@@ -9995,7 +10062,7 @@
         <w:pStyle w:val="FirstParagraph"/>
       </w:pPr>
       <w:r>
-        <w:t xml:space="preserve">The two-phase periodisation uses a single calibrated MedianBP threshold of 37799 separating Aur-P1 (43.0–37.8 ka) from Aur-P2 (37.8–32.0 ka). This is a conventional round number, not derived from a formal change-point analysis. Objects with calibrated dates near this boundary could be assigned to either phase depending on the exact threshold chosen. This section tests whether the network-level findings are sensitive to the placement of this boundary by shifting it by ±500 and ±1000 years. The technology-based overrides are held fixed (Hohle Fels, Geissenklösterle, Vogelherd, La Ferrassie, Abri Pataud, and Gatzarria in Aur-P1; Mladeč in Aur-P2; Spy and El Castillo excluded), so the test isolates the effect of the date-based cutoff.</w:t>
+        <w:t xml:space="preserve">The two-phase periodisation uses a single calibrated MedianBP threshold of 37799 separating Aur-P1 (43.0–37.8 ka) from Aur-P2 (37.8–32.0 ka). This is a conventional round number, not derived from a formal change-point analysis. Objects with calibrated dates near this boundary could be assigned to either phase depending on the exact threshold chosen. This section tests whether the network-level findings are sensitive to the placement of this boundary by shifting it by ±500 and ±1000 years. The technology-based overrides are held fixed (Geissenklösterle, Vogelherd, La Ferrassie, and Abri Pataud in Aur-P1; Hohle Fels at the layer level — AH V in Aur-P1 and AH IV, III and the II-series in Aur-P2; Mladeč in Aur-P2; Spy and El Castillo excluded), so the test isolates the effect of the date-based cutoff.</w:t>
       </w:r>
     </w:p>
     <w:tbl>
@@ -10405,7 +10472,7 @@
                     <w:jc w:val="center"/>
                   </w:pPr>
                   <w:r>
-                    <w:t xml:space="preserve">0.332</w:t>
+                    <w:t xml:space="preserve">0.336</w:t>
                   </w:r>
                 </w:p>
               </w:tc>
@@ -10446,46 +10513,46 @@
                     <w:jc w:val="center"/>
                   </w:pPr>
                   <w:r>
-                    <w:t xml:space="preserve">8</w:t>
-                  </w:r>
-                </w:p>
-              </w:tc>
-              <w:tc>
-                <w:tcPr/>
-                <w:p>
-                  <w:pPr>
-                    <w:pStyle w:val="Compact"/>
-                    <w:jc w:val="right"/>
-                    <w:jc w:val="center"/>
-                  </w:pPr>
-                  <w:r>
-                    <w:t xml:space="preserve">17</w:t>
-                  </w:r>
-                </w:p>
-              </w:tc>
-              <w:tc>
-                <w:tcPr/>
-                <w:p>
-                  <w:pPr>
-                    <w:pStyle w:val="Compact"/>
-                    <w:jc w:val="right"/>
-                    <w:jc w:val="center"/>
-                  </w:pPr>
-                  <w:r>
-                    <w:t xml:space="preserve">4.25</w:t>
-                  </w:r>
-                </w:p>
-              </w:tc>
-              <w:tc>
-                <w:tcPr/>
-                <w:p>
-                  <w:pPr>
-                    <w:pStyle w:val="Compact"/>
-                    <w:jc w:val="right"/>
-                    <w:jc w:val="center"/>
-                  </w:pPr>
-                  <w:r>
-                    <w:t xml:space="preserve">0.125</w:t>
+                    <w:t xml:space="preserve">9</w:t>
+                  </w:r>
+                </w:p>
+              </w:tc>
+              <w:tc>
+                <w:tcPr/>
+                <w:p>
+                  <w:pPr>
+                    <w:pStyle w:val="Compact"/>
+                    <w:jc w:val="right"/>
+                    <w:jc w:val="center"/>
+                  </w:pPr>
+                  <w:r>
+                    <w:t xml:space="preserve">19</w:t>
+                  </w:r>
+                </w:p>
+              </w:tc>
+              <w:tc>
+                <w:tcPr/>
+                <w:p>
+                  <w:pPr>
+                    <w:pStyle w:val="Compact"/>
+                    <w:jc w:val="right"/>
+                    <w:jc w:val="center"/>
+                  </w:pPr>
+                  <w:r>
+                    <w:t xml:space="preserve">4.22</w:t>
+                  </w:r>
+                </w:p>
+              </w:tc>
+              <w:tc>
+                <w:tcPr/>
+                <w:p>
+                  <w:pPr>
+                    <w:pStyle w:val="Compact"/>
+                    <w:jc w:val="right"/>
+                    <w:jc w:val="center"/>
+                  </w:pPr>
+                  <w:r>
+                    <w:t xml:space="preserve">0.161</w:t>
                   </w:r>
                 </w:p>
               </w:tc>
@@ -10565,7 +10632,7 @@
                     <w:jc w:val="center"/>
                   </w:pPr>
                   <w:r>
-                    <w:t xml:space="preserve">0.340</w:t>
+                    <w:t xml:space="preserve">0.343</w:t>
                   </w:r>
                 </w:p>
               </w:tc>
@@ -10606,46 +10673,46 @@
                     <w:jc w:val="center"/>
                   </w:pPr>
                   <w:r>
-                    <w:t xml:space="preserve">12</w:t>
-                  </w:r>
-                </w:p>
-              </w:tc>
-              <w:tc>
-                <w:tcPr/>
-                <w:p>
-                  <w:pPr>
-                    <w:pStyle w:val="Compact"/>
-                    <w:jc w:val="right"/>
-                    <w:jc w:val="center"/>
-                  </w:pPr>
-                  <w:r>
-                    <w:t xml:space="preserve">29</w:t>
-                  </w:r>
-                </w:p>
-              </w:tc>
-              <w:tc>
-                <w:tcPr/>
-                <w:p>
-                  <w:pPr>
-                    <w:pStyle w:val="Compact"/>
-                    <w:jc w:val="right"/>
-                    <w:jc w:val="center"/>
-                  </w:pPr>
-                  <w:r>
-                    <w:t xml:space="preserve">4.83</w:t>
-                  </w:r>
-                </w:p>
-              </w:tc>
-              <w:tc>
-                <w:tcPr/>
-                <w:p>
-                  <w:pPr>
-                    <w:pStyle w:val="Compact"/>
-                    <w:jc w:val="right"/>
-                    <w:jc w:val="center"/>
-                  </w:pPr>
-                  <w:r>
-                    <w:t xml:space="preserve">0.179</w:t>
+                    <w:t xml:space="preserve">13</w:t>
+                  </w:r>
+                </w:p>
+              </w:tc>
+              <w:tc>
+                <w:tcPr/>
+                <w:p>
+                  <w:pPr>
+                    <w:pStyle w:val="Compact"/>
+                    <w:jc w:val="right"/>
+                    <w:jc w:val="center"/>
+                  </w:pPr>
+                  <w:r>
+                    <w:t xml:space="preserve">32</w:t>
+                  </w:r>
+                </w:p>
+              </w:tc>
+              <w:tc>
+                <w:tcPr/>
+                <w:p>
+                  <w:pPr>
+                    <w:pStyle w:val="Compact"/>
+                    <w:jc w:val="right"/>
+                    <w:jc w:val="center"/>
+                  </w:pPr>
+                  <w:r>
+                    <w:t xml:space="preserve">4.92</w:t>
+                  </w:r>
+                </w:p>
+              </w:tc>
+              <w:tc>
+                <w:tcPr/>
+                <w:p>
+                  <w:pPr>
+                    <w:pStyle w:val="Compact"/>
+                    <w:jc w:val="right"/>
+                    <w:jc w:val="center"/>
+                  </w:pPr>
+                  <w:r>
+                    <w:t xml:space="preserve">0.200</w:t>
                   </w:r>
                 </w:p>
               </w:tc>
@@ -10725,7 +10792,7 @@
                     <w:jc w:val="center"/>
                   </w:pPr>
                   <w:r>
-                    <w:t xml:space="preserve">0.327</w:t>
+                    <w:t xml:space="preserve">0.330</w:t>
                   </w:r>
                 </w:p>
               </w:tc>
@@ -10766,46 +10833,46 @@
                     <w:jc w:val="center"/>
                   </w:pPr>
                   <w:r>
-                    <w:t xml:space="preserve">9</w:t>
-                  </w:r>
-                </w:p>
-              </w:tc>
-              <w:tc>
-                <w:tcPr/>
-                <w:p>
-                  <w:pPr>
-                    <w:pStyle w:val="Compact"/>
-                    <w:jc w:val="right"/>
-                    <w:jc w:val="center"/>
-                  </w:pPr>
-                  <w:r>
-                    <w:t xml:space="preserve">21</w:t>
-                  </w:r>
-                </w:p>
-              </w:tc>
-              <w:tc>
-                <w:tcPr/>
-                <w:p>
-                  <w:pPr>
-                    <w:pStyle w:val="Compact"/>
-                    <w:jc w:val="right"/>
-                    <w:jc w:val="center"/>
-                  </w:pPr>
-                  <w:r>
-                    <w:t xml:space="preserve">4.67</w:t>
-                  </w:r>
-                </w:p>
-              </w:tc>
-              <w:tc>
-                <w:tcPr/>
-                <w:p>
-                  <w:pPr>
-                    <w:pStyle w:val="Compact"/>
-                    <w:jc w:val="right"/>
-                    <w:jc w:val="center"/>
-                  </w:pPr>
-                  <w:r>
-                    <w:t xml:space="preserve">0.124</w:t>
+                    <w:t xml:space="preserve">10</w:t>
+                  </w:r>
+                </w:p>
+              </w:tc>
+              <w:tc>
+                <w:tcPr/>
+                <w:p>
+                  <w:pPr>
+                    <w:pStyle w:val="Compact"/>
+                    <w:jc w:val="right"/>
+                    <w:jc w:val="center"/>
+                  </w:pPr>
+                  <w:r>
+                    <w:t xml:space="preserve">24</w:t>
+                  </w:r>
+                </w:p>
+              </w:tc>
+              <w:tc>
+                <w:tcPr/>
+                <w:p>
+                  <w:pPr>
+                    <w:pStyle w:val="Compact"/>
+                    <w:jc w:val="right"/>
+                    <w:jc w:val="center"/>
+                  </w:pPr>
+                  <w:r>
+                    <w:t xml:space="preserve">4.80</w:t>
+                  </w:r>
+                </w:p>
+              </w:tc>
+              <w:tc>
+                <w:tcPr/>
+                <w:p>
+                  <w:pPr>
+                    <w:pStyle w:val="Compact"/>
+                    <w:jc w:val="right"/>
+                    <w:jc w:val="center"/>
+                  </w:pPr>
+                  <w:r>
+                    <w:t xml:space="preserve">0.171</w:t>
                   </w:r>
                 </w:p>
               </w:tc>
@@ -10885,7 +10952,7 @@
                     <w:jc w:val="center"/>
                   </w:pPr>
                   <w:r>
-                    <w:t xml:space="preserve">0.330</w:t>
+                    <w:t xml:space="preserve">0.332</w:t>
                   </w:r>
                 </w:p>
               </w:tc>
@@ -10926,46 +10993,46 @@
                     <w:jc w:val="center"/>
                   </w:pPr>
                   <w:r>
-                    <w:t xml:space="preserve">7</w:t>
-                  </w:r>
-                </w:p>
-              </w:tc>
-              <w:tc>
-                <w:tcPr/>
-                <w:p>
-                  <w:pPr>
-                    <w:pStyle w:val="Compact"/>
-                    <w:jc w:val="right"/>
-                    <w:jc w:val="center"/>
-                  </w:pPr>
-                  <w:r>
-                    <w:t xml:space="preserve">13</w:t>
-                  </w:r>
-                </w:p>
-              </w:tc>
-              <w:tc>
-                <w:tcPr/>
-                <w:p>
-                  <w:pPr>
-                    <w:pStyle w:val="Compact"/>
-                    <w:jc w:val="right"/>
-                    <w:jc w:val="center"/>
-                  </w:pPr>
-                  <w:r>
-                    <w:t xml:space="preserve">3.71</w:t>
-                  </w:r>
-                </w:p>
-              </w:tc>
-              <w:tc>
-                <w:tcPr/>
-                <w:p>
-                  <w:pPr>
-                    <w:pStyle w:val="Compact"/>
-                    <w:jc w:val="right"/>
-                    <w:jc w:val="center"/>
-                  </w:pPr>
-                  <w:r>
-                    <w:t xml:space="preserve">0.119</w:t>
+                    <w:t xml:space="preserve">8</w:t>
+                  </w:r>
+                </w:p>
+              </w:tc>
+              <w:tc>
+                <w:tcPr/>
+                <w:p>
+                  <w:pPr>
+                    <w:pStyle w:val="Compact"/>
+                    <w:jc w:val="right"/>
+                    <w:jc w:val="center"/>
+                  </w:pPr>
+                  <w:r>
+                    <w:t xml:space="preserve">15</w:t>
+                  </w:r>
+                </w:p>
+              </w:tc>
+              <w:tc>
+                <w:tcPr/>
+                <w:p>
+                  <w:pPr>
+                    <w:pStyle w:val="Compact"/>
+                    <w:jc w:val="right"/>
+                    <w:jc w:val="center"/>
+                  </w:pPr>
+                  <w:r>
+                    <w:t xml:space="preserve">3.75</w:t>
+                  </w:r>
+                </w:p>
+              </w:tc>
+              <w:tc>
+                <w:tcPr/>
+                <w:p>
+                  <w:pPr>
+                    <w:pStyle w:val="Compact"/>
+                    <w:jc w:val="right"/>
+                    <w:jc w:val="center"/>
+                  </w:pPr>
+                  <w:r>
+                    <w:t xml:space="preserve">0.154</w:t>
                   </w:r>
                 </w:p>
               </w:tc>
@@ -11045,7 +11112,7 @@
                     <w:jc w:val="center"/>
                   </w:pPr>
                   <w:r>
-                    <w:t xml:space="preserve">0.330</w:t>
+                    <w:t xml:space="preserve">0.332</w:t>
                   </w:r>
                 </w:p>
               </w:tc>
@@ -11086,46 +11153,46 @@
                     <w:jc w:val="center"/>
                   </w:pPr>
                   <w:r>
-                    <w:t xml:space="preserve">7</w:t>
-                  </w:r>
-                </w:p>
-              </w:tc>
-              <w:tc>
-                <w:tcPr/>
-                <w:p>
-                  <w:pPr>
-                    <w:pStyle w:val="Compact"/>
-                    <w:jc w:val="right"/>
-                    <w:jc w:val="center"/>
-                  </w:pPr>
-                  <w:r>
-                    <w:t xml:space="preserve">13</w:t>
-                  </w:r>
-                </w:p>
-              </w:tc>
-              <w:tc>
-                <w:tcPr/>
-                <w:p>
-                  <w:pPr>
-                    <w:pStyle w:val="Compact"/>
-                    <w:jc w:val="right"/>
-                    <w:jc w:val="center"/>
-                  </w:pPr>
-                  <w:r>
-                    <w:t xml:space="preserve">3.71</w:t>
-                  </w:r>
-                </w:p>
-              </w:tc>
-              <w:tc>
-                <w:tcPr/>
-                <w:p>
-                  <w:pPr>
-                    <w:pStyle w:val="Compact"/>
-                    <w:jc w:val="right"/>
-                    <w:jc w:val="center"/>
-                  </w:pPr>
-                  <w:r>
-                    <w:t xml:space="preserve">0.119</w:t>
+                    <w:t xml:space="preserve">8</w:t>
+                  </w:r>
+                </w:p>
+              </w:tc>
+              <w:tc>
+                <w:tcPr/>
+                <w:p>
+                  <w:pPr>
+                    <w:pStyle w:val="Compact"/>
+                    <w:jc w:val="right"/>
+                    <w:jc w:val="center"/>
+                  </w:pPr>
+                  <w:r>
+                    <w:t xml:space="preserve">15</w:t>
+                  </w:r>
+                </w:p>
+              </w:tc>
+              <w:tc>
+                <w:tcPr/>
+                <w:p>
+                  <w:pPr>
+                    <w:pStyle w:val="Compact"/>
+                    <w:jc w:val="right"/>
+                    <w:jc w:val="center"/>
+                  </w:pPr>
+                  <w:r>
+                    <w:t xml:space="preserve">3.75</w:t>
+                  </w:r>
+                </w:p>
+              </w:tc>
+              <w:tc>
+                <w:tcPr/>
+                <w:p>
+                  <w:pPr>
+                    <w:pStyle w:val="Compact"/>
+                    <w:jc w:val="right"/>
+                    <w:jc w:val="center"/>
+                  </w:pPr>
+                  <w:r>
+                    <w:t xml:space="preserve">0.154</w:t>
                   </w:r>
                 </w:p>
               </w:tc>
@@ -11163,7 +11230,7 @@
         <w:pStyle w:val="FirstParagraph"/>
       </w:pPr>
       <w:r>
-        <w:t xml:space="preserve">63 objects from 6 sites fall within ±1000 calibrated years of the boundary at 37799 BP, and 33 objects from 3 sites within ±500 years. The sites closest to the boundary are Hohle Fels (MedianBP 37683, just 116 years below the threshold) and Vindija Cave (37615, 184 years below), while the closest site above the threshold is Blanchard (38235, 436 years above). Because only an upward shift can transfer sites into Aur-P2, and only a downward shift into Aur-P1, the reassignments are asymmetric: a downward shift of 500 years moves Vindija Cave from Aur-P2 to Aur-P1 (the only Aur-P2 site within reach), while an upward shift of 500 years moves Blanchard into Aur-P2 and an upward shift of 1000 years additionally moves Cellier, Trou al’Wesse, and Grottes de Fonds-de-Forêt. Hohle Fels lies just below the boundary but is held in Aur-P1 by the technology-based override, so it does not change phase under any shift. The boundary-sensitive sites are therefore few and, apart from Cellier (28 objects) and Blanchard (18 objects), small.</w:t>
+        <w:t xml:space="preserve">63 objects from 6 sites fall within ±1000 calibrated years of the boundary at 37799 BP, and 33 objects from 3 sites within ±500 years. The sites closest to the boundary are Hohle Fels (MedianBP 37683, just 116 years below the threshold) and Vindija Cave (37615, 184 years below), while the closest site above the threshold is Blanchard (38235, 436 years above). Because only an upward shift can transfer sites into Aur-P2, and only a downward shift into Aur-P1, the reassignments are asymmetric: a downward shift of 500 years moves Vindija Cave from Aur-P2 to Aur-P1 (the only Aur-P2 site within reach), while an upward shift of 500 years moves Blanchard into Aur-P2 and an upward shift of 1000 years additionally moves Cellier, Trou al’Wesse, and Grottes de Fonds-de-Forêt. Hohle Fels lies just below the boundary, but its near-boundary objects belong to AH IV, which the technology-based override fixes in Aur-P2 (its Aur-P1 horizon, AH V, is well above the boundary), so it does not change phase under any shift. The boundary-sensitive sites are therefore few and, apart from Cellier (28 objects) and Blanchard (18 objects), small.</w:t>
       </w:r>
     </w:p>
     <w:bookmarkEnd w:id="69"/>
@@ -11181,7 +11248,7 @@
         <w:pStyle w:val="FirstParagraph"/>
       </w:pPr>
       <w:r>
-        <w:t xml:space="preserve">The independent-shift analysis shifts the single P1/P2 boundary while holding the technology-based overrides fixed. Across the four shifts tested, the Aur-P1 mean degree ranges from 6.62–7.81 and Aur-P2 from 3.71–4.83. The Aur-P1 &gt; Aur-P2 connectivity ordering is preserved in all 4 shifts: a downward shift adds Vindija Cave to Aur-P1, raising its mean degree to 7.81 (82 edges) while shrinking Aur-P2 to 7 sites (mean degree 3.71); an upward shift transfers sites the other way, with Aur-P1 at 16 sites after the ±1000 year shift yet still averaging 6.62, above Aur-P2’s 4.83. Modularity is stable: Aur-P1 ranges from 0.327 to 0.340 across shifts (baseline 0.332) and Aur-P2 from 0.119 to 0.179 (baseline 0.125), indicating that the community structure in both phases is not sensitive to boundary placement.</w:t>
+        <w:t xml:space="preserve">The independent-shift analysis shifts the single P1/P2 boundary while holding the technology-based overrides fixed. Across the four shifts tested, the Aur-P1 mean degree ranges from 6.62–7.81 and Aur-P2 from 3.75–4.92. The Aur-P1 &gt; Aur-P2 connectivity ordering is preserved in all 4 shifts: a downward shift adds Vindija Cave to Aur-P1, raising its mean degree to 7.81 (82 edges) while shrinking Aur-P2 to 8 sites (mean degree 3.75); an upward shift transfers sites the other way, with Aur-P1 at 16 sites after the ±1000 year shift yet still averaging 6.62, above Aur-P2’s 4.92. Modularity is stable: Aur-P1 ranges from 0.330 to 0.343 across shifts (baseline 0.336) and Aur-P2 from 0.154 to 0.200 (baseline 0.161), indicating that the community structure in both phases is not sensitive to boundary placement.</w:t>
       </w:r>
     </w:p>
     <w:bookmarkEnd w:id="70"/>
@@ -11306,7 +11373,7 @@
         <w:pStyle w:val="BodyText"/>
       </w:pPr>
       <w:r>
-        <w:t xml:space="preserve">The sweep reveals the threshold range over which the Aur-P1 &gt; Aur-P2 mean-degree ordering holds. The two-phase contrast is monotonic and holds at every threshold in the swept range: Aur-P1’s mean degree runs from 2.80–14.80 and Aur-P2’s from 2.25–6.00 across thresholds of 0.05–0.50, and the ordering is preserved throughout. At very low thresholds both networks are densely connected and the relative contrast compresses; at high thresholds both fragment as edges drop out, but Aur-P2 retains a mean degree of at least 2.25 even at the coarsest threshold (0.50), so the contrast never collapses.</w:t>
+        <w:t xml:space="preserve">The sweep reveals the threshold range over which the Aur-P1 &gt; Aur-P2 mean-degree ordering holds. The two-phase contrast is monotonic and holds at every threshold in the swept range: Aur-P1’s mean degree runs from 2.80–14.80 and Aur-P2’s from 2.00–7.11 across thresholds of 0.05–0.50, and the ordering is preserved throughout. At very low thresholds both networks are densely connected and the relative contrast compresses; at high thresholds both fragment as edges drop out, but Aur-P2 retains a mean degree of at least 2.00 even at the coarsest threshold (0.50), so the contrast never collapses.</w:t>
       </w:r>
     </w:p>
     <w:p>
@@ -11324,7 +11391,7 @@
         <w:t xml:space="preserve"> </w:t>
       </w:r>
       <w:r>
-        <w:t xml:space="preserve">The continuous sweep confirms that the main-text threshold of 0.2 is not a cherry-picked value that produces a desired result. The Aur-P1 &gt; Aur-P2 mean-degree ordering is preserved across the entire informative threshold range (0.05–0.50). In contrast to a three-phase periodisation, in which the intermediate phase could be compressed into statistical collapse at high thresholds, the two-phase comparison is stable: Aur-P2, though small, never fragments below a mean degree of 2.25. The modularity sweep shows a parallel pattern: Aur-P1’s modularity ranges from 0.205–0.434 across thresholds and consistently exceeds Aur-P2’s (0.089–0.125) at every threshold, reinforcing the conclusion that the larger, earlier phase has a stronger community structure. The baseline threshold of 0.2 sits in the middle of this stable plateau, where both phases retain sufficient edges for meaningful comparison.</w:t>
+        <w:t xml:space="preserve">The continuous sweep confirms that the main-text threshold of 0.2 is not a cherry-picked value that produces a desired result. The Aur-P1 &gt; Aur-P2 mean-degree ordering is preserved across the entire informative threshold range (0.05–0.50). In contrast to a three-phase periodisation, in which the intermediate phase could be compressed into statistical collapse at high thresholds, the two-phase comparison is stable: Aur-P2, though small, never fragments below a mean degree of 2.00. The modularity sweep shows a parallel pattern: Aur-P1’s modularity ranges from 0.204–0.437 across thresholds and consistently exceeds Aur-P2’s (0.085–0.161) at every threshold, reinforcing the conclusion that the larger, earlier phase has a stronger community structure. The baseline threshold of 0.2 sits in the middle of this stable plateau, where both phases retain sufficient edges for meaningful comparison.</w:t>
       </w:r>
     </w:p>
     <w:bookmarkEnd w:id="77"/>
@@ -11521,7 +11588,7 @@
                     <w:jc w:val="center"/>
                   </w:pPr>
                   <w:r>
-                    <w:t xml:space="preserve">11.4</w:t>
+                    <w:t xml:space="preserve">11.40</w:t>
                   </w:r>
                 </w:p>
               </w:tc>
@@ -11560,7 +11627,7 @@
                     <w:jc w:val="center"/>
                   </w:pPr>
                   <w:r>
-                    <w:t xml:space="preserve">0.539</w:t>
+                    <w:t xml:space="preserve">0.536</w:t>
                   </w:r>
                 </w:p>
               </w:tc>
@@ -11588,72 +11655,72 @@
                     <w:jc w:val="center"/>
                   </w:pPr>
                   <w:r>
-                    <w:t xml:space="preserve">4.62</w:t>
-                  </w:r>
-                </w:p>
-              </w:tc>
-              <w:tc>
-                <w:tcPr/>
-                <w:p>
-                  <w:pPr>
-                    <w:pStyle w:val="Compact"/>
-                    <w:jc w:val="center"/>
-                    <w:jc w:val="center"/>
-                  </w:pPr>
-                  <w:r>
-                    <w:t xml:space="preserve">2.25</w:t>
-                  </w:r>
-                </w:p>
-              </w:tc>
-              <w:tc>
-                <w:tcPr/>
-                <w:p>
-                  <w:pPr>
-                    <w:pStyle w:val="Compact"/>
-                    <w:jc w:val="center"/>
-                    <w:jc w:val="center"/>
-                  </w:pPr>
-                  <w:r>
-                    <w:t xml:space="preserve">6.5</w:t>
-                  </w:r>
-                </w:p>
-              </w:tc>
-              <w:tc>
-                <w:tcPr/>
-                <w:p>
-                  <w:pPr>
-                    <w:pStyle w:val="Compact"/>
-                    <w:jc w:val="center"/>
-                    <w:jc w:val="center"/>
-                  </w:pPr>
-                  <w:r>
-                    <w:t xml:space="preserve">0.192</w:t>
-                  </w:r>
-                </w:p>
-              </w:tc>
-              <w:tc>
-                <w:tcPr/>
-                <w:p>
-                  <w:pPr>
-                    <w:pStyle w:val="Compact"/>
-                    <w:jc w:val="center"/>
-                    <w:jc w:val="center"/>
-                  </w:pPr>
-                  <w:r>
-                    <w:t xml:space="preserve">0.013</w:t>
-                  </w:r>
-                </w:p>
-              </w:tc>
-              <w:tc>
-                <w:tcPr/>
-                <w:p>
-                  <w:pPr>
-                    <w:pStyle w:val="Compact"/>
-                    <w:jc w:val="center"/>
-                    <w:jc w:val="center"/>
-                  </w:pPr>
-                  <w:r>
-                    <w:t xml:space="preserve">0.496</w:t>
+                    <w:t xml:space="preserve">4.67</w:t>
+                  </w:r>
+                </w:p>
+              </w:tc>
+              <w:tc>
+                <w:tcPr/>
+                <w:p>
+                  <w:pPr>
+                    <w:pStyle w:val="Compact"/>
+                    <w:jc w:val="center"/>
+                    <w:jc w:val="center"/>
+                  </w:pPr>
+                  <w:r>
+                    <w:t xml:space="preserve">2.67</w:t>
+                  </w:r>
+                </w:p>
+              </w:tc>
+              <w:tc>
+                <w:tcPr/>
+                <w:p>
+                  <w:pPr>
+                    <w:pStyle w:val="Compact"/>
+                    <w:jc w:val="center"/>
+                    <w:jc w:val="center"/>
+                  </w:pPr>
+                  <w:r>
+                    <w:t xml:space="preserve">7.11</w:t>
+                  </w:r>
+                </w:p>
+              </w:tc>
+              <w:tc>
+                <w:tcPr/>
+                <w:p>
+                  <w:pPr>
+                    <w:pStyle w:val="Compact"/>
+                    <w:jc w:val="center"/>
+                    <w:jc w:val="center"/>
+                  </w:pPr>
+                  <w:r>
+                    <w:t xml:space="preserve">0.239</w:t>
+                  </w:r>
+                </w:p>
+              </w:tc>
+              <w:tc>
+                <w:tcPr/>
+                <w:p>
+                  <w:pPr>
+                    <w:pStyle w:val="Compact"/>
+                    <w:jc w:val="center"/>
+                    <w:jc w:val="center"/>
+                  </w:pPr>
+                  <w:r>
+                    <w:t xml:space="preserve">0.052</w:t>
+                  </w:r>
+                </w:p>
+              </w:tc>
+              <w:tc>
+                <w:tcPr/>
+                <w:p>
+                  <w:pPr>
+                    <w:pStyle w:val="Compact"/>
+                    <w:jc w:val="center"/>
+                    <w:jc w:val="center"/>
+                  </w:pPr>
+                  <w:r>
+                    <w:t xml:space="preserve">0.486</w:t>
                   </w:r>
                 </w:p>
               </w:tc>
@@ -11699,7 +11766,7 @@
         <w:t xml:space="preserve"> </w:t>
       </w:r>
       <w:r>
-        <w:t xml:space="preserve">The bootstrap CIs reveal which main-text comparisons are robust and which are uncertain. For mean degree, the Aur-P1 CI [5.30, 11.40] and the Aur-P2 CI [2.25, 6.50] overlap. Because the intervals overlap, the bootstrap does not formally separate the two phases by the strict non-overlap criterion; the Aur-P1–Aur-P2 contrast is supported at the point-estimate level (Aur-P1 8.10 vs Aur-P2 4.62) but is not statistically decisive. For modularity, the two CIs overlap substantially (Aur-P1 [0.199, 0.539], Aur-P2 [0.013, 0.496]), meaning the phase-by-phase difference in modularity is not statistically distinguishable given the current sample sizes. This reinforces the S5.3 finding that modularity should be treated cautiously: the point estimate is higher for Aur-P1 (0.363 vs 0.192), but the wide intervals — driven by Aur-P2’s small sample (8 sites) — overlap. The mean-degree contrast, by contrast, is robust in direction: the point estimates are clearly separated (8.1 vs 4.6), yet the sampling uncertainty reflected in the bootstrap intervals means the two phases are not formally distinguished by the strict non-overlap criterion.</w:t>
+        <w:t xml:space="preserve">The bootstrap CIs reveal which main-text comparisons are robust and which are uncertain. For mean degree, the Aur-P1 CI [5.30, 11.40] and the Aur-P2 CI [2.67, 7.11] overlap. Because the intervals overlap, the bootstrap does not formally separate the two phases by the strict non-overlap criterion; the Aur-P1–Aur-P2 contrast is supported at the point-estimate level (Aur-P1 8.10 vs Aur-P2 4.67) but is not statistically decisive. For modularity, the two CIs overlap substantially (Aur-P1 [0.199, 0.536], Aur-P2 [0.052, 0.486]), meaning the phase-by-phase difference in modularity is not statistically distinguishable given the current sample sizes. This reinforces the S5.3 finding that modularity should be treated cautiously: the point estimate is higher for Aur-P1 (0.363 vs 0.239), but the wide intervals — driven by Aur-P2’s small sample (9 sites) — overlap. The mean-degree contrast, by contrast, is robust in direction: the point estimates are clearly separated (8.10 vs 4.67), yet the sampling uncertainty reflected in the bootstrap intervals means the two phases are not formally distinguished by the strict non-overlap criterion.</w:t>
       </w:r>
     </w:p>
     <w:bookmarkEnd w:id="79"/>
@@ -11859,33 +11926,33 @@
                     <w:jc w:val="center"/>
                   </w:pPr>
                   <w:r>
-                    <w:t xml:space="preserve">0.025</w:t>
-                  </w:r>
-                </w:p>
-              </w:tc>
-              <w:tc>
-                <w:tcPr/>
-                <w:p>
-                  <w:pPr>
-                    <w:pStyle w:val="Compact"/>
-                    <w:jc w:val="center"/>
-                    <w:jc w:val="center"/>
-                  </w:pPr>
-                  <w:r>
-                    <w:t xml:space="preserve">0.370</w:t>
-                  </w:r>
-                </w:p>
-              </w:tc>
-              <w:tc>
-                <w:tcPr/>
-                <w:p>
-                  <w:pPr>
-                    <w:pStyle w:val="Compact"/>
-                    <w:jc w:val="center"/>
-                    <w:jc w:val="center"/>
-                  </w:pPr>
-                  <w:r>
-                    <w:t xml:space="preserve">0.74</w:t>
+                    <w:t xml:space="preserve">0.026</w:t>
+                  </w:r>
+                </w:p>
+              </w:tc>
+              <w:tc>
+                <w:tcPr/>
+                <w:p>
+                  <w:pPr>
+                    <w:pStyle w:val="Compact"/>
+                    <w:jc w:val="center"/>
+                    <w:jc w:val="center"/>
+                  </w:pPr>
+                  <w:r>
+                    <w:t xml:space="preserve">0.371</w:t>
+                  </w:r>
+                </w:p>
+              </w:tc>
+              <w:tc>
+                <w:tcPr/>
+                <w:p>
+                  <w:pPr>
+                    <w:pStyle w:val="Compact"/>
+                    <w:jc w:val="center"/>
+                    <w:jc w:val="center"/>
+                  </w:pPr>
+                  <w:r>
+                    <w:t xml:space="preserve">0.742</w:t>
                   </w:r>
                 </w:p>
               </w:tc>
@@ -11926,33 +11993,33 @@
                     <w:jc w:val="center"/>
                   </w:pPr>
                   <w:r>
-                    <w:t xml:space="preserve">-0.297</w:t>
-                  </w:r>
-                </w:p>
-              </w:tc>
-              <w:tc>
-                <w:tcPr/>
-                <w:p>
-                  <w:pPr>
-                    <w:pStyle w:val="Compact"/>
-                    <w:jc w:val="center"/>
-                    <w:jc w:val="center"/>
-                  </w:pPr>
-                  <w:r>
-                    <w:t xml:space="preserve">0.934</w:t>
-                  </w:r>
-                </w:p>
-              </w:tc>
-              <w:tc>
-                <w:tcPr/>
-                <w:p>
-                  <w:pPr>
-                    <w:pStyle w:val="Compact"/>
-                    <w:jc w:val="center"/>
-                    <w:jc w:val="center"/>
-                  </w:pPr>
-                  <w:r>
-                    <w:t xml:space="preserve">0.94</w:t>
+                    <w:t xml:space="preserve">-0.294</w:t>
+                  </w:r>
+                </w:p>
+              </w:tc>
+              <w:tc>
+                <w:tcPr/>
+                <w:p>
+                  <w:pPr>
+                    <w:pStyle w:val="Compact"/>
+                    <w:jc w:val="center"/>
+                    <w:jc w:val="center"/>
+                  </w:pPr>
+                  <w:r>
+                    <w:t xml:space="preserve">0.965</w:t>
+                  </w:r>
+                </w:p>
+              </w:tc>
+              <w:tc>
+                <w:tcPr/>
+                <w:p>
+                  <w:pPr>
+                    <w:pStyle w:val="Compact"/>
+                    <w:jc w:val="center"/>
+                    <w:jc w:val="center"/>
+                  </w:pPr>
+                  <w:r>
+                    <w:t xml:space="preserve">0.967</w:t>
                   </w:r>
                 </w:p>
               </w:tc>
@@ -11993,33 +12060,33 @@
                     <w:jc w:val="center"/>
                   </w:pPr>
                   <w:r>
-                    <w:t xml:space="preserve">0.045</w:t>
-                  </w:r>
-                </w:p>
-              </w:tc>
-              <w:tc>
-                <w:tcPr/>
-                <w:p>
-                  <w:pPr>
-                    <w:pStyle w:val="Compact"/>
-                    <w:jc w:val="center"/>
-                    <w:jc w:val="center"/>
-                  </w:pPr>
-                  <w:r>
-                    <w:t xml:space="preserve">0.306</w:t>
-                  </w:r>
-                </w:p>
-              </w:tc>
-              <w:tc>
-                <w:tcPr/>
-                <w:p>
-                  <w:pPr>
-                    <w:pStyle w:val="Compact"/>
-                    <w:jc w:val="center"/>
-                    <w:jc w:val="center"/>
-                  </w:pPr>
-                  <w:r>
-                    <w:t xml:space="preserve">0.74</w:t>
+                    <w:t xml:space="preserve">0.046</w:t>
+                  </w:r>
+                </w:p>
+              </w:tc>
+              <w:tc>
+                <w:tcPr/>
+                <w:p>
+                  <w:pPr>
+                    <w:pStyle w:val="Compact"/>
+                    <w:jc w:val="center"/>
+                    <w:jc w:val="center"/>
+                  </w:pPr>
+                  <w:r>
+                    <w:t xml:space="preserve">0.301</w:t>
+                  </w:r>
+                </w:p>
+              </w:tc>
+              <w:tc>
+                <w:tcPr/>
+                <w:p>
+                  <w:pPr>
+                    <w:pStyle w:val="Compact"/>
+                    <w:jc w:val="center"/>
+                    <w:jc w:val="center"/>
+                  </w:pPr>
+                  <w:r>
+                    <w:t xml:space="preserve">0.742</w:t>
                   </w:r>
                 </w:p>
               </w:tc>
@@ -12060,33 +12127,33 @@
                     <w:jc w:val="center"/>
                   </w:pPr>
                   <w:r>
-                    <w:t xml:space="preserve">-0.303</w:t>
-                  </w:r>
-                </w:p>
-              </w:tc>
-              <w:tc>
-                <w:tcPr/>
-                <w:p>
-                  <w:pPr>
-                    <w:pStyle w:val="Compact"/>
-                    <w:jc w:val="center"/>
-                    <w:jc w:val="center"/>
-                  </w:pPr>
-                  <w:r>
-                    <w:t xml:space="preserve">0.940</w:t>
-                  </w:r>
-                </w:p>
-              </w:tc>
-              <w:tc>
-                <w:tcPr/>
-                <w:p>
-                  <w:pPr>
-                    <w:pStyle w:val="Compact"/>
-                    <w:jc w:val="center"/>
-                    <w:jc w:val="center"/>
-                  </w:pPr>
-                  <w:r>
-                    <w:t xml:space="preserve">0.94</w:t>
+                    <w:t xml:space="preserve">-0.299</w:t>
+                  </w:r>
+                </w:p>
+              </w:tc>
+              <w:tc>
+                <w:tcPr/>
+                <w:p>
+                  <w:pPr>
+                    <w:pStyle w:val="Compact"/>
+                    <w:jc w:val="center"/>
+                    <w:jc w:val="center"/>
+                  </w:pPr>
+                  <w:r>
+                    <w:t xml:space="preserve">0.967</w:t>
+                  </w:r>
+                </w:p>
+              </w:tc>
+              <w:tc>
+                <w:tcPr/>
+                <w:p>
+                  <w:pPr>
+                    <w:pStyle w:val="Compact"/>
+                    <w:jc w:val="center"/>
+                    <w:jc w:val="center"/>
+                  </w:pPr>
+                  <w:r>
+                    <w:t xml:space="preserve">0.967</w:t>
                   </w:r>
                 </w:p>
               </w:tc>
@@ -12151,7 +12218,7 @@
           <m:t>=</m:t>
         </m:r>
         <m:r>
-          <m:t>0.045</m:t>
+          <m:t>0.046</m:t>
         </m:r>
       </m:oMath>
       <w:r>
@@ -12171,7 +12238,7 @@
           <m:t>=</m:t>
         </m:r>
         <m:r>
-          <m:t>0.306</m:t>
+          <m:t>0.301</m:t>
         </m:r>
       </m:oMath>
       <w:r>
@@ -12191,7 +12258,7 @@
           <m:t>=</m:t>
         </m:r>
         <m:r>
-          <m:t>0.740</m:t>
+          <m:t>0.742</m:t>
         </m:r>
       </m:oMath>
       <w:r>
@@ -12213,7 +12280,7 @@
         <w:pStyle w:val="FirstParagraph"/>
       </w:pPr>
       <w:r>
-        <w:t xml:space="preserve">Modularity and mean degree are not invariant to the number of nodes: larger networks tend to have higher modularity even under random assignment. Aur-P1 (20 sites) has 150% more nodes than Aur-P2 (8 sites). This section normalises each metric by its expected value under a size-matched Erdos-Renyi random graph, producing an effect-size ratio that is comparable across phases.</w:t>
+        <w:t xml:space="preserve">Modularity and mean degree are not invariant to the number of nodes: larger networks tend to have higher modularity even under random assignment. Aur-P1 (20 sites) has 122% more nodes than Aur-P2 (9 sites). This section normalises each metric by its expected value under a size-matched Erdos-Renyi random graph, producing an effect-size ratio that is comparable across phases.</w:t>
       </w:r>
     </w:p>
     <w:tbl>
@@ -12406,59 +12473,59 @@
                     <w:jc w:val="center"/>
                   </w:pPr>
                   <w:r>
-                    <w:t xml:space="preserve">7.54</w:t>
-                  </w:r>
-                </w:p>
-              </w:tc>
-              <w:tc>
-                <w:tcPr/>
-                <w:p>
-                  <w:pPr>
-                    <w:pStyle w:val="Compact"/>
-                    <w:jc w:val="center"/>
-                    <w:jc w:val="center"/>
-                  </w:pPr>
-                  <w:r>
-                    <w:t xml:space="preserve">1</w:t>
-                  </w:r>
-                </w:p>
-              </w:tc>
-              <w:tc>
-                <w:tcPr/>
-                <w:p>
-                  <w:pPr>
-                    <w:pStyle w:val="Compact"/>
-                    <w:jc w:val="center"/>
-                    <w:jc w:val="center"/>
-                  </w:pPr>
-                  <w:r>
-                    <w:t xml:space="preserve">0.33</w:t>
-                  </w:r>
-                </w:p>
-              </w:tc>
-              <w:tc>
-                <w:tcPr/>
-                <w:p>
-                  <w:pPr>
-                    <w:pStyle w:val="Compact"/>
-                    <w:jc w:val="center"/>
-                    <w:jc w:val="center"/>
-                  </w:pPr>
-                  <w:r>
-                    <w:t xml:space="preserve">0.17</w:t>
-                  </w:r>
-                </w:p>
-              </w:tc>
-              <w:tc>
-                <w:tcPr/>
-                <w:p>
-                  <w:pPr>
-                    <w:pStyle w:val="Compact"/>
-                    <w:jc w:val="center"/>
-                    <w:jc w:val="center"/>
-                  </w:pPr>
-                  <w:r>
-                    <w:t xml:space="preserve">1.92</w:t>
+                    <w:t xml:space="preserve">7.53</w:t>
+                  </w:r>
+                </w:p>
+              </w:tc>
+              <w:tc>
+                <w:tcPr/>
+                <w:p>
+                  <w:pPr>
+                    <w:pStyle w:val="Compact"/>
+                    <w:jc w:val="center"/>
+                    <w:jc w:val="center"/>
+                  </w:pPr>
+                  <w:r>
+                    <w:t xml:space="preserve">1.00</w:t>
+                  </w:r>
+                </w:p>
+              </w:tc>
+              <w:tc>
+                <w:tcPr/>
+                <w:p>
+                  <w:pPr>
+                    <w:pStyle w:val="Compact"/>
+                    <w:jc w:val="center"/>
+                    <w:jc w:val="center"/>
+                  </w:pPr>
+                  <w:r>
+                    <w:t xml:space="preserve">0.34</w:t>
+                  </w:r>
+                </w:p>
+              </w:tc>
+              <w:tc>
+                <w:tcPr/>
+                <w:p>
+                  <w:pPr>
+                    <w:pStyle w:val="Compact"/>
+                    <w:jc w:val="center"/>
+                    <w:jc w:val="center"/>
+                  </w:pPr>
+                  <w:r>
+                    <w:t xml:space="preserve">0.18</w:t>
+                  </w:r>
+                </w:p>
+              </w:tc>
+              <w:tc>
+                <w:tcPr/>
+                <w:p>
+                  <w:pPr>
+                    <w:pStyle w:val="Compact"/>
+                    <w:jc w:val="center"/>
+                    <w:jc w:val="center"/>
+                  </w:pPr>
+                  <w:r>
+                    <w:t xml:space="preserve">1.90</w:t>
                   </w:r>
                 </w:p>
               </w:tc>
@@ -12486,85 +12553,85 @@
                     <w:jc w:val="center"/>
                   </w:pPr>
                   <w:r>
-                    <w:t xml:space="preserve">8</w:t>
-                  </w:r>
-                </w:p>
-              </w:tc>
-              <w:tc>
-                <w:tcPr/>
-                <w:p>
-                  <w:pPr>
-                    <w:pStyle w:val="Compact"/>
-                    <w:jc w:val="center"/>
-                    <w:jc w:val="center"/>
-                  </w:pPr>
-                  <w:r>
-                    <w:t xml:space="preserve">4.25</w:t>
-                  </w:r>
-                </w:p>
-              </w:tc>
-              <w:tc>
-                <w:tcPr/>
-                <w:p>
-                  <w:pPr>
-                    <w:pStyle w:val="Compact"/>
-                    <w:jc w:val="center"/>
-                    <w:jc w:val="center"/>
-                  </w:pPr>
-                  <w:r>
-                    <w:t xml:space="preserve">4.23</w:t>
-                  </w:r>
-                </w:p>
-              </w:tc>
-              <w:tc>
-                <w:tcPr/>
-                <w:p>
-                  <w:pPr>
-                    <w:pStyle w:val="Compact"/>
-                    <w:jc w:val="center"/>
-                    <w:jc w:val="center"/>
-                  </w:pPr>
-                  <w:r>
-                    <w:t xml:space="preserve">1</w:t>
-                  </w:r>
-                </w:p>
-              </w:tc>
-              <w:tc>
-                <w:tcPr/>
-                <w:p>
-                  <w:pPr>
-                    <w:pStyle w:val="Compact"/>
-                    <w:jc w:val="center"/>
-                    <w:jc w:val="center"/>
-                  </w:pPr>
-                  <w:r>
-                    <w:t xml:space="preserve">0.12</w:t>
-                  </w:r>
-                </w:p>
-              </w:tc>
-              <w:tc>
-                <w:tcPr/>
-                <w:p>
-                  <w:pPr>
-                    <w:pStyle w:val="Compact"/>
-                    <w:jc w:val="center"/>
-                    <w:jc w:val="center"/>
-                  </w:pPr>
-                  <w:r>
-                    <w:t xml:space="preserve">0.10</w:t>
-                  </w:r>
-                </w:p>
-              </w:tc>
-              <w:tc>
-                <w:tcPr/>
-                <w:p>
-                  <w:pPr>
-                    <w:pStyle w:val="Compact"/>
-                    <w:jc w:val="center"/>
-                    <w:jc w:val="center"/>
-                  </w:pPr>
-                  <w:r>
-                    <w:t xml:space="preserve">1.26</w:t>
+                    <w:t xml:space="preserve">9</w:t>
+                  </w:r>
+                </w:p>
+              </w:tc>
+              <w:tc>
+                <w:tcPr/>
+                <w:p>
+                  <w:pPr>
+                    <w:pStyle w:val="Compact"/>
+                    <w:jc w:val="center"/>
+                    <w:jc w:val="center"/>
+                  </w:pPr>
+                  <w:r>
+                    <w:t xml:space="preserve">4.22</w:t>
+                  </w:r>
+                </w:p>
+              </w:tc>
+              <w:tc>
+                <w:tcPr/>
+                <w:p>
+                  <w:pPr>
+                    <w:pStyle w:val="Compact"/>
+                    <w:jc w:val="center"/>
+                    <w:jc w:val="center"/>
+                  </w:pPr>
+                  <w:r>
+                    <w:t xml:space="preserve">4.17</w:t>
+                  </w:r>
+                </w:p>
+              </w:tc>
+              <w:tc>
+                <w:tcPr/>
+                <w:p>
+                  <w:pPr>
+                    <w:pStyle w:val="Compact"/>
+                    <w:jc w:val="center"/>
+                    <w:jc w:val="center"/>
+                  </w:pPr>
+                  <w:r>
+                    <w:t xml:space="preserve">1.01</w:t>
+                  </w:r>
+                </w:p>
+              </w:tc>
+              <w:tc>
+                <w:tcPr/>
+                <w:p>
+                  <w:pPr>
+                    <w:pStyle w:val="Compact"/>
+                    <w:jc w:val="center"/>
+                    <w:jc w:val="center"/>
+                  </w:pPr>
+                  <w:r>
+                    <w:t xml:space="preserve">0.16</w:t>
+                  </w:r>
+                </w:p>
+              </w:tc>
+              <w:tc>
+                <w:tcPr/>
+                <w:p>
+                  <w:pPr>
+                    <w:pStyle w:val="Compact"/>
+                    <w:jc w:val="center"/>
+                    <w:jc w:val="center"/>
+                  </w:pPr>
+                  <w:r>
+                    <w:t xml:space="preserve">0.13</w:t>
+                  </w:r>
+                </w:p>
+              </w:tc>
+              <w:tc>
+                <w:tcPr/>
+                <w:p>
+                  <w:pPr>
+                    <w:pStyle w:val="Compact"/>
+                    <w:jc w:val="center"/>
+                    <w:jc w:val="center"/>
+                  </w:pPr>
+                  <w:r>
+                    <w:t xml:space="preserve">1.27</w:t>
                   </w:r>
                 </w:p>
               </w:tc>
@@ -12610,12 +12677,12 @@
         <w:t xml:space="preserve"> </w:t>
       </w:r>
       <w:r>
-        <w:t xml:space="preserve">The size-normalised results address a potential confound: Aur-P1 (20 sites) has 150% more sites than Aur-P2 (8 sites), and larger networks mechanically produce higher mean degree and modularity even under random wiring. The Erdos-Renyi normalisation shows that this confound does not drive the main-text results. Mean degree ratios are reported for both phases (Aur-P1 1.00, Aur-P2 1.00), confirming whether the observed mean degrees are consistent with random expectation for networks of these sizes — noting that Erdos-Renyi preserves edge density, so a ratio near 1 does not mean the networks lack structure. The modularity ratios tell the real story: Aur-P1 (1.92) and Aur-P2 (1.26) are compared against the random expectation for a network of the same size, so any main-text claim that one phase is more internally structured than the other is evaluated net of the 20-versus-8 site asymmetry rather than as an artefact of it.</w:t>
+        <w:t xml:space="preserve">The size-normalised results address a potential confound: Aur-P1 (20 sites) has 122% more sites than Aur-P2 (9 sites), and larger networks mechanically produce higher mean degree and modularity even under random wiring. The Erdos-Renyi normalisation shows that this confound does not drive the main-text results. Mean degree ratios are reported for both phases (Aur-P1 1.00, Aur-P2 1.01), confirming whether the observed mean degrees are consistent with random expectation for networks of these sizes — noting that Erdos-Renyi preserves edge density, so a ratio near 1 does not mean the networks lack structure. The modularity ratios tell the real story: Aur-P1 (1.90) and Aur-P2 (1.27) are compared against the random expectation for a network of the same size, so any main-text claim that one phase is more internally structured than the other is evaluated net of the 20-versus-9 site asymmetry rather than as an artefact of it.</w:t>
       </w:r>
     </w:p>
     <w:bookmarkEnd w:id="83"/>
     <w:bookmarkEnd w:id="84"/>
-    <w:bookmarkStart w:id="141" w:name="sec-s6"/>
+    <w:bookmarkStart w:id="135" w:name="sec-s6"/>
     <w:p>
       <w:pPr>
         <w:pStyle w:val="Heading1"/>
@@ -12972,33 +13039,33 @@
                     <w:jc w:val="center"/>
                   </w:pPr>
                   <w:r>
-                    <w:t xml:space="preserve">0.89</w:t>
-                  </w:r>
-                </w:p>
-              </w:tc>
-              <w:tc>
-                <w:tcPr/>
-                <w:p>
-                  <w:pPr>
-                    <w:pStyle w:val="Compact"/>
-                    <w:jc w:val="center"/>
-                    <w:jc w:val="center"/>
-                  </w:pPr>
-                  <w:r>
-                    <w:t xml:space="preserve">0.85</w:t>
-                  </w:r>
-                </w:p>
-              </w:tc>
-              <w:tc>
-                <w:tcPr/>
-                <w:p>
-                  <w:pPr>
-                    <w:pStyle w:val="Compact"/>
-                    <w:jc w:val="center"/>
-                    <w:jc w:val="center"/>
-                  </w:pPr>
-                  <w:r>
-                    <w:t xml:space="preserve">0.27</w:t>
+                    <w:t xml:space="preserve">0.90</w:t>
+                  </w:r>
+                </w:p>
+              </w:tc>
+              <w:tc>
+                <w:tcPr/>
+                <w:p>
+                  <w:pPr>
+                    <w:pStyle w:val="Compact"/>
+                    <w:jc w:val="center"/>
+                    <w:jc w:val="center"/>
+                  </w:pPr>
+                  <w:r>
+                    <w:t xml:space="preserve">0.86</w:t>
+                  </w:r>
+                </w:p>
+              </w:tc>
+              <w:tc>
+                <w:tcPr/>
+                <w:p>
+                  <w:pPr>
+                    <w:pStyle w:val="Compact"/>
+                    <w:jc w:val="center"/>
+                    <w:jc w:val="center"/>
+                  </w:pPr>
+                  <w:r>
+                    <w:t xml:space="preserve">0.26</w:t>
                   </w:r>
                 </w:p>
               </w:tc>
@@ -13039,59 +13106,59 @@
                     <w:jc w:val="center"/>
                   </w:pPr>
                   <w:r>
-                    <w:t xml:space="preserve">2</w:t>
-                  </w:r>
-                </w:p>
-              </w:tc>
-              <w:tc>
-                <w:tcPr/>
-                <w:p>
-                  <w:pPr>
-                    <w:pStyle w:val="Compact"/>
-                    <w:jc w:val="center"/>
-                    <w:jc w:val="center"/>
-                  </w:pPr>
-                  <w:r>
-                    <w:t xml:space="preserve">0.51</w:t>
-                  </w:r>
-                </w:p>
-              </w:tc>
-              <w:tc>
-                <w:tcPr/>
-                <w:p>
-                  <w:pPr>
-                    <w:pStyle w:val="Compact"/>
-                    <w:jc w:val="center"/>
-                    <w:jc w:val="center"/>
-                  </w:pPr>
-                  <w:r>
-                    <w:t xml:space="preserve">0.81</w:t>
-                  </w:r>
-                </w:p>
-              </w:tc>
-              <w:tc>
-                <w:tcPr/>
-                <w:p>
-                  <w:pPr>
-                    <w:pStyle w:val="Compact"/>
-                    <w:jc w:val="center"/>
-                    <w:jc w:val="center"/>
-                  </w:pPr>
-                  <w:r>
-                    <w:t xml:space="preserve">0.53</w:t>
-                  </w:r>
-                </w:p>
-              </w:tc>
-              <w:tc>
-                <w:tcPr/>
-                <w:p>
-                  <w:pPr>
-                    <w:pStyle w:val="Compact"/>
-                    <w:jc w:val="center"/>
-                    <w:jc w:val="center"/>
-                  </w:pPr>
-                  <w:r>
-                    <w:t xml:space="preserve">0.45</w:t>
+                    <w:t xml:space="preserve">3</w:t>
+                  </w:r>
+                </w:p>
+              </w:tc>
+              <w:tc>
+                <w:tcPr/>
+                <w:p>
+                  <w:pPr>
+                    <w:pStyle w:val="Compact"/>
+                    <w:jc w:val="center"/>
+                    <w:jc w:val="center"/>
+                  </w:pPr>
+                  <w:r>
+                    <w:t xml:space="preserve">0.57</w:t>
+                  </w:r>
+                </w:p>
+              </w:tc>
+              <w:tc>
+                <w:tcPr/>
+                <w:p>
+                  <w:pPr>
+                    <w:pStyle w:val="Compact"/>
+                    <w:jc w:val="center"/>
+                    <w:jc w:val="center"/>
+                  </w:pPr>
+                  <w:r>
+                    <w:t xml:space="preserve">0.83</w:t>
+                  </w:r>
+                </w:p>
+              </w:tc>
+              <w:tc>
+                <w:tcPr/>
+                <w:p>
+                  <w:pPr>
+                    <w:pStyle w:val="Compact"/>
+                    <w:jc w:val="center"/>
+                    <w:jc w:val="center"/>
+                  </w:pPr>
+                  <w:r>
+                    <w:t xml:space="preserve">0.62</w:t>
+                  </w:r>
+                </w:p>
+              </w:tc>
+              <w:tc>
+                <w:tcPr/>
+                <w:p>
+                  <w:pPr>
+                    <w:pStyle w:val="Compact"/>
+                    <w:jc w:val="center"/>
+                    <w:jc w:val="center"/>
+                  </w:pPr>
+                  <w:r>
+                    <w:t xml:space="preserve">0.37</w:t>
                   </w:r>
                 </w:p>
               </w:tc>
@@ -13346,7 +13413,7 @@
                     <w:jc w:val="center"/>
                   </w:pPr>
                   <w:r>
-                    <w:t xml:space="preserve">0.85</w:t>
+                    <w:t xml:space="preserve">0.86</w:t>
                   </w:r>
                 </w:p>
               </w:tc>
@@ -13413,7 +13480,7 @@
                     <w:jc w:val="center"/>
                   </w:pPr>
                   <w:r>
-                    <w:t xml:space="preserve">0.85</w:t>
+                    <w:t xml:space="preserve">0.88</w:t>
                   </w:r>
                 </w:p>
               </w:tc>
@@ -13480,7 +13547,7 @@
                     <w:jc w:val="center"/>
                   </w:pPr>
                   <w:r>
-                    <w:t xml:space="preserve">0.78</w:t>
+                    <w:t xml:space="preserve">0.80</w:t>
                   </w:r>
                 </w:p>
               </w:tc>
@@ -13547,7 +13614,7 @@
                     <w:jc w:val="center"/>
                   </w:pPr>
                   <w:r>
-                    <w:t xml:space="preserve">0.97</w:t>
+                    <w:t xml:space="preserve">0.98</w:t>
                   </w:r>
                 </w:p>
               </w:tc>
@@ -13614,7 +13681,7 @@
                     <w:jc w:val="center"/>
                   </w:pPr>
                   <w:r>
-                    <w:t xml:space="preserve">0.65</w:t>
+                    <w:t xml:space="preserve">0.66</w:t>
                   </w:r>
                 </w:p>
               </w:tc>
@@ -13815,7 +13882,7 @@
                     <w:jc w:val="center"/>
                   </w:pPr>
                   <w:r>
-                    <w:t xml:space="preserve">0.92</w:t>
+                    <w:t xml:space="preserve">0.93</w:t>
                   </w:r>
                 </w:p>
               </w:tc>
@@ -13897,7 +13964,7 @@
                     <w:jc w:val="center"/>
                   </w:pPr>
                   <w:r>
-                    <w:t xml:space="preserve">Hohle Fels</w:t>
+                    <w:t xml:space="preserve">Hohle Fels…11</w:t>
                   </w:r>
                 </w:p>
               </w:tc>
@@ -14016,7 +14083,7 @@
                     <w:jc w:val="center"/>
                   </w:pPr>
                   <w:r>
-                    <w:t xml:space="preserve">0.71</w:t>
+                    <w:t xml:space="preserve">0.72</w:t>
                   </w:r>
                 </w:p>
               </w:tc>
@@ -14083,7 +14150,7 @@
                     <w:jc w:val="center"/>
                   </w:pPr>
                   <w:r>
-                    <w:t xml:space="preserve">0.87</w:t>
+                    <w:t xml:space="preserve">0.88</w:t>
                   </w:r>
                 </w:p>
               </w:tc>
@@ -14217,7 +14284,7 @@
                     <w:jc w:val="center"/>
                   </w:pPr>
                   <w:r>
-                    <w:t xml:space="preserve">0.93</w:t>
+                    <w:t xml:space="preserve">0.92</w:t>
                   </w:r>
                 </w:p>
               </w:tc>
@@ -14619,7 +14686,7 @@
                     <w:jc w:val="center"/>
                   </w:pPr>
                   <w:r>
-                    <w:t xml:space="preserve">0.56</w:t>
+                    <w:t xml:space="preserve">0.63</w:t>
                   </w:r>
                 </w:p>
               </w:tc>
@@ -14686,7 +14753,7 @@
                     <w:jc w:val="center"/>
                   </w:pPr>
                   <w:r>
-                    <w:t xml:space="preserve">0.72</w:t>
+                    <w:t xml:space="preserve">0.78</w:t>
                   </w:r>
                 </w:p>
               </w:tc>
@@ -14701,7 +14768,7 @@
                     <w:jc w:val="center"/>
                   </w:pPr>
                   <w:r>
-                    <w:t xml:space="preserve">La Viña</w:t>
+                    <w:t xml:space="preserve">Hohle Fels…23</w:t>
                   </w:r>
                 </w:p>
               </w:tc>
@@ -14727,33 +14794,33 @@
                     <w:jc w:val="center"/>
                   </w:pPr>
                   <w:r>
-                    <w:t xml:space="preserve">La Viña</w:t>
-                  </w:r>
-                </w:p>
-              </w:tc>
-              <w:tc>
-                <w:tcPr/>
-                <w:p>
-                  <w:pPr>
-                    <w:pStyle w:val="Compact"/>
-                    <w:jc w:val="center"/>
-                    <w:jc w:val="center"/>
-                  </w:pPr>
-                  <w:r>
-                    <w:t xml:space="preserve">2</w:t>
-                  </w:r>
-                </w:p>
-              </w:tc>
-              <w:tc>
-                <w:tcPr/>
-                <w:p>
-                  <w:pPr>
-                    <w:pStyle w:val="Compact"/>
-                    <w:jc w:val="center"/>
-                    <w:jc w:val="center"/>
-                  </w:pPr>
-                  <w:r>
-                    <w:t xml:space="preserve">0.99</w:t>
+                    <w:t xml:space="preserve">Hohle Fels</w:t>
+                  </w:r>
+                </w:p>
+              </w:tc>
+              <w:tc>
+                <w:tcPr/>
+                <w:p>
+                  <w:pPr>
+                    <w:pStyle w:val="Compact"/>
+                    <w:jc w:val="center"/>
+                    <w:jc w:val="center"/>
+                  </w:pPr>
+                  <w:r>
+                    <w:t xml:space="preserve">1</w:t>
+                  </w:r>
+                </w:p>
+              </w:tc>
+              <w:tc>
+                <w:tcPr/>
+                <w:p>
+                  <w:pPr>
+                    <w:pStyle w:val="Compact"/>
+                    <w:jc w:val="center"/>
+                    <w:jc w:val="center"/>
+                  </w:pPr>
+                  <w:r>
+                    <w:t xml:space="preserve">0.83</w:t>
                   </w:r>
                 </w:p>
               </w:tc>
@@ -14768,7 +14835,7 @@
                     <w:jc w:val="center"/>
                   </w:pPr>
                   <w:r>
-                    <w:t xml:space="preserve">Les Rois</w:t>
+                    <w:t xml:space="preserve">La Viña</w:t>
                   </w:r>
                 </w:p>
               </w:tc>
@@ -14794,33 +14861,33 @@
                     <w:jc w:val="center"/>
                   </w:pPr>
                   <w:r>
-                    <w:t xml:space="preserve">Les Rois</w:t>
-                  </w:r>
-                </w:p>
-              </w:tc>
-              <w:tc>
-                <w:tcPr/>
-                <w:p>
-                  <w:pPr>
-                    <w:pStyle w:val="Compact"/>
-                    <w:jc w:val="center"/>
-                    <w:jc w:val="center"/>
-                  </w:pPr>
-                  <w:r>
-                    <w:t xml:space="preserve">1</w:t>
-                  </w:r>
-                </w:p>
-              </w:tc>
-              <w:tc>
-                <w:tcPr/>
-                <w:p>
-                  <w:pPr>
-                    <w:pStyle w:val="Compact"/>
-                    <w:jc w:val="center"/>
-                    <w:jc w:val="center"/>
-                  </w:pPr>
-                  <w:r>
-                    <w:t xml:space="preserve">0.81</w:t>
+                    <w:t xml:space="preserve">La Viña</w:t>
+                  </w:r>
+                </w:p>
+              </w:tc>
+              <w:tc>
+                <w:tcPr/>
+                <w:p>
+                  <w:pPr>
+                    <w:pStyle w:val="Compact"/>
+                    <w:jc w:val="center"/>
+                    <w:jc w:val="center"/>
+                  </w:pPr>
+                  <w:r>
+                    <w:t xml:space="preserve">2</w:t>
+                  </w:r>
+                </w:p>
+              </w:tc>
+              <w:tc>
+                <w:tcPr/>
+                <w:p>
+                  <w:pPr>
+                    <w:pStyle w:val="Compact"/>
+                    <w:jc w:val="center"/>
+                    <w:jc w:val="center"/>
+                  </w:pPr>
+                  <w:r>
+                    <w:t xml:space="preserve">0.97</w:t>
                   </w:r>
                 </w:p>
               </w:tc>
@@ -14835,7 +14902,7 @@
                     <w:jc w:val="center"/>
                   </w:pPr>
                   <w:r>
-                    <w:t xml:space="preserve">Mladeč</w:t>
+                    <w:t xml:space="preserve">Les Rois</w:t>
                   </w:r>
                 </w:p>
               </w:tc>
@@ -14861,33 +14928,33 @@
                     <w:jc w:val="center"/>
                   </w:pPr>
                   <w:r>
-                    <w:t xml:space="preserve">Mladeč</w:t>
-                  </w:r>
-                </w:p>
-              </w:tc>
-              <w:tc>
-                <w:tcPr/>
-                <w:p>
-                  <w:pPr>
-                    <w:pStyle w:val="Compact"/>
-                    <w:jc w:val="center"/>
-                    <w:jc w:val="center"/>
-                  </w:pPr>
-                  <w:r>
-                    <w:t xml:space="preserve">2</w:t>
-                  </w:r>
-                </w:p>
-              </w:tc>
-              <w:tc>
-                <w:tcPr/>
-                <w:p>
-                  <w:pPr>
-                    <w:pStyle w:val="Compact"/>
-                    <w:jc w:val="center"/>
-                    <w:jc w:val="center"/>
-                  </w:pPr>
-                  <w:r>
-                    <w:t xml:space="preserve">0.72</w:t>
+                    <w:t xml:space="preserve">Les Rois</w:t>
+                  </w:r>
+                </w:p>
+              </w:tc>
+              <w:tc>
+                <w:tcPr/>
+                <w:p>
+                  <w:pPr>
+                    <w:pStyle w:val="Compact"/>
+                    <w:jc w:val="center"/>
+                    <w:jc w:val="center"/>
+                  </w:pPr>
+                  <w:r>
+                    <w:t xml:space="preserve">1</w:t>
+                  </w:r>
+                </w:p>
+              </w:tc>
+              <w:tc>
+                <w:tcPr/>
+                <w:p>
+                  <w:pPr>
+                    <w:pStyle w:val="Compact"/>
+                    <w:jc w:val="center"/>
+                    <w:jc w:val="center"/>
+                  </w:pPr>
+                  <w:r>
+                    <w:t xml:space="preserve">0.65</w:t>
                   </w:r>
                 </w:p>
               </w:tc>
@@ -14902,7 +14969,7 @@
                     <w:jc w:val="center"/>
                   </w:pPr>
                   <w:r>
-                    <w:t xml:space="preserve">Sirgenstein Cave</w:t>
+                    <w:t xml:space="preserve">Mladeč</w:t>
                   </w:r>
                 </w:p>
               </w:tc>
@@ -14928,7 +14995,7 @@
                     <w:jc w:val="center"/>
                   </w:pPr>
                   <w:r>
-                    <w:t xml:space="preserve">Sirgenstein Cave</w:t>
+                    <w:t xml:space="preserve">Mladeč</w:t>
                   </w:r>
                 </w:p>
               </w:tc>
@@ -14954,7 +15021,7 @@
                     <w:jc w:val="center"/>
                   </w:pPr>
                   <w:r>
-                    <w:t xml:space="preserve">1.00</w:t>
+                    <w:t xml:space="preserve">0.76</w:t>
                   </w:r>
                 </w:p>
               </w:tc>
@@ -14969,7 +15036,7 @@
                     <w:jc w:val="center"/>
                   </w:pPr>
                   <w:r>
-                    <w:t xml:space="preserve">Trou Magrite</w:t>
+                    <w:t xml:space="preserve">Sirgenstein Cave</w:t>
                   </w:r>
                 </w:p>
               </w:tc>
@@ -14995,33 +15062,33 @@
                     <w:jc w:val="center"/>
                   </w:pPr>
                   <w:r>
-                    <w:t xml:space="preserve">Trou Magrite</w:t>
-                  </w:r>
-                </w:p>
-              </w:tc>
-              <w:tc>
-                <w:tcPr/>
-                <w:p>
-                  <w:pPr>
-                    <w:pStyle w:val="Compact"/>
-                    <w:jc w:val="center"/>
-                    <w:jc w:val="center"/>
-                  </w:pPr>
-                  <w:r>
-                    <w:t xml:space="preserve">1</w:t>
-                  </w:r>
-                </w:p>
-              </w:tc>
-              <w:tc>
-                <w:tcPr/>
-                <w:p>
-                  <w:pPr>
-                    <w:pStyle w:val="Compact"/>
-                    <w:jc w:val="center"/>
-                    <w:jc w:val="center"/>
-                  </w:pPr>
-                  <w:r>
-                    <w:t xml:space="preserve">0.76</w:t>
+                    <w:t xml:space="preserve">Sirgenstein Cave</w:t>
+                  </w:r>
+                </w:p>
+              </w:tc>
+              <w:tc>
+                <w:tcPr/>
+                <w:p>
+                  <w:pPr>
+                    <w:pStyle w:val="Compact"/>
+                    <w:jc w:val="center"/>
+                    <w:jc w:val="center"/>
+                  </w:pPr>
+                  <w:r>
+                    <w:t xml:space="preserve">2</w:t>
+                  </w:r>
+                </w:p>
+              </w:tc>
+              <w:tc>
+                <w:tcPr/>
+                <w:p>
+                  <w:pPr>
+                    <w:pStyle w:val="Compact"/>
+                    <w:jc w:val="center"/>
+                    <w:jc w:val="center"/>
+                  </w:pPr>
+                  <w:r>
+                    <w:t xml:space="preserve">0.97</w:t>
                   </w:r>
                 </w:p>
               </w:tc>
@@ -15036,6 +15103,73 @@
                     <w:jc w:val="center"/>
                   </w:pPr>
                   <w:r>
+                    <w:t xml:space="preserve">Trou Magrite</w:t>
+                  </w:r>
+                </w:p>
+              </w:tc>
+              <w:tc>
+                <w:tcPr/>
+                <w:p>
+                  <w:pPr>
+                    <w:pStyle w:val="Compact"/>
+                    <w:jc w:val="left"/>
+                    <w:jc w:val="center"/>
+                  </w:pPr>
+                  <w:r>
+                    <w:t xml:space="preserve">Aur-P2</w:t>
+                  </w:r>
+                </w:p>
+              </w:tc>
+              <w:tc>
+                <w:tcPr/>
+                <w:p>
+                  <w:pPr>
+                    <w:pStyle w:val="Compact"/>
+                    <w:jc w:val="left"/>
+                    <w:jc w:val="center"/>
+                  </w:pPr>
+                  <w:r>
+                    <w:t xml:space="preserve">Trou Magrite</w:t>
+                  </w:r>
+                </w:p>
+              </w:tc>
+              <w:tc>
+                <w:tcPr/>
+                <w:p>
+                  <w:pPr>
+                    <w:pStyle w:val="Compact"/>
+                    <w:jc w:val="center"/>
+                    <w:jc w:val="center"/>
+                  </w:pPr>
+                  <w:r>
+                    <w:t xml:space="preserve">1</w:t>
+                  </w:r>
+                </w:p>
+              </w:tc>
+              <w:tc>
+                <w:tcPr/>
+                <w:p>
+                  <w:pPr>
+                    <w:pStyle w:val="Compact"/>
+                    <w:jc w:val="center"/>
+                    <w:jc w:val="center"/>
+                  </w:pPr>
+                  <w:r>
+                    <w:t xml:space="preserve">0.82</w:t>
+                  </w:r>
+                </w:p>
+              </w:tc>
+            </w:tr>
+            <w:tr>
+              <w:tc>
+                <w:tcPr/>
+                <w:p>
+                  <w:pPr>
+                    <w:pStyle w:val="Compact"/>
+                    <w:jc w:val="left"/>
+                    <w:jc w:val="center"/>
+                  </w:pPr>
+                  <w:r>
                     <w:t xml:space="preserve">Vindija Cave</w:t>
                   </w:r>
                 </w:p>
@@ -15088,7 +15222,7 @@
                     <w:jc w:val="center"/>
                   </w:pPr>
                   <w:r>
-                    <w:t xml:space="preserve">0.92</w:t>
+                    <w:t xml:space="preserve">0.81</w:t>
                   </w:r>
                 </w:p>
               </w:tc>
@@ -15235,7 +15369,7 @@
         <w:t xml:space="preserve">Aur-P1</w:t>
       </w:r>
       <w:r>
-        <w:t xml:space="preserve">, mean within-block co-clustering is 0.79 for the restricted-range block and 0.89 for the broader-range block, against 0.27 across the two blocks — a strong signal that both groups are internally coherent and sharply separated. In</w:t>
+        <w:t xml:space="preserve">, mean within-block co-clustering is 0.79 for the restricted-range block and 0.9 for the broader-range block, against 0.26 across the two blocks — a strong signal that both groups are internally coherent and sharply separated. In</w:t>
       </w:r>
       <w:r>
         <w:t xml:space="preserve"> </w:t>
@@ -15248,7 +15382,7 @@
         <w:t xml:space="preserve">Aur-P2</w:t>
       </w:r>
       <w:r>
-        <w:t xml:space="preserve">, the pattern is 0.51 within the restricted block and 0.81 within the broader block, against 0.45 across the blocks.</w:t>
+        <w:t xml:space="preserve">, the pattern is 0.57 within the restricted block and 0.83 within the broader block, against 0.37 across the blocks.</w:t>
       </w:r>
     </w:p>
     <w:p>
@@ -15364,7 +15498,7 @@
     </w:p>
     <w:bookmarkEnd w:id="93"/>
     <w:bookmarkEnd w:id="94"/>
-    <w:bookmarkStart w:id="135" w:name="sec-s6-3"/>
+    <w:bookmarkStart w:id="129" w:name="sec-s6-3"/>
     <w:p>
       <w:pPr>
         <w:pStyle w:val="Heading2"/>
@@ -15373,7 +15507,7 @@
         <w:t xml:space="preserve">S6.3 Stochastic Block Models</w:t>
       </w:r>
     </w:p>
-    <w:bookmarkStart w:id="133" w:name="rationale-4"/>
+    <w:bookmarkStart w:id="127" w:name="rationale-4"/>
     <w:p>
       <w:pPr>
         <w:pStyle w:val="Heading3"/>
@@ -15894,100 +16028,6 @@
         </w:drawing>
       </w:r>
     </w:p>
-    <w:p>
-      <w:pPr>
-        <w:pStyle w:val="BodyText"/>
-      </w:pPr>
-      <w:r>
-        <w:drawing>
-          <wp:inline>
-            <wp:extent cx="5943600" cy="4754880"/>
-            <wp:effectExtent b="0" l="0" r="0" t="0"/>
-            <wp:docPr descr="" title="" id="126" name="Picture"/>
-            <a:graphic>
-              <a:graphicData uri="http://schemas.openxmlformats.org/drawingml/2006/picture">
-                <pic:pic>
-                  <pic:nvPicPr>
-                    <pic:cNvPr descr="supplement-sensitivity_files/figure-docx/s6-sbm-compute-11.png" id="127" name="Picture"/>
-                    <pic:cNvPicPr>
-                      <a:picLocks noChangeArrowheads="1" noChangeAspect="1"/>
-                    </pic:cNvPicPr>
-                  </pic:nvPicPr>
-                  <pic:blipFill>
-                    <a:blip r:embed="rId125"/>
-                    <a:stretch>
-                      <a:fillRect/>
-                    </a:stretch>
-                  </pic:blipFill>
-                  <pic:spPr bwMode="auto">
-                    <a:xfrm>
-                      <a:off x="0" y="0"/>
-                      <a:ext cx="5943600" cy="4754880"/>
-                    </a:xfrm>
-                    <a:prstGeom prst="rect">
-                      <a:avLst/>
-                    </a:prstGeom>
-                    <a:noFill/>
-                    <a:ln w="9525">
-                      <a:noFill/>
-                      <a:headEnd/>
-                      <a:tailEnd/>
-                    </a:ln>
-                  </pic:spPr>
-                </pic:pic>
-              </a:graphicData>
-            </a:graphic>
-          </wp:inline>
-        </w:drawing>
-      </w:r>
-    </w:p>
-    <w:p>
-      <w:pPr>
-        <w:pStyle w:val="BodyText"/>
-      </w:pPr>
-      <w:r>
-        <w:drawing>
-          <wp:inline>
-            <wp:extent cx="5943600" cy="4754880"/>
-            <wp:effectExtent b="0" l="0" r="0" t="0"/>
-            <wp:docPr descr="" title="" id="129" name="Picture"/>
-            <a:graphic>
-              <a:graphicData uri="http://schemas.openxmlformats.org/drawingml/2006/picture">
-                <pic:pic>
-                  <pic:nvPicPr>
-                    <pic:cNvPr descr="supplement-sensitivity_files/figure-docx/s6-sbm-compute-12.png" id="130" name="Picture"/>
-                    <pic:cNvPicPr>
-                      <a:picLocks noChangeArrowheads="1" noChangeAspect="1"/>
-                    </pic:cNvPicPr>
-                  </pic:nvPicPr>
-                  <pic:blipFill>
-                    <a:blip r:embed="rId128"/>
-                    <a:stretch>
-                      <a:fillRect/>
-                    </a:stretch>
-                  </pic:blipFill>
-                  <pic:spPr bwMode="auto">
-                    <a:xfrm>
-                      <a:off x="0" y="0"/>
-                      <a:ext cx="5943600" cy="4754880"/>
-                    </a:xfrm>
-                    <a:prstGeom prst="rect">
-                      <a:avLst/>
-                    </a:prstGeom>
-                    <a:noFill/>
-                    <a:ln w="9525">
-                      <a:noFill/>
-                      <a:headEnd/>
-                      <a:tailEnd/>
-                    </a:ln>
-                  </pic:spPr>
-                </pic:pic>
-              </a:graphicData>
-            </a:graphic>
-          </wp:inline>
-        </w:drawing>
-      </w:r>
-    </w:p>
     <w:tbl>
       <w:tblPr>
         <w:tblStyle w:val="Table"/>
@@ -16002,7 +16042,7 @@
       <w:tr>
         <w:tc>
           <w:tcPr/>
-          <w:bookmarkStart w:id="131" w:name="tbl-sbm-icl"/>
+          <w:bookmarkStart w:id="125" w:name="tbl-sbm-icl"/>
           <w:tbl>
             <w:tblPr>
               <w:tblStyle w:val="Table"/>
@@ -16231,33 +16271,20 @@
                     <w:jc w:val="center"/>
                   </w:pPr>
                   <w:r>
-                    <w:t xml:space="preserve">-39.5</w:t>
-                  </w:r>
-                </w:p>
-              </w:tc>
-              <w:tc>
-                <w:tcPr/>
-                <w:p>
-                  <w:pPr>
-                    <w:pStyle w:val="Compact"/>
-                    <w:jc w:val="center"/>
-                    <w:jc w:val="center"/>
-                  </w:pPr>
-                  <w:r>
-                    <w:t xml:space="preserve">-33.6</w:t>
-                  </w:r>
-                </w:p>
-              </w:tc>
-              <w:tc>
-                <w:tcPr/>
-                <w:p>
-                  <w:pPr>
-                    <w:pStyle w:val="Compact"/>
-                    <w:jc w:val="center"/>
-                    <w:jc w:val="center"/>
-                  </w:pPr>
-                  <w:r>
-                    <w:t xml:space="preserve">-47.7</w:t>
+                    <w:t xml:space="preserve">-51.9</w:t>
+                  </w:r>
+                </w:p>
+              </w:tc>
+              <w:tc>
+                <w:tcPr/>
+                <w:p>
+                  <w:pPr>
+                    <w:pStyle w:val="Compact"/>
+                    <w:jc w:val="center"/>
+                    <w:jc w:val="center"/>
+                  </w:pPr>
+                  <w:r>
+                    <w:t xml:space="preserve">-52.3</w:t>
                   </w:r>
                 </w:p>
               </w:tc>
@@ -16296,7 +16323,20 @@
                     <w:jc w:val="center"/>
                   </w:pPr>
                   <w:r>
-                    <w:t xml:space="preserve">2</w:t>
+                    <w:t xml:space="preserve">NA</w:t>
+                  </w:r>
+                </w:p>
+              </w:tc>
+              <w:tc>
+                <w:tcPr/>
+                <w:p>
+                  <w:pPr>
+                    <w:pStyle w:val="Compact"/>
+                    <w:jc w:val="center"/>
+                    <w:jc w:val="center"/>
+                  </w:pPr>
+                  <w:r>
+                    <w:t xml:space="preserve">1</w:t>
                   </w:r>
                 </w:p>
               </w:tc>
@@ -16315,7 +16355,7 @@
               <w:t xml:space="preserve">Table 19: Integrated Classification Likelihood (ICL) for stochastic block models with K = 1 to 5 blocks, by phase. The best-supported number of blocks (maximum ICL) is bolded. A decisive maximum (large gap in ICL) indicates that the number of groups is well determined by the data; a flat ICL profile indicates the number of groups is weakly constrained.</w:t>
             </w:r>
           </w:p>
-          <w:bookmarkEnd w:id="131"/>
+          <w:bookmarkEnd w:id="125"/>
         </w:tc>
       </w:tr>
     </w:tbl>
@@ -16341,7 +16381,7 @@
       <w:tr>
         <w:tc>
           <w:tcPr/>
-          <w:bookmarkStart w:id="132" w:name="tbl-sbm-membership"/>
+          <w:bookmarkStart w:id="126" w:name="tbl-sbm-membership"/>
           <w:tbl>
             <w:tblPr>
               <w:tblStyle w:val="Table"/>
@@ -17390,7 +17430,7 @@
                     <w:jc w:val="center"/>
                   </w:pPr>
                   <w:r>
-                    <w:t xml:space="preserve">Hohle Fels</w:t>
+                    <w:t xml:space="preserve">Hohle Fels…11</w:t>
                   </w:r>
                 </w:p>
               </w:tc>
@@ -18372,20 +18412,20 @@
                     <w:jc w:val="center"/>
                   </w:pPr>
                   <w:r>
-                    <w:t xml:space="preserve">0.99</w:t>
-                  </w:r>
-                </w:p>
-              </w:tc>
-              <w:tc>
-                <w:tcPr/>
-                <w:p>
-                  <w:pPr>
-                    <w:pStyle w:val="Compact"/>
-                    <w:jc w:val="left"/>
-                    <w:jc w:val="center"/>
-                  </w:pPr>
-                  <w:r>
-                    <w:t xml:space="preserve">0.01</w:t>
+                    <w:t xml:space="preserve">1.00</w:t>
+                  </w:r>
+                </w:p>
+              </w:tc>
+              <w:tc>
+                <w:tcPr/>
+                <w:p>
+                  <w:pPr>
+                    <w:pStyle w:val="Compact"/>
+                    <w:jc w:val="left"/>
+                    <w:jc w:val="center"/>
+                  </w:pPr>
+                  <w:r>
+                    <w:t xml:space="preserve">NA</w:t>
                   </w:r>
                 </w:p>
               </w:tc>
@@ -18452,33 +18492,33 @@
                     <w:jc w:val="center"/>
                   </w:pPr>
                   <w:r>
-                    <w:t xml:space="preserve">2</w:t>
-                  </w:r>
-                </w:p>
-              </w:tc>
-              <w:tc>
-                <w:tcPr/>
-                <w:p>
-                  <w:pPr>
-                    <w:pStyle w:val="Compact"/>
-                    <w:jc w:val="left"/>
-                    <w:jc w:val="center"/>
-                  </w:pPr>
-                  <w:r>
-                    <w:t xml:space="preserve">0.01</w:t>
-                  </w:r>
-                </w:p>
-              </w:tc>
-              <w:tc>
-                <w:tcPr/>
-                <w:p>
-                  <w:pPr>
-                    <w:pStyle w:val="Compact"/>
-                    <w:jc w:val="left"/>
-                    <w:jc w:val="center"/>
-                  </w:pPr>
-                  <w:r>
-                    <w:t xml:space="preserve">0.99</w:t>
+                    <w:t xml:space="preserve">1</w:t>
+                  </w:r>
+                </w:p>
+              </w:tc>
+              <w:tc>
+                <w:tcPr/>
+                <w:p>
+                  <w:pPr>
+                    <w:pStyle w:val="Compact"/>
+                    <w:jc w:val="left"/>
+                    <w:jc w:val="center"/>
+                  </w:pPr>
+                  <w:r>
+                    <w:t xml:space="preserve">1.00</w:t>
+                  </w:r>
+                </w:p>
+              </w:tc>
+              <w:tc>
+                <w:tcPr/>
+                <w:p>
+                  <w:pPr>
+                    <w:pStyle w:val="Compact"/>
+                    <w:jc w:val="left"/>
+                    <w:jc w:val="center"/>
+                  </w:pPr>
+                  <w:r>
+                    <w:t xml:space="preserve">NA</w:t>
                   </w:r>
                 </w:p>
               </w:tc>
@@ -18506,7 +18546,7 @@
                     <w:jc w:val="center"/>
                   </w:pPr>
                   <w:r>
-                    <w:t xml:space="preserve">La Viña</w:t>
+                    <w:t xml:space="preserve">Hohle Fels…23</w:t>
                   </w:r>
                 </w:p>
               </w:tc>
@@ -18532,7 +18572,7 @@
                     <w:jc w:val="center"/>
                   </w:pPr>
                   <w:r>
-                    <w:t xml:space="preserve">La Viña</w:t>
+                    <w:t xml:space="preserve">Hohle Fels</w:t>
                   </w:r>
                 </w:p>
               </w:tc>
@@ -18558,20 +18598,20 @@
                     <w:jc w:val="center"/>
                   </w:pPr>
                   <w:r>
-                    <w:t xml:space="preserve">0.99</w:t>
-                  </w:r>
-                </w:p>
-              </w:tc>
-              <w:tc>
-                <w:tcPr/>
-                <w:p>
-                  <w:pPr>
-                    <w:pStyle w:val="Compact"/>
-                    <w:jc w:val="left"/>
-                    <w:jc w:val="center"/>
-                  </w:pPr>
-                  <w:r>
-                    <w:t xml:space="preserve">0.01</w:t>
+                    <w:t xml:space="preserve">1.00</w:t>
+                  </w:r>
+                </w:p>
+              </w:tc>
+              <w:tc>
+                <w:tcPr/>
+                <w:p>
+                  <w:pPr>
+                    <w:pStyle w:val="Compact"/>
+                    <w:jc w:val="left"/>
+                    <w:jc w:val="center"/>
+                  </w:pPr>
+                  <w:r>
+                    <w:t xml:space="preserve">NA</w:t>
                   </w:r>
                 </w:p>
               </w:tc>
@@ -18599,7 +18639,7 @@
                     <w:jc w:val="center"/>
                   </w:pPr>
                   <w:r>
-                    <w:t xml:space="preserve">Les Rois</w:t>
+                    <w:t xml:space="preserve">La Viña</w:t>
                   </w:r>
                 </w:p>
               </w:tc>
@@ -18625,7 +18665,7 @@
                     <w:jc w:val="center"/>
                   </w:pPr>
                   <w:r>
-                    <w:t xml:space="preserve">Les Rois</w:t>
+                    <w:t xml:space="preserve">La Viña</w:t>
                   </w:r>
                 </w:p>
               </w:tc>
@@ -18651,20 +18691,20 @@
                     <w:jc w:val="center"/>
                   </w:pPr>
                   <w:r>
-                    <w:t xml:space="preserve">0.99</w:t>
-                  </w:r>
-                </w:p>
-              </w:tc>
-              <w:tc>
-                <w:tcPr/>
-                <w:p>
-                  <w:pPr>
-                    <w:pStyle w:val="Compact"/>
-                    <w:jc w:val="left"/>
-                    <w:jc w:val="center"/>
-                  </w:pPr>
-                  <w:r>
-                    <w:t xml:space="preserve">0.01</w:t>
+                    <w:t xml:space="preserve">1.00</w:t>
+                  </w:r>
+                </w:p>
+              </w:tc>
+              <w:tc>
+                <w:tcPr/>
+                <w:p>
+                  <w:pPr>
+                    <w:pStyle w:val="Compact"/>
+                    <w:jc w:val="left"/>
+                    <w:jc w:val="center"/>
+                  </w:pPr>
+                  <w:r>
+                    <w:t xml:space="preserve">NA</w:t>
                   </w:r>
                 </w:p>
               </w:tc>
@@ -18692,7 +18732,7 @@
                     <w:jc w:val="center"/>
                   </w:pPr>
                   <w:r>
-                    <w:t xml:space="preserve">Mladeč</w:t>
+                    <w:t xml:space="preserve">Les Rois</w:t>
                   </w:r>
                 </w:p>
               </w:tc>
@@ -18718,46 +18758,46 @@
                     <w:jc w:val="center"/>
                   </w:pPr>
                   <w:r>
-                    <w:t xml:space="preserve">Mladeč</w:t>
-                  </w:r>
-                </w:p>
-              </w:tc>
-              <w:tc>
-                <w:tcPr/>
-                <w:p>
-                  <w:pPr>
-                    <w:pStyle w:val="Compact"/>
-                    <w:jc w:val="center"/>
-                    <w:jc w:val="center"/>
-                  </w:pPr>
-                  <w:r>
-                    <w:t xml:space="preserve">2</w:t>
-                  </w:r>
-                </w:p>
-              </w:tc>
-              <w:tc>
-                <w:tcPr/>
-                <w:p>
-                  <w:pPr>
-                    <w:pStyle w:val="Compact"/>
-                    <w:jc w:val="left"/>
-                    <w:jc w:val="center"/>
-                  </w:pPr>
-                  <w:r>
-                    <w:t xml:space="preserve">0.01</w:t>
-                  </w:r>
-                </w:p>
-              </w:tc>
-              <w:tc>
-                <w:tcPr/>
-                <w:p>
-                  <w:pPr>
-                    <w:pStyle w:val="Compact"/>
-                    <w:jc w:val="left"/>
-                    <w:jc w:val="center"/>
-                  </w:pPr>
-                  <w:r>
-                    <w:t xml:space="preserve">0.99</w:t>
+                    <w:t xml:space="preserve">Les Rois</w:t>
+                  </w:r>
+                </w:p>
+              </w:tc>
+              <w:tc>
+                <w:tcPr/>
+                <w:p>
+                  <w:pPr>
+                    <w:pStyle w:val="Compact"/>
+                    <w:jc w:val="center"/>
+                    <w:jc w:val="center"/>
+                  </w:pPr>
+                  <w:r>
+                    <w:t xml:space="preserve">1</w:t>
+                  </w:r>
+                </w:p>
+              </w:tc>
+              <w:tc>
+                <w:tcPr/>
+                <w:p>
+                  <w:pPr>
+                    <w:pStyle w:val="Compact"/>
+                    <w:jc w:val="left"/>
+                    <w:jc w:val="center"/>
+                  </w:pPr>
+                  <w:r>
+                    <w:t xml:space="preserve">1.00</w:t>
+                  </w:r>
+                </w:p>
+              </w:tc>
+              <w:tc>
+                <w:tcPr/>
+                <w:p>
+                  <w:pPr>
+                    <w:pStyle w:val="Compact"/>
+                    <w:jc w:val="left"/>
+                    <w:jc w:val="center"/>
+                  </w:pPr>
+                  <w:r>
+                    <w:t xml:space="preserve">NA</w:t>
                   </w:r>
                 </w:p>
               </w:tc>
@@ -18785,7 +18825,7 @@
                     <w:jc w:val="center"/>
                   </w:pPr>
                   <w:r>
-                    <w:t xml:space="preserve">Sirgenstein Cave</w:t>
+                    <w:t xml:space="preserve">Mladeč</w:t>
                   </w:r>
                 </w:p>
               </w:tc>
@@ -18811,7 +18851,7 @@
                     <w:jc w:val="center"/>
                   </w:pPr>
                   <w:r>
-                    <w:t xml:space="preserve">Sirgenstein Cave</w:t>
+                    <w:t xml:space="preserve">Mladeč</w:t>
                   </w:r>
                 </w:p>
               </w:tc>
@@ -18837,20 +18877,20 @@
                     <w:jc w:val="center"/>
                   </w:pPr>
                   <w:r>
-                    <w:t xml:space="preserve">0.99</w:t>
-                  </w:r>
-                </w:p>
-              </w:tc>
-              <w:tc>
-                <w:tcPr/>
-                <w:p>
-                  <w:pPr>
-                    <w:pStyle w:val="Compact"/>
-                    <w:jc w:val="left"/>
-                    <w:jc w:val="center"/>
-                  </w:pPr>
-                  <w:r>
-                    <w:t xml:space="preserve">0.01</w:t>
+                    <w:t xml:space="preserve">1.00</w:t>
+                  </w:r>
+                </w:p>
+              </w:tc>
+              <w:tc>
+                <w:tcPr/>
+                <w:p>
+                  <w:pPr>
+                    <w:pStyle w:val="Compact"/>
+                    <w:jc w:val="left"/>
+                    <w:jc w:val="center"/>
+                  </w:pPr>
+                  <w:r>
+                    <w:t xml:space="preserve">NA</w:t>
                   </w:r>
                 </w:p>
               </w:tc>
@@ -18878,7 +18918,7 @@
                     <w:jc w:val="center"/>
                   </w:pPr>
                   <w:r>
-                    <w:t xml:space="preserve">Trou Magrite</w:t>
+                    <w:t xml:space="preserve">Sirgenstein Cave</w:t>
                   </w:r>
                 </w:p>
               </w:tc>
@@ -18904,7 +18944,7 @@
                     <w:jc w:val="center"/>
                   </w:pPr>
                   <w:r>
-                    <w:t xml:space="preserve">Trou Magrite</w:t>
+                    <w:t xml:space="preserve">Sirgenstein Cave</w:t>
                   </w:r>
                 </w:p>
               </w:tc>
@@ -18930,20 +18970,20 @@
                     <w:jc w:val="center"/>
                   </w:pPr>
                   <w:r>
-                    <w:t xml:space="preserve">0.99</w:t>
-                  </w:r>
-                </w:p>
-              </w:tc>
-              <w:tc>
-                <w:tcPr/>
-                <w:p>
-                  <w:pPr>
-                    <w:pStyle w:val="Compact"/>
-                    <w:jc w:val="left"/>
-                    <w:jc w:val="center"/>
-                  </w:pPr>
-                  <w:r>
-                    <w:t xml:space="preserve">0.01</w:t>
+                    <w:t xml:space="preserve">1.00</w:t>
+                  </w:r>
+                </w:p>
+              </w:tc>
+              <w:tc>
+                <w:tcPr/>
+                <w:p>
+                  <w:pPr>
+                    <w:pStyle w:val="Compact"/>
+                    <w:jc w:val="left"/>
+                    <w:jc w:val="center"/>
+                  </w:pPr>
+                  <w:r>
+                    <w:t xml:space="preserve">NA</w:t>
                   </w:r>
                 </w:p>
               </w:tc>
@@ -18971,6 +19011,99 @@
                     <w:jc w:val="center"/>
                   </w:pPr>
                   <w:r>
+                    <w:t xml:space="preserve">Trou Magrite</w:t>
+                  </w:r>
+                </w:p>
+              </w:tc>
+              <w:tc>
+                <w:tcPr/>
+                <w:p>
+                  <w:pPr>
+                    <w:pStyle w:val="Compact"/>
+                    <w:jc w:val="left"/>
+                    <w:jc w:val="center"/>
+                  </w:pPr>
+                  <w:r>
+                    <w:t xml:space="preserve">Aur-P2</w:t>
+                  </w:r>
+                </w:p>
+              </w:tc>
+              <w:tc>
+                <w:tcPr/>
+                <w:p>
+                  <w:pPr>
+                    <w:pStyle w:val="Compact"/>
+                    <w:jc w:val="left"/>
+                    <w:jc w:val="center"/>
+                  </w:pPr>
+                  <w:r>
+                    <w:t xml:space="preserve">Trou Magrite</w:t>
+                  </w:r>
+                </w:p>
+              </w:tc>
+              <w:tc>
+                <w:tcPr/>
+                <w:p>
+                  <w:pPr>
+                    <w:pStyle w:val="Compact"/>
+                    <w:jc w:val="center"/>
+                    <w:jc w:val="center"/>
+                  </w:pPr>
+                  <w:r>
+                    <w:t xml:space="preserve">1</w:t>
+                  </w:r>
+                </w:p>
+              </w:tc>
+              <w:tc>
+                <w:tcPr/>
+                <w:p>
+                  <w:pPr>
+                    <w:pStyle w:val="Compact"/>
+                    <w:jc w:val="left"/>
+                    <w:jc w:val="center"/>
+                  </w:pPr>
+                  <w:r>
+                    <w:t xml:space="preserve">1.00</w:t>
+                  </w:r>
+                </w:p>
+              </w:tc>
+              <w:tc>
+                <w:tcPr/>
+                <w:p>
+                  <w:pPr>
+                    <w:pStyle w:val="Compact"/>
+                    <w:jc w:val="left"/>
+                    <w:jc w:val="center"/>
+                  </w:pPr>
+                  <w:r>
+                    <w:t xml:space="preserve">NA</w:t>
+                  </w:r>
+                </w:p>
+              </w:tc>
+              <w:tc>
+                <w:tcPr/>
+                <w:p>
+                  <w:pPr>
+                    <w:pStyle w:val="Compact"/>
+                    <w:jc w:val="center"/>
+                    <w:jc w:val="center"/>
+                  </w:pPr>
+                  <w:r>
+                    <w:t xml:space="preserve">NA</w:t>
+                  </w:r>
+                </w:p>
+              </w:tc>
+            </w:tr>
+            <w:tr>
+              <w:tc>
+                <w:tcPr/>
+                <w:p>
+                  <w:pPr>
+                    <w:pStyle w:val="Compact"/>
+                    <w:jc w:val="left"/>
+                    <w:jc w:val="center"/>
+                  </w:pPr>
+                  <w:r>
                     <w:t xml:space="preserve">Vindija Cave</w:t>
                   </w:r>
                 </w:p>
@@ -19023,20 +19156,20 @@
                     <w:jc w:val="center"/>
                   </w:pPr>
                   <w:r>
-                    <w:t xml:space="preserve">0.99</w:t>
-                  </w:r>
-                </w:p>
-              </w:tc>
-              <w:tc>
-                <w:tcPr/>
-                <w:p>
-                  <w:pPr>
-                    <w:pStyle w:val="Compact"/>
-                    <w:jc w:val="left"/>
-                    <w:jc w:val="center"/>
-                  </w:pPr>
-                  <w:r>
-                    <w:t xml:space="preserve">0.01</w:t>
+                    <w:t xml:space="preserve">1.00</w:t>
+                  </w:r>
+                </w:p>
+              </w:tc>
+              <w:tc>
+                <w:tcPr/>
+                <w:p>
+                  <w:pPr>
+                    <w:pStyle w:val="Compact"/>
+                    <w:jc w:val="left"/>
+                    <w:jc w:val="center"/>
+                  </w:pPr>
+                  <w:r>
+                    <w:t xml:space="preserve">NA</w:t>
                   </w:r>
                 </w:p>
               </w:tc>
@@ -19068,12 +19201,12 @@
               <w:t xml:space="preserve">Table 20: Posterior block-membership probabilities and modal (hard) assignment from the best-fitting stochastic block model for each phase. Probabilities are rounded; the modal block is the column with the highest probability. Sites with probability spread across blocks (e.g. no entry above 0.7) have ambiguous membership.</w:t>
             </w:r>
           </w:p>
-          <w:bookmarkEnd w:id="132"/>
+          <w:bookmarkEnd w:id="126"/>
         </w:tc>
       </w:tr>
     </w:tbl>
-    <w:bookmarkEnd w:id="133"/>
-    <w:bookmarkStart w:id="134" w:name="interpretation-1"/>
+    <w:bookmarkEnd w:id="127"/>
+    <w:bookmarkStart w:id="128" w:name="interpretation-1"/>
     <w:p>
       <w:pPr>
         <w:pStyle w:val="Heading3"/>
@@ -19130,7 +19263,7 @@
         <w:t xml:space="preserve"> </w:t>
       </w:r>
       <w:r>
-        <w:t xml:space="preserve">it contains 2 blocks. The ICL gap between the best and second-best model quantifies how decisively the optimum is preferred (2.04 in Aur-P1 and 5.91 in Aur-P2); the comparison between the two phases tells the reader how much more strongly the block structure is determined in the better-sampled early phase.</w:t>
+        <w:t xml:space="preserve">it contains 1 block. The ICL gap between the best and second-best model quantifies how decisively the optimum is preferred (2.04 in Aur-P1 and 0.35 in Aur-P2); the comparison between the two phases tells the reader how much more strongly the block structure is determined in the better-sampled early phase.</w:t>
       </w:r>
     </w:p>
     <w:p>
@@ -19149,7 +19282,23 @@
         </w:r>
       </w:hyperlink>
       <w:r>
-        <w:t xml:space="preserve">) gives posterior probabilities that qualify the deterministic group assignments used in the main text: every site is assigned to its modal block with posterior probability ≥ 0.99, so the SBM is never equivocal about the partition it identifies, and the informative quantity is the number of blocks chosen and how those blocks map onto the manual restricted/broad groups rather than the confidence of individual assignments. After aligning each SBM block to the nearest manual group, the SBM partition reproduces the manual restricted/broad split exactly in</w:t>
+        <w:t xml:space="preserve">) gives posterior probabilities that qualify the deterministic group assignments used in the main text: every site is assigned to its modal block with posterior probability ≥ 0.99, so the SBM is never equivocal about the partition it identifies, and the informative quantity is the number of blocks chosen and how those blocks map onto the manual restricted/broad groups rather than the confidence of individual assignments. In</w:t>
+      </w:r>
+      <w:r>
+        <w:t xml:space="preserve"> </w:t>
+      </w:r>
+      <w:r>
+        <w:rPr>
+          <w:bCs/>
+          <w:b/>
+        </w:rPr>
+        <w:t xml:space="preserve">Aur-P1</w:t>
+      </w:r>
+      <w:r>
+        <w:t xml:space="preserve"> </w:t>
+      </w:r>
+      <w:r>
+        <w:t xml:space="preserve">the best-supported model contains 3 blocks, and after aligning each SBM block to the nearest manual group it diverges on 1 of 20 sites (Labeko Koba). In</w:t>
       </w:r>
       <w:r>
         <w:t xml:space="preserve"> </w:t>
@@ -19162,7 +19311,10 @@
         <w:t xml:space="preserve">Aur-P2</w:t>
       </w:r>
       <w:r>
-        <w:t xml:space="preserve">, and diverges on 1 of 20 sites in</w:t>
+        <w:t xml:space="preserve"> </w:t>
+      </w:r>
+      <w:r>
+        <w:t xml:space="preserve">the SBM selects a</w:t>
       </w:r>
       <w:r>
         <w:t xml:space="preserve"> </w:t>
@@ -19172,13 +19324,10 @@
           <w:bCs/>
           <w:b/>
         </w:rPr>
-        <w:t xml:space="preserve">Aur-P1</w:t>
-      </w:r>
-      <w:r>
-        <w:t xml:space="preserve"> </w:t>
-      </w:r>
-      <w:r>
-        <w:t xml:space="preserve">(Labeko Koba). Where the number of blocks matches the seriation’s two-group structure and posterior probabilities are high, the two-group claim is independently corroborated by a generative model that was never shown the seriation solution. Where the SBM favours a different number of blocks, or assigns low posterior probability to specific sites, the main text should report those sites’ membership as uncertain and note that the seriation’s two-group simplification captures the dominant but not the complete structure.</w:t>
+        <w:t xml:space="preserve">single block</w:t>
+      </w:r>
+      <w:r>
+        <w:t xml:space="preserve">: its ICL profile is essentially flat (the gap between the one- and two-block solutions is 0.35), so the sparse sign-sharing network of the late phase does not support a two-block partition at all, and the model-based route neither corroborates nor contradicts the manual split there. Where the number of blocks matches the seriation’s two-group structure and posterior probabilities are high, the two-group claim is independently corroborated by a generative model that was never shown the seriation solution. Where the SBM favours a different number of blocks, or assigns low posterior probability to specific sites, the main text should report those sites’ membership as uncertain and note that the seriation’s two-group simplification captures the dominant but not the complete structure.</w:t>
       </w:r>
     </w:p>
     <w:p>
@@ -19212,12 +19361,12 @@
         <w:t xml:space="preserve"> </w:t>
       </w:r>
       <w:r>
-        <w:t xml:space="preserve">blocks the model chooses and how far that partition diverges from the manual restricted/broad assignment. Where the SBM settles on two blocks and its partition agrees with the manual groups (as in Aur-P2), the two-group structure is independently corroborated. Where the SBM favours more blocks — or partitions sites differently (quantified as ARI in S6.4) — the restricted/broad dichotomy should be read as the dominant axis of variation rather than the complete structure. These results complement, rather than supersede, the bootstrap analysis: the bootstrap quantifies sampling stability of the main-text partition, while the SBM asks whether an independent generative model reproduces it.</w:t>
+        <w:t xml:space="preserve">blocks the model chooses and how far that partition diverges from the manual restricted/broad assignment. The SBM does not settle on two blocks in either phase under the revised data: in Aur-P1 it favours 3 blocks, and in Aur-P2 a single block, so the two-group structure is not independently recovered by the generative model, and the restricted/broad dichotomy should be read as the dominant axis of variation rather than a partition that emerges from the data through an unsupervised model. These results complement, rather than supersede, the bootstrap analysis: the bootstrap quantifies sampling stability of the main-text partition, while the SBM asks whether an independent generative model reproduces it.</w:t>
       </w:r>
     </w:p>
-    <w:bookmarkEnd w:id="134"/>
-    <w:bookmarkEnd w:id="135"/>
-    <w:bookmarkStart w:id="139" w:name="sec-s6-4"/>
+    <w:bookmarkEnd w:id="128"/>
+    <w:bookmarkEnd w:id="129"/>
+    <w:bookmarkStart w:id="133" w:name="sec-s6-4"/>
     <w:p>
       <w:pPr>
         <w:pStyle w:val="Heading2"/>
@@ -19226,7 +19375,7 @@
         <w:t xml:space="preserve">S6.4 Cross-Validation of Group Assignments (ARI)</w:t>
       </w:r>
     </w:p>
-    <w:bookmarkStart w:id="137" w:name="rationale-5"/>
+    <w:bookmarkStart w:id="131" w:name="rationale-5"/>
     <w:p>
       <w:pPr>
         <w:pStyle w:val="Heading3"/>
@@ -19269,7 +19418,7 @@
       <w:tr>
         <w:tc>
           <w:tcPr/>
-          <w:bookmarkStart w:id="136" w:name="tbl-s6-ari"/>
+          <w:bookmarkStart w:id="130" w:name="tbl-s6-ari"/>
           <w:tbl>
             <w:tblPr>
               <w:tblStyle w:val="Table"/>
@@ -19377,20 +19526,20 @@
                     <w:jc w:val="center"/>
                   </w:pPr>
                   <w:r>
-                    <w:t xml:space="preserve">0.70</w:t>
-                  </w:r>
-                </w:p>
-              </w:tc>
-              <w:tc>
-                <w:tcPr/>
-                <w:p>
-                  <w:pPr>
-                    <w:pStyle w:val="Compact"/>
-                    <w:jc w:val="center"/>
-                    <w:jc w:val="center"/>
-                  </w:pPr>
-                  <w:r>
-                    <w:t xml:space="preserve">0.70</w:t>
+                    <w:t xml:space="preserve">0.7</w:t>
+                  </w:r>
+                </w:p>
+              </w:tc>
+              <w:tc>
+                <w:tcPr/>
+                <w:p>
+                  <w:pPr>
+                    <w:pStyle w:val="Compact"/>
+                    <w:jc w:val="center"/>
+                    <w:jc w:val="center"/>
+                  </w:pPr>
+                  <w:r>
+                    <w:t xml:space="preserve">0.7</w:t>
                   </w:r>
                 </w:p>
               </w:tc>
@@ -19418,33 +19567,33 @@
                     <w:jc w:val="center"/>
                   </w:pPr>
                   <w:r>
-                    <w:t xml:space="preserve">0.16</w:t>
-                  </w:r>
-                </w:p>
-              </w:tc>
-              <w:tc>
-                <w:tcPr/>
-                <w:p>
-                  <w:pPr>
-                    <w:pStyle w:val="Compact"/>
-                    <w:jc w:val="center"/>
-                    <w:jc w:val="center"/>
-                  </w:pPr>
-                  <w:r>
-                    <w:t xml:space="preserve">-0.17</w:t>
-                  </w:r>
-                </w:p>
-              </w:tc>
-              <w:tc>
-                <w:tcPr/>
-                <w:p>
-                  <w:pPr>
-                    <w:pStyle w:val="Compact"/>
-                    <w:jc w:val="center"/>
-                    <w:jc w:val="center"/>
-                  </w:pPr>
-                  <w:r>
-                    <w:t xml:space="preserve">0.16</w:t>
+                    <w:t xml:space="preserve">0.22</w:t>
+                  </w:r>
+                </w:p>
+              </w:tc>
+              <w:tc>
+                <w:tcPr/>
+                <w:p>
+                  <w:pPr>
+                    <w:pStyle w:val="Compact"/>
+                    <w:jc w:val="center"/>
+                    <w:jc w:val="center"/>
+                  </w:pPr>
+                  <w:r>
+                    <w:t xml:space="preserve">0.0</w:t>
+                  </w:r>
+                </w:p>
+              </w:tc>
+              <w:tc>
+                <w:tcPr/>
+                <w:p>
+                  <w:pPr>
+                    <w:pStyle w:val="Compact"/>
+                    <w:jc w:val="center"/>
+                    <w:jc w:val="center"/>
+                  </w:pPr>
+                  <w:r>
+                    <w:t xml:space="preserve">0.0</w:t>
                   </w:r>
                 </w:p>
               </w:tc>
@@ -19478,12 +19627,12 @@
               <w:t xml:space="preserve">package is unavailable.</w:t>
             </w:r>
           </w:p>
-          <w:bookmarkEnd w:id="136"/>
+          <w:bookmarkEnd w:id="130"/>
         </w:tc>
       </w:tr>
     </w:tbl>
-    <w:bookmarkEnd w:id="137"/>
-    <w:bookmarkStart w:id="138" w:name="interpretation-2"/>
+    <w:bookmarkEnd w:id="131"/>
+    <w:bookmarkStart w:id="132" w:name="interpretation-2"/>
     <w:p>
       <w:pPr>
         <w:pStyle w:val="Heading3"/>
@@ -19575,9 +19724,9 @@
         <w:t xml:space="preserve">The two-group claim should be presented as strongest where the manual assignment, the bootstrap, and the SBM converge, and qualified where they diverge. Where the SBM’s best partition reproduces the manual groups (high ARI), the main text can cite the SBM as an independent, model-based confirmation that never saw the seriation solution. Where it does not, the divergence should be acknowledged and the seriation’s two-group structure presented as the dominant axis of variation rather than an exhaustive description of the data.</w:t>
       </w:r>
     </w:p>
-    <w:bookmarkEnd w:id="138"/>
-    <w:bookmarkEnd w:id="139"/>
-    <w:bookmarkStart w:id="140" w:name="sec-s6-5"/>
+    <w:bookmarkEnd w:id="132"/>
+    <w:bookmarkEnd w:id="133"/>
+    <w:bookmarkStart w:id="134" w:name="sec-s6-5"/>
     <w:p>
       <w:pPr>
         <w:pStyle w:val="Heading2"/>
@@ -19710,12 +19859,12 @@
         </w:r>
       </w:hyperlink>
       <w:r>
-        <w:t xml:space="preserve">) for the borderline sites, and note that the strength of the dichotomy is phase-dependent and that the Aur-P2 results rest on only 8 sites.</w:t>
+        <w:t xml:space="preserve">) for the borderline sites, and note that the strength of the dichotomy is phase-dependent and that the Aur-P2 results rest on only 9 sites.</w:t>
       </w:r>
     </w:p>
-    <w:bookmarkEnd w:id="140"/>
-    <w:bookmarkEnd w:id="141"/>
-    <w:bookmarkStart w:id="158" w:name="sec-s7"/>
+    <w:bookmarkEnd w:id="134"/>
+    <w:bookmarkEnd w:id="135"/>
+    <w:bookmarkStart w:id="152" w:name="sec-s7"/>
     <w:p>
       <w:pPr>
         <w:pStyle w:val="Heading1"/>
@@ -19724,7 +19873,7 @@
         <w:t xml:space="preserve">S7. Object-Type Sensitivity: Figurine Exclusion</w:t>
       </w:r>
     </w:p>
-    <w:bookmarkStart w:id="142" w:name="s7.1-rationale"/>
+    <w:bookmarkStart w:id="136" w:name="s7.1-rationale"/>
     <w:p>
       <w:pPr>
         <w:pStyle w:val="Heading2"/>
@@ -19741,8 +19890,8 @@
         <w:t xml:space="preserve">Bentz and Dutkiewicz (2026) demonstrate that ivory figurines in the Swabian Aurignacian carry sign sequences with higher information density than tools. If figurines encode different sign repertoires than other object types, their inclusion could bias site-level sign assemblages — particularly at Vogelherd, where 50 of the dataset’s 63 figurines are concentrated. This section tests whether the main-text network findings are robust to the exclusion of figurines, both globally and site-specifically.</w:t>
       </w:r>
     </w:p>
-    <w:bookmarkEnd w:id="142"/>
-    <w:bookmarkStart w:id="144" w:name="X558aa60e1a258171fb4fb8ecbd68200d2a7d022"/>
+    <w:bookmarkEnd w:id="136"/>
+    <w:bookmarkStart w:id="138" w:name="X558aa60e1a258171fb4fb8ecbd68200d2a7d022"/>
     <w:p>
       <w:pPr>
         <w:pStyle w:val="Heading2"/>
@@ -19765,7 +19914,7 @@
       <w:tr>
         <w:tc>
           <w:tcPr/>
-          <w:bookmarkStart w:id="143" w:name="tbl-figurine-count"/>
+          <w:bookmarkStart w:id="137" w:name="tbl-figurine-count"/>
           <w:tbl>
             <w:tblPr>
               <w:tblStyle w:val="Table"/>
@@ -20008,20 +20157,20 @@
                     <w:jc w:val="center"/>
                   </w:pPr>
                   <w:r>
-                    <w:t xml:space="preserve">3</w:t>
-                  </w:r>
-                </w:p>
-              </w:tc>
-              <w:tc>
-                <w:tcPr/>
-                <w:p>
-                  <w:pPr>
-                    <w:pStyle w:val="Compact"/>
-                    <w:jc w:val="right"/>
-                    <w:jc w:val="center"/>
-                  </w:pPr>
-                  <w:r>
-                    <w:t xml:space="preserve">3</w:t>
+                    <w:t xml:space="preserve">0</w:t>
+                  </w:r>
+                </w:p>
+              </w:tc>
+              <w:tc>
+                <w:tcPr/>
+                <w:p>
+                  <w:pPr>
+                    <w:pStyle w:val="Compact"/>
+                    <w:jc w:val="right"/>
+                    <w:jc w:val="center"/>
+                  </w:pPr>
+                  <w:r>
+                    <w:t xml:space="preserve">2</w:t>
                   </w:r>
                 </w:p>
               </w:tc>
@@ -20060,7 +20209,7 @@
                     <w:jc w:val="center"/>
                   </w:pPr>
                   <w:r>
-                    <w:t xml:space="preserve">8</w:t>
+                    <w:t xml:space="preserve">4</w:t>
                   </w:r>
                 </w:p>
               </w:tc>
@@ -20340,6 +20489,99 @@
                   </w:pPr>
                   <w:r>
                     <w:t xml:space="preserve">1</w:t>
+                  </w:r>
+                </w:p>
+              </w:tc>
+            </w:tr>
+            <w:tr>
+              <w:tc>
+                <w:tcPr/>
+                <w:p>
+                  <w:pPr>
+                    <w:pStyle w:val="Compact"/>
+                    <w:jc w:val="left"/>
+                    <w:jc w:val="center"/>
+                  </w:pPr>
+                  <w:r>
+                    <w:t xml:space="preserve">Aur-P2</w:t>
+                  </w:r>
+                </w:p>
+              </w:tc>
+              <w:tc>
+                <w:tcPr/>
+                <w:p>
+                  <w:pPr>
+                    <w:pStyle w:val="Compact"/>
+                    <w:jc w:val="left"/>
+                    <w:jc w:val="center"/>
+                  </w:pPr>
+                  <w:r>
+                    <w:t xml:space="preserve">Hohle Fels</w:t>
+                  </w:r>
+                </w:p>
+              </w:tc>
+              <w:tc>
+                <w:tcPr/>
+                <w:p>
+                  <w:pPr>
+                    <w:pStyle w:val="Compact"/>
+                    <w:jc w:val="right"/>
+                    <w:jc w:val="center"/>
+                  </w:pPr>
+                  <w:r>
+                    <w:t xml:space="preserve">3</w:t>
+                  </w:r>
+                </w:p>
+              </w:tc>
+              <w:tc>
+                <w:tcPr/>
+                <w:p>
+                  <w:pPr>
+                    <w:pStyle w:val="Compact"/>
+                    <w:jc w:val="right"/>
+                    <w:jc w:val="center"/>
+                  </w:pPr>
+                  <w:r>
+                    <w:t xml:space="preserve">1</w:t>
+                  </w:r>
+                </w:p>
+              </w:tc>
+              <w:tc>
+                <w:tcPr/>
+                <w:p>
+                  <w:pPr>
+                    <w:pStyle w:val="Compact"/>
+                    <w:jc w:val="right"/>
+                    <w:jc w:val="center"/>
+                  </w:pPr>
+                  <w:r>
+                    <w:t xml:space="preserve">0</w:t>
+                  </w:r>
+                </w:p>
+              </w:tc>
+              <w:tc>
+                <w:tcPr/>
+                <w:p>
+                  <w:pPr>
+                    <w:pStyle w:val="Compact"/>
+                    <w:jc w:val="right"/>
+                    <w:jc w:val="center"/>
+                  </w:pPr>
+                  <w:r>
+                    <w:t xml:space="preserve">0</w:t>
+                  </w:r>
+                </w:p>
+              </w:tc>
+              <w:tc>
+                <w:tcPr/>
+                <w:p>
+                  <w:pPr>
+                    <w:pStyle w:val="Compact"/>
+                    <w:jc w:val="right"/>
+                    <w:jc w:val="center"/>
+                  </w:pPr>
+                  <w:r>
+                    <w:t xml:space="preserve">4</w:t>
                   </w:r>
                 </w:p>
               </w:tc>
@@ -20358,7 +20600,7 @@
               <w:t xml:space="preserve">Table 22: Distribution of figurine objects across phases and sites. Figurine types include figurine zoomorph, figurine anthropomorph, figurine undet., and possible figurine.</w:t>
             </w:r>
           </w:p>
-          <w:bookmarkEnd w:id="143"/>
+          <w:bookmarkEnd w:id="137"/>
         </w:tc>
       </w:tr>
     </w:tbl>
@@ -20378,11 +20620,11 @@
         <w:t xml:space="preserve"> </w:t>
       </w:r>
       <w:r>
-        <w:t xml:space="preserve">shows that figurines are heavily concentrated at Vogelherd (50 objects), with minor representation at Hohle Fels (8), Geissenklösterle (3), Hohlenstein-Stadel (1), and La Ferrassie (1). All 63 figurines fall within Aur-P1. The analysis therefore tests whether the Aur-P1 network structure — which reports the higher mean degree (7.50) — is driven by these 50 objects at a single site.</w:t>
+        <w:t xml:space="preserve">shows that figurines are heavily concentrated at Vogelherd (50 objects), with minor representation at Hohle Fels (8), Geissenklösterle (3), Hohlenstein-Stadel (1), and La Ferrassie (1). Of these, 59 fall within Aur-P1 and the remaining 4 — all Hohle Fels objects from AH IV and Iid — fall within Aur-P2 under the layer-level assignment. The analysis therefore tests whether the Aur-P1 network structure — which reports the higher mean degree (7.50) — is driven by these 50 objects at a single site.</w:t>
       </w:r>
     </w:p>
-    <w:bookmarkEnd w:id="144"/>
-    <w:bookmarkStart w:id="149" w:name="s7.3-analysis-1-exclude-all-figurines"/>
+    <w:bookmarkEnd w:id="138"/>
+    <w:bookmarkStart w:id="143" w:name="s7.3-analysis-1-exclude-all-figurines"/>
     <w:p>
       <w:pPr>
         <w:pStyle w:val="Heading2"/>
@@ -20391,7 +20633,7 @@
         <w:t xml:space="preserve">S7.3 Analysis 1: Exclude All Figurines</w:t>
       </w:r>
     </w:p>
-    <w:bookmarkStart w:id="147" w:name="method"/>
+    <w:bookmarkStart w:id="141" w:name="method"/>
     <w:p>
       <w:pPr>
         <w:pStyle w:val="Heading3"/>
@@ -20455,7 +20697,7 @@
       <w:tr>
         <w:tc>
           <w:tcPr/>
-          <w:bookmarkStart w:id="145" w:name="tbl-exclude-figurines"/>
+          <w:bookmarkStart w:id="139" w:name="tbl-exclude-figurines"/>
           <w:tbl>
             <w:tblPr>
               <w:tblStyle w:val="Table"/>
@@ -20671,7 +20913,7 @@
                     <w:jc w:val="center"/>
                   </w:pPr>
                   <w:r>
-                    <w:t xml:space="preserve">0.332</w:t>
+                    <w:t xml:space="preserve">0.336</w:t>
                   </w:r>
                 </w:p>
               </w:tc>
@@ -20712,72 +20954,72 @@
                     <w:jc w:val="center"/>
                   </w:pPr>
                   <w:r>
-                    <w:t xml:space="preserve">8</w:t>
-                  </w:r>
-                </w:p>
-              </w:tc>
-              <w:tc>
-                <w:tcPr/>
-                <w:p>
-                  <w:pPr>
-                    <w:pStyle w:val="Compact"/>
-                    <w:jc w:val="center"/>
-                    <w:jc w:val="center"/>
-                  </w:pPr>
-                  <w:r>
-                    <w:t xml:space="preserve">17</w:t>
-                  </w:r>
-                </w:p>
-              </w:tc>
-              <w:tc>
-                <w:tcPr/>
-                <w:p>
-                  <w:pPr>
-                    <w:pStyle w:val="Compact"/>
-                    <w:jc w:val="center"/>
-                    <w:jc w:val="center"/>
-                  </w:pPr>
-                  <w:r>
-                    <w:t xml:space="preserve">0.607</w:t>
-                  </w:r>
-                </w:p>
-              </w:tc>
-              <w:tc>
-                <w:tcPr/>
-                <w:p>
-                  <w:pPr>
-                    <w:pStyle w:val="Compact"/>
-                    <w:jc w:val="center"/>
-                    <w:jc w:val="center"/>
-                  </w:pPr>
-                  <w:r>
-                    <w:t xml:space="preserve">4.25</w:t>
-                  </w:r>
-                </w:p>
-              </w:tc>
-              <w:tc>
-                <w:tcPr/>
-                <w:p>
-                  <w:pPr>
-                    <w:pStyle w:val="Compact"/>
-                    <w:jc w:val="center"/>
-                    <w:jc w:val="center"/>
-                  </w:pPr>
-                  <w:r>
-                    <w:t xml:space="preserve">0.636</w:t>
-                  </w:r>
-                </w:p>
-              </w:tc>
-              <w:tc>
-                <w:tcPr/>
-                <w:p>
-                  <w:pPr>
-                    <w:pStyle w:val="Compact"/>
-                    <w:jc w:val="center"/>
-                    <w:jc w:val="center"/>
-                  </w:pPr>
-                  <w:r>
-                    <w:t xml:space="preserve">0.125</w:t>
+                    <w:t xml:space="preserve">9</w:t>
+                  </w:r>
+                </w:p>
+              </w:tc>
+              <w:tc>
+                <w:tcPr/>
+                <w:p>
+                  <w:pPr>
+                    <w:pStyle w:val="Compact"/>
+                    <w:jc w:val="center"/>
+                    <w:jc w:val="center"/>
+                  </w:pPr>
+                  <w:r>
+                    <w:t xml:space="preserve">19</w:t>
+                  </w:r>
+                </w:p>
+              </w:tc>
+              <w:tc>
+                <w:tcPr/>
+                <w:p>
+                  <w:pPr>
+                    <w:pStyle w:val="Compact"/>
+                    <w:jc w:val="center"/>
+                    <w:jc w:val="center"/>
+                  </w:pPr>
+                  <w:r>
+                    <w:t xml:space="preserve">0.528</w:t>
+                  </w:r>
+                </w:p>
+              </w:tc>
+              <w:tc>
+                <w:tcPr/>
+                <w:p>
+                  <w:pPr>
+                    <w:pStyle w:val="Compact"/>
+                    <w:jc w:val="center"/>
+                    <w:jc w:val="center"/>
+                  </w:pPr>
+                  <w:r>
+                    <w:t xml:space="preserve">4.22</w:t>
+                  </w:r>
+                </w:p>
+              </w:tc>
+              <w:tc>
+                <w:tcPr/>
+                <w:p>
+                  <w:pPr>
+                    <w:pStyle w:val="Compact"/>
+                    <w:jc w:val="center"/>
+                    <w:jc w:val="center"/>
+                  </w:pPr>
+                  <w:r>
+                    <w:t xml:space="preserve">0.608</w:t>
+                  </w:r>
+                </w:p>
+              </w:tc>
+              <w:tc>
+                <w:tcPr/>
+                <w:p>
+                  <w:pPr>
+                    <w:pStyle w:val="Compact"/>
+                    <w:jc w:val="center"/>
+                    <w:jc w:val="center"/>
+                  </w:pPr>
+                  <w:r>
+                    <w:t xml:space="preserve">0.161</w:t>
                   </w:r>
                 </w:p>
               </w:tc>
@@ -20831,59 +21073,59 @@
                     <w:jc w:val="center"/>
                   </w:pPr>
                   <w:r>
-                    <w:t xml:space="preserve">75</w:t>
-                  </w:r>
-                </w:p>
-              </w:tc>
-              <w:tc>
-                <w:tcPr/>
-                <w:p>
-                  <w:pPr>
-                    <w:pStyle w:val="Compact"/>
-                    <w:jc w:val="center"/>
-                    <w:jc w:val="center"/>
-                  </w:pPr>
-                  <w:r>
-                    <w:t xml:space="preserve">0.395</w:t>
-                  </w:r>
-                </w:p>
-              </w:tc>
-              <w:tc>
-                <w:tcPr/>
-                <w:p>
-                  <w:pPr>
-                    <w:pStyle w:val="Compact"/>
-                    <w:jc w:val="center"/>
-                    <w:jc w:val="center"/>
-                  </w:pPr>
-                  <w:r>
-                    <w:t xml:space="preserve">7.50</w:t>
-                  </w:r>
-                </w:p>
-              </w:tc>
-              <w:tc>
-                <w:tcPr/>
-                <w:p>
-                  <w:pPr>
-                    <w:pStyle w:val="Compact"/>
-                    <w:jc w:val="center"/>
-                    <w:jc w:val="center"/>
-                  </w:pPr>
-                  <w:r>
-                    <w:t xml:space="preserve">0.699</w:t>
-                  </w:r>
-                </w:p>
-              </w:tc>
-              <w:tc>
-                <w:tcPr/>
-                <w:p>
-                  <w:pPr>
-                    <w:pStyle w:val="Compact"/>
-                    <w:jc w:val="center"/>
-                    <w:jc w:val="center"/>
-                  </w:pPr>
-                  <w:r>
-                    <w:t xml:space="preserve">0.324</w:t>
+                    <w:t xml:space="preserve">74</w:t>
+                  </w:r>
+                </w:p>
+              </w:tc>
+              <w:tc>
+                <w:tcPr/>
+                <w:p>
+                  <w:pPr>
+                    <w:pStyle w:val="Compact"/>
+                    <w:jc w:val="center"/>
+                    <w:jc w:val="center"/>
+                  </w:pPr>
+                  <w:r>
+                    <w:t xml:space="preserve">0.389</w:t>
+                  </w:r>
+                </w:p>
+              </w:tc>
+              <w:tc>
+                <w:tcPr/>
+                <w:p>
+                  <w:pPr>
+                    <w:pStyle w:val="Compact"/>
+                    <w:jc w:val="center"/>
+                    <w:jc w:val="center"/>
+                  </w:pPr>
+                  <w:r>
+                    <w:t xml:space="preserve">7.40</w:t>
+                  </w:r>
+                </w:p>
+              </w:tc>
+              <w:tc>
+                <w:tcPr/>
+                <w:p>
+                  <w:pPr>
+                    <w:pStyle w:val="Compact"/>
+                    <w:jc w:val="center"/>
+                    <w:jc w:val="center"/>
+                  </w:pPr>
+                  <w:r>
+                    <w:t xml:space="preserve">0.683</w:t>
+                  </w:r>
+                </w:p>
+              </w:tc>
+              <w:tc>
+                <w:tcPr/>
+                <w:p>
+                  <w:pPr>
+                    <w:pStyle w:val="Compact"/>
+                    <w:jc w:val="center"/>
+                    <w:jc w:val="center"/>
+                  </w:pPr>
+                  <w:r>
+                    <w:t xml:space="preserve">0.318</w:t>
                   </w:r>
                 </w:p>
               </w:tc>
@@ -20924,72 +21166,72 @@
                     <w:jc w:val="center"/>
                   </w:pPr>
                   <w:r>
-                    <w:t xml:space="preserve">8</w:t>
-                  </w:r>
-                </w:p>
-              </w:tc>
-              <w:tc>
-                <w:tcPr/>
-                <w:p>
-                  <w:pPr>
-                    <w:pStyle w:val="Compact"/>
-                    <w:jc w:val="center"/>
-                    <w:jc w:val="center"/>
-                  </w:pPr>
-                  <w:r>
-                    <w:t xml:space="preserve">17</w:t>
-                  </w:r>
-                </w:p>
-              </w:tc>
-              <w:tc>
-                <w:tcPr/>
-                <w:p>
-                  <w:pPr>
-                    <w:pStyle w:val="Compact"/>
-                    <w:jc w:val="center"/>
-                    <w:jc w:val="center"/>
-                  </w:pPr>
-                  <w:r>
-                    <w:t xml:space="preserve">0.607</w:t>
-                  </w:r>
-                </w:p>
-              </w:tc>
-              <w:tc>
-                <w:tcPr/>
-                <w:p>
-                  <w:pPr>
-                    <w:pStyle w:val="Compact"/>
-                    <w:jc w:val="center"/>
-                    <w:jc w:val="center"/>
-                  </w:pPr>
-                  <w:r>
-                    <w:t xml:space="preserve">4.25</w:t>
-                  </w:r>
-                </w:p>
-              </w:tc>
-              <w:tc>
-                <w:tcPr/>
-                <w:p>
-                  <w:pPr>
-                    <w:pStyle w:val="Compact"/>
-                    <w:jc w:val="center"/>
-                    <w:jc w:val="center"/>
-                  </w:pPr>
-                  <w:r>
-                    <w:t xml:space="preserve">0.636</w:t>
-                  </w:r>
-                </w:p>
-              </w:tc>
-              <w:tc>
-                <w:tcPr/>
-                <w:p>
-                  <w:pPr>
-                    <w:pStyle w:val="Compact"/>
-                    <w:jc w:val="center"/>
-                    <w:jc w:val="center"/>
-                  </w:pPr>
-                  <w:r>
-                    <w:t xml:space="preserve">0.125</w:t>
+                    <w:t xml:space="preserve">9</w:t>
+                  </w:r>
+                </w:p>
+              </w:tc>
+              <w:tc>
+                <w:tcPr/>
+                <w:p>
+                  <w:pPr>
+                    <w:pStyle w:val="Compact"/>
+                    <w:jc w:val="center"/>
+                    <w:jc w:val="center"/>
+                  </w:pPr>
+                  <w:r>
+                    <w:t xml:space="preserve">19</w:t>
+                  </w:r>
+                </w:p>
+              </w:tc>
+              <w:tc>
+                <w:tcPr/>
+                <w:p>
+                  <w:pPr>
+                    <w:pStyle w:val="Compact"/>
+                    <w:jc w:val="center"/>
+                    <w:jc w:val="center"/>
+                  </w:pPr>
+                  <w:r>
+                    <w:t xml:space="preserve">0.528</w:t>
+                  </w:r>
+                </w:p>
+              </w:tc>
+              <w:tc>
+                <w:tcPr/>
+                <w:p>
+                  <w:pPr>
+                    <w:pStyle w:val="Compact"/>
+                    <w:jc w:val="center"/>
+                    <w:jc w:val="center"/>
+                  </w:pPr>
+                  <w:r>
+                    <w:t xml:space="preserve">4.22</w:t>
+                  </w:r>
+                </w:p>
+              </w:tc>
+              <w:tc>
+                <w:tcPr/>
+                <w:p>
+                  <w:pPr>
+                    <w:pStyle w:val="Compact"/>
+                    <w:jc w:val="center"/>
+                    <w:jc w:val="center"/>
+                  </w:pPr>
+                  <w:r>
+                    <w:t xml:space="preserve">0.608</w:t>
+                  </w:r>
+                </w:p>
+              </w:tc>
+              <w:tc>
+                <w:tcPr/>
+                <w:p>
+                  <w:pPr>
+                    <w:pStyle w:val="Compact"/>
+                    <w:jc w:val="center"/>
+                    <w:jc w:val="center"/>
+                  </w:pPr>
+                  <w:r>
+                    <w:t xml:space="preserve">0.161</w:t>
                   </w:r>
                 </w:p>
               </w:tc>
@@ -21021,7 +21263,7 @@
               <w:t xml:space="preserve">Table 23: Network statistics before and after excluding all figurine objects (figurine zoomorph, figurine anthropomorph, figurine undet., and possible figurine). Threshold = 0.2, Jaccard similarity.</w:t>
             </w:r>
           </w:p>
-          <w:bookmarkEnd w:id="145"/>
+          <w:bookmarkEnd w:id="139"/>
         </w:tc>
       </w:tr>
     </w:tbl>
@@ -21047,7 +21289,7 @@
       <w:tr>
         <w:tc>
           <w:tcPr/>
-          <w:bookmarkStart w:id="146" w:name="tbl-figurine-sites-lost"/>
+          <w:bookmarkStart w:id="140" w:name="tbl-figurine-sites-lost"/>
           <w:tbl>
             <w:tblPr>
               <w:tblStyle w:val="Table"/>
@@ -21195,20 +21437,20 @@
                     <w:jc w:val="center"/>
                   </w:pPr>
                   <w:r>
-                    <w:t xml:space="preserve">8</w:t>
-                  </w:r>
-                </w:p>
-              </w:tc>
-              <w:tc>
-                <w:tcPr/>
-                <w:p>
-                  <w:pPr>
-                    <w:pStyle w:val="Compact"/>
-                    <w:jc w:val="right"/>
-                    <w:jc w:val="center"/>
-                  </w:pPr>
-                  <w:r>
-                    <w:t xml:space="preserve">8</w:t>
+                    <w:t xml:space="preserve">9</w:t>
+                  </w:r>
+                </w:p>
+              </w:tc>
+              <w:tc>
+                <w:tcPr/>
+                <w:p>
+                  <w:pPr>
+                    <w:pStyle w:val="Compact"/>
+                    <w:jc w:val="right"/>
+                    <w:jc w:val="center"/>
+                  </w:pPr>
+                  <w:r>
+                    <w:t xml:space="preserve">9</w:t>
                   </w:r>
                 </w:p>
               </w:tc>
@@ -21240,12 +21482,12 @@
               <w:t xml:space="preserve">Table 24: Number of sites per phase before and after figurine exclusion. Sites are lost when all objects at that site are figurines.</w:t>
             </w:r>
           </w:p>
-          <w:bookmarkEnd w:id="146"/>
+          <w:bookmarkEnd w:id="140"/>
         </w:tc>
       </w:tr>
     </w:tbl>
-    <w:bookmarkEnd w:id="147"/>
-    <w:bookmarkStart w:id="148" w:name="interpretation-3"/>
+    <w:bookmarkEnd w:id="141"/>
+    <w:bookmarkStart w:id="142" w:name="interpretation-3"/>
     <w:p>
       <w:pPr>
         <w:pStyle w:val="Heading3"/>
@@ -21259,7 +21501,7 @@
         <w:pStyle w:val="FirstParagraph"/>
       </w:pPr>
       <w:r>
-        <w:t xml:space="preserve">Excluding all 63 figurines has no effect on the Aur-P1 network: mean degree is unchanged (7.50 → 7.50), all 75 edges are retained, and no sites are lost (all 20 sites retained). Aur-P2, which contains no figurines, is unchanged by construction (mean degree 4.25, 17 edges, 8 sites). The only detectable effects are small declines in Aur-P1’s transitivity (0.711 → 0.699) and modularity (0.332 → 0.324), indicating that figurines contribute modestly to community cohesion but do not create the communities themselves.</w:t>
+        <w:t xml:space="preserve">Excluding all 63 figurines has only a small effect on the Aur-P1 network: one edge is lost (75 → 74) and mean degree falls from 7.50 to 7.40, with no sites lost (all 20 sites retained). Aur-P2 is unchanged (mean degree 4.22, 19 edges, 9 sites): the four Hohle Fels figurines removed from it do not alter the site’s sign repertoire, so its network is unaffected. The detectable Aur-P1 effects are declines in transitivity (0.711 → 0.683) and modularity (0.336 → 0.318), indicating that figurines contribute modestly to community cohesion but do not create the communities themselves.</w:t>
       </w:r>
     </w:p>
     <w:p>
@@ -21267,12 +21509,12 @@
         <w:pStyle w:val="BodyText"/>
       </w:pPr>
       <w:r>
-        <w:t xml:space="preserve">Critically, Aur-P1 retains the higher mean degree (7.50) under figurine exclusion, preserving the main-text ordering Aur-P1 &gt; Aur-P2 (7.50 &gt; 4.25). The Aur-P1 network remains the more connected regardless of figurine inclusion, confirming that its structure is not contingent on figurine-bearing sign assemblages at Vogelherd.</w:t>
+        <w:t xml:space="preserve">Critically, Aur-P1 retains the higher mean degree (7.40) under figurine exclusion, preserving the main-text ordering Aur-P1 &gt; Aur-P2 (7.40 &gt; 4.22). The Aur-P1 network remains the more connected regardless of figurine inclusion, confirming that its structure is not contingent on figurine-bearing sign assemblages at Vogelherd.</w:t>
       </w:r>
     </w:p>
-    <w:bookmarkEnd w:id="148"/>
-    <w:bookmarkEnd w:id="149"/>
-    <w:bookmarkStart w:id="154" w:name="X7549e60451b9f7bbee640100d361a0cf771ac62"/>
+    <w:bookmarkEnd w:id="142"/>
+    <w:bookmarkEnd w:id="143"/>
+    <w:bookmarkStart w:id="148" w:name="X7549e60451b9f7bbee640100d361a0cf771ac62"/>
     <w:p>
       <w:pPr>
         <w:pStyle w:val="Heading2"/>
@@ -21281,7 +21523,7 @@
         <w:t xml:space="preserve">S7.4 Analysis 2: Exclude Vogelherd Figurines Only</w:t>
       </w:r>
     </w:p>
-    <w:bookmarkStart w:id="152" w:name="method-1"/>
+    <w:bookmarkStart w:id="146" w:name="method-1"/>
     <w:p>
       <w:pPr>
         <w:pStyle w:val="Heading3"/>
@@ -21312,7 +21554,7 @@
       <w:tr>
         <w:tc>
           <w:tcPr/>
-          <w:bookmarkStart w:id="150" w:name="tbl-vogelherd-exclude"/>
+          <w:bookmarkStart w:id="144" w:name="tbl-vogelherd-exclude"/>
           <w:tbl>
             <w:tblPr>
               <w:tblStyle w:val="Table"/>
@@ -21528,7 +21770,7 @@
                     <w:jc w:val="center"/>
                   </w:pPr>
                   <w:r>
-                    <w:t xml:space="preserve">0.332</w:t>
+                    <w:t xml:space="preserve">0.336</w:t>
                   </w:r>
                 </w:p>
               </w:tc>
@@ -21569,72 +21811,72 @@
                     <w:jc w:val="center"/>
                   </w:pPr>
                   <w:r>
-                    <w:t xml:space="preserve">8</w:t>
-                  </w:r>
-                </w:p>
-              </w:tc>
-              <w:tc>
-                <w:tcPr/>
-                <w:p>
-                  <w:pPr>
-                    <w:pStyle w:val="Compact"/>
-                    <w:jc w:val="center"/>
-                    <w:jc w:val="center"/>
-                  </w:pPr>
-                  <w:r>
-                    <w:t xml:space="preserve">17</w:t>
-                  </w:r>
-                </w:p>
-              </w:tc>
-              <w:tc>
-                <w:tcPr/>
-                <w:p>
-                  <w:pPr>
-                    <w:pStyle w:val="Compact"/>
-                    <w:jc w:val="center"/>
-                    <w:jc w:val="center"/>
-                  </w:pPr>
-                  <w:r>
-                    <w:t xml:space="preserve">0.607</w:t>
-                  </w:r>
-                </w:p>
-              </w:tc>
-              <w:tc>
-                <w:tcPr/>
-                <w:p>
-                  <w:pPr>
-                    <w:pStyle w:val="Compact"/>
-                    <w:jc w:val="center"/>
-                    <w:jc w:val="center"/>
-                  </w:pPr>
-                  <w:r>
-                    <w:t xml:space="preserve">4.25</w:t>
-                  </w:r>
-                </w:p>
-              </w:tc>
-              <w:tc>
-                <w:tcPr/>
-                <w:p>
-                  <w:pPr>
-                    <w:pStyle w:val="Compact"/>
-                    <w:jc w:val="center"/>
-                    <w:jc w:val="center"/>
-                  </w:pPr>
-                  <w:r>
-                    <w:t xml:space="preserve">0.636</w:t>
-                  </w:r>
-                </w:p>
-              </w:tc>
-              <w:tc>
-                <w:tcPr/>
-                <w:p>
-                  <w:pPr>
-                    <w:pStyle w:val="Compact"/>
-                    <w:jc w:val="center"/>
-                    <w:jc w:val="center"/>
-                  </w:pPr>
-                  <w:r>
-                    <w:t xml:space="preserve">0.125</w:t>
+                    <w:t xml:space="preserve">9</w:t>
+                  </w:r>
+                </w:p>
+              </w:tc>
+              <w:tc>
+                <w:tcPr/>
+                <w:p>
+                  <w:pPr>
+                    <w:pStyle w:val="Compact"/>
+                    <w:jc w:val="center"/>
+                    <w:jc w:val="center"/>
+                  </w:pPr>
+                  <w:r>
+                    <w:t xml:space="preserve">19</w:t>
+                  </w:r>
+                </w:p>
+              </w:tc>
+              <w:tc>
+                <w:tcPr/>
+                <w:p>
+                  <w:pPr>
+                    <w:pStyle w:val="Compact"/>
+                    <w:jc w:val="center"/>
+                    <w:jc w:val="center"/>
+                  </w:pPr>
+                  <w:r>
+                    <w:t xml:space="preserve">0.528</w:t>
+                  </w:r>
+                </w:p>
+              </w:tc>
+              <w:tc>
+                <w:tcPr/>
+                <w:p>
+                  <w:pPr>
+                    <w:pStyle w:val="Compact"/>
+                    <w:jc w:val="center"/>
+                    <w:jc w:val="center"/>
+                  </w:pPr>
+                  <w:r>
+                    <w:t xml:space="preserve">4.22</w:t>
+                  </w:r>
+                </w:p>
+              </w:tc>
+              <w:tc>
+                <w:tcPr/>
+                <w:p>
+                  <w:pPr>
+                    <w:pStyle w:val="Compact"/>
+                    <w:jc w:val="center"/>
+                    <w:jc w:val="center"/>
+                  </w:pPr>
+                  <w:r>
+                    <w:t xml:space="preserve">0.608</w:t>
+                  </w:r>
+                </w:p>
+              </w:tc>
+              <w:tc>
+                <w:tcPr/>
+                <w:p>
+                  <w:pPr>
+                    <w:pStyle w:val="Compact"/>
+                    <w:jc w:val="center"/>
+                    <w:jc w:val="center"/>
+                  </w:pPr>
+                  <w:r>
+                    <w:t xml:space="preserve">0.161</w:t>
                   </w:r>
                 </w:p>
               </w:tc>
@@ -21740,7 +21982,7 @@
                     <w:jc w:val="center"/>
                   </w:pPr>
                   <w:r>
-                    <w:t xml:space="preserve">0.328</w:t>
+                    <w:t xml:space="preserve">0.333</w:t>
                   </w:r>
                 </w:p>
               </w:tc>
@@ -21781,72 +22023,72 @@
                     <w:jc w:val="center"/>
                   </w:pPr>
                   <w:r>
-                    <w:t xml:space="preserve">8</w:t>
-                  </w:r>
-                </w:p>
-              </w:tc>
-              <w:tc>
-                <w:tcPr/>
-                <w:p>
-                  <w:pPr>
-                    <w:pStyle w:val="Compact"/>
-                    <w:jc w:val="center"/>
-                    <w:jc w:val="center"/>
-                  </w:pPr>
-                  <w:r>
-                    <w:t xml:space="preserve">17</w:t>
-                  </w:r>
-                </w:p>
-              </w:tc>
-              <w:tc>
-                <w:tcPr/>
-                <w:p>
-                  <w:pPr>
-                    <w:pStyle w:val="Compact"/>
-                    <w:jc w:val="center"/>
-                    <w:jc w:val="center"/>
-                  </w:pPr>
-                  <w:r>
-                    <w:t xml:space="preserve">0.607</w:t>
-                  </w:r>
-                </w:p>
-              </w:tc>
-              <w:tc>
-                <w:tcPr/>
-                <w:p>
-                  <w:pPr>
-                    <w:pStyle w:val="Compact"/>
-                    <w:jc w:val="center"/>
-                    <w:jc w:val="center"/>
-                  </w:pPr>
-                  <w:r>
-                    <w:t xml:space="preserve">4.25</w:t>
-                  </w:r>
-                </w:p>
-              </w:tc>
-              <w:tc>
-                <w:tcPr/>
-                <w:p>
-                  <w:pPr>
-                    <w:pStyle w:val="Compact"/>
-                    <w:jc w:val="center"/>
-                    <w:jc w:val="center"/>
-                  </w:pPr>
-                  <w:r>
-                    <w:t xml:space="preserve">0.636</w:t>
-                  </w:r>
-                </w:p>
-              </w:tc>
-              <w:tc>
-                <w:tcPr/>
-                <w:p>
-                  <w:pPr>
-                    <w:pStyle w:val="Compact"/>
-                    <w:jc w:val="center"/>
-                    <w:jc w:val="center"/>
-                  </w:pPr>
-                  <w:r>
-                    <w:t xml:space="preserve">0.125</w:t>
+                    <w:t xml:space="preserve">9</w:t>
+                  </w:r>
+                </w:p>
+              </w:tc>
+              <w:tc>
+                <w:tcPr/>
+                <w:p>
+                  <w:pPr>
+                    <w:pStyle w:val="Compact"/>
+                    <w:jc w:val="center"/>
+                    <w:jc w:val="center"/>
+                  </w:pPr>
+                  <w:r>
+                    <w:t xml:space="preserve">19</w:t>
+                  </w:r>
+                </w:p>
+              </w:tc>
+              <w:tc>
+                <w:tcPr/>
+                <w:p>
+                  <w:pPr>
+                    <w:pStyle w:val="Compact"/>
+                    <w:jc w:val="center"/>
+                    <w:jc w:val="center"/>
+                  </w:pPr>
+                  <w:r>
+                    <w:t xml:space="preserve">0.528</w:t>
+                  </w:r>
+                </w:p>
+              </w:tc>
+              <w:tc>
+                <w:tcPr/>
+                <w:p>
+                  <w:pPr>
+                    <w:pStyle w:val="Compact"/>
+                    <w:jc w:val="center"/>
+                    <w:jc w:val="center"/>
+                  </w:pPr>
+                  <w:r>
+                    <w:t xml:space="preserve">4.22</w:t>
+                  </w:r>
+                </w:p>
+              </w:tc>
+              <w:tc>
+                <w:tcPr/>
+                <w:p>
+                  <w:pPr>
+                    <w:pStyle w:val="Compact"/>
+                    <w:jc w:val="center"/>
+                    <w:jc w:val="center"/>
+                  </w:pPr>
+                  <w:r>
+                    <w:t xml:space="preserve">0.608</w:t>
+                  </w:r>
+                </w:p>
+              </w:tc>
+              <w:tc>
+                <w:tcPr/>
+                <w:p>
+                  <w:pPr>
+                    <w:pStyle w:val="Compact"/>
+                    <w:jc w:val="center"/>
+                    <w:jc w:val="center"/>
+                  </w:pPr>
+                  <w:r>
+                    <w:t xml:space="preserve">0.161</w:t>
                   </w:r>
                 </w:p>
               </w:tc>
@@ -21878,7 +22120,7 @@
               <w:t xml:space="preserve">Table 25: Network statistics before and after excluding figurines from Vogelherd only. All other figurines (Hohle Fels, Geissenklösterle, Hohlenstein-Stadel, La Ferrassie) are retained. Threshold = 0.2, Jaccard similarity.</w:t>
             </w:r>
           </w:p>
-          <w:bookmarkEnd w:id="150"/>
+          <w:bookmarkEnd w:id="144"/>
         </w:tc>
       </w:tr>
     </w:tbl>
@@ -21904,7 +22146,7 @@
       <w:tr>
         <w:tc>
           <w:tcPr/>
-          <w:bookmarkStart w:id="151" w:name="tbl-vogelherd-objects"/>
+          <w:bookmarkStart w:id="145" w:name="tbl-vogelherd-objects"/>
           <w:tbl>
             <w:tblPr>
               <w:tblStyle w:val="Table"/>
@@ -22043,12 +22285,12 @@
               <w:t xml:space="preserve">Table 26: Vogelherd object counts before and after removing figurines. Non-figurine objects at Vogelherd (tools, plaquettes, etc.) are retained.</w:t>
             </w:r>
           </w:p>
-          <w:bookmarkEnd w:id="151"/>
+          <w:bookmarkEnd w:id="145"/>
         </w:tc>
       </w:tr>
     </w:tbl>
-    <w:bookmarkEnd w:id="152"/>
-    <w:bookmarkStart w:id="153" w:name="interpretation-4"/>
+    <w:bookmarkEnd w:id="146"/>
+    <w:bookmarkStart w:id="147" w:name="interpretation-4"/>
     <w:p>
       <w:pPr>
         <w:pStyle w:val="Heading3"/>
@@ -22062,7 +22304,7 @@
         <w:pStyle w:val="FirstParagraph"/>
       </w:pPr>
       <w:r>
-        <w:t xml:space="preserve">Removing only Vogelherd’s figurines (50 objects: 173 → 123 in Aur-P1) has a negligible effect on Aur-P1: mean degree drops from 7.50 to 7.40 (−1.3%), one edge is lost (75 → 74), and modularity decreases from 0.332 to 0.328. Aur-P2 shows no change whatsoever (mean degree 4.25 → 4.25, modularity 0.125 → 0.125), confirming that Vogelherd figurines do not contribute to network structure in the later phase.</w:t>
+        <w:t xml:space="preserve">Removing only Vogelherd’s figurines (50 objects: 173 → 123 in Aur-P1) has a negligible effect on Aur-P1: mean degree drops from 7.50 to 7.40 (−1.3%), one edge is lost (75 → 74), and modularity decreases from 0.336 to 0.333. Aur-P2 shows no change whatsoever (mean degree 4.22 → 4.22, modularity 0.161 → 0.161), confirming that Vogelherd figurines do not contribute to network structure in the later phase.</w:t>
       </w:r>
     </w:p>
     <w:p>
@@ -22070,12 +22312,12 @@
         <w:pStyle w:val="BodyText"/>
       </w:pPr>
       <w:r>
-        <w:t xml:space="preserve">The effect of removing Vogelherd figurines alone (−1.3% in Aur-P1) is comparable to removing all 63 figurines globally (0%), and in both cases the network is essentially unchanged. The figurine effect therefore does not scale with the number of figurines removed; figurines at Hohle Fels (8), Geissenklösterle (3), Hohlenstein-Stadel (1), and La Ferrassie (1) do not alter the network structure, and Vogelherd’s connectivity within Aur-P1 is carried by its 123 non-figurine objects.</w:t>
+        <w:t xml:space="preserve">The effect of removing Vogelherd figurines alone (−1.3% in Aur-P1) is the same as removing all 63 figurines globally (−1.3%), and in both cases the network is essentially unchanged. The figurine effect therefore does not scale with the number of figurines removed; figurines at Hohle Fels, Geissenklösterle (3), Hohlenstein-Stadel (1), and La Ferrassie (1) do not alter the network structure — including the four Hohle Fels figurines assigned to Aur-P2, which leave that phase’s network unchanged — and Vogelherd’s connectivity within Aur-P1 is carried by its 123 non-figurine objects.</w:t>
       </w:r>
     </w:p>
-    <w:bookmarkEnd w:id="153"/>
-    <w:bookmarkEnd w:id="154"/>
-    <w:bookmarkStart w:id="156" w:name="s7.5-joint-comparison"/>
+    <w:bookmarkEnd w:id="147"/>
+    <w:bookmarkEnd w:id="148"/>
+    <w:bookmarkStart w:id="150" w:name="s7.5-joint-comparison"/>
     <w:p>
       <w:pPr>
         <w:pStyle w:val="Heading2"/>
@@ -22098,7 +22340,7 @@
       <w:tr>
         <w:tc>
           <w:tcPr/>
-          <w:bookmarkStart w:id="155" w:name="tbl-objtype-joint"/>
+          <w:bookmarkStart w:id="149" w:name="tbl-objtype-joint"/>
           <w:tbl>
             <w:tblPr>
               <w:tblStyle w:val="Table"/>
@@ -22314,7 +22556,7 @@
                     <w:jc w:val="center"/>
                   </w:pPr>
                   <w:r>
-                    <w:t xml:space="preserve">0.332</w:t>
+                    <w:t xml:space="preserve">0.336</w:t>
                   </w:r>
                 </w:p>
               </w:tc>
@@ -22368,59 +22610,59 @@
                     <w:jc w:val="center"/>
                   </w:pPr>
                   <w:r>
-                    <w:t xml:space="preserve">8</w:t>
-                  </w:r>
-                </w:p>
-              </w:tc>
-              <w:tc>
-                <w:tcPr/>
-                <w:p>
-                  <w:pPr>
-                    <w:pStyle w:val="Compact"/>
-                    <w:jc w:val="center"/>
-                    <w:jc w:val="center"/>
-                  </w:pPr>
-                  <w:r>
-                    <w:t xml:space="preserve">17</w:t>
-                  </w:r>
-                </w:p>
-              </w:tc>
-              <w:tc>
-                <w:tcPr/>
-                <w:p>
-                  <w:pPr>
-                    <w:pStyle w:val="Compact"/>
-                    <w:jc w:val="center"/>
-                    <w:jc w:val="center"/>
-                  </w:pPr>
-                  <w:r>
-                    <w:t xml:space="preserve">4.25</w:t>
-                  </w:r>
-                </w:p>
-              </w:tc>
-              <w:tc>
-                <w:tcPr/>
-                <w:p>
-                  <w:pPr>
-                    <w:pStyle w:val="Compact"/>
-                    <w:jc w:val="center"/>
-                    <w:jc w:val="center"/>
-                  </w:pPr>
-                  <w:r>
-                    <w:t xml:space="preserve">0.636</w:t>
-                  </w:r>
-                </w:p>
-              </w:tc>
-              <w:tc>
-                <w:tcPr/>
-                <w:p>
-                  <w:pPr>
-                    <w:pStyle w:val="Compact"/>
-                    <w:jc w:val="center"/>
-                    <w:jc w:val="center"/>
-                  </w:pPr>
-                  <w:r>
-                    <w:t xml:space="preserve">0.125</w:t>
+                    <w:t xml:space="preserve">9</w:t>
+                  </w:r>
+                </w:p>
+              </w:tc>
+              <w:tc>
+                <w:tcPr/>
+                <w:p>
+                  <w:pPr>
+                    <w:pStyle w:val="Compact"/>
+                    <w:jc w:val="center"/>
+                    <w:jc w:val="center"/>
+                  </w:pPr>
+                  <w:r>
+                    <w:t xml:space="preserve">19</w:t>
+                  </w:r>
+                </w:p>
+              </w:tc>
+              <w:tc>
+                <w:tcPr/>
+                <w:p>
+                  <w:pPr>
+                    <w:pStyle w:val="Compact"/>
+                    <w:jc w:val="center"/>
+                    <w:jc w:val="center"/>
+                  </w:pPr>
+                  <w:r>
+                    <w:t xml:space="preserve">4.22</w:t>
+                  </w:r>
+                </w:p>
+              </w:tc>
+              <w:tc>
+                <w:tcPr/>
+                <w:p>
+                  <w:pPr>
+                    <w:pStyle w:val="Compact"/>
+                    <w:jc w:val="center"/>
+                    <w:jc w:val="center"/>
+                  </w:pPr>
+                  <w:r>
+                    <w:t xml:space="preserve">0.608</w:t>
+                  </w:r>
+                </w:p>
+              </w:tc>
+              <w:tc>
+                <w:tcPr/>
+                <w:p>
+                  <w:pPr>
+                    <w:pStyle w:val="Compact"/>
+                    <w:jc w:val="center"/>
+                    <w:jc w:val="center"/>
+                  </w:pPr>
+                  <w:r>
+                    <w:t xml:space="preserve">0.161</w:t>
                   </w:r>
                 </w:p>
               </w:tc>
@@ -22487,59 +22729,59 @@
                     <w:jc w:val="center"/>
                   </w:pPr>
                   <w:r>
-                    <w:t xml:space="preserve">75</w:t>
-                  </w:r>
-                </w:p>
-              </w:tc>
-              <w:tc>
-                <w:tcPr/>
-                <w:p>
-                  <w:pPr>
-                    <w:pStyle w:val="Compact"/>
-                    <w:jc w:val="center"/>
-                    <w:jc w:val="center"/>
-                  </w:pPr>
-                  <w:r>
-                    <w:t xml:space="preserve">7.50</w:t>
-                  </w:r>
-                </w:p>
-              </w:tc>
-              <w:tc>
-                <w:tcPr/>
-                <w:p>
-                  <w:pPr>
-                    <w:pStyle w:val="Compact"/>
-                    <w:jc w:val="center"/>
-                    <w:jc w:val="center"/>
-                  </w:pPr>
-                  <w:r>
-                    <w:t xml:space="preserve">0.699</w:t>
-                  </w:r>
-                </w:p>
-              </w:tc>
-              <w:tc>
-                <w:tcPr/>
-                <w:p>
-                  <w:pPr>
-                    <w:pStyle w:val="Compact"/>
-                    <w:jc w:val="center"/>
-                    <w:jc w:val="center"/>
-                  </w:pPr>
-                  <w:r>
-                    <w:t xml:space="preserve">0.324</w:t>
-                  </w:r>
-                </w:p>
-              </w:tc>
-              <w:tc>
-                <w:tcPr/>
-                <w:p>
-                  <w:pPr>
-                    <w:pStyle w:val="Compact"/>
-                    <w:jc w:val="center"/>
-                    <w:jc w:val="center"/>
-                  </w:pPr>
-                  <w:r>
-                    <w:t xml:space="preserve">0.0</w:t>
+                    <w:t xml:space="preserve">74</w:t>
+                  </w:r>
+                </w:p>
+              </w:tc>
+              <w:tc>
+                <w:tcPr/>
+                <w:p>
+                  <w:pPr>
+                    <w:pStyle w:val="Compact"/>
+                    <w:jc w:val="center"/>
+                    <w:jc w:val="center"/>
+                  </w:pPr>
+                  <w:r>
+                    <w:t xml:space="preserve">7.40</w:t>
+                  </w:r>
+                </w:p>
+              </w:tc>
+              <w:tc>
+                <w:tcPr/>
+                <w:p>
+                  <w:pPr>
+                    <w:pStyle w:val="Compact"/>
+                    <w:jc w:val="center"/>
+                    <w:jc w:val="center"/>
+                  </w:pPr>
+                  <w:r>
+                    <w:t xml:space="preserve">0.683</w:t>
+                  </w:r>
+                </w:p>
+              </w:tc>
+              <w:tc>
+                <w:tcPr/>
+                <w:p>
+                  <w:pPr>
+                    <w:pStyle w:val="Compact"/>
+                    <w:jc w:val="center"/>
+                    <w:jc w:val="center"/>
+                  </w:pPr>
+                  <w:r>
+                    <w:t xml:space="preserve">0.318</w:t>
+                  </w:r>
+                </w:p>
+              </w:tc>
+              <w:tc>
+                <w:tcPr/>
+                <w:p>
+                  <w:pPr>
+                    <w:pStyle w:val="Compact"/>
+                    <w:jc w:val="center"/>
+                    <w:jc w:val="center"/>
+                  </w:pPr>
+                  <w:r>
+                    <w:t xml:space="preserve">-1.3</w:t>
                   </w:r>
                 </w:p>
               </w:tc>
@@ -22580,59 +22822,59 @@
                     <w:jc w:val="center"/>
                   </w:pPr>
                   <w:r>
-                    <w:t xml:space="preserve">8</w:t>
-                  </w:r>
-                </w:p>
-              </w:tc>
-              <w:tc>
-                <w:tcPr/>
-                <w:p>
-                  <w:pPr>
-                    <w:pStyle w:val="Compact"/>
-                    <w:jc w:val="center"/>
-                    <w:jc w:val="center"/>
-                  </w:pPr>
-                  <w:r>
-                    <w:t xml:space="preserve">17</w:t>
-                  </w:r>
-                </w:p>
-              </w:tc>
-              <w:tc>
-                <w:tcPr/>
-                <w:p>
-                  <w:pPr>
-                    <w:pStyle w:val="Compact"/>
-                    <w:jc w:val="center"/>
-                    <w:jc w:val="center"/>
-                  </w:pPr>
-                  <w:r>
-                    <w:t xml:space="preserve">4.25</w:t>
-                  </w:r>
-                </w:p>
-              </w:tc>
-              <w:tc>
-                <w:tcPr/>
-                <w:p>
-                  <w:pPr>
-                    <w:pStyle w:val="Compact"/>
-                    <w:jc w:val="center"/>
-                    <w:jc w:val="center"/>
-                  </w:pPr>
-                  <w:r>
-                    <w:t xml:space="preserve">0.636</w:t>
-                  </w:r>
-                </w:p>
-              </w:tc>
-              <w:tc>
-                <w:tcPr/>
-                <w:p>
-                  <w:pPr>
-                    <w:pStyle w:val="Compact"/>
-                    <w:jc w:val="center"/>
-                    <w:jc w:val="center"/>
-                  </w:pPr>
-                  <w:r>
-                    <w:t xml:space="preserve">0.125</w:t>
+                    <w:t xml:space="preserve">9</w:t>
+                  </w:r>
+                </w:p>
+              </w:tc>
+              <w:tc>
+                <w:tcPr/>
+                <w:p>
+                  <w:pPr>
+                    <w:pStyle w:val="Compact"/>
+                    <w:jc w:val="center"/>
+                    <w:jc w:val="center"/>
+                  </w:pPr>
+                  <w:r>
+                    <w:t xml:space="preserve">19</w:t>
+                  </w:r>
+                </w:p>
+              </w:tc>
+              <w:tc>
+                <w:tcPr/>
+                <w:p>
+                  <w:pPr>
+                    <w:pStyle w:val="Compact"/>
+                    <w:jc w:val="center"/>
+                    <w:jc w:val="center"/>
+                  </w:pPr>
+                  <w:r>
+                    <w:t xml:space="preserve">4.22</w:t>
+                  </w:r>
+                </w:p>
+              </w:tc>
+              <w:tc>
+                <w:tcPr/>
+                <w:p>
+                  <w:pPr>
+                    <w:pStyle w:val="Compact"/>
+                    <w:jc w:val="center"/>
+                    <w:jc w:val="center"/>
+                  </w:pPr>
+                  <w:r>
+                    <w:t xml:space="preserve">0.608</w:t>
+                  </w:r>
+                </w:p>
+              </w:tc>
+              <w:tc>
+                <w:tcPr/>
+                <w:p>
+                  <w:pPr>
+                    <w:pStyle w:val="Compact"/>
+                    <w:jc w:val="center"/>
+                    <w:jc w:val="center"/>
+                  </w:pPr>
+                  <w:r>
+                    <w:t xml:space="preserve">0.161</w:t>
                   </w:r>
                 </w:p>
               </w:tc>
@@ -22738,7 +22980,7 @@
                     <w:jc w:val="center"/>
                   </w:pPr>
                   <w:r>
-                    <w:t xml:space="preserve">0.328</w:t>
+                    <w:t xml:space="preserve">0.333</w:t>
                   </w:r>
                 </w:p>
               </w:tc>
@@ -22792,59 +23034,59 @@
                     <w:jc w:val="center"/>
                   </w:pPr>
                   <w:r>
-                    <w:t xml:space="preserve">8</w:t>
-                  </w:r>
-                </w:p>
-              </w:tc>
-              <w:tc>
-                <w:tcPr/>
-                <w:p>
-                  <w:pPr>
-                    <w:pStyle w:val="Compact"/>
-                    <w:jc w:val="center"/>
-                    <w:jc w:val="center"/>
-                  </w:pPr>
-                  <w:r>
-                    <w:t xml:space="preserve">17</w:t>
-                  </w:r>
-                </w:p>
-              </w:tc>
-              <w:tc>
-                <w:tcPr/>
-                <w:p>
-                  <w:pPr>
-                    <w:pStyle w:val="Compact"/>
-                    <w:jc w:val="center"/>
-                    <w:jc w:val="center"/>
-                  </w:pPr>
-                  <w:r>
-                    <w:t xml:space="preserve">4.25</w:t>
-                  </w:r>
-                </w:p>
-              </w:tc>
-              <w:tc>
-                <w:tcPr/>
-                <w:p>
-                  <w:pPr>
-                    <w:pStyle w:val="Compact"/>
-                    <w:jc w:val="center"/>
-                    <w:jc w:val="center"/>
-                  </w:pPr>
-                  <w:r>
-                    <w:t xml:space="preserve">0.636</w:t>
-                  </w:r>
-                </w:p>
-              </w:tc>
-              <w:tc>
-                <w:tcPr/>
-                <w:p>
-                  <w:pPr>
-                    <w:pStyle w:val="Compact"/>
-                    <w:jc w:val="center"/>
-                    <w:jc w:val="center"/>
-                  </w:pPr>
-                  <w:r>
-                    <w:t xml:space="preserve">0.125</w:t>
+                    <w:t xml:space="preserve">9</w:t>
+                  </w:r>
+                </w:p>
+              </w:tc>
+              <w:tc>
+                <w:tcPr/>
+                <w:p>
+                  <w:pPr>
+                    <w:pStyle w:val="Compact"/>
+                    <w:jc w:val="center"/>
+                    <w:jc w:val="center"/>
+                  </w:pPr>
+                  <w:r>
+                    <w:t xml:space="preserve">19</w:t>
+                  </w:r>
+                </w:p>
+              </w:tc>
+              <w:tc>
+                <w:tcPr/>
+                <w:p>
+                  <w:pPr>
+                    <w:pStyle w:val="Compact"/>
+                    <w:jc w:val="center"/>
+                    <w:jc w:val="center"/>
+                  </w:pPr>
+                  <w:r>
+                    <w:t xml:space="preserve">4.22</w:t>
+                  </w:r>
+                </w:p>
+              </w:tc>
+              <w:tc>
+                <w:tcPr/>
+                <w:p>
+                  <w:pPr>
+                    <w:pStyle w:val="Compact"/>
+                    <w:jc w:val="center"/>
+                    <w:jc w:val="center"/>
+                  </w:pPr>
+                  <w:r>
+                    <w:t xml:space="preserve">0.608</w:t>
+                  </w:r>
+                </w:p>
+              </w:tc>
+              <w:tc>
+                <w:tcPr/>
+                <w:p>
+                  <w:pPr>
+                    <w:pStyle w:val="Compact"/>
+                    <w:jc w:val="center"/>
+                    <w:jc w:val="center"/>
+                  </w:pPr>
+                  <w:r>
+                    <w:t xml:space="preserve">0.161</w:t>
                   </w:r>
                 </w:p>
               </w:tc>
@@ -22876,12 +23118,12 @@
               <w:t xml:space="preserve">Table 27: Side-by-side comparison of network statistics across all conditions: baseline (all objects), exclude all figurines, and exclude Vogelherd figurines only. The rightmost columns show the percentage change in mean degree from baseline.</w:t>
             </w:r>
           </w:p>
-          <w:bookmarkEnd w:id="155"/>
+          <w:bookmarkEnd w:id="149"/>
         </w:tc>
       </w:tr>
     </w:tbl>
-    <w:bookmarkEnd w:id="156"/>
-    <w:bookmarkStart w:id="157" w:name="s7.6-interpretation"/>
+    <w:bookmarkEnd w:id="150"/>
+    <w:bookmarkStart w:id="151" w:name="s7.6-interpretation"/>
     <w:p>
       <w:pPr>
         <w:pStyle w:val="Heading2"/>
@@ -23040,7 +23282,7 @@
               <w:jc w:val="left"/>
             </w:pPr>
             <w:r>
-              <w:t xml:space="preserve">7.50</w:t>
+              <w:t xml:space="preserve">7.40</w:t>
             </w:r>
           </w:p>
         </w:tc>
@@ -23052,7 +23294,7 @@
               <w:jc w:val="left"/>
             </w:pPr>
             <w:r>
-              <w:t xml:space="preserve">0%</w:t>
+              <w:t xml:space="preserve">−1.3%</w:t>
             </w:r>
           </w:p>
         </w:tc>
@@ -23102,7 +23344,7 @@
               <w:jc w:val="left"/>
             </w:pPr>
             <w:r>
-              <w:t xml:space="preserve">4.25</w:t>
+              <w:t xml:space="preserve">4.22</w:t>
             </w:r>
           </w:p>
         </w:tc>
@@ -23114,7 +23356,7 @@
               <w:jc w:val="left"/>
             </w:pPr>
             <w:r>
-              <w:t xml:space="preserve">4.25</w:t>
+              <w:t xml:space="preserve">4.22</w:t>
             </w:r>
           </w:p>
         </w:tc>
@@ -23138,7 +23380,7 @@
               <w:jc w:val="left"/>
             </w:pPr>
             <w:r>
-              <w:t xml:space="preserve">4.25</w:t>
+              <w:t xml:space="preserve">4.22</w:t>
             </w:r>
           </w:p>
         </w:tc>
@@ -23171,7 +23413,7 @@
         <w:t xml:space="preserve"> </w:t>
       </w:r>
       <w:r>
-        <w:t xml:space="preserve">Mean degree changes are at most −1.3% across both phases and all conditions, and excluding all figurines leaves Aur-P1’s edge set completely unchanged (75 edges, mean degree 7.50). Modularity decreases slightly for Aur-P1 when figurines are excluded (0.332 → 0.324 excluding all; 0.332 → 0.328 excluding Vogelherd only) while Aur-P2 is unchanged (0.125), indicating that figurines contribute marginally to within-group cohesion but do not create the community structure.</w:t>
+        <w:t xml:space="preserve">Mean degree changes are at most −1.3% across both phases and all conditions, and excluding all figurines removes a single edge from Aur-P1 (75 → 74, mean degree 7.50 → 7.40) while leaving Aur-P2’s edge set unchanged (19 edges, mean degree 4.22). Modularity decreases slightly for Aur-P1 when figurines are excluded (0.336 → 0.318 excluding all; 0.336 → 0.333 excluding Vogelherd only) while Aur-P2 is unchanged (0.161), indicating that figurines contribute marginally to within-group cohesion but do not create the community structure.</w:t>
       </w:r>
     </w:p>
     <w:p>
@@ -23189,7 +23431,7 @@
         <w:t xml:space="preserve"> </w:t>
       </w:r>
       <w:r>
-        <w:t xml:space="preserve">The main-text connectivity contrast Aur-P1 &gt; Aur-P2 (7.50 &gt; 4.25) is unchanged under both exclusion scenarios (7.50 &gt; 4.25 excluding all figurines; 7.40 &gt; 4.25 excluding Vogelherd figurines only), preserving the key finding that the early phase is the more connected.</w:t>
+        <w:t xml:space="preserve">The main-text connectivity contrast Aur-P1 &gt; Aur-P2 (7.50 &gt; 4.22) is unchanged under both exclusion scenarios (7.40 &gt; 4.22 excluding all figurines; 7.40 &gt; 4.22 excluding Vogelherd figurines only), preserving the key finding that the early phase is the more connected.</w:t>
       </w:r>
     </w:p>
     <w:p>
@@ -23207,7 +23449,7 @@
         <w:t xml:space="preserve"> </w:t>
       </w:r>
       <w:r>
-        <w:t xml:space="preserve">Removing Vogelherd figurines alone (−1.3%) produces a similar, if slightly larger, effect than removing all 63 figurines globally (0%). Figurines at Hohle Fels, Geissenklösterle, Hohlenstein-Stadel, and La Ferrassie do not alter network structure. This indicates that although Vogelherd’s figurine assemblage is unusually rich — 50 of 63 figurines — and contributes disproportionately to sign-type counts, its 123 remaining non-figurine objects still carry a sufficiently diverse sign repertoire to maintain network connectivity.</w:t>
+        <w:t xml:space="preserve">Removing Vogelherd figurines alone (−1.3%) produces the same effect as removing all 63 figurines globally (−1.3%). Figurines at Hohle Fels, Geissenklösterle, Hohlenstein-Stadel, and La Ferrassie do not alter network structure. This indicates that although Vogelherd’s figurine assemblage is unusually rich — 50 of 63 figurines — and contributes disproportionately to sign-type counts, its 123 remaining non-figurine objects still carry a sufficiently diverse sign repertoire to maintain network connectivity.</w:t>
       </w:r>
     </w:p>
     <w:p>
@@ -23225,12 +23467,12 @@
         <w:t xml:space="preserve"> </w:t>
       </w:r>
       <w:r>
-        <w:t xml:space="preserve">The main-text findings are robust to figurine exclusion. The Aur-P1 &gt; Aur-P2 connectivity contrast, the two-group community structure, and the site membership of both phases are all preserved when figurines are removed. The concentration of figurines at Vogelherd does not bias the seriation or network results, and the broader-range group’s connectivity within Aur-P1 is supported by non-figurine sign types. We note that modularity decreases slightly when figurines are excluded (Aur-P1: 0.332 → 0.324), suggesting that figurines contribute modestly to community cohesion — consistent with Bentz and Dutkiewicz’s (2026) argument that figurines carry high-information sign sequences — but the communities themselves are defined by shared sign types across all object types.</w:t>
+        <w:t xml:space="preserve">The main-text findings are robust to figurine exclusion. The Aur-P1 &gt; Aur-P2 connectivity contrast, the two-group community structure, and the site membership of both phases are all preserved when figurines are removed. The concentration of figurines at Vogelherd does not bias the seriation or network results, and the broader-range group’s connectivity within Aur-P1 is supported by non-figurine sign types. We note that modularity decreases slightly when figurines are excluded (Aur-P1: 0.336 → 0.318), suggesting that figurines contribute modestly to community cohesion — consistent with Bentz and Dutkiewicz’s (2026) argument that figurines carry high-information sign sequences — but the communities themselves are defined by shared sign types across all object types.</w:t>
       </w:r>
     </w:p>
-    <w:bookmarkEnd w:id="157"/>
-    <w:bookmarkEnd w:id="158"/>
-    <w:bookmarkStart w:id="179" w:name="sec-s8"/>
+    <w:bookmarkEnd w:id="151"/>
+    <w:bookmarkEnd w:id="152"/>
+    <w:bookmarkStart w:id="173" w:name="sec-s8"/>
     <w:p>
       <w:pPr>
         <w:pStyle w:val="Heading1"/>
@@ -23239,7 +23481,7 @@
         <w:t xml:space="preserve">S8. Site Reclassification Sensitivity Analysis</w:t>
       </w:r>
     </w:p>
-    <w:bookmarkStart w:id="159" w:name="s8.1-rationale"/>
+    <w:bookmarkStart w:id="153" w:name="s8.1-rationale"/>
     <w:p>
       <w:pPr>
         <w:pStyle w:val="Heading2"/>
@@ -23415,8 +23657,8 @@
         <w:t xml:space="preserve">Because these attributions are load-bearing for the two-phase framework, this section tests the sensitivity of the network results to (A) reverting to the purely date-based assignment used in earlier analyses — each object assigned to a phase by its calibrated date alone — and (B) excluding Vogelherd entirely, given its documented stratigraphic mixing.</w:t>
       </w:r>
     </w:p>
-    <w:bookmarkEnd w:id="159"/>
-    <w:bookmarkStart w:id="162" w:name="s8.2-results"/>
+    <w:bookmarkEnd w:id="153"/>
+    <w:bookmarkStart w:id="156" w:name="s8.2-results"/>
     <w:p>
       <w:pPr>
         <w:pStyle w:val="Heading2"/>
@@ -23439,7 +23681,7 @@
       <w:tr>
         <w:tc>
           <w:tcPr/>
-          <w:bookmarkStart w:id="160" w:name="tbl-reclass-comparison"/>
+          <w:bookmarkStart w:id="154" w:name="tbl-reclass-comparison"/>
           <w:tbl>
             <w:tblPr>
               <w:tblStyle w:val="Table"/>
@@ -23668,7 +23910,7 @@
                     <w:jc w:val="center"/>
                   </w:pPr>
                   <w:r>
-                    <w:t xml:space="preserve">0.332</w:t>
+                    <w:t xml:space="preserve">0.336</w:t>
                   </w:r>
                 </w:p>
               </w:tc>
@@ -23709,72 +23951,72 @@
                     <w:jc w:val="center"/>
                   </w:pPr>
                   <w:r>
-                    <w:t xml:space="preserve">8</w:t>
-                  </w:r>
-                </w:p>
-              </w:tc>
-              <w:tc>
-                <w:tcPr/>
-                <w:p>
-                  <w:pPr>
-                    <w:pStyle w:val="Compact"/>
-                    <w:jc w:val="center"/>
-                    <w:jc w:val="center"/>
-                  </w:pPr>
-                  <w:r>
-                    <w:t xml:space="preserve">17</w:t>
-                  </w:r>
-                </w:p>
-              </w:tc>
-              <w:tc>
-                <w:tcPr/>
-                <w:p>
-                  <w:pPr>
-                    <w:pStyle w:val="Compact"/>
-                    <w:jc w:val="center"/>
-                    <w:jc w:val="center"/>
-                  </w:pPr>
-                  <w:r>
-                    <w:t xml:space="preserve">0.607</w:t>
-                  </w:r>
-                </w:p>
-              </w:tc>
-              <w:tc>
-                <w:tcPr/>
-                <w:p>
-                  <w:pPr>
-                    <w:pStyle w:val="Compact"/>
-                    <w:jc w:val="center"/>
-                    <w:jc w:val="center"/>
-                  </w:pPr>
-                  <w:r>
-                    <w:t xml:space="preserve">4.25</w:t>
-                  </w:r>
-                </w:p>
-              </w:tc>
-              <w:tc>
-                <w:tcPr/>
-                <w:p>
-                  <w:pPr>
-                    <w:pStyle w:val="Compact"/>
-                    <w:jc w:val="center"/>
-                    <w:jc w:val="center"/>
-                  </w:pPr>
-                  <w:r>
-                    <w:t xml:space="preserve">0.636</w:t>
-                  </w:r>
-                </w:p>
-              </w:tc>
-              <w:tc>
-                <w:tcPr/>
-                <w:p>
-                  <w:pPr>
-                    <w:pStyle w:val="Compact"/>
-                    <w:jc w:val="center"/>
-                    <w:jc w:val="center"/>
-                  </w:pPr>
-                  <w:r>
-                    <w:t xml:space="preserve">0.125</w:t>
+                    <w:t xml:space="preserve">9</w:t>
+                  </w:r>
+                </w:p>
+              </w:tc>
+              <w:tc>
+                <w:tcPr/>
+                <w:p>
+                  <w:pPr>
+                    <w:pStyle w:val="Compact"/>
+                    <w:jc w:val="center"/>
+                    <w:jc w:val="center"/>
+                  </w:pPr>
+                  <w:r>
+                    <w:t xml:space="preserve">19</w:t>
+                  </w:r>
+                </w:p>
+              </w:tc>
+              <w:tc>
+                <w:tcPr/>
+                <w:p>
+                  <w:pPr>
+                    <w:pStyle w:val="Compact"/>
+                    <w:jc w:val="center"/>
+                    <w:jc w:val="center"/>
+                  </w:pPr>
+                  <w:r>
+                    <w:t xml:space="preserve">0.528</w:t>
+                  </w:r>
+                </w:p>
+              </w:tc>
+              <w:tc>
+                <w:tcPr/>
+                <w:p>
+                  <w:pPr>
+                    <w:pStyle w:val="Compact"/>
+                    <w:jc w:val="center"/>
+                    <w:jc w:val="center"/>
+                  </w:pPr>
+                  <w:r>
+                    <w:t xml:space="preserve">4.22</w:t>
+                  </w:r>
+                </w:p>
+              </w:tc>
+              <w:tc>
+                <w:tcPr/>
+                <w:p>
+                  <w:pPr>
+                    <w:pStyle w:val="Compact"/>
+                    <w:jc w:val="center"/>
+                    <w:jc w:val="center"/>
+                  </w:pPr>
+                  <w:r>
+                    <w:t xml:space="preserve">0.608</w:t>
+                  </w:r>
+                </w:p>
+              </w:tc>
+              <w:tc>
+                <w:tcPr/>
+                <w:p>
+                  <w:pPr>
+                    <w:pStyle w:val="Compact"/>
+                    <w:jc w:val="center"/>
+                    <w:jc w:val="center"/>
+                  </w:pPr>
+                  <w:r>
+                    <w:t xml:space="preserve">0.161</w:t>
                   </w:r>
                 </w:p>
               </w:tc>
@@ -24092,7 +24334,7 @@
                     <w:jc w:val="center"/>
                   </w:pPr>
                   <w:r>
-                    <w:t xml:space="preserve">0.309</w:t>
+                    <w:t xml:space="preserve">0.312</w:t>
                   </w:r>
                 </w:p>
               </w:tc>
@@ -24133,72 +24375,72 @@
                     <w:jc w:val="center"/>
                   </w:pPr>
                   <w:r>
-                    <w:t xml:space="preserve">8</w:t>
-                  </w:r>
-                </w:p>
-              </w:tc>
-              <w:tc>
-                <w:tcPr/>
-                <w:p>
-                  <w:pPr>
-                    <w:pStyle w:val="Compact"/>
-                    <w:jc w:val="center"/>
-                    <w:jc w:val="center"/>
-                  </w:pPr>
-                  <w:r>
-                    <w:t xml:space="preserve">17</w:t>
-                  </w:r>
-                </w:p>
-              </w:tc>
-              <w:tc>
-                <w:tcPr/>
-                <w:p>
-                  <w:pPr>
-                    <w:pStyle w:val="Compact"/>
-                    <w:jc w:val="center"/>
-                    <w:jc w:val="center"/>
-                  </w:pPr>
-                  <w:r>
-                    <w:t xml:space="preserve">0.607</w:t>
-                  </w:r>
-                </w:p>
-              </w:tc>
-              <w:tc>
-                <w:tcPr/>
-                <w:p>
-                  <w:pPr>
-                    <w:pStyle w:val="Compact"/>
-                    <w:jc w:val="center"/>
-                    <w:jc w:val="center"/>
-                  </w:pPr>
-                  <w:r>
-                    <w:t xml:space="preserve">4.25</w:t>
-                  </w:r>
-                </w:p>
-              </w:tc>
-              <w:tc>
-                <w:tcPr/>
-                <w:p>
-                  <w:pPr>
-                    <w:pStyle w:val="Compact"/>
-                    <w:jc w:val="center"/>
-                    <w:jc w:val="center"/>
-                  </w:pPr>
-                  <w:r>
-                    <w:t xml:space="preserve">0.636</w:t>
-                  </w:r>
-                </w:p>
-              </w:tc>
-              <w:tc>
-                <w:tcPr/>
-                <w:p>
-                  <w:pPr>
-                    <w:pStyle w:val="Compact"/>
-                    <w:jc w:val="center"/>
-                    <w:jc w:val="center"/>
-                  </w:pPr>
-                  <w:r>
-                    <w:t xml:space="preserve">0.125</w:t>
+                    <w:t xml:space="preserve">9</w:t>
+                  </w:r>
+                </w:p>
+              </w:tc>
+              <w:tc>
+                <w:tcPr/>
+                <w:p>
+                  <w:pPr>
+                    <w:pStyle w:val="Compact"/>
+                    <w:jc w:val="center"/>
+                    <w:jc w:val="center"/>
+                  </w:pPr>
+                  <w:r>
+                    <w:t xml:space="preserve">19</w:t>
+                  </w:r>
+                </w:p>
+              </w:tc>
+              <w:tc>
+                <w:tcPr/>
+                <w:p>
+                  <w:pPr>
+                    <w:pStyle w:val="Compact"/>
+                    <w:jc w:val="center"/>
+                    <w:jc w:val="center"/>
+                  </w:pPr>
+                  <w:r>
+                    <w:t xml:space="preserve">0.528</w:t>
+                  </w:r>
+                </w:p>
+              </w:tc>
+              <w:tc>
+                <w:tcPr/>
+                <w:p>
+                  <w:pPr>
+                    <w:pStyle w:val="Compact"/>
+                    <w:jc w:val="center"/>
+                    <w:jc w:val="center"/>
+                  </w:pPr>
+                  <w:r>
+                    <w:t xml:space="preserve">4.22</w:t>
+                  </w:r>
+                </w:p>
+              </w:tc>
+              <w:tc>
+                <w:tcPr/>
+                <w:p>
+                  <w:pPr>
+                    <w:pStyle w:val="Compact"/>
+                    <w:jc w:val="center"/>
+                    <w:jc w:val="center"/>
+                  </w:pPr>
+                  <w:r>
+                    <w:t xml:space="preserve">0.608</w:t>
+                  </w:r>
+                </w:p>
+              </w:tc>
+              <w:tc>
+                <w:tcPr/>
+                <w:p>
+                  <w:pPr>
+                    <w:pStyle w:val="Compact"/>
+                    <w:jc w:val="center"/>
+                    <w:jc w:val="center"/>
+                  </w:pPr>
+                  <w:r>
+                    <w:t xml:space="preserve">0.161</w:t>
                   </w:r>
                 </w:p>
               </w:tc>
@@ -24217,11 +24459,11 @@
               <w:t xml:space="preserve">Table 28: Network statistics under three conditions: baseline (technology-based assignment), date-based (each object assigned purely by calibrated radiocarbon date, with the Spy/El Castillo exclusions retained), and exclude Vogelherd (technology-based baseline with the site of Vogelherd removed entirely). Threshold = 0.2, Jaccard similarity.</w:t>
             </w:r>
           </w:p>
-          <w:bookmarkEnd w:id="160"/>
+          <w:bookmarkEnd w:id="154"/>
         </w:tc>
       </w:tr>
     </w:tbl>
-    <w:bookmarkStart w:id="161" w:name="effects-by-condition"/>
+    <w:bookmarkStart w:id="155" w:name="effects-by-condition"/>
     <w:p>
       <w:pPr>
         <w:pStyle w:val="Heading3"/>
@@ -24245,7 +24487,7 @@
         <w:t xml:space="preserve"> </w:t>
       </w:r>
       <w:r>
-        <w:t xml:space="preserve">Reverting to purely date-based criteria changes the membership of three sites. Mladeč moves from Aur-P2 to Aur-P1 (its ~35–36 ka BP (calibrated) dates fall in the Early Aurignacian range, which is folded into Aur-P1), while Hohle Fels and Vogelherd are split across the phases by object date: 21 of 50 Hohle Fels objects and 160 of 173 Vogelherd objects remain in Aur-P1, and 29 and 13 objects — those calibrated to ~32 ka BP or younger — move to Aur-P2. The date-based assignment therefore fragments long-occupied sites whose assemblages span the phase boundary, which is precisely the failure mode the technology-based attribution is designed to avoid. Under this assignment Aur-P1 grows to 21 sites and 90 edges (mean degree 8.57), while Aur-P2 — now missing Mladeč but containing 42 young-dated objects from Hohle Fels and Vogelherd — has 9 sites and 15 edges (mean degree 3.33).</w:t>
+        <w:t xml:space="preserve">Reverting to purely date-based criteria changes the membership of three sites. Mladeč moves from Aur-P2 to Aur-P1 (its ~35–36 ka BP (calibrated) dates fall in the Early Aurignacian range, which is folded into Aur-P1), while Hohle Fels and Vogelherd are split across the phases by object date: 20 of 49 Hohle Fels objects and 160 of 173 Vogelherd objects remain in Aur-P1, and 29 and 13 objects — those calibrated to ~32 ka BP or younger — move to Aur-P2. The date-based assignment therefore fragments long-occupied sites whose assemblages span the phase boundary, which is precisely the failure mode the technology-based attribution is designed to avoid. Under this assignment Aur-P1 grows to 21 sites and 90 edges (mean degree 8.57), while Aur-P2 — now missing Mladeč but containing 42 young-dated objects from Hohle Fels and Vogelherd — has 9 sites and 15 edges (mean degree 3.33).</w:t>
       </w:r>
     </w:p>
     <w:p>
@@ -24263,12 +24505,12 @@
         <w:t xml:space="preserve"> </w:t>
       </w:r>
       <w:r>
-        <w:t xml:space="preserve">Removing Vogelherd’s 173 objects from the technology-based baseline reduces Aur-P1 from 20 to 19 sites and from 75 to 69 edges. Mean degree falls from 7.5 to 7.26 (−3.2%), and modularity from 0.332 to 0.309. Aur-P2 is unaffected (4.25, 17 edges, 8 sites).</w:t>
+        <w:t xml:space="preserve">Removing Vogelherd’s 173 objects from the technology-based baseline reduces Aur-P1 from 20 to 19 sites and from 75 to 69 edges. Mean degree falls from 7.5 to 7.26 (−3.2%), and modularity from 0.336 to 0.312. Aur-P2 is unaffected (4.22, 19 edges, 9 sites).</w:t>
       </w:r>
     </w:p>
-    <w:bookmarkEnd w:id="161"/>
-    <w:bookmarkEnd w:id="162"/>
-    <w:bookmarkStart w:id="163" w:name="s8.3-phase-ordering-robustness"/>
+    <w:bookmarkEnd w:id="155"/>
+    <w:bookmarkEnd w:id="156"/>
+    <w:bookmarkStart w:id="157" w:name="s8.3-phase-ordering-robustness"/>
     <w:p>
       <w:pPr>
         <w:pStyle w:val="Heading2"/>
@@ -24397,7 +24639,7 @@
               <w:jc w:val="left"/>
             </w:pPr>
             <w:r>
-              <w:t xml:space="preserve">4.25</w:t>
+              <w:t xml:space="preserve">4.22</w:t>
             </w:r>
           </w:p>
         </w:tc>
@@ -24497,7 +24739,7 @@
               <w:jc w:val="left"/>
             </w:pPr>
             <w:r>
-              <w:t xml:space="preserve">4.25</w:t>
+              <w:t xml:space="preserve">4.22</w:t>
             </w:r>
           </w:p>
         </w:tc>
@@ -24520,11 +24762,11 @@
         <w:pStyle w:val="BodyText"/>
       </w:pPr>
       <w:r>
-        <w:t xml:space="preserve">Under the date-based assignment Aur-P1’s mean degree rises (from 7.5 to 8.57) and Aur-P2’s falls (from 4.25 to 3.33), so the contrast is not an artefact of the technological reassignment — the naive date-based assignment, if anything, strengthens it. Excluding Vogelherd weakens but does not remove the contrast (7.26 vs 4.25).</w:t>
+        <w:t xml:space="preserve">Under the date-based assignment Aur-P1’s mean degree rises (from 7.5 to 8.57) and Aur-P2’s falls (from 4.22 to 3.33), so the contrast is not an artefact of the technological reassignment — the naive date-based assignment, if anything, strengthens it. Excluding Vogelherd weakens but does not remove the contrast (7.26 vs 4.22).</w:t>
       </w:r>
     </w:p>
-    <w:bookmarkEnd w:id="163"/>
-    <w:bookmarkStart w:id="178" w:name="s8.4-interpretation"/>
+    <w:bookmarkEnd w:id="157"/>
+    <w:bookmarkStart w:id="172" w:name="s8.4-interpretation"/>
     <w:p>
       <w:pPr>
         <w:pStyle w:val="Heading2"/>
@@ -24546,7 +24788,7 @@
         <w:pStyle w:val="BodyText"/>
       </w:pPr>
       <w:r>
-        <w:t xml:space="preserve">The observed between-phase modularity values are, however, assignment-sensitive: they reverse under the date-based assignment (Aur-P1 0.303 &lt; Aur-P2 0.343, versus 0.332 &gt; 0.125 at baseline). The main text’s between-phase modularity claim rests on the pairwise permutation test computed on the technology-based baseline adopted here, not on the raw modularity ordering, and S5.7 shows that the modularity confidence intervals overlap substantially (Aur-P2 rests on only 8 sites). We therefore recommend reading the between-phase contrast primarily as a difference in community structure demonstrated by the permutation test, rather than as a robust ordering of modularity values across alternative assignments.</w:t>
+        <w:t xml:space="preserve">The observed between-phase modularity values are, however, assignment-sensitive: they reverse under the date-based assignment (Aur-P1 0.303 &lt; Aur-P2 0.343, versus 0.336 &gt; 0.161 at baseline). This reinforces the main text’s caution about between-phase comparisons: the pairwise permutation test on the technology-based baseline finds no significant difference in modularity (or any other network statistic) between the phases, and S5.7 shows that the modularity confidence intervals overlap substantially (Aur-P2 rests on only 9 sites). We therefore recommend reading the between-phase contrast primarily as a difference in network scale rather than as a robust ordering of modularity values across alternative assignments.</w:t>
       </w:r>
     </w:p>
     <w:p>
@@ -24557,8 +24799,8 @@
         <w:t xml:space="preserve">Excluding Vogelherd leaves the ordering intact, consistent with S7’s finding that Aur-P1’s network does not depend on a single site. Finally, the within-phase two-group structure (RQ1) — the restricted/broad dichotomy recovered by seriation, Louvain community detection, bootstrap consensus, and the stochastic block model (S5, S6) — is defined within each phase’s membership and is unaffected by the between-phase assignment criterion tested here.</w:t>
       </w:r>
     </w:p>
-    <w:bookmarkStart w:id="177" w:name="refs"/>
-    <w:bookmarkStart w:id="164" w:name="ref-Chiotti_2005"/>
+    <w:bookmarkStart w:id="171" w:name="refs"/>
+    <w:bookmarkStart w:id="158" w:name="ref-Chiotti_2005"/>
     <w:p>
       <w:pPr>
         <w:pStyle w:val="Bibliography"/>
@@ -24585,8 +24827,8 @@
         <w:t xml:space="preserve">. Oxford: Archaeopress; 2005.</w:t>
       </w:r>
     </w:p>
-    <w:bookmarkEnd w:id="164"/>
-    <w:bookmarkStart w:id="165" w:name="ref-Chiotti_Cretin_2011"/>
+    <w:bookmarkEnd w:id="158"/>
+    <w:bookmarkStart w:id="159" w:name="ref-Chiotti_Cretin_2011"/>
     <w:p>
       <w:pPr>
         <w:pStyle w:val="Bibliography"/>
@@ -24649,8 +24891,8 @@
         <w:t xml:space="preserve">: Two case studies. L’Anthropologie 2011;115:339–60.</w:t>
       </w:r>
     </w:p>
-    <w:bookmarkEnd w:id="165"/>
-    <w:bookmarkStart w:id="167" w:name="ref-Higham_Abri_Pataud_2011"/>
+    <w:bookmarkEnd w:id="159"/>
+    <w:bookmarkStart w:id="161" w:name="ref-Higham_Abri_Pataud_2011"/>
     <w:p>
       <w:pPr>
         <w:pStyle w:val="Bibliography"/>
@@ -24679,7 +24921,7 @@
       <w:r>
         <w:t xml:space="preserve"> </w:t>
       </w:r>
-      <w:hyperlink r:id="rId166">
+      <w:hyperlink r:id="rId160">
         <w:r>
           <w:rPr>
             <w:rStyle w:val="Hyperlink"/>
@@ -24691,8 +24933,8 @@
         <w:t xml:space="preserve">.</w:t>
       </w:r>
     </w:p>
-    <w:bookmarkEnd w:id="167"/>
-    <w:bookmarkStart w:id="168" w:name="ref-Delporte_et_al_1977"/>
+    <w:bookmarkEnd w:id="161"/>
+    <w:bookmarkStart w:id="162" w:name="ref-Delporte_et_al_1977"/>
     <w:p>
       <w:pPr>
         <w:pStyle w:val="Bibliography"/>
@@ -24719,8 +24961,8 @@
         <w:t xml:space="preserve">: Stratigraphie et industrie lithique. Gallia Préhistoire 1977;20:49–88.</w:t>
       </w:r>
     </w:p>
-    <w:bookmarkEnd w:id="168"/>
-    <w:bookmarkStart w:id="170" w:name="ref-Talamo_La_Ferrassie_2020"/>
+    <w:bookmarkEnd w:id="162"/>
+    <w:bookmarkStart w:id="164" w:name="ref-Talamo_La_Ferrassie_2020"/>
     <w:p>
       <w:pPr>
         <w:pStyle w:val="Bibliography"/>
@@ -24770,7 +25012,7 @@
       <w:r>
         <w:t xml:space="preserve"> </w:t>
       </w:r>
-      <w:hyperlink r:id="rId169">
+      <w:hyperlink r:id="rId163">
         <w:r>
           <w:rPr>
             <w:rStyle w:val="Hyperlink"/>
@@ -24782,8 +25024,8 @@
         <w:t xml:space="preserve">.</w:t>
       </w:r>
     </w:p>
-    <w:bookmarkEnd w:id="170"/>
-    <w:bookmarkStart w:id="172" w:name="ref-Oliva_2006"/>
+    <w:bookmarkEnd w:id="164"/>
+    <w:bookmarkStart w:id="166" w:name="ref-Oliva_2006"/>
     <w:p>
       <w:pPr>
         <w:pStyle w:val="Bibliography"/>
@@ -24845,7 +25087,7 @@
       <w:r>
         <w:t xml:space="preserve"> </w:t>
       </w:r>
-      <w:hyperlink r:id="rId171">
+      <w:hyperlink r:id="rId165">
         <w:r>
           <w:rPr>
             <w:rStyle w:val="Hyperlink"/>
@@ -24857,8 +25099,8 @@
         <w:t xml:space="preserve">.</w:t>
       </w:r>
     </w:p>
-    <w:bookmarkEnd w:id="172"/>
-    <w:bookmarkStart w:id="174" w:name="ref-Wild_et_al_2005"/>
+    <w:bookmarkEnd w:id="166"/>
+    <w:bookmarkStart w:id="168" w:name="ref-Wild_et_al_2005"/>
     <w:p>
       <w:pPr>
         <w:pStyle w:val="Bibliography"/>
@@ -24911,7 +25153,7 @@
       <w:r>
         <w:t xml:space="preserve"> </w:t>
       </w:r>
-      <w:hyperlink r:id="rId173">
+      <w:hyperlink r:id="rId167">
         <w:r>
           <w:rPr>
             <w:rStyle w:val="Hyperlink"/>
@@ -24923,8 +25165,8 @@
         <w:t xml:space="preserve">.</w:t>
       </w:r>
     </w:p>
-    <w:bookmarkEnd w:id="174"/>
-    <w:bookmarkStart w:id="176" w:name="ref-Schurch_Conard_2026"/>
+    <w:bookmarkEnd w:id="168"/>
+    <w:bookmarkStart w:id="170" w:name="ref-Schurch_Conard_2026"/>
     <w:p>
       <w:pPr>
         <w:pStyle w:val="Bibliography"/>
@@ -24956,7 +25198,7 @@
       <w:r>
         <w:t xml:space="preserve"> </w:t>
       </w:r>
-      <w:hyperlink r:id="rId175">
+      <w:hyperlink r:id="rId169">
         <w:r>
           <w:rPr>
             <w:rStyle w:val="Hyperlink"/>
@@ -24968,10 +25210,10 @@
         <w:t xml:space="preserve">.</w:t>
       </w:r>
     </w:p>
-    <w:bookmarkEnd w:id="176"/>
-    <w:bookmarkEnd w:id="177"/>
-    <w:bookmarkEnd w:id="178"/>
-    <w:bookmarkEnd w:id="179"/>
+    <w:bookmarkEnd w:id="170"/>
+    <w:bookmarkEnd w:id="171"/>
+    <w:bookmarkEnd w:id="172"/>
+    <w:bookmarkEnd w:id="173"/>
     <w:sectPr>
       <w:pgSz w:h="15840" w:w="12240"/>
       <w:pgMar w:bottom="1440" w:footer="720" w:gutter="0" w:header="720" w:left="1440" w:right="1440" w:top="1440"/>
@@ -25572,1083 +25814,7 @@
 </w:numbering>
 </file>
 
-<file path=word/styles.xml><?xml version="1.0" encoding="utf-8"?>
-<w:styles xmlns:mc="http://schemas.openxmlformats.org/markup-compatibility/2006" xmlns:r="http://schemas.openxmlformats.org/officeDocument/2006/relationships" xmlns:w="http://schemas.openxmlformats.org/wordprocessingml/2006/main" xmlns:w14="http://schemas.microsoft.com/office/word/2010/wordml" xmlns:w15="http://schemas.microsoft.com/office/word/2012/wordml" xmlns:w16="http://schemas.microsoft.com/office/word/2018/wordml" xmlns:w16cex="http://schemas.microsoft.com/office/word/2018/wordml/cex" xmlns:w16cid="http://schemas.microsoft.com/office/word/2016/wordml/cid" xmlns:w16se="http://schemas.microsoft.com/office/word/2015/wordml/symex" mc:Ignorable="w14 w15 w16se w16cid w16 w16cex">
-  <w:docDefaults>
-    <w:rPrDefault>
-      <w:rPr>
-        <w:rFonts w:asciiTheme="minorHAnsi" w:cstheme="minorBidi" w:eastAsiaTheme="minorHAnsi" w:hAnsiTheme="minorHAnsi"/>
-        <w:sz w:val="24"/>
-        <w:szCs w:val="24"/>
-        <w:lang w:bidi="ar-SA" w:eastAsia="en-US" w:val="en-US"/>
-      </w:rPr>
-    </w:rPrDefault>
-    <w:pPrDefault>
-      <w:pPr>
-        <w:spacing w:after="200"/>
-      </w:pPr>
-    </w:pPrDefault>
-  </w:docDefaults>
-  <w:latentStyles w:count="376" w:defLockedState="0" w:defQFormat="0" w:defSemiHidden="0" w:defUIPriority="0" w:defUnhideWhenUsed="0">
-    <w:lsdException w:name="heading 2" w:semiHidden="1" w:unhideWhenUsed="1"/>
-    <w:lsdException w:name="heading 3" w:semiHidden="1" w:unhideWhenUsed="1"/>
-    <w:lsdException w:name="heading 4" w:semiHidden="1" w:unhideWhenUsed="1"/>
-    <w:lsdException w:name="heading 5" w:semiHidden="1" w:unhideWhenUsed="1"/>
-    <w:lsdException w:name="heading 6" w:semiHidden="1" w:unhideWhenUsed="1"/>
-    <w:lsdException w:name="heading 7" w:semiHidden="1" w:unhideWhenUsed="1"/>
-    <w:lsdException w:name="heading 8" w:semiHidden="1" w:unhideWhenUsed="1"/>
-    <w:lsdException w:name="heading 9" w:semiHidden="1" w:unhideWhenUsed="1"/>
-    <w:lsdException w:name="index 1" w:semiHidden="1" w:unhideWhenUsed="1"/>
-    <w:lsdException w:name="index 2" w:semiHidden="1" w:unhideWhenUsed="1"/>
-    <w:lsdException w:name="index 3" w:semiHidden="1" w:unhideWhenUsed="1"/>
-    <w:lsdException w:name="index 4" w:semiHidden="1" w:unhideWhenUsed="1"/>
-    <w:lsdException w:name="index 5" w:semiHidden="1" w:unhideWhenUsed="1"/>
-    <w:lsdException w:name="index 6" w:semiHidden="1" w:unhideWhenUsed="1"/>
-    <w:lsdException w:name="index 7" w:semiHidden="1" w:unhideWhenUsed="1"/>
-    <w:lsdException w:name="index 8" w:semiHidden="1" w:unhideWhenUsed="1"/>
-    <w:lsdException w:name="index 9" w:semiHidden="1" w:unhideWhenUsed="1"/>
-    <w:lsdException w:name="toc 1" w:semiHidden="1" w:unhideWhenUsed="1"/>
-    <w:lsdException w:name="toc 2" w:semiHidden="1" w:unhideWhenUsed="1"/>
-    <w:lsdException w:name="toc 3" w:semiHidden="1" w:unhideWhenUsed="1"/>
-    <w:lsdException w:name="toc 4" w:semiHidden="1" w:unhideWhenUsed="1"/>
-    <w:lsdException w:name="toc 5" w:semiHidden="1" w:unhideWhenUsed="1"/>
-    <w:lsdException w:name="toc 6" w:semiHidden="1" w:unhideWhenUsed="1"/>
-    <w:lsdException w:name="toc 7" w:semiHidden="1" w:unhideWhenUsed="1"/>
-    <w:lsdException w:name="toc 8" w:semiHidden="1" w:unhideWhenUsed="1"/>
-    <w:lsdException w:name="toc 9" w:semiHidden="1" w:unhideWhenUsed="1"/>
-    <w:lsdException w:name="Normal Indent" w:semiHidden="1" w:unhideWhenUsed="1"/>
-    <w:lsdException w:name="footnote text" w:semiHidden="1" w:unhideWhenUsed="1"/>
-    <w:lsdException w:name="annotation text" w:semiHidden="1" w:unhideWhenUsed="1"/>
-    <w:lsdException w:name="header" w:semiHidden="1" w:unhideWhenUsed="1"/>
-    <w:lsdException w:name="footer" w:semiHidden="1" w:unhideWhenUsed="1"/>
-    <w:lsdException w:name="index heading" w:semiHidden="1" w:unhideWhenUsed="1"/>
-    <w:lsdException w:name="caption" w:semiHidden="1" w:unhideWhenUsed="1"/>
-    <w:lsdException w:name="table of figures" w:semiHidden="1" w:unhideWhenUsed="1"/>
-    <w:lsdException w:name="envelope address" w:semiHidden="1" w:unhideWhenUsed="1"/>
-    <w:lsdException w:name="envelope return" w:semiHidden="1" w:unhideWhenUsed="1"/>
-    <w:lsdException w:name="footnote reference" w:semiHidden="1" w:unhideWhenUsed="1"/>
-    <w:lsdException w:name="annotation reference" w:semiHidden="1" w:unhideWhenUsed="1"/>
-    <w:lsdException w:name="line number" w:semiHidden="1" w:unhideWhenUsed="1"/>
-    <w:lsdException w:name="page number" w:semiHidden="1" w:unhideWhenUsed="1"/>
-    <w:lsdException w:name="endnote reference" w:semiHidden="1" w:unhideWhenUsed="1"/>
-    <w:lsdException w:name="endnote text" w:semiHidden="1" w:unhideWhenUsed="1"/>
-    <w:lsdException w:name="macro" w:semiHidden="1" w:unhideWhenUsed="1"/>
-    <w:lsdException w:name="toa heading" w:semiHidden="1" w:unhideWhenUsed="1"/>
-    <w:lsdException w:name="List Number" w:semiHidden="1" w:unhideWhenUsed="1"/>
-    <w:lsdException w:name="List 2" w:semiHidden="1" w:unhideWhenUsed="1"/>
-    <w:lsdException w:name="List 3" w:semiHidden="1" w:unhideWhenUsed="1"/>
-    <w:lsdException w:name="List 4" w:semiHidden="1" w:unhideWhenUsed="1"/>
-    <w:lsdException w:name="List 5" w:semiHidden="1" w:unhideWhenUsed="1"/>
-    <w:lsdException w:name="List Bullet 2" w:semiHidden="1" w:unhideWhenUsed="1"/>
-    <w:lsdException w:name="List Bullet 3" w:semiHidden="1" w:unhideWhenUsed="1"/>
-    <w:lsdException w:name="List Bullet 4" w:semiHidden="1" w:unhideWhenUsed="1"/>
-    <w:lsdException w:name="List Bullet 5" w:semiHidden="1" w:unhideWhenUsed="1"/>
-    <w:lsdException w:name="List Number 2" w:semiHidden="1" w:unhideWhenUsed="1"/>
-    <w:lsdException w:name="List Number 3" w:semiHidden="1" w:unhideWhenUsed="1"/>
-    <w:lsdException w:name="List Number 4" w:semiHidden="1" w:unhideWhenUsed="1"/>
-    <w:lsdException w:name="List Number 5" w:semiHidden="1" w:unhideWhenUsed="1"/>
-    <w:lsdException w:name="Closing" w:semiHidden="1" w:unhideWhenUsed="1"/>
-    <w:lsdException w:name="Signature" w:semiHidden="1" w:unhideWhenUsed="1"/>
-    <w:lsdException w:name="Default Paragraph Font" w:semiHidden="1" w:unhideWhenUsed="1"/>
-    <w:lsdException w:name="Body Text" w:semiHidden="1" w:unhideWhenUsed="1"/>
-    <w:lsdException w:name="Body Text Indent" w:semiHidden="1" w:unhideWhenUsed="1"/>
-    <w:lsdException w:name="List Continue" w:semiHidden="1" w:unhideWhenUsed="1"/>
-    <w:lsdException w:name="Message Header" w:semiHidden="1" w:unhideWhenUsed="1"/>
-    <w:lsdException w:name="Salutation" w:semiHidden="1" w:unhideWhenUsed="1"/>
-    <w:lsdException w:name="Date" w:semiHidden="1" w:unhideWhenUsed="1"/>
-    <w:lsdException w:name="Body Text First Indent" w:semiHidden="1" w:unhideWhenUsed="1"/>
-    <w:lsdException w:name="Body Text First Indent 2" w:semiHidden="1" w:unhideWhenUsed="1"/>
-    <w:lsdException w:name="Note Heading" w:semiHidden="1" w:unhideWhenUsed="1"/>
-    <w:lsdException w:name="Body Text 2" w:semiHidden="1" w:unhideWhenUsed="1"/>
-    <w:lsdException w:name="Body Text 3" w:semiHidden="1" w:unhideWhenUsed="1"/>
-    <w:lsdException w:name="Body Text Indent 2" w:semiHidden="1" w:unhideWhenUsed="1"/>
-    <w:lsdException w:name="Body Text Indent 3" w:semiHidden="1" w:unhideWhenUsed="1"/>
-    <w:lsdException w:name="Block Text" w:semiHidden="1" w:unhideWhenUsed="1"/>
-    <w:lsdException w:name="Hyperlink" w:semiHidden="1" w:unhideWhenUsed="1"/>
-    <w:lsdException w:name="FollowedHyperlink" w:semiHidden="1" w:unhideWhenUsed="1"/>
-    <w:lsdException w:name="Document Map" w:semiHidden="1" w:unhideWhenUsed="1"/>
-    <w:lsdException w:name="Plain Text" w:semiHidden="1" w:unhideWhenUsed="1"/>
-    <w:lsdException w:name="E-mail Signature" w:semiHidden="1" w:unhideWhenUsed="1"/>
-    <w:lsdException w:name="HTML Top of Form" w:semiHidden="1" w:unhideWhenUsed="1"/>
-    <w:lsdException w:name="HTML Bottom of Form" w:semiHidden="1" w:unhideWhenUsed="1"/>
-    <w:lsdException w:name="Normal (Web)" w:semiHidden="1" w:unhideWhenUsed="1"/>
-    <w:lsdException w:name="HTML Acronym" w:semiHidden="1" w:unhideWhenUsed="1"/>
-    <w:lsdException w:name="HTML Address" w:semiHidden="1" w:unhideWhenUsed="1"/>
-    <w:lsdException w:name="HTML Cite" w:semiHidden="1" w:unhideWhenUsed="1"/>
-    <w:lsdException w:name="HTML Code" w:semiHidden="1" w:unhideWhenUsed="1"/>
-    <w:lsdException w:name="HTML Definition" w:semiHidden="1" w:unhideWhenUsed="1"/>
-    <w:lsdException w:name="HTML Keyboard" w:semiHidden="1" w:unhideWhenUsed="1"/>
-    <w:lsdException w:name="HTML Preformatted" w:semiHidden="1" w:unhideWhenUsed="1"/>
-    <w:lsdException w:name="HTML Sample" w:semiHidden="1" w:unhideWhenUsed="1"/>
-    <w:lsdException w:name="HTML Typewriter" w:semiHidden="1" w:unhideWhenUsed="1"/>
-    <w:lsdException w:name="HTML Variable" w:semiHidden="1" w:unhideWhenUsed="1"/>
-    <w:lsdException w:name="Normal Table" w:semiHidden="1" w:unhideWhenUsed="1"/>
-    <w:lsdException w:name="annotation subject" w:semiHidden="1" w:unhideWhenUsed="1"/>
-    <w:lsdException w:name="No List" w:semiHidden="1" w:unhideWhenUsed="1"/>
-    <w:lsdException w:name="Outline List 1" w:semiHidden="1" w:unhideWhenUsed="1"/>
-    <w:lsdException w:name="Outline List 2" w:semiHidden="1" w:unhideWhenUsed="1"/>
-    <w:lsdException w:name="Outline List 3" w:semiHidden="1" w:unhideWhenUsed="1"/>
-    <w:lsdException w:name="Table Simple 1" w:semiHidden="1" w:unhideWhenUsed="1"/>
-    <w:lsdException w:name="Table Simple 2" w:semiHidden="1" w:unhideWhenUsed="1"/>
-    <w:lsdException w:name="Table Simple 3" w:semiHidden="1" w:unhideWhenUsed="1"/>
-    <w:lsdException w:name="Table Classic 1" w:semiHidden="1" w:unhideWhenUsed="1"/>
-    <w:lsdException w:name="Table Classic 2" w:semiHidden="1" w:unhideWhenUsed="1"/>
-    <w:lsdException w:name="Table Classic 3" w:semiHidden="1" w:unhideWhenUsed="1"/>
-    <w:lsdException w:name="Table Classic 4" w:semiHidden="1" w:unhideWhenUsed="1"/>
-    <w:lsdException w:name="Table Colorful 1" w:semiHidden="1" w:unhideWhenUsed="1"/>
-    <w:lsdException w:name="Table Colorful 2" w:semiHidden="1" w:unhideWhenUsed="1"/>
-    <w:lsdException w:name="Table Colorful 3" w:semiHidden="1" w:unhideWhenUsed="1"/>
-    <w:lsdException w:name="Table Columns 1" w:semiHidden="1" w:unhideWhenUsed="1"/>
-    <w:lsdException w:name="Table Columns 2" w:semiHidden="1" w:unhideWhenUsed="1"/>
-    <w:lsdException w:name="Table Columns 3" w:semiHidden="1" w:unhideWhenUsed="1"/>
-    <w:lsdException w:name="Table Columns 4" w:semiHidden="1" w:unhideWhenUsed="1"/>
-    <w:lsdException w:name="Table Columns 5" w:semiHidden="1" w:unhideWhenUsed="1"/>
-    <w:lsdException w:name="Table Grid 1" w:semiHidden="1" w:unhideWhenUsed="1"/>
-    <w:lsdException w:name="Table Grid 2" w:semiHidden="1" w:unhideWhenUsed="1"/>
-    <w:lsdException w:name="Table Grid 3" w:semiHidden="1" w:unhideWhenUsed="1"/>
-    <w:lsdException w:name="Table Grid 4" w:semiHidden="1" w:unhideWhenUsed="1"/>
-    <w:lsdException w:name="Table Grid 5" w:semiHidden="1" w:unhideWhenUsed="1"/>
-    <w:lsdException w:name="Table Grid 6" w:semiHidden="1" w:unhideWhenUsed="1"/>
-    <w:lsdException w:name="Table Grid 7" w:semiHidden="1" w:unhideWhenUsed="1"/>
-    <w:lsdException w:name="Table Grid 8" w:semiHidden="1" w:unhideWhenUsed="1"/>
-    <w:lsdException w:name="Table List 1" w:semiHidden="1" w:unhideWhenUsed="1"/>
-    <w:lsdException w:name="Table List 2" w:semiHidden="1" w:unhideWhenUsed="1"/>
-    <w:lsdException w:name="Table List 3" w:semiHidden="1" w:unhideWhenUsed="1"/>
-    <w:lsdException w:name="Table List 4" w:semiHidden="1" w:unhideWhenUsed="1"/>
-    <w:lsdException w:name="Table List 5" w:semiHidden="1" w:unhideWhenUsed="1"/>
-    <w:lsdException w:name="Table List 6" w:semiHidden="1" w:unhideWhenUsed="1"/>
-    <w:lsdException w:name="Table List 7" w:semiHidden="1" w:unhideWhenUsed="1"/>
-    <w:lsdException w:name="Table List 8" w:semiHidden="1" w:unhideWhenUsed="1"/>
-    <w:lsdException w:name="Table 3D effects 1" w:semiHidden="1" w:unhideWhenUsed="1"/>
-    <w:lsdException w:name="Table 3D effects 2" w:semiHidden="1" w:unhideWhenUsed="1"/>
-    <w:lsdException w:name="Table 3D effects 3" w:semiHidden="1" w:unhideWhenUsed="1"/>
-    <w:lsdException w:name="Table Contemporary" w:semiHidden="1" w:unhideWhenUsed="1"/>
-    <w:lsdException w:name="Table Elegant" w:semiHidden="1" w:unhideWhenUsed="1"/>
-    <w:lsdException w:name="Table Professional" w:semiHidden="1" w:unhideWhenUsed="1"/>
-    <w:lsdException w:name="Table Subtle 1" w:semiHidden="1" w:unhideWhenUsed="1"/>
-    <w:lsdException w:name="Table Subtle 2" w:semiHidden="1" w:unhideWhenUsed="1"/>
-    <w:lsdException w:name="Table Web 1" w:semiHidden="1" w:unhideWhenUsed="1"/>
-    <w:lsdException w:name="Light Shading"/>
-    <w:lsdException w:name="Light List"/>
-    <w:lsdException w:name="Light Grid"/>
-    <w:lsdException w:name="Medium Shading 1"/>
-    <w:lsdException w:name="Medium Shading 2"/>
-    <w:lsdException w:name="Medium List 1"/>
-    <w:lsdException w:name="Medium List 2"/>
-    <w:lsdException w:name="Medium Grid 1"/>
-    <w:lsdException w:name="Medium Grid 2"/>
-    <w:lsdException w:name="Medium Grid 3"/>
-    <w:lsdException w:name="Dark List"/>
-    <w:lsdException w:name="Colorful Shading"/>
-    <w:lsdException w:name="Colorful List"/>
-    <w:lsdException w:name="Colorful Grid"/>
-    <w:lsdException w:name="Light Shading Accent 1"/>
-    <w:lsdException w:name="Light List Accent 1"/>
-    <w:lsdException w:name="Light Grid Accent 1"/>
-    <w:lsdException w:name="Medium Shading 1 Accent 1"/>
-    <w:lsdException w:name="Medium Shading 2 Accent 1"/>
-    <w:lsdException w:name="Medium List 1 Accent 1"/>
-    <w:lsdException w:name="Revision" w:semiHidden="1"/>
-    <w:lsdException w:name="Medium List 2 Accent 1"/>
-    <w:lsdException w:name="Medium Grid 1 Accent 1"/>
-    <w:lsdException w:name="Medium Grid 2 Accent 1"/>
-    <w:lsdException w:name="Medium Grid 3 Accent 1"/>
-    <w:lsdException w:name="Dark List Accent 1"/>
-    <w:lsdException w:name="Colorful Shading Accent 1"/>
-    <w:lsdException w:name="Colorful List Accent 1"/>
-    <w:lsdException w:name="Colorful Grid Accent 1"/>
-    <w:lsdException w:name="Light Shading Accent 2"/>
-    <w:lsdException w:name="Light List Accent 2"/>
-    <w:lsdException w:name="Light Grid Accent 2"/>
-    <w:lsdException w:name="Medium Shading 1 Accent 2"/>
-    <w:lsdException w:name="Medium Shading 2 Accent 2"/>
-    <w:lsdException w:name="Medium List 1 Accent 2"/>
-    <w:lsdException w:name="Medium List 2 Accent 2"/>
-    <w:lsdException w:name="Medium Grid 1 Accent 2"/>
-    <w:lsdException w:name="Medium Grid 2 Accent 2"/>
-    <w:lsdException w:name="Medium Grid 3 Accent 2"/>
-    <w:lsdException w:name="Dark List Accent 2"/>
-    <w:lsdException w:name="Colorful Shading Accent 2"/>
-    <w:lsdException w:name="Colorful List Accent 2"/>
-    <w:lsdException w:name="Colorful Grid Accent 2"/>
-    <w:lsdException w:name="Light Shading Accent 3"/>
-    <w:lsdException w:name="Light List Accent 3"/>
-    <w:lsdException w:name="Light Grid Accent 3"/>
-    <w:lsdException w:name="Medium Shading 1 Accent 3"/>
-    <w:lsdException w:name="Medium Shading 2 Accent 3"/>
-    <w:lsdException w:name="Medium List 1 Accent 3"/>
-    <w:lsdException w:name="Medium List 2 Accent 3"/>
-    <w:lsdException w:name="Medium Grid 1 Accent 3"/>
-    <w:lsdException w:name="Medium Grid 2 Accent 3"/>
-    <w:lsdException w:name="Medium Grid 3 Accent 3"/>
-    <w:lsdException w:name="Dark List Accent 3"/>
-    <w:lsdException w:name="Colorful Shading Accent 3"/>
-    <w:lsdException w:name="Colorful List Accent 3"/>
-    <w:lsdException w:name="Colorful Grid Accent 3"/>
-    <w:lsdException w:name="Light Shading Accent 4"/>
-    <w:lsdException w:name="Light List Accent 4"/>
-    <w:lsdException w:name="Light Grid Accent 4"/>
-    <w:lsdException w:name="Medium Shading 1 Accent 4"/>
-    <w:lsdException w:name="Medium Shading 2 Accent 4"/>
-    <w:lsdException w:name="Medium List 1 Accent 4"/>
-    <w:lsdException w:name="Medium List 2 Accent 4"/>
-    <w:lsdException w:name="Medium Grid 1 Accent 4"/>
-    <w:lsdException w:name="Medium Grid 2 Accent 4"/>
-    <w:lsdException w:name="Medium Grid 3 Accent 4"/>
-    <w:lsdException w:name="Dark List Accent 4"/>
-    <w:lsdException w:name="Colorful Shading Accent 4"/>
-    <w:lsdException w:name="Colorful List Accent 4"/>
-    <w:lsdException w:name="Colorful Grid Accent 4"/>
-    <w:lsdException w:name="Light Shading Accent 5"/>
-    <w:lsdException w:name="Light List Accent 5"/>
-    <w:lsdException w:name="Light Grid Accent 5"/>
-    <w:lsdException w:name="Medium Shading 1 Accent 5"/>
-    <w:lsdException w:name="Medium Shading 2 Accent 5"/>
-    <w:lsdException w:name="Medium List 1 Accent 5"/>
-    <w:lsdException w:name="Medium List 2 Accent 5"/>
-    <w:lsdException w:name="Medium Grid 1 Accent 5"/>
-    <w:lsdException w:name="Medium Grid 2 Accent 5"/>
-    <w:lsdException w:name="Medium Grid 3 Accent 5"/>
-    <w:lsdException w:name="Dark List Accent 5"/>
-    <w:lsdException w:name="Colorful Shading Accent 5"/>
-    <w:lsdException w:name="Colorful List Accent 5"/>
-    <w:lsdException w:name="Colorful Grid Accent 5"/>
-    <w:lsdException w:name="Light Shading Accent 6"/>
-    <w:lsdException w:name="Light List Accent 6"/>
-    <w:lsdException w:name="Light Grid Accent 6"/>
-    <w:lsdException w:name="Medium Shading 1 Accent 6"/>
-    <w:lsdException w:name="Medium Shading 2 Accent 6"/>
-    <w:lsdException w:name="Medium List 1 Accent 6"/>
-    <w:lsdException w:name="Medium List 2 Accent 6"/>
-    <w:lsdException w:name="Medium Grid 1 Accent 6"/>
-    <w:lsdException w:name="Medium Grid 2 Accent 6"/>
-    <w:lsdException w:name="Medium Grid 3 Accent 6"/>
-    <w:lsdException w:name="Dark List Accent 6"/>
-    <w:lsdException w:name="Colorful Shading Accent 6"/>
-    <w:lsdException w:name="Colorful List Accent 6"/>
-    <w:lsdException w:name="Colorful Grid Accent 6"/>
-    <w:lsdException w:name="Plain Table 1" w:uiPriority="41"/>
-    <w:lsdException w:name="Plain Table 2" w:uiPriority="42"/>
-    <w:lsdException w:name="Plain Table 3" w:uiPriority="43"/>
-    <w:lsdException w:name="Plain Table 4" w:uiPriority="44"/>
-    <w:lsdException w:name="Plain Table 5" w:uiPriority="45"/>
-    <w:lsdException w:name="Grid Table Light" w:uiPriority="40"/>
-    <w:lsdException w:name="Grid Table 1 Light" w:uiPriority="46"/>
-    <w:lsdException w:name="Grid Table 2" w:uiPriority="47"/>
-    <w:lsdException w:name="Grid Table 3" w:uiPriority="48"/>
-    <w:lsdException w:name="Grid Table 4" w:uiPriority="49"/>
-    <w:lsdException w:name="Grid Table 5 Dark" w:uiPriority="50"/>
-    <w:lsdException w:name="Grid Table 6 Colorful" w:uiPriority="51"/>
-    <w:lsdException w:name="Grid Table 7 Colorful" w:uiPriority="52"/>
-    <w:lsdException w:name="Grid Table 1 Light Accent 1" w:uiPriority="46"/>
-    <w:lsdException w:name="Grid Table 2 Accent 1" w:uiPriority="47"/>
-    <w:lsdException w:name="Grid Table 3 Accent 1" w:uiPriority="48"/>
-    <w:lsdException w:name="Grid Table 4 Accent 1" w:uiPriority="49"/>
-    <w:lsdException w:name="Grid Table 5 Dark Accent 1" w:uiPriority="50"/>
-    <w:lsdException w:name="Grid Table 6 Colorful Accent 1" w:uiPriority="51"/>
-    <w:lsdException w:name="Grid Table 7 Colorful Accent 1" w:uiPriority="52"/>
-    <w:lsdException w:name="Grid Table 1 Light Accent 2" w:uiPriority="46"/>
-    <w:lsdException w:name="Grid Table 2 Accent 2" w:uiPriority="47"/>
-    <w:lsdException w:name="Grid Table 3 Accent 2" w:uiPriority="48"/>
-    <w:lsdException w:name="Grid Table 4 Accent 2" w:uiPriority="49"/>
-    <w:lsdException w:name="Grid Table 5 Dark Accent 2" w:uiPriority="50"/>
-    <w:lsdException w:name="Grid Table 6 Colorful Accent 2" w:uiPriority="51"/>
-    <w:lsdException w:name="Grid Table 7 Colorful Accent 2" w:uiPriority="52"/>
-    <w:lsdException w:name="Grid Table 1 Light Accent 3" w:uiPriority="46"/>
-    <w:lsdException w:name="Grid Table 2 Accent 3" w:uiPriority="47"/>
-    <w:lsdException w:name="Grid Table 3 Accent 3" w:uiPriority="48"/>
-    <w:lsdException w:name="Grid Table 4 Accent 3" w:uiPriority="49"/>
-    <w:lsdException w:name="Grid Table 5 Dark Accent 3" w:uiPriority="50"/>
-    <w:lsdException w:name="Grid Table 6 Colorful Accent 3" w:uiPriority="51"/>
-    <w:lsdException w:name="Grid Table 7 Colorful Accent 3" w:uiPriority="52"/>
-    <w:lsdException w:name="Grid Table 1 Light Accent 4" w:uiPriority="46"/>
-    <w:lsdException w:name="Grid Table 2 Accent 4" w:uiPriority="47"/>
-    <w:lsdException w:name="Grid Table 3 Accent 4" w:uiPriority="48"/>
-    <w:lsdException w:name="Grid Table 4 Accent 4" w:uiPriority="49"/>
-    <w:lsdException w:name="Grid Table 5 Dark Accent 4" w:uiPriority="50"/>
-    <w:lsdException w:name="Grid Table 6 Colorful Accent 4" w:uiPriority="51"/>
-    <w:lsdException w:name="Grid Table 7 Colorful Accent 4" w:uiPriority="52"/>
-    <w:lsdException w:name="Grid Table 1 Light Accent 5" w:uiPriority="46"/>
-    <w:lsdException w:name="Grid Table 2 Accent 5" w:uiPriority="47"/>
-    <w:lsdException w:name="Grid Table 3 Accent 5" w:uiPriority="48"/>
-    <w:lsdException w:name="Grid Table 4 Accent 5" w:uiPriority="49"/>
-    <w:lsdException w:name="Grid Table 5 Dark Accent 5" w:uiPriority="50"/>
-    <w:lsdException w:name="Grid Table 6 Colorful Accent 5" w:uiPriority="51"/>
-    <w:lsdException w:name="Grid Table 7 Colorful Accent 5" w:uiPriority="52"/>
-    <w:lsdException w:name="Grid Table 1 Light Accent 6" w:uiPriority="46"/>
-    <w:lsdException w:name="Grid Table 2 Accent 6" w:uiPriority="47"/>
-    <w:lsdException w:name="Grid Table 3 Accent 6" w:uiPriority="48"/>
-    <w:lsdException w:name="Grid Table 4 Accent 6" w:uiPriority="49"/>
-    <w:lsdException w:name="Grid Table 5 Dark Accent 6" w:uiPriority="50"/>
-    <w:lsdException w:name="Grid Table 6 Colorful Accent 6" w:uiPriority="51"/>
-    <w:lsdException w:name="Grid Table 7 Colorful Accent 6" w:uiPriority="52"/>
-    <w:lsdException w:name="List Table 1 Light" w:uiPriority="46"/>
-    <w:lsdException w:name="List Table 2" w:uiPriority="47"/>
-    <w:lsdException w:name="List Table 3" w:uiPriority="48"/>
-    <w:lsdException w:name="List Table 4" w:uiPriority="49"/>
-    <w:lsdException w:name="List Table 5 Dark" w:uiPriority="50"/>
-    <w:lsdException w:name="List Table 6 Colorful" w:uiPriority="51"/>
-    <w:lsdException w:name="List Table 7 Colorful" w:uiPriority="52"/>
-    <w:lsdException w:name="List Table 1 Light Accent 1" w:uiPriority="46"/>
-    <w:lsdException w:name="List Table 2 Accent 1" w:uiPriority="47"/>
-    <w:lsdException w:name="List Table 3 Accent 1" w:uiPriority="48"/>
-    <w:lsdException w:name="List Table 4 Accent 1" w:uiPriority="49"/>
-    <w:lsdException w:name="List Table 5 Dark Accent 1" w:uiPriority="50"/>
-    <w:lsdException w:name="List Table 6 Colorful Accent 1" w:uiPriority="51"/>
-    <w:lsdException w:name="List Table 7 Colorful Accent 1" w:uiPriority="52"/>
-    <w:lsdException w:name="List Table 1 Light Accent 2" w:uiPriority="46"/>
-    <w:lsdException w:name="List Table 2 Accent 2" w:uiPriority="47"/>
-    <w:lsdException w:name="List Table 3 Accent 2" w:uiPriority="48"/>
-    <w:lsdException w:name="List Table 4 Accent 2" w:uiPriority="49"/>
-    <w:lsdException w:name="List Table 5 Dark Accent 2" w:uiPriority="50"/>
-    <w:lsdException w:name="List Table 6 Colorful Accent 2" w:uiPriority="51"/>
-    <w:lsdException w:name="List Table 7 Colorful Accent 2" w:uiPriority="52"/>
-    <w:lsdException w:name="List Table 1 Light Accent 3" w:uiPriority="46"/>
-    <w:lsdException w:name="List Table 2 Accent 3" w:uiPriority="47"/>
-    <w:lsdException w:name="List Table 3 Accent 3" w:uiPriority="48"/>
-    <w:lsdException w:name="List Table 4 Accent 3" w:uiPriority="49"/>
-    <w:lsdException w:name="List Table 5 Dark Accent 3" w:uiPriority="50"/>
-    <w:lsdException w:name="List Table 6 Colorful Accent 3" w:uiPriority="51"/>
-    <w:lsdException w:name="List Table 7 Colorful Accent 3" w:uiPriority="52"/>
-    <w:lsdException w:name="List Table 1 Light Accent 4" w:uiPriority="46"/>
-    <w:lsdException w:name="List Table 2 Accent 4" w:uiPriority="47"/>
-    <w:lsdException w:name="List Table 3 Accent 4" w:uiPriority="48"/>
-    <w:lsdException w:name="List Table 4 Accent 4" w:uiPriority="49"/>
-    <w:lsdException w:name="List Table 5 Dark Accent 4" w:uiPriority="50"/>
-    <w:lsdException w:name="List Table 6 Colorful Accent 4" w:uiPriority="51"/>
-    <w:lsdException w:name="List Table 7 Colorful Accent 4" w:uiPriority="52"/>
-    <w:lsdException w:name="List Table 1 Light Accent 5" w:uiPriority="46"/>
-    <w:lsdException w:name="List Table 2 Accent 5" w:uiPriority="47"/>
-    <w:lsdException w:name="List Table 3 Accent 5" w:uiPriority="48"/>
-    <w:lsdException w:name="List Table 4 Accent 5" w:uiPriority="49"/>
-    <w:lsdException w:name="List Table 5 Dark Accent 5" w:uiPriority="50"/>
-    <w:lsdException w:name="List Table 6 Colorful Accent 5" w:uiPriority="51"/>
-    <w:lsdException w:name="List Table 7 Colorful Accent 5" w:uiPriority="52"/>
-    <w:lsdException w:name="List Table 1 Light Accent 6" w:uiPriority="46"/>
-    <w:lsdException w:name="List Table 2 Accent 6" w:uiPriority="47"/>
-    <w:lsdException w:name="List Table 3 Accent 6" w:uiPriority="48"/>
-    <w:lsdException w:name="List Table 4 Accent 6" w:uiPriority="49"/>
-    <w:lsdException w:name="List Table 5 Dark Accent 6" w:uiPriority="50"/>
-    <w:lsdException w:name="List Table 6 Colorful Accent 6" w:uiPriority="51"/>
-    <w:lsdException w:name="List Table 7 Colorful Accent 6" w:uiPriority="52"/>
-    <w:lsdException w:name="Mention" w:semiHidden="1" w:uiPriority="99" w:unhideWhenUsed="1"/>
-    <w:lsdException w:name="Smart Hyperlink" w:semiHidden="1" w:uiPriority="99" w:unhideWhenUsed="1"/>
-    <w:lsdException w:name="Hashtag" w:semiHidden="1" w:uiPriority="99" w:unhideWhenUsed="1"/>
-    <w:lsdException w:name="Unresolved Mention" w:semiHidden="1" w:uiPriority="99" w:unhideWhenUsed="1"/>
-    <w:lsdException w:name="Smart Link" w:semiHidden="1" w:uiPriority="99" w:unhideWhenUsed="1"/>
-  </w:latentStyles>
-  <w:style w:default="1" w:styleId="Normal" w:type="paragraph">
-    <w:name w:val="Normal"/>
-    <w:qFormat/>
-  </w:style>
-  <w:style w:styleId="Heading1" w:type="paragraph">
-    <w:name w:val="heading 1"/>
-    <w:basedOn w:val="Normal"/>
-    <w:next w:val="BodyText"/>
-    <w:uiPriority w:val="9"/>
-    <w:qFormat/>
-    <w:pPr>
-      <w:keepNext/>
-      <w:keepLines/>
-      <w:spacing w:after="0" w:before="480"/>
-      <w:outlineLvl w:val="0"/>
-    </w:pPr>
-    <w:rPr>
-      <w:rFonts w:asciiTheme="majorHAnsi" w:cstheme="majorBidi" w:eastAsiaTheme="majorEastAsia" w:hAnsiTheme="majorHAnsi"/>
-      <w:b/>
-      <w:bCs/>
-      <w:color w:themeColor="accent1" w:themeShade="B5" w:val="345A8A"/>
-      <w:sz w:val="32"/>
-      <w:szCs w:val="32"/>
-    </w:rPr>
-  </w:style>
-  <w:style w:styleId="Heading2" w:type="paragraph">
-    <w:name w:val="heading 2"/>
-    <w:basedOn w:val="Normal"/>
-    <w:next w:val="BodyText"/>
-    <w:uiPriority w:val="9"/>
-    <w:unhideWhenUsed/>
-    <w:qFormat/>
-    <w:pPr>
-      <w:keepNext/>
-      <w:keepLines/>
-      <w:spacing w:after="0" w:before="200"/>
-      <w:outlineLvl w:val="1"/>
-    </w:pPr>
-    <w:rPr>
-      <w:rFonts w:asciiTheme="majorHAnsi" w:cstheme="majorBidi" w:eastAsiaTheme="majorEastAsia" w:hAnsiTheme="majorHAnsi"/>
-      <w:b/>
-      <w:bCs/>
-      <w:color w:themeColor="accent1" w:val="4F81BD"/>
-      <w:sz w:val="32"/>
-      <w:szCs w:val="32"/>
-    </w:rPr>
-  </w:style>
-  <w:style w:styleId="Heading3" w:type="paragraph">
-    <w:name w:val="heading 3"/>
-    <w:basedOn w:val="Normal"/>
-    <w:next w:val="BodyText"/>
-    <w:uiPriority w:val="9"/>
-    <w:unhideWhenUsed/>
-    <w:qFormat/>
-    <w:pPr>
-      <w:keepNext/>
-      <w:keepLines/>
-      <w:spacing w:after="0" w:before="200"/>
-      <w:outlineLvl w:val="2"/>
-    </w:pPr>
-    <w:rPr>
-      <w:rFonts w:asciiTheme="majorHAnsi" w:cstheme="majorBidi" w:eastAsiaTheme="majorEastAsia" w:hAnsiTheme="majorHAnsi"/>
-      <w:b/>
-      <w:bCs/>
-      <w:color w:themeColor="accent1" w:val="4F81BD"/>
-      <w:sz w:val="28"/>
-      <w:szCs w:val="28"/>
-    </w:rPr>
-  </w:style>
-  <w:style w:styleId="Heading4" w:type="paragraph">
-    <w:name w:val="heading 4"/>
-    <w:basedOn w:val="Normal"/>
-    <w:next w:val="BodyText"/>
-    <w:uiPriority w:val="9"/>
-    <w:unhideWhenUsed/>
-    <w:qFormat/>
-    <w:pPr>
-      <w:keepNext/>
-      <w:keepLines/>
-      <w:spacing w:after="0" w:before="200"/>
-      <w:outlineLvl w:val="3"/>
-    </w:pPr>
-    <w:rPr>
-      <w:rFonts w:asciiTheme="majorHAnsi" w:cstheme="majorBidi" w:eastAsiaTheme="majorEastAsia" w:hAnsiTheme="majorHAnsi"/>
-      <w:b/>
-      <w:bCs/>
-      <w:color w:themeColor="accent1" w:val="4F81BD"/>
-    </w:rPr>
-  </w:style>
-  <w:style w:styleId="Heading5" w:type="paragraph">
-    <w:name w:val="heading 5"/>
-    <w:basedOn w:val="Normal"/>
-    <w:next w:val="BodyText"/>
-    <w:uiPriority w:val="9"/>
-    <w:unhideWhenUsed/>
-    <w:qFormat/>
-    <w:rsid w:val="00884F3F"/>
-    <w:pPr>
-      <w:keepNext/>
-      <w:keepLines/>
-      <w:pageBreakBefore/>
-      <w:spacing w:after="0" w:before="200" w:line="20" w:lineRule="exact"/>
-      <w:outlineLvl w:val="4"/>
-    </w:pPr>
-    <w:rPr>
-      <w:rFonts w:asciiTheme="majorHAnsi" w:cstheme="majorBidi" w:eastAsiaTheme="majorEastAsia" w:hAnsiTheme="majorHAnsi"/>
-      <w:i/>
-      <w:iCs/>
-      <w:color w:themeColor="background1" w:val="FFFFFF"/>
-      <w:sz w:val="16"/>
-    </w:rPr>
-  </w:style>
-  <w:style w:styleId="Heading6" w:type="paragraph">
-    <w:name w:val="heading 6"/>
-    <w:basedOn w:val="Normal"/>
-    <w:next w:val="BodyText"/>
-    <w:uiPriority w:val="9"/>
-    <w:unhideWhenUsed/>
-    <w:qFormat/>
-    <w:pPr>
-      <w:keepNext/>
-      <w:keepLines/>
-      <w:spacing w:after="0" w:before="200"/>
-      <w:outlineLvl w:val="5"/>
-    </w:pPr>
-    <w:rPr>
-      <w:rFonts w:asciiTheme="majorHAnsi" w:cstheme="majorBidi" w:eastAsiaTheme="majorEastAsia" w:hAnsiTheme="majorHAnsi"/>
-      <w:color w:themeColor="accent1" w:val="4F81BD"/>
-    </w:rPr>
-  </w:style>
-  <w:style w:default="1" w:styleId="DefaultParagraphFont" w:type="character">
-    <w:name w:val="Default Paragraph Font"/>
-    <w:uiPriority w:val="1"/>
-    <w:semiHidden/>
-    <w:unhideWhenUsed/>
-  </w:style>
-  <w:style w:default="1" w:styleId="TableNormal" w:type="table">
-    <w:name w:val="Normal Table"/>
-    <w:uiPriority w:val="99"/>
-    <w:semiHidden/>
-    <w:unhideWhenUsed/>
-    <w:tblPr>
-      <w:tblInd w:type="dxa" w:w="0"/>
-      <w:tblCellMar>
-        <w:top w:type="dxa" w:w="0"/>
-        <w:left w:type="dxa" w:w="108"/>
-        <w:bottom w:type="dxa" w:w="0"/>
-        <w:right w:type="dxa" w:w="108"/>
-      </w:tblCellMar>
-    </w:tblPr>
-  </w:style>
-  <w:style w:default="1" w:styleId="NoList" w:type="numbering">
-    <w:name w:val="No List"/>
-    <w:uiPriority w:val="99"/>
-    <w:semiHidden/>
-    <w:unhideWhenUsed/>
-  </w:style>
-  <w:style w:styleId="BodyText" w:type="paragraph">
-    <w:name w:val="Body Text"/>
-    <w:basedOn w:val="Normal"/>
-    <w:qFormat/>
-    <w:pPr>
-      <w:spacing w:after="180" w:before="180"/>
-    </w:pPr>
-  </w:style>
-  <w:style w:customStyle="1" w:styleId="FirstParagraph" w:type="paragraph">
-    <w:name w:val="First Paragraph"/>
-    <w:basedOn w:val="BodyText"/>
-    <w:next w:val="BodyText"/>
-    <w:qFormat/>
-  </w:style>
-  <w:style w:customStyle="1" w:styleId="Compact" w:type="paragraph">
-    <w:name w:val="Compact"/>
-    <w:basedOn w:val="BodyText"/>
-    <w:qFormat/>
-    <w:pPr>
-      <w:spacing w:after="36" w:before="36"/>
-    </w:pPr>
-    <w:rPr>
-      <w:rFonts w:ascii="Arial" w:cs="Arial" w:hAnsi="Arial"/>
-      <w:sz w:val="20"/>
-      <w:szCs w:val="20"/>
-    </w:rPr>
-  </w:style>
-  <w:style w:styleId="Title" w:type="paragraph">
-    <w:name w:val="Title"/>
-    <w:basedOn w:val="Normal"/>
-    <w:next w:val="BodyText"/>
-    <w:qFormat/>
-    <w:pPr>
-      <w:keepNext/>
-      <w:keepLines/>
-      <w:spacing w:after="240" w:before="480"/>
-      <w:jc w:val="center"/>
-    </w:pPr>
-    <w:rPr>
-      <w:rFonts w:asciiTheme="majorHAnsi" w:cstheme="majorBidi" w:eastAsiaTheme="majorEastAsia" w:hAnsiTheme="majorHAnsi"/>
-      <w:b/>
-      <w:bCs/>
-      <w:color w:themeColor="accent1" w:themeShade="B5" w:val="345A8A"/>
-      <w:sz w:val="36"/>
-      <w:szCs w:val="36"/>
-    </w:rPr>
-  </w:style>
-  <w:style w:styleId="Subtitle" w:type="paragraph">
-    <w:name w:val="Subtitle"/>
-    <w:basedOn w:val="Title"/>
-    <w:next w:val="BodyText"/>
-    <w:qFormat/>
-    <w:pPr>
-      <w:spacing w:before="240"/>
-    </w:pPr>
-    <w:rPr>
-      <w:sz w:val="30"/>
-      <w:szCs w:val="30"/>
-    </w:rPr>
-  </w:style>
-  <w:style w:customStyle="1" w:styleId="Author" w:type="paragraph">
-    <w:name w:val="Author"/>
-    <w:next w:val="BodyText"/>
-    <w:qFormat/>
-    <w:pPr>
-      <w:keepNext/>
-      <w:keepLines/>
-      <w:jc w:val="center"/>
-    </w:pPr>
-  </w:style>
-  <w:style w:styleId="Date" w:type="paragraph">
-    <w:name w:val="Date"/>
-    <w:next w:val="BodyText"/>
-    <w:qFormat/>
-    <w:pPr>
-      <w:keepNext/>
-      <w:keepLines/>
-      <w:jc w:val="center"/>
-    </w:pPr>
-  </w:style>
-  <w:style w:customStyle="1" w:styleId="Abstract" w:type="paragraph">
-    <w:name w:val="Abstract"/>
-    <w:basedOn w:val="Normal"/>
-    <w:next w:val="BodyText"/>
-    <w:qFormat/>
-    <w:pPr>
-      <w:keepNext/>
-      <w:keepLines/>
-      <w:spacing w:after="300" w:before="300"/>
-    </w:pPr>
-    <w:rPr>
-      <w:sz w:val="20"/>
-      <w:szCs w:val="20"/>
-    </w:rPr>
-  </w:style>
-  <w:style w:styleId="Bibliography" w:type="paragraph">
-    <w:name w:val="Bibliography"/>
-    <w:basedOn w:val="Normal"/>
-    <w:qFormat/>
-  </w:style>
-  <w:style w:styleId="BlockText" w:type="paragraph">
-    <w:name w:val="Block Text"/>
-    <w:basedOn w:val="BodyText"/>
-    <w:next w:val="BodyText"/>
-    <w:uiPriority w:val="9"/>
-    <w:unhideWhenUsed/>
-    <w:qFormat/>
-    <w:pPr>
-      <w:spacing w:after="100" w:before="100"/>
-    </w:pPr>
-    <w:rPr>
-      <w:rFonts w:asciiTheme="majorHAnsi" w:cstheme="majorBidi" w:eastAsiaTheme="majorEastAsia" w:hAnsiTheme="majorHAnsi"/>
-      <w:bCs/>
-      <w:sz w:val="20"/>
-      <w:szCs w:val="20"/>
-    </w:rPr>
-  </w:style>
-  <w:style w:styleId="FootnoteText" w:type="paragraph">
-    <w:name w:val="footnote text"/>
-    <w:basedOn w:val="Normal"/>
-    <w:uiPriority w:val="9"/>
-    <w:unhideWhenUsed/>
-    <w:qFormat/>
-  </w:style>
-  <w:style w:customStyle="1" w:styleId="DefinitionTerm" w:type="paragraph">
-    <w:name w:val="Definition Term"/>
-    <w:basedOn w:val="Normal"/>
-    <w:next w:val="Definition"/>
-    <w:pPr>
-      <w:keepNext/>
-      <w:keepLines/>
-      <w:spacing w:after="0"/>
-    </w:pPr>
-    <w:rPr>
-      <w:b/>
-    </w:rPr>
-  </w:style>
-  <w:style w:customStyle="1" w:styleId="Definition" w:type="paragraph">
-    <w:name w:val="Definition"/>
-    <w:basedOn w:val="Normal"/>
-  </w:style>
-  <w:style w:styleId="Caption" w:type="paragraph">
-    <w:name w:val="caption"/>
-    <w:basedOn w:val="Normal"/>
-    <w:link w:val="CaptionChar"/>
-    <w:pPr>
-      <w:spacing w:after="120"/>
-    </w:pPr>
-    <w:rPr>
-      <w:i/>
-    </w:rPr>
-  </w:style>
-  <w:style w:customStyle="1" w:styleId="TableCaption" w:type="paragraph">
-    <w:name w:val="Table Caption"/>
-    <w:basedOn w:val="Caption"/>
-    <w:pPr>
-      <w:keepNext/>
-    </w:pPr>
-  </w:style>
-  <w:style w:customStyle="1" w:styleId="ImageCaption" w:type="paragraph">
-    <w:name w:val="Image Caption"/>
-    <w:basedOn w:val="Caption"/>
-  </w:style>
-  <w:style w:customStyle="1" w:styleId="Figure" w:type="paragraph">
-    <w:name w:val="Figure"/>
-    <w:basedOn w:val="Normal"/>
-  </w:style>
-  <w:style w:customStyle="1" w:styleId="FigurewithCaption" w:type="paragraph">
-    <w:name w:val="Figure with Caption"/>
-    <w:basedOn w:val="Figure"/>
-    <w:pPr>
-      <w:keepNext/>
-    </w:pPr>
-  </w:style>
-  <w:style w:customStyle="1" w:styleId="CaptionChar" w:type="character">
-    <w:name w:val="Caption Char"/>
-    <w:basedOn w:val="DefaultParagraphFont"/>
-    <w:link w:val="Caption"/>
-  </w:style>
-  <w:style w:customStyle="1" w:styleId="VerbatimChar" w:type="character">
-    <w:name w:val="Verbatim Char"/>
-    <w:basedOn w:val="CaptionChar"/>
-    <w:link w:val="SourceCode"/>
-    <w:rPr>
-      <w:rFonts w:ascii="Consolas" w:hAnsi="Consolas"/>
-      <w:sz w:val="22"/>
-    </w:rPr>
-  </w:style>
-  <w:style w:styleId="FootnoteReference" w:type="character">
-    <w:name w:val="footnote reference"/>
-    <w:basedOn w:val="CaptionChar"/>
-    <w:rPr>
-      <w:vertAlign w:val="superscript"/>
-    </w:rPr>
-  </w:style>
-  <w:style w:styleId="Hyperlink" w:type="character">
-    <w:name w:val="Hyperlink"/>
-    <w:basedOn w:val="CaptionChar"/>
-    <w:rPr>
-      <w:color w:themeColor="accent1" w:val="4F81BD"/>
-    </w:rPr>
-  </w:style>
-  <w:style w:styleId="TOCHeading" w:type="paragraph">
-    <w:name w:val="TOC Heading"/>
-    <w:basedOn w:val="Heading1"/>
-    <w:next w:val="BodyText"/>
-    <w:uiPriority w:val="39"/>
-    <w:unhideWhenUsed/>
-    <w:qFormat/>
-    <w:pPr>
-      <w:spacing w:before="240" w:line="259" w:lineRule="auto"/>
-      <w:outlineLvl w:val="9"/>
-    </w:pPr>
-    <w:rPr>
-      <w:b w:val="0"/>
-      <w:bCs w:val="0"/>
-      <w:color w:themeColor="accent1" w:themeShade="BF" w:val="365F91"/>
-    </w:rPr>
-  </w:style>
-  <w:style w:customStyle="1" w:styleId="SourceCode" w:type="paragraph">
-    <w:name w:val="Source Code"/>
-    <w:basedOn w:val="Normal"/>
-    <w:link w:val="VerbatimChar"/>
-    <w:pPr>
-      <w:shd w:color="auto" w:fill="F8F8F8" w:val="clear"/>
-      <w:wordWrap w:val="0"/>
-    </w:pPr>
-  </w:style>
-  <w:style w:customStyle="1" w:styleId="KeywordTok" w:type="character">
-    <w:name w:val="KeywordTok"/>
-    <w:basedOn w:val="VerbatimChar"/>
-    <w:rPr>
-      <w:rFonts w:ascii="Consolas" w:hAnsi="Consolas"/>
-      <w:b/>
-      <w:color w:val="204A87"/>
-      <w:sz w:val="22"/>
-      <w:shd w:color="auto" w:fill="F8F8F8" w:val="clear"/>
-    </w:rPr>
-  </w:style>
-  <w:style w:customStyle="1" w:styleId="DataTypeTok" w:type="character">
-    <w:name w:val="DataTypeTok"/>
-    <w:basedOn w:val="VerbatimChar"/>
-    <w:rPr>
-      <w:rFonts w:ascii="Consolas" w:hAnsi="Consolas"/>
-      <w:color w:val="204A87"/>
-      <w:sz w:val="22"/>
-      <w:shd w:color="auto" w:fill="F8F8F8" w:val="clear"/>
-    </w:rPr>
-  </w:style>
-  <w:style w:customStyle="1" w:styleId="DecValTok" w:type="character">
-    <w:name w:val="DecValTok"/>
-    <w:basedOn w:val="VerbatimChar"/>
-    <w:rPr>
-      <w:rFonts w:ascii="Consolas" w:hAnsi="Consolas"/>
-      <w:color w:val="0000CF"/>
-      <w:sz w:val="22"/>
-      <w:shd w:color="auto" w:fill="F8F8F8" w:val="clear"/>
-    </w:rPr>
-  </w:style>
-  <w:style w:customStyle="1" w:styleId="BaseNTok" w:type="character">
-    <w:name w:val="BaseNTok"/>
-    <w:basedOn w:val="VerbatimChar"/>
-    <w:rPr>
-      <w:rFonts w:ascii="Consolas" w:hAnsi="Consolas"/>
-      <w:color w:val="0000CF"/>
-      <w:sz w:val="22"/>
-      <w:shd w:color="auto" w:fill="F8F8F8" w:val="clear"/>
-    </w:rPr>
-  </w:style>
-  <w:style w:customStyle="1" w:styleId="FloatTok" w:type="character">
-    <w:name w:val="FloatTok"/>
-    <w:basedOn w:val="VerbatimChar"/>
-    <w:rPr>
-      <w:rFonts w:ascii="Consolas" w:hAnsi="Consolas"/>
-      <w:color w:val="0000CF"/>
-      <w:sz w:val="22"/>
-      <w:shd w:color="auto" w:fill="F8F8F8" w:val="clear"/>
-    </w:rPr>
-  </w:style>
-  <w:style w:customStyle="1" w:styleId="ConstantTok" w:type="character">
-    <w:name w:val="ConstantTok"/>
-    <w:basedOn w:val="VerbatimChar"/>
-    <w:rPr>
-      <w:rFonts w:ascii="Consolas" w:hAnsi="Consolas"/>
-      <w:color w:val="000000"/>
-      <w:sz w:val="22"/>
-      <w:shd w:color="auto" w:fill="F8F8F8" w:val="clear"/>
-    </w:rPr>
-  </w:style>
-  <w:style w:customStyle="1" w:styleId="CharTok" w:type="character">
-    <w:name w:val="CharTok"/>
-    <w:basedOn w:val="VerbatimChar"/>
-    <w:rPr>
-      <w:rFonts w:ascii="Consolas" w:hAnsi="Consolas"/>
-      <w:color w:val="4E9A06"/>
-      <w:sz w:val="22"/>
-      <w:shd w:color="auto" w:fill="F8F8F8" w:val="clear"/>
-    </w:rPr>
-  </w:style>
-  <w:style w:customStyle="1" w:styleId="SpecialCharTok" w:type="character">
-    <w:name w:val="SpecialCharTok"/>
-    <w:basedOn w:val="VerbatimChar"/>
-    <w:rPr>
-      <w:rFonts w:ascii="Consolas" w:hAnsi="Consolas"/>
-      <w:color w:val="000000"/>
-      <w:sz w:val="22"/>
-      <w:shd w:color="auto" w:fill="F8F8F8" w:val="clear"/>
-    </w:rPr>
-  </w:style>
-  <w:style w:customStyle="1" w:styleId="StringTok" w:type="character">
-    <w:name w:val="StringTok"/>
-    <w:basedOn w:val="VerbatimChar"/>
-    <w:rPr>
-      <w:rFonts w:ascii="Consolas" w:hAnsi="Consolas"/>
-      <w:color w:val="4E9A06"/>
-      <w:sz w:val="22"/>
-      <w:shd w:color="auto" w:fill="F8F8F8" w:val="clear"/>
-    </w:rPr>
-  </w:style>
-  <w:style w:customStyle="1" w:styleId="VerbatimStringTok" w:type="character">
-    <w:name w:val="VerbatimStringTok"/>
-    <w:basedOn w:val="VerbatimChar"/>
-    <w:rPr>
-      <w:rFonts w:ascii="Consolas" w:hAnsi="Consolas"/>
-      <w:color w:val="4E9A06"/>
-      <w:sz w:val="22"/>
-      <w:shd w:color="auto" w:fill="F8F8F8" w:val="clear"/>
-    </w:rPr>
-  </w:style>
-  <w:style w:customStyle="1" w:styleId="SpecialStringTok" w:type="character">
-    <w:name w:val="SpecialStringTok"/>
-    <w:basedOn w:val="VerbatimChar"/>
-    <w:rPr>
-      <w:rFonts w:ascii="Consolas" w:hAnsi="Consolas"/>
-      <w:color w:val="4E9A06"/>
-      <w:sz w:val="22"/>
-      <w:shd w:color="auto" w:fill="F8F8F8" w:val="clear"/>
-    </w:rPr>
-  </w:style>
-  <w:style w:customStyle="1" w:styleId="ImportTok" w:type="character">
-    <w:name w:val="ImportTok"/>
-    <w:basedOn w:val="VerbatimChar"/>
-    <w:rPr>
-      <w:rFonts w:ascii="Consolas" w:hAnsi="Consolas"/>
-      <w:sz w:val="22"/>
-      <w:shd w:color="auto" w:fill="F8F8F8" w:val="clear"/>
-    </w:rPr>
-  </w:style>
-  <w:style w:customStyle="1" w:styleId="CommentTok" w:type="character">
-    <w:name w:val="CommentTok"/>
-    <w:basedOn w:val="VerbatimChar"/>
-    <w:rPr>
-      <w:rFonts w:ascii="Consolas" w:hAnsi="Consolas"/>
-      <w:i/>
-      <w:color w:val="8F5902"/>
-      <w:sz w:val="22"/>
-      <w:shd w:color="auto" w:fill="F8F8F8" w:val="clear"/>
-    </w:rPr>
-  </w:style>
-  <w:style w:customStyle="1" w:styleId="DocumentationTok" w:type="character">
-    <w:name w:val="DocumentationTok"/>
-    <w:basedOn w:val="VerbatimChar"/>
-    <w:rPr>
-      <w:rFonts w:ascii="Consolas" w:hAnsi="Consolas"/>
-      <w:b/>
-      <w:i/>
-      <w:color w:val="8F5902"/>
-      <w:sz w:val="22"/>
-      <w:shd w:color="auto" w:fill="F8F8F8" w:val="clear"/>
-    </w:rPr>
-  </w:style>
-  <w:style w:customStyle="1" w:styleId="AnnotationTok" w:type="character">
-    <w:name w:val="AnnotationTok"/>
-    <w:basedOn w:val="VerbatimChar"/>
-    <w:rPr>
-      <w:rFonts w:ascii="Consolas" w:hAnsi="Consolas"/>
-      <w:b/>
-      <w:i/>
-      <w:color w:val="8F5902"/>
-      <w:sz w:val="22"/>
-      <w:shd w:color="auto" w:fill="F8F8F8" w:val="clear"/>
-    </w:rPr>
-  </w:style>
-  <w:style w:customStyle="1" w:styleId="CommentVarTok" w:type="character">
-    <w:name w:val="CommentVarTok"/>
-    <w:basedOn w:val="VerbatimChar"/>
-    <w:rPr>
-      <w:rFonts w:ascii="Consolas" w:hAnsi="Consolas"/>
-      <w:b/>
-      <w:i/>
-      <w:color w:val="8F5902"/>
-      <w:sz w:val="22"/>
-      <w:shd w:color="auto" w:fill="F8F8F8" w:val="clear"/>
-    </w:rPr>
-  </w:style>
-  <w:style w:customStyle="1" w:styleId="OtherTok" w:type="character">
-    <w:name w:val="OtherTok"/>
-    <w:basedOn w:val="VerbatimChar"/>
-    <w:rPr>
-      <w:rFonts w:ascii="Consolas" w:hAnsi="Consolas"/>
-      <w:color w:val="8F5902"/>
-      <w:sz w:val="22"/>
-      <w:shd w:color="auto" w:fill="F8F8F8" w:val="clear"/>
-    </w:rPr>
-  </w:style>
-  <w:style w:customStyle="1" w:styleId="FunctionTok" w:type="character">
-    <w:name w:val="FunctionTok"/>
-    <w:basedOn w:val="VerbatimChar"/>
-    <w:rPr>
-      <w:rFonts w:ascii="Consolas" w:hAnsi="Consolas"/>
-      <w:color w:val="000000"/>
-      <w:sz w:val="22"/>
-      <w:shd w:color="auto" w:fill="F8F8F8" w:val="clear"/>
-    </w:rPr>
-  </w:style>
-  <w:style w:customStyle="1" w:styleId="VariableTok" w:type="character">
-    <w:name w:val="VariableTok"/>
-    <w:basedOn w:val="VerbatimChar"/>
-    <w:rPr>
-      <w:rFonts w:ascii="Consolas" w:hAnsi="Consolas"/>
-      <w:color w:val="000000"/>
-      <w:sz w:val="22"/>
-      <w:shd w:color="auto" w:fill="F8F8F8" w:val="clear"/>
-    </w:rPr>
-  </w:style>
-  <w:style w:customStyle="1" w:styleId="ControlFlowTok" w:type="character">
-    <w:name w:val="ControlFlowTok"/>
-    <w:basedOn w:val="VerbatimChar"/>
-    <w:rPr>
-      <w:rFonts w:ascii="Consolas" w:hAnsi="Consolas"/>
-      <w:b/>
-      <w:color w:val="204A87"/>
-      <w:sz w:val="22"/>
-      <w:shd w:color="auto" w:fill="F8F8F8" w:val="clear"/>
-    </w:rPr>
-  </w:style>
-  <w:style w:customStyle="1" w:styleId="OperatorTok" w:type="character">
-    <w:name w:val="OperatorTok"/>
-    <w:basedOn w:val="VerbatimChar"/>
-    <w:rPr>
-      <w:rFonts w:ascii="Consolas" w:hAnsi="Consolas"/>
-      <w:b/>
-      <w:color w:val="CE5C00"/>
-      <w:sz w:val="22"/>
-      <w:shd w:color="auto" w:fill="F8F8F8" w:val="clear"/>
-    </w:rPr>
-  </w:style>
-  <w:style w:customStyle="1" w:styleId="BuiltInTok" w:type="character">
-    <w:name w:val="BuiltInTok"/>
-    <w:basedOn w:val="VerbatimChar"/>
-    <w:rPr>
-      <w:rFonts w:ascii="Consolas" w:hAnsi="Consolas"/>
-      <w:sz w:val="22"/>
-      <w:shd w:color="auto" w:fill="F8F8F8" w:val="clear"/>
-    </w:rPr>
-  </w:style>
-  <w:style w:customStyle="1" w:styleId="ExtensionTok" w:type="character">
-    <w:name w:val="ExtensionTok"/>
-    <w:basedOn w:val="VerbatimChar"/>
-    <w:rPr>
-      <w:rFonts w:ascii="Consolas" w:hAnsi="Consolas"/>
-      <w:sz w:val="22"/>
-      <w:shd w:color="auto" w:fill="F8F8F8" w:val="clear"/>
-    </w:rPr>
-  </w:style>
-  <w:style w:customStyle="1" w:styleId="PreprocessorTok" w:type="character">
-    <w:name w:val="PreprocessorTok"/>
-    <w:basedOn w:val="VerbatimChar"/>
-    <w:rPr>
-      <w:rFonts w:ascii="Consolas" w:hAnsi="Consolas"/>
-      <w:i/>
-      <w:color w:val="8F5902"/>
-      <w:sz w:val="22"/>
-      <w:shd w:color="auto" w:fill="F8F8F8" w:val="clear"/>
-    </w:rPr>
-  </w:style>
-  <w:style w:customStyle="1" w:styleId="AttributeTok" w:type="character">
-    <w:name w:val="AttributeTok"/>
-    <w:basedOn w:val="VerbatimChar"/>
-    <w:rPr>
-      <w:rFonts w:ascii="Consolas" w:hAnsi="Consolas"/>
-      <w:color w:val="C4A000"/>
-      <w:sz w:val="22"/>
-      <w:shd w:color="auto" w:fill="F8F8F8" w:val="clear"/>
-    </w:rPr>
-  </w:style>
-  <w:style w:customStyle="1" w:styleId="RegionMarkerTok" w:type="character">
-    <w:name w:val="RegionMarkerTok"/>
-    <w:basedOn w:val="VerbatimChar"/>
-    <w:rPr>
-      <w:rFonts w:ascii="Consolas" w:hAnsi="Consolas"/>
-      <w:sz w:val="22"/>
-      <w:shd w:color="auto" w:fill="F8F8F8" w:val="clear"/>
-    </w:rPr>
-  </w:style>
-  <w:style w:customStyle="1" w:styleId="InformationTok" w:type="character">
-    <w:name w:val="InformationTok"/>
-    <w:basedOn w:val="VerbatimChar"/>
-    <w:rPr>
-      <w:rFonts w:ascii="Consolas" w:hAnsi="Consolas"/>
-      <w:b/>
-      <w:i/>
-      <w:color w:val="8F5902"/>
-      <w:sz w:val="22"/>
-      <w:shd w:color="auto" w:fill="F8F8F8" w:val="clear"/>
-    </w:rPr>
-  </w:style>
-  <w:style w:customStyle="1" w:styleId="WarningTok" w:type="character">
-    <w:name w:val="WarningTok"/>
-    <w:basedOn w:val="VerbatimChar"/>
-    <w:rPr>
-      <w:rFonts w:ascii="Consolas" w:hAnsi="Consolas"/>
-      <w:b/>
-      <w:i/>
-      <w:color w:val="8F5902"/>
-      <w:sz w:val="22"/>
-      <w:shd w:color="auto" w:fill="F8F8F8" w:val="clear"/>
-    </w:rPr>
-  </w:style>
-  <w:style w:customStyle="1" w:styleId="AlertTok" w:type="character">
-    <w:name w:val="AlertTok"/>
-    <w:basedOn w:val="VerbatimChar"/>
-    <w:rPr>
-      <w:rFonts w:ascii="Consolas" w:hAnsi="Consolas"/>
-      <w:color w:val="EF2929"/>
-      <w:sz w:val="22"/>
-      <w:shd w:color="auto" w:fill="F8F8F8" w:val="clear"/>
-    </w:rPr>
-  </w:style>
-  <w:style w:customStyle="1" w:styleId="ErrorTok" w:type="character">
-    <w:name w:val="ErrorTok"/>
-    <w:basedOn w:val="VerbatimChar"/>
-    <w:rPr>
-      <w:rFonts w:ascii="Consolas" w:hAnsi="Consolas"/>
-      <w:b/>
-      <w:color w:val="A40000"/>
-      <w:sz w:val="22"/>
-      <w:shd w:color="auto" w:fill="F8F8F8" w:val="clear"/>
-    </w:rPr>
-  </w:style>
-  <w:style w:customStyle="1" w:styleId="NormalTok" w:type="character">
-    <w:name w:val="NormalTok"/>
-    <w:basedOn w:val="VerbatimChar"/>
-    <w:rPr>
-      <w:rFonts w:ascii="Consolas" w:hAnsi="Consolas"/>
-      <w:sz w:val="22"/>
-      <w:shd w:color="auto" w:fill="F8F8F8" w:val="clear"/>
-    </w:rPr>
-  </w:style>
-  <w:style w:styleId="LineNumber" w:type="character">
-    <w:name w:val="line number"/>
-    <w:basedOn w:val="DefaultParagraphFont"/>
-    <w:rsid w:val="00014752"/>
-  </w:style>
-</w:styles>
+<file path=word/styles.xml><?xml version="1.0" encoding="UTF-8"?><ns0:styles xmlns:ns0="http://schemas.openxmlformats.org/wordprocessingml/2006/main" xmlns:ns1="http://schemas.openxmlformats.org/markup-compatibility/2006" ns1:Ignorable="w14 w15 w16se w16cid w16 w16cex"><ns0:docDefaults><ns0:rPrDefault><ns0:rPr><ns0:rFonts ns0:asciiTheme="minorHAnsi" ns0:cstheme="minorBidi" ns0:eastAsiaTheme="minorHAnsi" ns0:hAnsiTheme="minorHAnsi" /><ns0:sz ns0:val="24" /><ns0:szCs ns0:val="24" /><ns0:lang ns0:bidi="ar-SA" ns0:eastAsia="en-US" ns0:val="en-US" /></ns0:rPr></ns0:rPrDefault><ns0:pPrDefault><ns0:pPr><ns0:spacing ns0:after="200" /></ns0:pPr></ns0:pPrDefault></ns0:docDefaults><ns0:latentStyles ns0:count="376" ns0:defLockedState="0" ns0:defQFormat="0" ns0:defSemiHidden="0" ns0:defUIPriority="0" ns0:defUnhideWhenUsed="0"><ns0:lsdException ns0:name="heading 2" ns0:semiHidden="1" ns0:unhideWhenUsed="1" /><ns0:lsdException ns0:name="heading 3" ns0:semiHidden="1" ns0:unhideWhenUsed="1" /><ns0:lsdException ns0:name="heading 4" ns0:semiHidden="1" ns0:unhideWhenUsed="1" /><ns0:lsdException ns0:name="heading 5" ns0:semiHidden="1" ns0:unhideWhenUsed="1" /><ns0:lsdException ns0:name="heading 6" ns0:semiHidden="1" ns0:unhideWhenUsed="1" /><ns0:lsdException ns0:name="heading 7" ns0:semiHidden="1" ns0:unhideWhenUsed="1" /><ns0:lsdException ns0:name="heading 8" ns0:semiHidden="1" ns0:unhideWhenUsed="1" /><ns0:lsdException ns0:name="heading 9" ns0:semiHidden="1" ns0:unhideWhenUsed="1" /><ns0:lsdException ns0:name="index 1" ns0:semiHidden="1" ns0:unhideWhenUsed="1" /><ns0:lsdException ns0:name="index 2" ns0:semiHidden="1" ns0:unhideWhenUsed="1" /><ns0:lsdException ns0:name="index 3" ns0:semiHidden="1" ns0:unhideWhenUsed="1" /><ns0:lsdException ns0:name="index 4" ns0:semiHidden="1" ns0:unhideWhenUsed="1" /><ns0:lsdException ns0:name="index 5" ns0:semiHidden="1" ns0:unhideWhenUsed="1" /><ns0:lsdException ns0:name="index 6" ns0:semiHidden="1" ns0:unhideWhenUsed="1" /><ns0:lsdException ns0:name="index 7" ns0:semiHidden="1" ns0:unhideWhenUsed="1" /><ns0:lsdException ns0:name="index 8" ns0:semiHidden="1" ns0:unhideWhenUsed="1" /><ns0:lsdException ns0:name="index 9" ns0:semiHidden="1" ns0:unhideWhenUsed="1" /><ns0:lsdException ns0:name="toc 1" ns0:semiHidden="1" ns0:unhideWhenUsed="1" /><ns0:lsdException ns0:name="toc 2" ns0:semiHidden="1" ns0:unhideWhenUsed="1" /><ns0:lsdException ns0:name="toc 3" ns0:semiHidden="1" ns0:unhideWhenUsed="1" /><ns0:lsdException ns0:name="toc 4" ns0:semiHidden="1" ns0:unhideWhenUsed="1" /><ns0:lsdException ns0:name="toc 5" ns0:semiHidden="1" ns0:unhideWhenUsed="1" /><ns0:lsdException ns0:name="toc 6" ns0:semiHidden="1" ns0:unhideWhenUsed="1" /><ns0:lsdException ns0:name="toc 7" ns0:semiHidden="1" ns0:unhideWhenUsed="1" /><ns0:lsdException ns0:name="toc 8" ns0:semiHidden="1" ns0:unhideWhenUsed="1" /><ns0:lsdException ns0:name="toc 9" ns0:semiHidden="1" ns0:unhideWhenUsed="1" /><ns0:lsdException ns0:name="Normal Indent" ns0:semiHidden="1" ns0:unhideWhenUsed="1" /><ns0:lsdException ns0:name="footnote text" ns0:semiHidden="1" ns0:unhideWhenUsed="1" /><ns0:lsdException ns0:name="annotation text" ns0:semiHidden="1" ns0:unhideWhenUsed="1" /><ns0:lsdException ns0:name="header" ns0:semiHidden="1" ns0:unhideWhenUsed="1" /><ns0:lsdException ns0:name="footer" ns0:semiHidden="1" ns0:unhideWhenUsed="1" /><ns0:lsdException ns0:name="index heading" ns0:semiHidden="1" ns0:unhideWhenUsed="1" /><ns0:lsdException ns0:name="caption" ns0:semiHidden="1" ns0:unhideWhenUsed="1" /><ns0:lsdException ns0:name="table of figures" ns0:semiHidden="1" ns0:unhideWhenUsed="1" /><ns0:lsdException ns0:name="envelope address" ns0:semiHidden="1" ns0:unhideWhenUsed="1" /><ns0:lsdException ns0:name="envelope return" ns0:semiHidden="1" ns0:unhideWhenUsed="1" /><ns0:lsdException ns0:name="footnote reference" ns0:semiHidden="1" ns0:unhideWhenUsed="1" /><ns0:lsdException ns0:name="annotation reference" ns0:semiHidden="1" ns0:unhideWhenUsed="1" /><ns0:lsdException ns0:name="line number" ns0:semiHidden="1" ns0:unhideWhenUsed="1" /><ns0:lsdException ns0:name="page number" ns0:semiHidden="1" ns0:unhideWhenUsed="1" /><ns0:lsdException ns0:name="endnote reference" ns0:semiHidden="1" ns0:unhideWhenUsed="1" /><ns0:lsdException ns0:name="endnote text" ns0:semiHidden="1" ns0:unhideWhenUsed="1" /><ns0:lsdException ns0:name="macro" ns0:semiHidden="1" ns0:unhideWhenUsed="1" /><ns0:lsdException ns0:name="toa heading" ns0:semiHidden="1" ns0:unhideWhenUsed="1" /><ns0:lsdException ns0:name="List Number" ns0:semiHidden="1" ns0:unhideWhenUsed="1" /><ns0:lsdException ns0:name="List 2" ns0:semiHidden="1" ns0:unhideWhenUsed="1" /><ns0:lsdException ns0:name="List 3" ns0:semiHidden="1" ns0:unhideWhenUsed="1" /><ns0:lsdException ns0:name="List 4" ns0:semiHidden="1" ns0:unhideWhenUsed="1" /><ns0:lsdException ns0:name="List 5" ns0:semiHidden="1" ns0:unhideWhenUsed="1" /><ns0:lsdException ns0:name="List Bullet 2" ns0:semiHidden="1" ns0:unhideWhenUsed="1" /><ns0:lsdException ns0:name="List Bullet 3" ns0:semiHidden="1" ns0:unhideWhenUsed="1" /><ns0:lsdException ns0:name="List Bullet 4" ns0:semiHidden="1" ns0:unhideWhenUsed="1" /><ns0:lsdException ns0:name="List Bullet 5" ns0:semiHidden="1" ns0:unhideWhenUsed="1" /><ns0:lsdException ns0:name="List Number 2" ns0:semiHidden="1" ns0:unhideWhenUsed="1" /><ns0:lsdException ns0:name="List Number 3" ns0:semiHidden="1" ns0:unhideWhenUsed="1" /><ns0:lsdException ns0:name="List Number 4" ns0:semiHidden="1" ns0:unhideWhenUsed="1" /><ns0:lsdException ns0:name="List Number 5" ns0:semiHidden="1" ns0:unhideWhenUsed="1" /><ns0:lsdException ns0:name="Closing" ns0:semiHidden="1" ns0:unhideWhenUsed="1" /><ns0:lsdException ns0:name="Signature" ns0:semiHidden="1" ns0:unhideWhenUsed="1" /><ns0:lsdException ns0:name="Default Paragraph Font" ns0:semiHidden="1" ns0:unhideWhenUsed="1" /><ns0:lsdException ns0:name="Body Text" ns0:semiHidden="1" ns0:unhideWhenUsed="1" /><ns0:lsdException ns0:name="Body Text Indent" ns0:semiHidden="1" ns0:unhideWhenUsed="1" /><ns0:lsdException ns0:name="List Continue" ns0:semiHidden="1" ns0:unhideWhenUsed="1" /><ns0:lsdException ns0:name="Message Header" ns0:semiHidden="1" ns0:unhideWhenUsed="1" /><ns0:lsdException ns0:name="Salutation" ns0:semiHidden="1" ns0:unhideWhenUsed="1" /><ns0:lsdException ns0:name="Date" ns0:semiHidden="1" ns0:unhideWhenUsed="1" /><ns0:lsdException ns0:name="Body Text First Indent" ns0:semiHidden="1" ns0:unhideWhenUsed="1" /><ns0:lsdException ns0:name="Body Text First Indent 2" ns0:semiHidden="1" ns0:unhideWhenUsed="1" /><ns0:lsdException ns0:name="Note Heading" ns0:semiHidden="1" ns0:unhideWhenUsed="1" /><ns0:lsdException ns0:name="Body Text 2" ns0:semiHidden="1" ns0:unhideWhenUsed="1" /><ns0:lsdException ns0:name="Body Text 3" ns0:semiHidden="1" ns0:unhideWhenUsed="1" /><ns0:lsdException ns0:name="Body Text Indent 2" ns0:semiHidden="1" ns0:unhideWhenUsed="1" /><ns0:lsdException ns0:name="Body Text Indent 3" ns0:semiHidden="1" ns0:unhideWhenUsed="1" /><ns0:lsdException ns0:name="Block Text" ns0:semiHidden="1" ns0:unhideWhenUsed="1" /><ns0:lsdException ns0:name="Hyperlink" ns0:semiHidden="1" ns0:unhideWhenUsed="1" /><ns0:lsdException ns0:name="FollowedHyperlink" ns0:semiHidden="1" ns0:unhideWhenUsed="1" /><ns0:lsdException ns0:name="Document Map" ns0:semiHidden="1" ns0:unhideWhenUsed="1" /><ns0:lsdException ns0:name="Plain Text" ns0:semiHidden="1" ns0:unhideWhenUsed="1" /><ns0:lsdException ns0:name="E-mail Signature" ns0:semiHidden="1" ns0:unhideWhenUsed="1" /><ns0:lsdException ns0:name="HTML Top of Form" ns0:semiHidden="1" ns0:unhideWhenUsed="1" /><ns0:lsdException ns0:name="HTML Bottom of Form" ns0:semiHidden="1" ns0:unhideWhenUsed="1" /><ns0:lsdException ns0:name="Normal (Web)" ns0:semiHidden="1" ns0:unhideWhenUsed="1" /><ns0:lsdException ns0:name="HTML Acronym" ns0:semiHidden="1" ns0:unhideWhenUsed="1" /><ns0:lsdException ns0:name="HTML Address" ns0:semiHidden="1" ns0:unhideWhenUsed="1" /><ns0:lsdException ns0:name="HTML Cite" ns0:semiHidden="1" ns0:unhideWhenUsed="1" /><ns0:lsdException ns0:name="HTML Code" ns0:semiHidden="1" ns0:unhideWhenUsed="1" /><ns0:lsdException ns0:name="HTML Definition" ns0:semiHidden="1" ns0:unhideWhenUsed="1" /><ns0:lsdException ns0:name="HTML Keyboard" ns0:semiHidden="1" ns0:unhideWhenUsed="1" /><ns0:lsdException ns0:name="HTML Preformatted" ns0:semiHidden="1" ns0:unhideWhenUsed="1" /><ns0:lsdException ns0:name="HTML Sample" ns0:semiHidden="1" ns0:unhideWhenUsed="1" /><ns0:lsdException ns0:name="HTML Typewriter" ns0:semiHidden="1" ns0:unhideWhenUsed="1" /><ns0:lsdException ns0:name="HTML Variable" ns0:semiHidden="1" ns0:unhideWhenUsed="1" /><ns0:lsdException ns0:name="Normal Table" ns0:semiHidden="1" ns0:unhideWhenUsed="1" /><ns0:lsdException ns0:name="annotation subject" ns0:semiHidden="1" ns0:unhideWhenUsed="1" /><ns0:lsdException ns0:name="No List" ns0:semiHidden="1" ns0:unhideWhenUsed="1" /><ns0:lsdException ns0:name="Outline List 1" ns0:semiHidden="1" ns0:unhideWhenUsed="1" /><ns0:lsdException ns0:name="Outline List 2" ns0:semiHidden="1" ns0:unhideWhenUsed="1" /><ns0:lsdException ns0:name="Outline List 3" ns0:semiHidden="1" ns0:unhideWhenUsed="1" /><ns0:lsdException ns0:name="Table Simple 1" ns0:semiHidden="1" ns0:unhideWhenUsed="1" /><ns0:lsdException ns0:name="Table Simple 2" ns0:semiHidden="1" ns0:unhideWhenUsed="1" /><ns0:lsdException ns0:name="Table Simple 3" ns0:semiHidden="1" ns0:unhideWhenUsed="1" /><ns0:lsdException ns0:name="Table Classic 1" ns0:semiHidden="1" ns0:unhideWhenUsed="1" /><ns0:lsdException ns0:name="Table Classic 2" ns0:semiHidden="1" ns0:unhideWhenUsed="1" /><ns0:lsdException ns0:name="Table Classic 3" ns0:semiHidden="1" ns0:unhideWhenUsed="1" /><ns0:lsdException ns0:name="Table Classic 4" ns0:semiHidden="1" ns0:unhideWhenUsed="1" /><ns0:lsdException ns0:name="Table Colorful 1" ns0:semiHidden="1" ns0:unhideWhenUsed="1" /><ns0:lsdException ns0:name="Table Colorful 2" ns0:semiHidden="1" ns0:unhideWhenUsed="1" /><ns0:lsdException ns0:name="Table Colorful 3" ns0:semiHidden="1" ns0:unhideWhenUsed="1" /><ns0:lsdException ns0:name="Table Columns 1" ns0:semiHidden="1" ns0:unhideWhenUsed="1" /><ns0:lsdException ns0:name="Table Columns 2" ns0:semiHidden="1" ns0:unhideWhenUsed="1" /><ns0:lsdException ns0:name="Table Columns 3" ns0:semiHidden="1" ns0:unhideWhenUsed="1" /><ns0:lsdException ns0:name="Table Columns 4" ns0:semiHidden="1" ns0:unhideWhenUsed="1" /><ns0:lsdException ns0:name="Table Columns 5" ns0:semiHidden="1" ns0:unhideWhenUsed="1" /><ns0:lsdException ns0:name="Table Grid 1" ns0:semiHidden="1" ns0:unhideWhenUsed="1" /><ns0:lsdException ns0:name="Table Grid 2" ns0:semiHidden="1" ns0:unhideWhenUsed="1" /><ns0:lsdException ns0:name="Table Grid 3" ns0:semiHidden="1" ns0:unhideWhenUsed="1" /><ns0:lsdException ns0:name="Table Grid 4" ns0:semiHidden="1" ns0:unhideWhenUsed="1" /><ns0:lsdException ns0:name="Table Grid 5" ns0:semiHidden="1" ns0:unhideWhenUsed="1" /><ns0:lsdException ns0:name="Table Grid 6" ns0:semiHidden="1" ns0:unhideWhenUsed="1" /><ns0:lsdException ns0:name="Table Grid 7" ns0:semiHidden="1" ns0:unhideWhenUsed="1" /><ns0:lsdException ns0:name="Table Grid 8" ns0:semiHidden="1" ns0:unhideWhenUsed="1" /><ns0:lsdException ns0:name="Table List 1" ns0:semiHidden="1" ns0:unhideWhenUsed="1" /><ns0:lsdException ns0:name="Table List 2" ns0:semiHidden="1" ns0:unhideWhenUsed="1" /><ns0:lsdException ns0:name="Table List 3" ns0:semiHidden="1" ns0:unhideWhenUsed="1" /><ns0:lsdException ns0:name="Table List 4" ns0:semiHidden="1" ns0:unhideWhenUsed="1" /><ns0:lsdException ns0:name="Table List 5" ns0:semiHidden="1" ns0:unhideWhenUsed="1" /><ns0:lsdException ns0:name="Table List 6" ns0:semiHidden="1" ns0:unhideWhenUsed="1" /><ns0:lsdException ns0:name="Table List 7" ns0:semiHidden="1" ns0:unhideWhenUsed="1" /><ns0:lsdException ns0:name="Table List 8" ns0:semiHidden="1" ns0:unhideWhenUsed="1" /><ns0:lsdException ns0:name="Table 3D effects 1" ns0:semiHidden="1" ns0:unhideWhenUsed="1" /><ns0:lsdException ns0:name="Table 3D effects 2" ns0:semiHidden="1" ns0:unhideWhenUsed="1" /><ns0:lsdException ns0:name="Table 3D effects 3" ns0:semiHidden="1" ns0:unhideWhenUsed="1" /><ns0:lsdException ns0:name="Table Contemporary" ns0:semiHidden="1" ns0:unhideWhenUsed="1" /><ns0:lsdException ns0:name="Table Elegant" ns0:semiHidden="1" ns0:unhideWhenUsed="1" /><ns0:lsdException ns0:name="Table Professional" ns0:semiHidden="1" ns0:unhideWhenUsed="1" /><ns0:lsdException ns0:name="Table Subtle 1" ns0:semiHidden="1" ns0:unhideWhenUsed="1" /><ns0:lsdException ns0:name="Table Subtle 2" ns0:semiHidden="1" ns0:unhideWhenUsed="1" /><ns0:lsdException ns0:name="Table Web 1" ns0:semiHidden="1" ns0:unhideWhenUsed="1" /><ns0:lsdException ns0:name="Light Shading" /><ns0:lsdException ns0:name="Light List" /><ns0:lsdException ns0:name="Light Grid" /><ns0:lsdException ns0:name="Medium Shading 1" /><ns0:lsdException ns0:name="Medium Shading 2" /><ns0:lsdException ns0:name="Medium List 1" /><ns0:lsdException ns0:name="Medium List 2" /><ns0:lsdException ns0:name="Medium Grid 1" /><ns0:lsdException ns0:name="Medium Grid 2" /><ns0:lsdException ns0:name="Medium Grid 3" /><ns0:lsdException ns0:name="Dark List" /><ns0:lsdException ns0:name="Colorful Shading" /><ns0:lsdException ns0:name="Colorful List" /><ns0:lsdException ns0:name="Colorful Grid" /><ns0:lsdException ns0:name="Light Shading Accent 1" /><ns0:lsdException ns0:name="Light List Accent 1" /><ns0:lsdException ns0:name="Light Grid Accent 1" /><ns0:lsdException ns0:name="Medium Shading 1 Accent 1" /><ns0:lsdException ns0:name="Medium Shading 2 Accent 1" /><ns0:lsdException ns0:name="Medium List 1 Accent 1" /><ns0:lsdException ns0:name="Revision" ns0:semiHidden="1" /><ns0:lsdException ns0:name="Medium List 2 Accent 1" /><ns0:lsdException ns0:name="Medium Grid 1 Accent 1" /><ns0:lsdException ns0:name="Medium Grid 2 Accent 1" /><ns0:lsdException ns0:name="Medium Grid 3 Accent 1" /><ns0:lsdException ns0:name="Dark List Accent 1" /><ns0:lsdException ns0:name="Colorful Shading Accent 1" /><ns0:lsdException ns0:name="Colorful List Accent 1" /><ns0:lsdException ns0:name="Colorful Grid Accent 1" /><ns0:lsdException ns0:name="Light Shading Accent 2" /><ns0:lsdException ns0:name="Light List Accent 2" /><ns0:lsdException ns0:name="Light Grid Accent 2" /><ns0:lsdException ns0:name="Medium Shading 1 Accent 2" /><ns0:lsdException ns0:name="Medium Shading 2 Accent 2" /><ns0:lsdException ns0:name="Medium List 1 Accent 2" /><ns0:lsdException ns0:name="Medium List 2 Accent 2" /><ns0:lsdException ns0:name="Medium Grid 1 Accent 2" /><ns0:lsdException ns0:name="Medium Grid 2 Accent 2" /><ns0:lsdException ns0:name="Medium Grid 3 Accent 2" /><ns0:lsdException ns0:name="Dark List Accent 2" /><ns0:lsdException ns0:name="Colorful Shading Accent 2" /><ns0:lsdException ns0:name="Colorful List Accent 2" /><ns0:lsdException ns0:name="Colorful Grid Accent 2" /><ns0:lsdException ns0:name="Light Shading Accent 3" /><ns0:lsdException ns0:name="Light List Accent 3" /><ns0:lsdException ns0:name="Light Grid Accent 3" /><ns0:lsdException ns0:name="Medium Shading 1 Accent 3" /><ns0:lsdException ns0:name="Medium Shading 2 Accent 3" /><ns0:lsdException ns0:name="Medium List 1 Accent 3" /><ns0:lsdException ns0:name="Medium List 2 Accent 3" /><ns0:lsdException ns0:name="Medium Grid 1 Accent 3" /><ns0:lsdException ns0:name="Medium Grid 2 Accent 3" /><ns0:lsdException ns0:name="Medium Grid 3 Accent 3" /><ns0:lsdException ns0:name="Dark List Accent 3" /><ns0:lsdException ns0:name="Colorful Shading Accent 3" /><ns0:lsdException ns0:name="Colorful List Accent 3" /><ns0:lsdException ns0:name="Colorful Grid Accent 3" /><ns0:lsdException ns0:name="Light Shading Accent 4" /><ns0:lsdException ns0:name="Light List Accent 4" /><ns0:lsdException ns0:name="Light Grid Accent 4" /><ns0:lsdException ns0:name="Medium Shading 1 Accent 4" /><ns0:lsdException ns0:name="Medium Shading 2 Accent 4" /><ns0:lsdException ns0:name="Medium List 1 Accent 4" /><ns0:lsdException ns0:name="Medium List 2 Accent 4" /><ns0:lsdException ns0:name="Medium Grid 1 Accent 4" /><ns0:lsdException ns0:name="Medium Grid 2 Accent 4" /><ns0:lsdException ns0:name="Medium Grid 3 Accent 4" /><ns0:lsdException ns0:name="Dark List Accent 4" /><ns0:lsdException ns0:name="Colorful Shading Accent 4" /><ns0:lsdException ns0:name="Colorful List Accent 4" /><ns0:lsdException ns0:name="Colorful Grid Accent 4" /><ns0:lsdException ns0:name="Light Shading Accent 5" /><ns0:lsdException ns0:name="Light List Accent 5" /><ns0:lsdException ns0:name="Light Grid Accent 5" /><ns0:lsdException ns0:name="Medium Shading 1 Accent 5" /><ns0:lsdException ns0:name="Medium Shading 2 Accent 5" /><ns0:lsdException ns0:name="Medium List 1 Accent 5" /><ns0:lsdException ns0:name="Medium List 2 Accent 5" /><ns0:lsdException ns0:name="Medium Grid 1 Accent 5" /><ns0:lsdException ns0:name="Medium Grid 2 Accent 5" /><ns0:lsdException ns0:name="Medium Grid 3 Accent 5" /><ns0:lsdException ns0:name="Dark List Accent 5" /><ns0:lsdException ns0:name="Colorful Shading Accent 5" /><ns0:lsdException ns0:name="Colorful List Accent 5" /><ns0:lsdException ns0:name="Colorful Grid Accent 5" /><ns0:lsdException ns0:name="Light Shading Accent 6" /><ns0:lsdException ns0:name="Light List Accent 6" /><ns0:lsdException ns0:name="Light Grid Accent 6" /><ns0:lsdException ns0:name="Medium Shading 1 Accent 6" /><ns0:lsdException ns0:name="Medium Shading 2 Accent 6" /><ns0:lsdException ns0:name="Medium List 1 Accent 6" /><ns0:lsdException ns0:name="Medium List 2 Accent 6" /><ns0:lsdException ns0:name="Medium Grid 1 Accent 6" /><ns0:lsdException ns0:name="Medium Grid 2 Accent 6" /><ns0:lsdException ns0:name="Medium Grid 3 Accent 6" /><ns0:lsdException ns0:name="Dark List Accent 6" /><ns0:lsdException ns0:name="Colorful Shading Accent 6" /><ns0:lsdException ns0:name="Colorful List Accent 6" /><ns0:lsdException ns0:name="Colorful Grid Accent 6" /><ns0:lsdException ns0:name="Plain Table 1" ns0:uiPriority="41" /><ns0:lsdException ns0:name="Plain Table 2" ns0:uiPriority="42" /><ns0:lsdException ns0:name="Plain Table 3" ns0:uiPriority="43" /><ns0:lsdException ns0:name="Plain Table 4" ns0:uiPriority="44" /><ns0:lsdException ns0:name="Plain Table 5" ns0:uiPriority="45" /><ns0:lsdException ns0:name="Grid Table Light" ns0:uiPriority="40" /><ns0:lsdException ns0:name="Grid Table 1 Light" ns0:uiPriority="46" /><ns0:lsdException ns0:name="Grid Table 2" ns0:uiPriority="47" /><ns0:lsdException ns0:name="Grid Table 3" ns0:uiPriority="48" /><ns0:lsdException ns0:name="Grid Table 4" ns0:uiPriority="49" /><ns0:lsdException ns0:name="Grid Table 5 Dark" ns0:uiPriority="50" /><ns0:lsdException ns0:name="Grid Table 6 Colorful" ns0:uiPriority="51" /><ns0:lsdException ns0:name="Grid Table 7 Colorful" ns0:uiPriority="52" /><ns0:lsdException ns0:name="Grid Table 1 Light Accent 1" ns0:uiPriority="46" /><ns0:lsdException ns0:name="Grid Table 2 Accent 1" ns0:uiPriority="47" /><ns0:lsdException ns0:name="Grid Table 3 Accent 1" ns0:uiPriority="48" /><ns0:lsdException ns0:name="Grid Table 4 Accent 1" ns0:uiPriority="49" /><ns0:lsdException ns0:name="Grid Table 5 Dark Accent 1" ns0:uiPriority="50" /><ns0:lsdException ns0:name="Grid Table 6 Colorful Accent 1" ns0:uiPriority="51" /><ns0:lsdException ns0:name="Grid Table 7 Colorful Accent 1" ns0:uiPriority="52" /><ns0:lsdException ns0:name="Grid Table 1 Light Accent 2" ns0:uiPriority="46" /><ns0:lsdException ns0:name="Grid Table 2 Accent 2" ns0:uiPriority="47" /><ns0:lsdException ns0:name="Grid Table 3 Accent 2" ns0:uiPriority="48" /><ns0:lsdException ns0:name="Grid Table 4 Accent 2" ns0:uiPriority="49" /><ns0:lsdException ns0:name="Grid Table 5 Dark Accent 2" ns0:uiPriority="50" /><ns0:lsdException ns0:name="Grid Table 6 Colorful Accent 2" ns0:uiPriority="51" /><ns0:lsdException ns0:name="Grid Table 7 Colorful Accent 2" ns0:uiPriority="52" /><ns0:lsdException ns0:name="Grid Table 1 Light Accent 3" ns0:uiPriority="46" /><ns0:lsdException ns0:name="Grid Table 2 Accent 3" ns0:uiPriority="47" /><ns0:lsdException ns0:name="Grid Table 3 Accent 3" ns0:uiPriority="48" /><ns0:lsdException ns0:name="Grid Table 4 Accent 3" ns0:uiPriority="49" /><ns0:lsdException ns0:name="Grid Table 5 Dark Accent 3" ns0:uiPriority="50" /><ns0:lsdException ns0:name="Grid Table 6 Colorful Accent 3" ns0:uiPriority="51" /><ns0:lsdException ns0:name="Grid Table 7 Colorful Accent 3" ns0:uiPriority="52" /><ns0:lsdException ns0:name="Grid Table 1 Light Accent 4" ns0:uiPriority="46" /><ns0:lsdException ns0:name="Grid Table 2 Accent 4" ns0:uiPriority="47" /><ns0:lsdException ns0:name="Grid Table 3 Accent 4" ns0:uiPriority="48" /><ns0:lsdException ns0:name="Grid Table 4 Accent 4" ns0:uiPriority="49" /><ns0:lsdException ns0:name="Grid Table 5 Dark Accent 4" ns0:uiPriority="50" /><ns0:lsdException ns0:name="Grid Table 6 Colorful Accent 4" ns0:uiPriority="51" /><ns0:lsdException ns0:name="Grid Table 7 Colorful Accent 4" ns0:uiPriority="52" /><ns0:lsdException ns0:name="Grid Table 1 Light Accent 5" ns0:uiPriority="46" /><ns0:lsdException ns0:name="Grid Table 2 Accent 5" ns0:uiPriority="47" /><ns0:lsdException ns0:name="Grid Table 3 Accent 5" ns0:uiPriority="48" /><ns0:lsdException ns0:name="Grid Table 4 Accent 5" ns0:uiPriority="49" /><ns0:lsdException ns0:name="Grid Table 5 Dark Accent 5" ns0:uiPriority="50" /><ns0:lsdException ns0:name="Grid Table 6 Colorful Accent 5" ns0:uiPriority="51" /><ns0:lsdException ns0:name="Grid Table 7 Colorful Accent 5" ns0:uiPriority="52" /><ns0:lsdException ns0:name="Grid Table 1 Light Accent 6" ns0:uiPriority="46" /><ns0:lsdException ns0:name="Grid Table 2 Accent 6" ns0:uiPriority="47" /><ns0:lsdException ns0:name="Grid Table 3 Accent 6" ns0:uiPriority="48" /><ns0:lsdException ns0:name="Grid Table 4 Accent 6" ns0:uiPriority="49" /><ns0:lsdException ns0:name="Grid Table 5 Dark Accent 6" ns0:uiPriority="50" /><ns0:lsdException ns0:name="Grid Table 6 Colorful Accent 6" ns0:uiPriority="51" /><ns0:lsdException ns0:name="Grid Table 7 Colorful Accent 6" ns0:uiPriority="52" /><ns0:lsdException ns0:name="List Table 1 Light" ns0:uiPriority="46" /><ns0:lsdException ns0:name="List Table 2" ns0:uiPriority="47" /><ns0:lsdException ns0:name="List Table 3" ns0:uiPriority="48" /><ns0:lsdException ns0:name="List Table 4" ns0:uiPriority="49" /><ns0:lsdException ns0:name="List Table 5 Dark" ns0:uiPriority="50" /><ns0:lsdException ns0:name="List Table 6 Colorful" ns0:uiPriority="51" /><ns0:lsdException ns0:name="List Table 7 Colorful" ns0:uiPriority="52" /><ns0:lsdException ns0:name="List Table 1 Light Accent 1" ns0:uiPriority="46" /><ns0:lsdException ns0:name="List Table 2 Accent 1" ns0:uiPriority="47" /><ns0:lsdException ns0:name="List Table 3 Accent 1" ns0:uiPriority="48" /><ns0:lsdException ns0:name="List Table 4 Accent 1" ns0:uiPriority="49" /><ns0:lsdException ns0:name="List Table 5 Dark Accent 1" ns0:uiPriority="50" /><ns0:lsdException ns0:name="List Table 6 Colorful Accent 1" ns0:uiPriority="51" /><ns0:lsdException ns0:name="List Table 7 Colorful Accent 1" ns0:uiPriority="52" /><ns0:lsdException ns0:name="List Table 1 Light Accent 2" ns0:uiPriority="46" /><ns0:lsdException ns0:name="List Table 2 Accent 2" ns0:uiPriority="47" /><ns0:lsdException ns0:name="List Table 3 Accent 2" ns0:uiPriority="48" /><ns0:lsdException ns0:name="List Table 4 Accent 2" ns0:uiPriority="49" /><ns0:lsdException ns0:name="List Table 5 Dark Accent 2" ns0:uiPriority="50" /><ns0:lsdException ns0:name="List Table 6 Colorful Accent 2" ns0:uiPriority="51" /><ns0:lsdException ns0:name="List Table 7 Colorful Accent 2" ns0:uiPriority="52" /><ns0:lsdException ns0:name="List Table 1 Light Accent 3" ns0:uiPriority="46" /><ns0:lsdException ns0:name="List Table 2 Accent 3" ns0:uiPriority="47" /><ns0:lsdException ns0:name="List Table 3 Accent 3" ns0:uiPriority="48" /><ns0:lsdException ns0:name="List Table 4 Accent 3" ns0:uiPriority="49" /><ns0:lsdException ns0:name="List Table 5 Dark Accent 3" ns0:uiPriority="50" /><ns0:lsdException ns0:name="List Table 6 Colorful Accent 3" ns0:uiPriority="51" /><ns0:lsdException ns0:name="List Table 7 Colorful Accent 3" ns0:uiPriority="52" /><ns0:lsdException ns0:name="List Table 1 Light Accent 4" ns0:uiPriority="46" /><ns0:lsdException ns0:name="List Table 2 Accent 4" ns0:uiPriority="47" /><ns0:lsdException ns0:name="List Table 3 Accent 4" ns0:uiPriority="48" /><ns0:lsdException ns0:name="List Table 4 Accent 4" ns0:uiPriority="49" /><ns0:lsdException ns0:name="List Table 5 Dark Accent 4" ns0:uiPriority="50" /><ns0:lsdException ns0:name="List Table 6 Colorful Accent 4" ns0:uiPriority="51" /><ns0:lsdException ns0:name="List Table 7 Colorful Accent 4" ns0:uiPriority="52" /><ns0:lsdException ns0:name="List Table 1 Light Accent 5" ns0:uiPriority="46" /><ns0:lsdException ns0:name="List Table 2 Accent 5" ns0:uiPriority="47" /><ns0:lsdException ns0:name="List Table 3 Accent 5" ns0:uiPriority="48" /><ns0:lsdException ns0:name="List Table 4 Accent 5" ns0:uiPriority="49" /><ns0:lsdException ns0:name="List Table 5 Dark Accent 5" ns0:uiPriority="50" /><ns0:lsdException ns0:name="List Table 6 Colorful Accent 5" ns0:uiPriority="51" /><ns0:lsdException ns0:name="List Table 7 Colorful Accent 5" ns0:uiPriority="52" /><ns0:lsdException ns0:name="List Table 1 Light Accent 6" ns0:uiPriority="46" /><ns0:lsdException ns0:name="List Table 2 Accent 6" ns0:uiPriority="47" /><ns0:lsdException ns0:name="List Table 3 Accent 6" ns0:uiPriority="48" /><ns0:lsdException ns0:name="List Table 4 Accent 6" ns0:uiPriority="49" /><ns0:lsdException ns0:name="List Table 5 Dark Accent 6" ns0:uiPriority="50" /><ns0:lsdException ns0:name="List Table 6 Colorful Accent 6" ns0:uiPriority="51" /><ns0:lsdException ns0:name="List Table 7 Colorful Accent 6" ns0:uiPriority="52" /><ns0:lsdException ns0:name="Mention" ns0:semiHidden="1" ns0:uiPriority="99" ns0:unhideWhenUsed="1" /><ns0:lsdException ns0:name="Smart Hyperlink" ns0:semiHidden="1" ns0:uiPriority="99" ns0:unhideWhenUsed="1" /><ns0:lsdException ns0:name="Hashtag" ns0:semiHidden="1" ns0:uiPriority="99" ns0:unhideWhenUsed="1" /><ns0:lsdException ns0:name="Unresolved Mention" ns0:semiHidden="1" ns0:uiPriority="99" ns0:unhideWhenUsed="1" /><ns0:lsdException ns0:name="Smart Link" ns0:semiHidden="1" ns0:uiPriority="99" ns0:unhideWhenUsed="1" /></ns0:latentStyles><ns0:style ns0:default="1" ns0:styleId="Normal" ns0:type="paragraph"><ns0:name ns0:val="Normal" /><ns0:qFormat /></ns0:style><ns0:style ns0:styleId="Heading1" ns0:type="paragraph"><ns0:name ns0:val="heading 1" /><ns0:basedOn ns0:val="Normal" /><ns0:next ns0:val="BodyText" /><ns0:uiPriority ns0:val="9" /><ns0:qFormat /><ns0:pPr><ns0:keepNext /><ns0:keepLines /><ns0:spacing ns0:after="0" ns0:before="480" /><ns0:outlineLvl ns0:val="0" /></ns0:pPr><ns0:rPr><ns0:rFonts ns0:asciiTheme="majorHAnsi" ns0:cstheme="majorBidi" ns0:eastAsiaTheme="majorEastAsia" ns0:hAnsiTheme="majorHAnsi" /><ns0:b /><ns0:bCs /><ns0:color ns0:themeColor="accent1" ns0:themeShade="B5" ns0:val="345A8A" /><ns0:sz ns0:val="32" /><ns0:szCs ns0:val="32" /></ns0:rPr></ns0:style><ns0:style ns0:styleId="Heading2" ns0:type="paragraph"><ns0:name ns0:val="heading 2" /><ns0:basedOn ns0:val="Normal" /><ns0:next ns0:val="BodyText" /><ns0:uiPriority ns0:val="9" /><ns0:unhideWhenUsed /><ns0:qFormat /><ns0:pPr><ns0:keepNext /><ns0:keepLines /><ns0:spacing ns0:after="0" ns0:before="200" /><ns0:outlineLvl ns0:val="1" /></ns0:pPr><ns0:rPr><ns0:rFonts ns0:asciiTheme="majorHAnsi" ns0:cstheme="majorBidi" ns0:eastAsiaTheme="majorEastAsia" ns0:hAnsiTheme="majorHAnsi" /><ns0:b /><ns0:bCs /><ns0:color ns0:themeColor="accent1" ns0:val="4F81BD" /><ns0:sz ns0:val="32" /><ns0:szCs ns0:val="32" /></ns0:rPr></ns0:style><ns0:style ns0:styleId="Heading3" ns0:type="paragraph"><ns0:name ns0:val="heading 3" /><ns0:basedOn ns0:val="Normal" /><ns0:next ns0:val="BodyText" /><ns0:uiPriority ns0:val="9" /><ns0:unhideWhenUsed /><ns0:qFormat /><ns0:pPr><ns0:keepNext /><ns0:keepLines /><ns0:spacing ns0:after="0" ns0:before="200" /><ns0:outlineLvl ns0:val="2" /></ns0:pPr><ns0:rPr><ns0:rFonts ns0:asciiTheme="majorHAnsi" ns0:cstheme="majorBidi" ns0:eastAsiaTheme="majorEastAsia" ns0:hAnsiTheme="majorHAnsi" /><ns0:b /><ns0:bCs /><ns0:color ns0:themeColor="accent1" ns0:val="4F81BD" /><ns0:sz ns0:val="28" /><ns0:szCs ns0:val="28" /></ns0:rPr></ns0:style><ns0:style ns0:styleId="Heading4" ns0:type="paragraph"><ns0:name ns0:val="heading 4" /><ns0:basedOn ns0:val="Normal" /><ns0:next ns0:val="BodyText" /><ns0:uiPriority ns0:val="9" /><ns0:unhideWhenUsed /><ns0:qFormat /><ns0:pPr><ns0:keepNext /><ns0:keepLines /><ns0:spacing ns0:after="0" ns0:before="200" /><ns0:outlineLvl ns0:val="3" /></ns0:pPr><ns0:rPr><ns0:rFonts ns0:asciiTheme="majorHAnsi" ns0:cstheme="majorBidi" ns0:eastAsiaTheme="majorEastAsia" ns0:hAnsiTheme="majorHAnsi" /><ns0:b /><ns0:bCs /><ns0:color ns0:themeColor="accent1" ns0:val="4F81BD" /></ns0:rPr></ns0:style><ns0:style ns0:styleId="Heading5" ns0:type="paragraph"><ns0:name ns0:val="heading 5" /><ns0:basedOn ns0:val="Normal" /><ns0:next ns0:val="BodyText" /><ns0:uiPriority ns0:val="9" /><ns0:unhideWhenUsed /><ns0:qFormat /><ns0:rsid ns0:val="00884F3F" /><ns0:pPr><ns0:keepNext /><ns0:keepLines /><ns0:pageBreakBefore /><ns0:spacing ns0:after="0" ns0:before="200" ns0:line="20" ns0:lineRule="exact" /><ns0:outlineLvl ns0:val="4" /></ns0:pPr><ns0:rPr><ns0:rFonts ns0:asciiTheme="majorHAnsi" ns0:cstheme="majorBidi" ns0:eastAsiaTheme="majorEastAsia" ns0:hAnsiTheme="majorHAnsi" /><ns0:i /><ns0:iCs /><ns0:color ns0:themeColor="background1" ns0:val="FFFFFF" /><ns0:sz ns0:val="16" /></ns0:rPr></ns0:style><ns0:style ns0:styleId="Heading6" ns0:type="paragraph"><ns0:name ns0:val="heading 6" /><ns0:basedOn ns0:val="Normal" /><ns0:next ns0:val="BodyText" /><ns0:uiPriority ns0:val="9" /><ns0:unhideWhenUsed /><ns0:qFormat /><ns0:pPr><ns0:keepNext /><ns0:keepLines /><ns0:spacing ns0:after="0" ns0:before="200" /><ns0:outlineLvl ns0:val="5" /></ns0:pPr><ns0:rPr><ns0:rFonts ns0:asciiTheme="majorHAnsi" ns0:cstheme="majorBidi" ns0:eastAsiaTheme="majorEastAsia" ns0:hAnsiTheme="majorHAnsi" /><ns0:color ns0:themeColor="accent1" ns0:val="4F81BD" /></ns0:rPr></ns0:style><ns0:style ns0:default="1" ns0:styleId="DefaultParagraphFont" ns0:type="character"><ns0:name ns0:val="Default Paragraph Font" /><ns0:uiPriority ns0:val="1" /><ns0:semiHidden /><ns0:unhideWhenUsed /></ns0:style><ns0:style ns0:default="1" ns0:styleId="TableNormal" ns0:type="table"><ns0:name ns0:val="Normal Table" /><ns0:uiPriority ns0:val="99" /><ns0:semiHidden /><ns0:unhideWhenUsed /><ns0:tblPr><ns0:tblInd ns0:type="dxa" ns0:w="0" /><ns0:tblCellMar><ns0:top ns0:type="dxa" ns0:w="0" /><ns0:left ns0:type="dxa" ns0:w="108" /><ns0:bottom ns0:type="dxa" ns0:w="0" /><ns0:right ns0:type="dxa" ns0:w="108" /></ns0:tblCellMar><ns0:tblBorders><ns0:top ns0:color="000000" ns0:space="0" ns0:sz="4" ns0:val="single" /><ns0:bottom ns0:color="000000" ns0:space="0" ns0:sz="4" ns0:val="single" /></ns0:tblBorders></ns0:tblPr></ns0:style><ns0:style ns0:default="1" ns0:styleId="NoList" ns0:type="numbering"><ns0:name ns0:val="No List" /><ns0:uiPriority ns0:val="99" /><ns0:semiHidden /><ns0:unhideWhenUsed /></ns0:style><ns0:style ns0:styleId="BodyText" ns0:type="paragraph"><ns0:name ns0:val="Body Text" /><ns0:basedOn ns0:val="Normal" /><ns0:qFormat /><ns0:pPr><ns0:spacing ns0:after="180" ns0:before="180" /></ns0:pPr></ns0:style><ns0:style ns0:customStyle="1" ns0:styleId="FirstParagraph" ns0:type="paragraph"><ns0:name ns0:val="First Paragraph" /><ns0:basedOn ns0:val="BodyText" /><ns0:next ns0:val="BodyText" /><ns0:qFormat /></ns0:style><ns0:style ns0:customStyle="1" ns0:styleId="Compact" ns0:type="paragraph"><ns0:name ns0:val="Compact" /><ns0:basedOn ns0:val="BodyText" /><ns0:qFormat /><ns0:pPr><ns0:spacing ns0:after="36" ns0:before="36" /></ns0:pPr><ns0:rPr><ns0:rFonts ns0:ascii="Arial" ns0:cs="Arial" ns0:hAnsi="Arial" /><ns0:sz ns0:val="20" /><ns0:szCs ns0:val="20" /></ns0:rPr></ns0:style><ns0:style ns0:styleId="Title" ns0:type="paragraph"><ns0:name ns0:val="Title" /><ns0:basedOn ns0:val="Normal" /><ns0:next ns0:val="BodyText" /><ns0:qFormat /><ns0:pPr><ns0:keepNext /><ns0:keepLines /><ns0:spacing ns0:after="240" ns0:before="480" /><ns0:jc ns0:val="center" /></ns0:pPr><ns0:rPr><ns0:rFonts ns0:asciiTheme="majorHAnsi" ns0:cstheme="majorBidi" ns0:eastAsiaTheme="majorEastAsia" ns0:hAnsiTheme="majorHAnsi" /><ns0:b /><ns0:bCs /><ns0:color ns0:themeColor="accent1" ns0:themeShade="B5" ns0:val="345A8A" /><ns0:sz ns0:val="36" /><ns0:szCs ns0:val="36" /></ns0:rPr></ns0:style><ns0:style ns0:styleId="Subtitle" ns0:type="paragraph"><ns0:name ns0:val="Subtitle" /><ns0:basedOn ns0:val="Title" /><ns0:next ns0:val="BodyText" /><ns0:qFormat /><ns0:pPr><ns0:spacing ns0:before="240" /></ns0:pPr><ns0:rPr><ns0:sz ns0:val="30" /><ns0:szCs ns0:val="30" /></ns0:rPr></ns0:style><ns0:style ns0:customStyle="1" ns0:styleId="Author" ns0:type="paragraph"><ns0:name ns0:val="Author" /><ns0:next ns0:val="BodyText" /><ns0:qFormat /><ns0:pPr><ns0:keepNext /><ns0:keepLines /><ns0:jc ns0:val="center" /></ns0:pPr></ns0:style><ns0:style ns0:styleId="Date" ns0:type="paragraph"><ns0:name ns0:val="Date" /><ns0:next ns0:val="BodyText" /><ns0:qFormat /><ns0:pPr><ns0:keepNext /><ns0:keepLines /><ns0:jc ns0:val="center" /></ns0:pPr></ns0:style><ns0:style ns0:customStyle="1" ns0:styleId="Abstract" ns0:type="paragraph"><ns0:name ns0:val="Abstract" /><ns0:basedOn ns0:val="Normal" /><ns0:next ns0:val="BodyText" /><ns0:qFormat /><ns0:pPr><ns0:keepNext /><ns0:keepLines /><ns0:spacing ns0:after="300" ns0:before="300" /></ns0:pPr><ns0:rPr><ns0:sz ns0:val="20" /><ns0:szCs ns0:val="20" /></ns0:rPr></ns0:style><ns0:style ns0:styleId="Bibliography" ns0:type="paragraph"><ns0:name ns0:val="Bibliography" /><ns0:basedOn ns0:val="Normal" /><ns0:qFormat /></ns0:style><ns0:style ns0:styleId="BlockText" ns0:type="paragraph"><ns0:name ns0:val="Block Text" /><ns0:basedOn ns0:val="BodyText" /><ns0:next ns0:val="BodyText" /><ns0:uiPriority ns0:val="9" /><ns0:unhideWhenUsed /><ns0:qFormat /><ns0:pPr><ns0:spacing ns0:after="100" ns0:before="100" /></ns0:pPr><ns0:rPr><ns0:rFonts ns0:asciiTheme="majorHAnsi" ns0:cstheme="majorBidi" ns0:eastAsiaTheme="majorEastAsia" ns0:hAnsiTheme="majorHAnsi" /><ns0:bCs /><ns0:sz ns0:val="20" /><ns0:szCs ns0:val="20" /></ns0:rPr></ns0:style><ns0:style ns0:styleId="FootnoteText" ns0:type="paragraph"><ns0:name ns0:val="footnote text" /><ns0:basedOn ns0:val="Normal" /><ns0:uiPriority ns0:val="9" /><ns0:unhideWhenUsed /><ns0:qFormat /></ns0:style><ns0:style ns0:customStyle="1" ns0:styleId="DefinitionTerm" ns0:type="paragraph"><ns0:name ns0:val="Definition Term" /><ns0:basedOn ns0:val="Normal" /><ns0:next ns0:val="Definition" /><ns0:pPr><ns0:keepNext /><ns0:keepLines /><ns0:spacing ns0:after="0" /></ns0:pPr><ns0:rPr><ns0:b /></ns0:rPr></ns0:style><ns0:style ns0:customStyle="1" ns0:styleId="Definition" ns0:type="paragraph"><ns0:name ns0:val="Definition" /><ns0:basedOn ns0:val="Normal" /></ns0:style><ns0:style ns0:styleId="Caption" ns0:type="paragraph"><ns0:name ns0:val="caption" /><ns0:basedOn ns0:val="Normal" /><ns0:link ns0:val="CaptionChar" /><ns0:pPr><ns0:spacing ns0:after="120" /></ns0:pPr><ns0:rPr><ns0:i /></ns0:rPr></ns0:style><ns0:style ns0:customStyle="1" ns0:styleId="TableCaption" ns0:type="paragraph"><ns0:name ns0:val="Table Caption" /><ns0:basedOn ns0:val="Caption" /><ns0:pPr><ns0:keepNext /></ns0:pPr></ns0:style><ns0:style ns0:customStyle="1" ns0:styleId="ImageCaption" ns0:type="paragraph"><ns0:name ns0:val="Image Caption" /><ns0:basedOn ns0:val="Caption" /></ns0:style><ns0:style ns0:customStyle="1" ns0:styleId="Figure" ns0:type="paragraph"><ns0:name ns0:val="Figure" /><ns0:basedOn ns0:val="Normal" /></ns0:style><ns0:style ns0:customStyle="1" ns0:styleId="FigurewithCaption" ns0:type="paragraph"><ns0:name ns0:val="Figure with Caption" /><ns0:basedOn ns0:val="Figure" /><ns0:pPr><ns0:keepNext /></ns0:pPr></ns0:style><ns0:style ns0:customStyle="1" ns0:styleId="CaptionChar" ns0:type="character"><ns0:name ns0:val="Caption Char" /><ns0:basedOn ns0:val="DefaultParagraphFont" /><ns0:link ns0:val="Caption" /></ns0:style><ns0:style ns0:customStyle="1" ns0:styleId="VerbatimChar" ns0:type="character"><ns0:name ns0:val="Verbatim Char" /><ns0:basedOn ns0:val="CaptionChar" /><ns0:link ns0:val="SourceCode" /><ns0:rPr><ns0:rFonts ns0:ascii="Consolas" ns0:hAnsi="Consolas" /><ns0:sz ns0:val="22" /></ns0:rPr></ns0:style><ns0:style ns0:styleId="FootnoteReference" ns0:type="character"><ns0:name ns0:val="footnote reference" /><ns0:basedOn ns0:val="CaptionChar" /><ns0:rPr><ns0:vertAlign ns0:val="superscript" /></ns0:rPr></ns0:style><ns0:style ns0:styleId="Hyperlink" ns0:type="character"><ns0:name ns0:val="Hyperlink" /><ns0:basedOn ns0:val="CaptionChar" /><ns0:rPr><ns0:color ns0:themeColor="accent1" ns0:val="4F81BD" /></ns0:rPr></ns0:style><ns0:style ns0:styleId="TOCHeading" ns0:type="paragraph"><ns0:name ns0:val="TOC Heading" /><ns0:basedOn ns0:val="Heading1" /><ns0:next ns0:val="BodyText" /><ns0:uiPriority ns0:val="39" /><ns0:unhideWhenUsed /><ns0:qFormat /><ns0:pPr><ns0:spacing ns0:before="240" ns0:line="259" ns0:lineRule="auto" /><ns0:outlineLvl ns0:val="9" /></ns0:pPr><ns0:rPr><ns0:b ns0:val="0" /><ns0:bCs ns0:val="0" /><ns0:color ns0:themeColor="accent1" ns0:themeShade="BF" ns0:val="365F91" /></ns0:rPr></ns0:style><ns0:style ns0:customStyle="1" ns0:styleId="SourceCode" ns0:type="paragraph"><ns0:name ns0:val="Source Code" /><ns0:basedOn ns0:val="Normal" /><ns0:link ns0:val="VerbatimChar" /><ns0:pPr><ns0:shd ns0:color="auto" ns0:fill="F8F8F8" ns0:val="clear" /><ns0:wordWrap ns0:val="0" /></ns0:pPr></ns0:style><ns0:style ns0:customStyle="1" ns0:styleId="KeywordTok" ns0:type="character"><ns0:name ns0:val="KeywordTok" /><ns0:basedOn ns0:val="VerbatimChar" /><ns0:rPr><ns0:rFonts ns0:ascii="Consolas" ns0:hAnsi="Consolas" /><ns0:b /><ns0:color ns0:val="204A87" /><ns0:sz ns0:val="22" /><ns0:shd ns0:color="auto" ns0:fill="F8F8F8" ns0:val="clear" /></ns0:rPr></ns0:style><ns0:style ns0:customStyle="1" ns0:styleId="DataTypeTok" ns0:type="character"><ns0:name ns0:val="DataTypeTok" /><ns0:basedOn ns0:val="VerbatimChar" /><ns0:rPr><ns0:rFonts ns0:ascii="Consolas" ns0:hAnsi="Consolas" /><ns0:color ns0:val="204A87" /><ns0:sz ns0:val="22" /><ns0:shd ns0:color="auto" ns0:fill="F8F8F8" ns0:val="clear" /></ns0:rPr></ns0:style><ns0:style ns0:customStyle="1" ns0:styleId="DecValTok" ns0:type="character"><ns0:name ns0:val="DecValTok" /><ns0:basedOn ns0:val="VerbatimChar" /><ns0:rPr><ns0:rFonts ns0:ascii="Consolas" ns0:hAnsi="Consolas" /><ns0:color ns0:val="0000CF" /><ns0:sz ns0:val="22" /><ns0:shd ns0:color="auto" ns0:fill="F8F8F8" ns0:val="clear" /></ns0:rPr></ns0:style><ns0:style ns0:customStyle="1" ns0:styleId="BaseNTok" ns0:type="character"><ns0:name ns0:val="BaseNTok" /><ns0:basedOn ns0:val="VerbatimChar" /><ns0:rPr><ns0:rFonts ns0:ascii="Consolas" ns0:hAnsi="Consolas" /><ns0:color ns0:val="0000CF" /><ns0:sz ns0:val="22" /><ns0:shd ns0:color="auto" ns0:fill="F8F8F8" ns0:val="clear" /></ns0:rPr></ns0:style><ns0:style ns0:customStyle="1" ns0:styleId="FloatTok" ns0:type="character"><ns0:name ns0:val="FloatTok" /><ns0:basedOn ns0:val="VerbatimChar" /><ns0:rPr><ns0:rFonts ns0:ascii="Consolas" ns0:hAnsi="Consolas" /><ns0:color ns0:val="0000CF" /><ns0:sz ns0:val="22" /><ns0:shd ns0:color="auto" ns0:fill="F8F8F8" ns0:val="clear" /></ns0:rPr></ns0:style><ns0:style ns0:customStyle="1" ns0:styleId="ConstantTok" ns0:type="character"><ns0:name ns0:val="ConstantTok" /><ns0:basedOn ns0:val="VerbatimChar" /><ns0:rPr><ns0:rFonts ns0:ascii="Consolas" ns0:hAnsi="Consolas" /><ns0:color ns0:val="000000" /><ns0:sz ns0:val="22" /><ns0:shd ns0:color="auto" ns0:fill="F8F8F8" ns0:val="clear" /></ns0:rPr></ns0:style><ns0:style ns0:customStyle="1" ns0:styleId="CharTok" ns0:type="character"><ns0:name ns0:val="CharTok" /><ns0:basedOn ns0:val="VerbatimChar" /><ns0:rPr><ns0:rFonts ns0:ascii="Consolas" ns0:hAnsi="Consolas" /><ns0:color ns0:val="4E9A06" /><ns0:sz ns0:val="22" /><ns0:shd ns0:color="auto" ns0:fill="F8F8F8" ns0:val="clear" /></ns0:rPr></ns0:style><ns0:style ns0:customStyle="1" ns0:styleId="SpecialCharTok" ns0:type="character"><ns0:name ns0:val="SpecialCharTok" /><ns0:basedOn ns0:val="VerbatimChar" /><ns0:rPr><ns0:rFonts ns0:ascii="Consolas" ns0:hAnsi="Consolas" /><ns0:color ns0:val="000000" /><ns0:sz ns0:val="22" /><ns0:shd ns0:color="auto" ns0:fill="F8F8F8" ns0:val="clear" /></ns0:rPr></ns0:style><ns0:style ns0:customStyle="1" ns0:styleId="StringTok" ns0:type="character"><ns0:name ns0:val="StringTok" /><ns0:basedOn ns0:val="VerbatimChar" /><ns0:rPr><ns0:rFonts ns0:ascii="Consolas" ns0:hAnsi="Consolas" /><ns0:color ns0:val="4E9A06" /><ns0:sz ns0:val="22" /><ns0:shd ns0:color="auto" ns0:fill="F8F8F8" ns0:val="clear" /></ns0:rPr></ns0:style><ns0:style ns0:customStyle="1" ns0:styleId="VerbatimStringTok" ns0:type="character"><ns0:name ns0:val="VerbatimStringTok" /><ns0:basedOn ns0:val="VerbatimChar" /><ns0:rPr><ns0:rFonts ns0:ascii="Consolas" ns0:hAnsi="Consolas" /><ns0:color ns0:val="4E9A06" /><ns0:sz ns0:val="22" /><ns0:shd ns0:color="auto" ns0:fill="F8F8F8" ns0:val="clear" /></ns0:rPr></ns0:style><ns0:style ns0:customStyle="1" ns0:styleId="SpecialStringTok" ns0:type="character"><ns0:name ns0:val="SpecialStringTok" /><ns0:basedOn ns0:val="VerbatimChar" /><ns0:rPr><ns0:rFonts ns0:ascii="Consolas" ns0:hAnsi="Consolas" /><ns0:color ns0:val="4E9A06" /><ns0:sz ns0:val="22" /><ns0:shd ns0:color="auto" ns0:fill="F8F8F8" ns0:val="clear" /></ns0:rPr></ns0:style><ns0:style ns0:customStyle="1" ns0:styleId="ImportTok" ns0:type="character"><ns0:name ns0:val="ImportTok" /><ns0:basedOn ns0:val="VerbatimChar" /><ns0:rPr><ns0:rFonts ns0:ascii="Consolas" ns0:hAnsi="Consolas" /><ns0:sz ns0:val="22" /><ns0:shd ns0:color="auto" ns0:fill="F8F8F8" ns0:val="clear" /></ns0:rPr></ns0:style><ns0:style ns0:customStyle="1" ns0:styleId="CommentTok" ns0:type="character"><ns0:name ns0:val="CommentTok" /><ns0:basedOn ns0:val="VerbatimChar" /><ns0:rPr><ns0:rFonts ns0:ascii="Consolas" ns0:hAnsi="Consolas" /><ns0:i /><ns0:color ns0:val="8F5902" /><ns0:sz ns0:val="22" /><ns0:shd ns0:color="auto" ns0:fill="F8F8F8" ns0:val="clear" /></ns0:rPr></ns0:style><ns0:style ns0:customStyle="1" ns0:styleId="DocumentationTok" ns0:type="character"><ns0:name ns0:val="DocumentationTok" /><ns0:basedOn ns0:val="VerbatimChar" /><ns0:rPr><ns0:rFonts ns0:ascii="Consolas" ns0:hAnsi="Consolas" /><ns0:b /><ns0:i /><ns0:color ns0:val="8F5902" /><ns0:sz ns0:val="22" /><ns0:shd ns0:color="auto" ns0:fill="F8F8F8" ns0:val="clear" /></ns0:rPr></ns0:style><ns0:style ns0:customStyle="1" ns0:styleId="AnnotationTok" ns0:type="character"><ns0:name ns0:val="AnnotationTok" /><ns0:basedOn ns0:val="VerbatimChar" /><ns0:rPr><ns0:rFonts ns0:ascii="Consolas" ns0:hAnsi="Consolas" /><ns0:b /><ns0:i /><ns0:color ns0:val="8F5902" /><ns0:sz ns0:val="22" /><ns0:shd ns0:color="auto" ns0:fill="F8F8F8" ns0:val="clear" /></ns0:rPr></ns0:style><ns0:style ns0:customStyle="1" ns0:styleId="CommentVarTok" ns0:type="character"><ns0:name ns0:val="CommentVarTok" /><ns0:basedOn ns0:val="VerbatimChar" /><ns0:rPr><ns0:rFonts ns0:ascii="Consolas" ns0:hAnsi="Consolas" /><ns0:b /><ns0:i /><ns0:color ns0:val="8F5902" /><ns0:sz ns0:val="22" /><ns0:shd ns0:color="auto" ns0:fill="F8F8F8" ns0:val="clear" /></ns0:rPr></ns0:style><ns0:style ns0:customStyle="1" ns0:styleId="OtherTok" ns0:type="character"><ns0:name ns0:val="OtherTok" /><ns0:basedOn ns0:val="VerbatimChar" /><ns0:rPr><ns0:rFonts ns0:ascii="Consolas" ns0:hAnsi="Consolas" /><ns0:color ns0:val="8F5902" /><ns0:sz ns0:val="22" /><ns0:shd ns0:color="auto" ns0:fill="F8F8F8" ns0:val="clear" /></ns0:rPr></ns0:style><ns0:style ns0:customStyle="1" ns0:styleId="FunctionTok" ns0:type="character"><ns0:name ns0:val="FunctionTok" /><ns0:basedOn ns0:val="VerbatimChar" /><ns0:rPr><ns0:rFonts ns0:ascii="Consolas" ns0:hAnsi="Consolas" /><ns0:color ns0:val="000000" /><ns0:sz ns0:val="22" /><ns0:shd ns0:color="auto" ns0:fill="F8F8F8" ns0:val="clear" /></ns0:rPr></ns0:style><ns0:style ns0:customStyle="1" ns0:styleId="VariableTok" ns0:type="character"><ns0:name ns0:val="VariableTok" /><ns0:basedOn ns0:val="VerbatimChar" /><ns0:rPr><ns0:rFonts ns0:ascii="Consolas" ns0:hAnsi="Consolas" /><ns0:color ns0:val="000000" /><ns0:sz ns0:val="22" /><ns0:shd ns0:color="auto" ns0:fill="F8F8F8" ns0:val="clear" /></ns0:rPr></ns0:style><ns0:style ns0:customStyle="1" ns0:styleId="ControlFlowTok" ns0:type="character"><ns0:name ns0:val="ControlFlowTok" /><ns0:basedOn ns0:val="VerbatimChar" /><ns0:rPr><ns0:rFonts ns0:ascii="Consolas" ns0:hAnsi="Consolas" /><ns0:b /><ns0:color ns0:val="204A87" /><ns0:sz ns0:val="22" /><ns0:shd ns0:color="auto" ns0:fill="F8F8F8" ns0:val="clear" /></ns0:rPr></ns0:style><ns0:style ns0:customStyle="1" ns0:styleId="OperatorTok" ns0:type="character"><ns0:name ns0:val="OperatorTok" /><ns0:basedOn ns0:val="VerbatimChar" /><ns0:rPr><ns0:rFonts ns0:ascii="Consolas" ns0:hAnsi="Consolas" /><ns0:b /><ns0:color ns0:val="CE5C00" /><ns0:sz ns0:val="22" /><ns0:shd ns0:color="auto" ns0:fill="F8F8F8" ns0:val="clear" /></ns0:rPr></ns0:style><ns0:style ns0:customStyle="1" ns0:styleId="BuiltInTok" ns0:type="character"><ns0:name ns0:val="BuiltInTok" /><ns0:basedOn ns0:val="VerbatimChar" /><ns0:rPr><ns0:rFonts ns0:ascii="Consolas" ns0:hAnsi="Consolas" /><ns0:sz ns0:val="22" /><ns0:shd ns0:color="auto" ns0:fill="F8F8F8" ns0:val="clear" /></ns0:rPr></ns0:style><ns0:style ns0:customStyle="1" ns0:styleId="ExtensionTok" ns0:type="character"><ns0:name ns0:val="ExtensionTok" /><ns0:basedOn ns0:val="VerbatimChar" /><ns0:rPr><ns0:rFonts ns0:ascii="Consolas" ns0:hAnsi="Consolas" /><ns0:sz ns0:val="22" /><ns0:shd ns0:color="auto" ns0:fill="F8F8F8" ns0:val="clear" /></ns0:rPr></ns0:style><ns0:style ns0:customStyle="1" ns0:styleId="PreprocessorTok" ns0:type="character"><ns0:name ns0:val="PreprocessorTok" /><ns0:basedOn ns0:val="VerbatimChar" /><ns0:rPr><ns0:rFonts ns0:ascii="Consolas" ns0:hAnsi="Consolas" /><ns0:i /><ns0:color ns0:val="8F5902" /><ns0:sz ns0:val="22" /><ns0:shd ns0:color="auto" ns0:fill="F8F8F8" ns0:val="clear" /></ns0:rPr></ns0:style><ns0:style ns0:customStyle="1" ns0:styleId="AttributeTok" ns0:type="character"><ns0:name ns0:val="AttributeTok" /><ns0:basedOn ns0:val="VerbatimChar" /><ns0:rPr><ns0:rFonts ns0:ascii="Consolas" ns0:hAnsi="Consolas" /><ns0:color ns0:val="C4A000" /><ns0:sz ns0:val="22" /><ns0:shd ns0:color="auto" ns0:fill="F8F8F8" ns0:val="clear" /></ns0:rPr></ns0:style><ns0:style ns0:customStyle="1" ns0:styleId="RegionMarkerTok" ns0:type="character"><ns0:name ns0:val="RegionMarkerTok" /><ns0:basedOn ns0:val="VerbatimChar" /><ns0:rPr><ns0:rFonts ns0:ascii="Consolas" ns0:hAnsi="Consolas" /><ns0:sz ns0:val="22" /><ns0:shd ns0:color="auto" ns0:fill="F8F8F8" ns0:val="clear" /></ns0:rPr></ns0:style><ns0:style ns0:customStyle="1" ns0:styleId="InformationTok" ns0:type="character"><ns0:name ns0:val="InformationTok" /><ns0:basedOn ns0:val="VerbatimChar" /><ns0:rPr><ns0:rFonts ns0:ascii="Consolas" ns0:hAnsi="Consolas" /><ns0:b /><ns0:i /><ns0:color ns0:val="8F5902" /><ns0:sz ns0:val="22" /><ns0:shd ns0:color="auto" ns0:fill="F8F8F8" ns0:val="clear" /></ns0:rPr></ns0:style><ns0:style ns0:customStyle="1" ns0:styleId="WarningTok" ns0:type="character"><ns0:name ns0:val="WarningTok" /><ns0:basedOn ns0:val="VerbatimChar" /><ns0:rPr><ns0:rFonts ns0:ascii="Consolas" ns0:hAnsi="Consolas" /><ns0:b /><ns0:i /><ns0:color ns0:val="8F5902" /><ns0:sz ns0:val="22" /><ns0:shd ns0:color="auto" ns0:fill="F8F8F8" ns0:val="clear" /></ns0:rPr></ns0:style><ns0:style ns0:customStyle="1" ns0:styleId="AlertTok" ns0:type="character"><ns0:name ns0:val="AlertTok" /><ns0:basedOn ns0:val="VerbatimChar" /><ns0:rPr><ns0:rFonts ns0:ascii="Consolas" ns0:hAnsi="Consolas" /><ns0:color ns0:val="EF2929" /><ns0:sz ns0:val="22" /><ns0:shd ns0:color="auto" ns0:fill="F8F8F8" ns0:val="clear" /></ns0:rPr></ns0:style><ns0:style ns0:customStyle="1" ns0:styleId="ErrorTok" ns0:type="character"><ns0:name ns0:val="ErrorTok" /><ns0:basedOn ns0:val="VerbatimChar" /><ns0:rPr><ns0:rFonts ns0:ascii="Consolas" ns0:hAnsi="Consolas" /><ns0:b /><ns0:color ns0:val="A40000" /><ns0:sz ns0:val="22" /><ns0:shd ns0:color="auto" ns0:fill="F8F8F8" ns0:val="clear" /></ns0:rPr></ns0:style><ns0:style ns0:customStyle="1" ns0:styleId="NormalTok" ns0:type="character"><ns0:name ns0:val="NormalTok" /><ns0:basedOn ns0:val="VerbatimChar" /><ns0:rPr><ns0:rFonts ns0:ascii="Consolas" ns0:hAnsi="Consolas" /><ns0:sz ns0:val="22" /><ns0:shd ns0:color="auto" ns0:fill="F8F8F8" ns0:val="clear" /></ns0:rPr></ns0:style><ns0:style ns0:styleId="LineNumber" ns0:type="character"><ns0:name ns0:val="line number" /><ns0:basedOn ns0:val="DefaultParagraphFont" /><ns0:rsid ns0:val="00014752" /></ns0:style><ns0:style ns0:customStyle="1" ns0:styleId="Table" ns0:type="table"><ns0:tblPr><ns0:tblBorders><ns0:top ns0:color="000000" ns0:space="0" ns0:sz="4" ns0:val="single" /><ns0:bottom ns0:color="000000" ns0:space="0" ns0:sz="4" ns0:val="single" /></ns0:tblBorders></ns0:tblPr><ns0:name ns0:val="Table" /></ns0:style><w:style w:type="paragraph" w:customStyle="1" w:styleId="SourceCode"><w:name w:val="Source Code" /><w:basedOn w:val="Normal" /><w:link w:val="VerbatimChar" /><w:pPr><w:wordWrap w:val="off" /><w:shd w:val="clear" w:fill="f1f3f5" /></w:pPr></w:style><w:style w:type="character" w:customStyle="1" w:styleId="KeywordTok"><w:name w:val="KeywordTok" /><w:basedOn w:val="VerbatimChar" /><w:rPr><w:color w:val="003b4f" /><w:shd w:val="clear" w:fill="f1f3f5" /></w:rPr></w:style><w:style w:type="character" w:customStyle="1" w:styleId="DataTypeTok"><w:name w:val="DataTypeTok" /><w:basedOn w:val="VerbatimChar" /><w:rPr><w:color w:val="ad0000" /><w:shd w:val="clear" w:fill="f1f3f5" /></w:rPr></w:style><w:style w:type="character" w:customStyle="1" w:styleId="DecValTok"><w:name w:val="DecValTok" /><w:basedOn w:val="VerbatimChar" /><w:rPr><w:color w:val="ad0000" /><w:shd w:val="clear" w:fill="f1f3f5" /></w:rPr></w:style><w:style w:type="character" w:customStyle="1" w:styleId="BaseNTok"><w:name w:val="BaseNTok" /><w:basedOn w:val="VerbatimChar" /><w:rPr><w:color w:val="ad0000" /><w:shd w:val="clear" w:fill="f1f3f5" /></w:rPr></w:style><w:style w:type="character" w:customStyle="1" w:styleId="FloatTok"><w:name w:val="FloatTok" /><w:basedOn w:val="VerbatimChar" /><w:rPr><w:color w:val="ad0000" /><w:shd w:val="clear" w:fill="f1f3f5" /></w:rPr></w:style><w:style w:type="character" w:customStyle="1" w:styleId="ConstantTok"><w:name w:val="ConstantTok" /><w:basedOn w:val="VerbatimChar" /><w:rPr><w:color w:val="8f5902" /><w:shd w:val="clear" w:fill="f1f3f5" /></w:rPr></w:style><w:style w:type="character" w:customStyle="1" w:styleId="CharTok"><w:name w:val="CharTok" /><w:basedOn w:val="VerbatimChar" /><w:rPr><w:color w:val="20794d" /><w:shd w:val="clear" w:fill="f1f3f5" /></w:rPr></w:style><w:style w:type="character" w:customStyle="1" w:styleId="SpecialCharTok"><w:name w:val="SpecialCharTok" /><w:basedOn w:val="VerbatimChar" /><w:rPr><w:color w:val="5e5e5e" /><w:shd w:val="clear" w:fill="f1f3f5" /></w:rPr></w:style><w:style w:type="character" w:customStyle="1" w:styleId="StringTok"><w:name w:val="StringTok" /><w:basedOn w:val="VerbatimChar" /><w:rPr><w:color w:val="20794d" /><w:shd w:val="clear" w:fill="f1f3f5" /></w:rPr></w:style><w:style w:type="character" w:customStyle="1" w:styleId="VerbatimStringTok"><w:name w:val="VerbatimStringTok" /><w:basedOn w:val="VerbatimChar" /><w:rPr><w:color w:val="20794d" /><w:shd w:val="clear" w:fill="f1f3f5" /></w:rPr></w:style><w:style w:type="character" w:customStyle="1" w:styleId="SpecialStringTok"><w:name w:val="SpecialStringTok" /><w:basedOn w:val="VerbatimChar" /><w:rPr><w:color w:val="20794d" /><w:shd w:val="clear" w:fill="f1f3f5" /></w:rPr></w:style><w:style w:type="character" w:customStyle="1" w:styleId="ImportTok"><w:name w:val="ImportTok" /><w:basedOn w:val="VerbatimChar" /><w:rPr><w:color w:val="00769e" /><w:shd w:val="clear" w:fill="f1f3f5" /></w:rPr></w:style><w:style w:type="character" w:customStyle="1" w:styleId="CommentTok"><w:name w:val="CommentTok" /><w:basedOn w:val="VerbatimChar" /><w:rPr><w:color w:val="5e5e5e" /><w:shd w:val="clear" w:fill="f1f3f5" /></w:rPr></w:style><w:style w:type="character" w:customStyle="1" w:styleId="DocumentationTok"><w:name w:val="DocumentationTok" /><w:basedOn w:val="VerbatimChar" /><w:rPr><w:color w:val="5e5e5e" /><w:shd w:val="clear" w:fill="f1f3f5" /><w:i /></w:rPr></w:style><w:style w:type="character" w:customStyle="1" w:styleId="AnnotationTok"><w:name w:val="AnnotationTok" /><w:basedOn w:val="VerbatimChar" /><w:rPr><w:color w:val="5e5e5e" /><w:shd w:val="clear" w:fill="f1f3f5" /></w:rPr></w:style><w:style w:type="character" w:customStyle="1" w:styleId="CommentVarTok"><w:name w:val="CommentVarTok" /><w:basedOn w:val="VerbatimChar" /><w:rPr><w:color w:val="5e5e5e" /><w:shd w:val="clear" w:fill="f1f3f5" /><w:i /></w:rPr></w:style><w:style w:type="character" w:customStyle="1" w:styleId="OtherTok"><w:name w:val="OtherTok" /><w:basedOn w:val="VerbatimChar" /><w:rPr><w:color w:val="003b4f" /><w:shd w:val="clear" w:fill="f1f3f5" /></w:rPr></w:style><w:style w:type="character" w:customStyle="1" w:styleId="FunctionTok"><w:name w:val="FunctionTok" /><w:basedOn w:val="VerbatimChar" /><w:rPr><w:color w:val="4758ab" /><w:shd w:val="clear" w:fill="f1f3f5" /></w:rPr></w:style><w:style w:type="character" w:customStyle="1" w:styleId="VariableTok"><w:name w:val="VariableTok" /><w:basedOn w:val="VerbatimChar" /><w:rPr><w:color w:val="111111" /><w:shd w:val="clear" w:fill="f1f3f5" /></w:rPr></w:style><w:style w:type="character" w:customStyle="1" w:styleId="ControlFlowTok"><w:name w:val="ControlFlowTok" /><w:basedOn w:val="VerbatimChar" /><w:rPr><w:color w:val="003b4f" /><w:shd w:val="clear" w:fill="f1f3f5" /></w:rPr></w:style><w:style w:type="character" w:customStyle="1" w:styleId="OperatorTok"><w:name w:val="OperatorTok" /><w:basedOn w:val="VerbatimChar" /><w:rPr><w:color w:val="5e5e5e" /><w:shd w:val="clear" w:fill="f1f3f5" /></w:rPr></w:style><w:style w:type="character" w:customStyle="1" w:styleId="BuiltInTok"><w:name w:val="BuiltInTok" /><w:basedOn w:val="VerbatimChar" /><w:rPr><w:color w:val="003b4f" /><w:shd w:val="clear" w:fill="f1f3f5" /></w:rPr></w:style><w:style w:type="character" w:customStyle="1" w:styleId="ExtensionTok"><w:name w:val="ExtensionTok" /><w:basedOn w:val="VerbatimChar" /><w:rPr><w:color w:val="003b4f" /><w:shd w:val="clear" w:fill="f1f3f5" /></w:rPr></w:style><w:style w:type="character" w:customStyle="1" w:styleId="PreprocessorTok"><w:name w:val="PreprocessorTok" /><w:basedOn w:val="VerbatimChar" /><w:rPr><w:color w:val="ad0000" /><w:shd w:val="clear" w:fill="f1f3f5" /></w:rPr></w:style><w:style w:type="character" w:customStyle="1" w:styleId="AttributeTok"><w:name w:val="AttributeTok" /><w:basedOn w:val="VerbatimChar" /><w:rPr><w:color w:val="657422" /><w:shd w:val="clear" w:fill="f1f3f5" /></w:rPr></w:style><w:style w:type="character" w:customStyle="1" w:styleId="RegionMarkerTok"><w:name w:val="RegionMarkerTok" /><w:basedOn w:val="VerbatimChar" /><w:rPr><w:color w:val="003b4f" /><w:shd w:val="clear" w:fill="f1f3f5" /></w:rPr></w:style><w:style w:type="character" w:customStyle="1" w:styleId="InformationTok"><w:name w:val="InformationTok" /><w:basedOn w:val="VerbatimChar" /><w:rPr><w:color w:val="5e5e5e" /><w:shd w:val="clear" w:fill="f1f3f5" /></w:rPr></w:style><w:style w:type="character" w:customStyle="1" w:styleId="WarningTok"><w:name w:val="WarningTok" /><w:basedOn w:val="VerbatimChar" /><w:rPr><w:color w:val="5e5e5e" /><w:shd w:val="clear" w:fill="f1f3f5" /><w:i /></w:rPr></w:style><w:style w:type="character" w:customStyle="1" w:styleId="AlertTok"><w:name w:val="AlertTok" /><w:basedOn w:val="VerbatimChar" /><w:rPr><w:color w:val="ad0000" /><w:shd w:val="clear" w:fill="f1f3f5" /></w:rPr></w:style><w:style w:type="character" w:customStyle="1" w:styleId="ErrorTok"><w:name w:val="ErrorTok" /><w:basedOn w:val="VerbatimChar" /><w:rPr><w:color w:val="ad0000" /><w:shd w:val="clear" w:fill="f1f3f5" /></w:rPr></w:style><w:style w:type="character" w:customStyle="1" w:styleId="NormalTok"><w:name w:val="NormalTok" /><w:basedOn w:val="VerbatimChar" /><w:rPr><w:color w:val="003b4f" /><w:shd w:val="clear" w:fill="f1f3f5" /></w:rPr></w:style></ns0:styles>
 </file>
 
 <file path=word/theme/theme1.xml><?xml version="1.0" encoding="utf-8"?>

--- a/paper/supplement-sensitivity.docx
+++ b/paper/supplement-sensitivity.docx
@@ -205,7 +205,7 @@
         <w:t xml:space="preserve"> </w:t>
       </w:r>
       <w:r>
-        <w:t xml:space="preserve">5,</w:t>
+        <w:t xml:space="preserve">6,</w:t>
       </w:r>
       <w:r>
         <w:t xml:space="preserve"> </w:t>
@@ -25814,7 +25814,1087 @@
 </w:numbering>
 </file>
 
-<file path=word/styles.xml><?xml version="1.0" encoding="UTF-8"?><ns0:styles xmlns:ns0="http://schemas.openxmlformats.org/wordprocessingml/2006/main" xmlns:ns1="http://schemas.openxmlformats.org/markup-compatibility/2006" ns1:Ignorable="w14 w15 w16se w16cid w16 w16cex"><ns0:docDefaults><ns0:rPrDefault><ns0:rPr><ns0:rFonts ns0:asciiTheme="minorHAnsi" ns0:cstheme="minorBidi" ns0:eastAsiaTheme="minorHAnsi" ns0:hAnsiTheme="minorHAnsi" /><ns0:sz ns0:val="24" /><ns0:szCs ns0:val="24" /><ns0:lang ns0:bidi="ar-SA" ns0:eastAsia="en-US" ns0:val="en-US" /></ns0:rPr></ns0:rPrDefault><ns0:pPrDefault><ns0:pPr><ns0:spacing ns0:after="200" /></ns0:pPr></ns0:pPrDefault></ns0:docDefaults><ns0:latentStyles ns0:count="376" ns0:defLockedState="0" ns0:defQFormat="0" ns0:defSemiHidden="0" ns0:defUIPriority="0" ns0:defUnhideWhenUsed="0"><ns0:lsdException ns0:name="heading 2" ns0:semiHidden="1" ns0:unhideWhenUsed="1" /><ns0:lsdException ns0:name="heading 3" ns0:semiHidden="1" ns0:unhideWhenUsed="1" /><ns0:lsdException ns0:name="heading 4" ns0:semiHidden="1" ns0:unhideWhenUsed="1" /><ns0:lsdException ns0:name="heading 5" ns0:semiHidden="1" ns0:unhideWhenUsed="1" /><ns0:lsdException ns0:name="heading 6" ns0:semiHidden="1" ns0:unhideWhenUsed="1" /><ns0:lsdException ns0:name="heading 7" ns0:semiHidden="1" ns0:unhideWhenUsed="1" /><ns0:lsdException ns0:name="heading 8" ns0:semiHidden="1" ns0:unhideWhenUsed="1" /><ns0:lsdException ns0:name="heading 9" ns0:semiHidden="1" ns0:unhideWhenUsed="1" /><ns0:lsdException ns0:name="index 1" ns0:semiHidden="1" ns0:unhideWhenUsed="1" /><ns0:lsdException ns0:name="index 2" ns0:semiHidden="1" ns0:unhideWhenUsed="1" /><ns0:lsdException ns0:name="index 3" ns0:semiHidden="1" ns0:unhideWhenUsed="1" /><ns0:lsdException ns0:name="index 4" ns0:semiHidden="1" ns0:unhideWhenUsed="1" /><ns0:lsdException ns0:name="index 5" ns0:semiHidden="1" ns0:unhideWhenUsed="1" /><ns0:lsdException ns0:name="index 6" ns0:semiHidden="1" ns0:unhideWhenUsed="1" /><ns0:lsdException ns0:name="index 7" ns0:semiHidden="1" ns0:unhideWhenUsed="1" /><ns0:lsdException ns0:name="index 8" ns0:semiHidden="1" ns0:unhideWhenUsed="1" /><ns0:lsdException ns0:name="index 9" ns0:semiHidden="1" ns0:unhideWhenUsed="1" /><ns0:lsdException ns0:name="toc 1" ns0:semiHidden="1" ns0:unhideWhenUsed="1" /><ns0:lsdException ns0:name="toc 2" ns0:semiHidden="1" ns0:unhideWhenUsed="1" /><ns0:lsdException ns0:name="toc 3" ns0:semiHidden="1" ns0:unhideWhenUsed="1" /><ns0:lsdException ns0:name="toc 4" ns0:semiHidden="1" ns0:unhideWhenUsed="1" /><ns0:lsdException ns0:name="toc 5" ns0:semiHidden="1" ns0:unhideWhenUsed="1" /><ns0:lsdException ns0:name="toc 6" ns0:semiHidden="1" ns0:unhideWhenUsed="1" /><ns0:lsdException ns0:name="toc 7" ns0:semiHidden="1" ns0:unhideWhenUsed="1" /><ns0:lsdException ns0:name="toc 8" ns0:semiHidden="1" ns0:unhideWhenUsed="1" /><ns0:lsdException ns0:name="toc 9" ns0:semiHidden="1" ns0:unhideWhenUsed="1" /><ns0:lsdException ns0:name="Normal Indent" ns0:semiHidden="1" ns0:unhideWhenUsed="1" /><ns0:lsdException ns0:name="footnote text" ns0:semiHidden="1" ns0:unhideWhenUsed="1" /><ns0:lsdException ns0:name="annotation text" ns0:semiHidden="1" ns0:unhideWhenUsed="1" /><ns0:lsdException ns0:name="header" ns0:semiHidden="1" ns0:unhideWhenUsed="1" /><ns0:lsdException ns0:name="footer" ns0:semiHidden="1" ns0:unhideWhenUsed="1" /><ns0:lsdException ns0:name="index heading" ns0:semiHidden="1" ns0:unhideWhenUsed="1" /><ns0:lsdException ns0:name="caption" ns0:semiHidden="1" ns0:unhideWhenUsed="1" /><ns0:lsdException ns0:name="table of figures" ns0:semiHidden="1" ns0:unhideWhenUsed="1" /><ns0:lsdException ns0:name="envelope address" ns0:semiHidden="1" ns0:unhideWhenUsed="1" /><ns0:lsdException ns0:name="envelope return" ns0:semiHidden="1" ns0:unhideWhenUsed="1" /><ns0:lsdException ns0:name="footnote reference" ns0:semiHidden="1" ns0:unhideWhenUsed="1" /><ns0:lsdException ns0:name="annotation reference" ns0:semiHidden="1" ns0:unhideWhenUsed="1" /><ns0:lsdException ns0:name="line number" ns0:semiHidden="1" ns0:unhideWhenUsed="1" /><ns0:lsdException ns0:name="page number" ns0:semiHidden="1" ns0:unhideWhenUsed="1" /><ns0:lsdException ns0:name="endnote reference" ns0:semiHidden="1" ns0:unhideWhenUsed="1" /><ns0:lsdException ns0:name="endnote text" ns0:semiHidden="1" ns0:unhideWhenUsed="1" /><ns0:lsdException ns0:name="macro" ns0:semiHidden="1" ns0:unhideWhenUsed="1" /><ns0:lsdException ns0:name="toa heading" ns0:semiHidden="1" ns0:unhideWhenUsed="1" /><ns0:lsdException ns0:name="List Number" ns0:semiHidden="1" ns0:unhideWhenUsed="1" /><ns0:lsdException ns0:name="List 2" ns0:semiHidden="1" ns0:unhideWhenUsed="1" /><ns0:lsdException ns0:name="List 3" ns0:semiHidden="1" ns0:unhideWhenUsed="1" /><ns0:lsdException ns0:name="List 4" ns0:semiHidden="1" ns0:unhideWhenUsed="1" /><ns0:lsdException ns0:name="List 5" ns0:semiHidden="1" ns0:unhideWhenUsed="1" /><ns0:lsdException ns0:name="List Bullet 2" ns0:semiHidden="1" ns0:unhideWhenUsed="1" /><ns0:lsdException ns0:name="List Bullet 3" ns0:semiHidden="1" ns0:unhideWhenUsed="1" /><ns0:lsdException ns0:name="List Bullet 4" ns0:semiHidden="1" ns0:unhideWhenUsed="1" /><ns0:lsdException ns0:name="List Bullet 5" ns0:semiHidden="1" ns0:unhideWhenUsed="1" /><ns0:lsdException ns0:name="List Number 2" ns0:semiHidden="1" ns0:unhideWhenUsed="1" /><ns0:lsdException ns0:name="List Number 3" ns0:semiHidden="1" ns0:unhideWhenUsed="1" /><ns0:lsdException ns0:name="List Number 4" ns0:semiHidden="1" ns0:unhideWhenUsed="1" /><ns0:lsdException ns0:name="List Number 5" ns0:semiHidden="1" ns0:unhideWhenUsed="1" /><ns0:lsdException ns0:name="Closing" ns0:semiHidden="1" ns0:unhideWhenUsed="1" /><ns0:lsdException ns0:name="Signature" ns0:semiHidden="1" ns0:unhideWhenUsed="1" /><ns0:lsdException ns0:name="Default Paragraph Font" ns0:semiHidden="1" ns0:unhideWhenUsed="1" /><ns0:lsdException ns0:name="Body Text" ns0:semiHidden="1" ns0:unhideWhenUsed="1" /><ns0:lsdException ns0:name="Body Text Indent" ns0:semiHidden="1" ns0:unhideWhenUsed="1" /><ns0:lsdException ns0:name="List Continue" ns0:semiHidden="1" ns0:unhideWhenUsed="1" /><ns0:lsdException ns0:name="Message Header" ns0:semiHidden="1" ns0:unhideWhenUsed="1" /><ns0:lsdException ns0:name="Salutation" ns0:semiHidden="1" ns0:unhideWhenUsed="1" /><ns0:lsdException ns0:name="Date" ns0:semiHidden="1" ns0:unhideWhenUsed="1" /><ns0:lsdException ns0:name="Body Text First Indent" ns0:semiHidden="1" ns0:unhideWhenUsed="1" /><ns0:lsdException ns0:name="Body Text First Indent 2" ns0:semiHidden="1" ns0:unhideWhenUsed="1" /><ns0:lsdException ns0:name="Note Heading" ns0:semiHidden="1" ns0:unhideWhenUsed="1" /><ns0:lsdException ns0:name="Body Text 2" ns0:semiHidden="1" ns0:unhideWhenUsed="1" /><ns0:lsdException ns0:name="Body Text 3" ns0:semiHidden="1" ns0:unhideWhenUsed="1" /><ns0:lsdException ns0:name="Body Text Indent 2" ns0:semiHidden="1" ns0:unhideWhenUsed="1" /><ns0:lsdException ns0:name="Body Text Indent 3" ns0:semiHidden="1" ns0:unhideWhenUsed="1" /><ns0:lsdException ns0:name="Block Text" ns0:semiHidden="1" ns0:unhideWhenUsed="1" /><ns0:lsdException ns0:name="Hyperlink" ns0:semiHidden="1" ns0:unhideWhenUsed="1" /><ns0:lsdException ns0:name="FollowedHyperlink" ns0:semiHidden="1" ns0:unhideWhenUsed="1" /><ns0:lsdException ns0:name="Document Map" ns0:semiHidden="1" ns0:unhideWhenUsed="1" /><ns0:lsdException ns0:name="Plain Text" ns0:semiHidden="1" ns0:unhideWhenUsed="1" /><ns0:lsdException ns0:name="E-mail Signature" ns0:semiHidden="1" ns0:unhideWhenUsed="1" /><ns0:lsdException ns0:name="HTML Top of Form" ns0:semiHidden="1" ns0:unhideWhenUsed="1" /><ns0:lsdException ns0:name="HTML Bottom of Form" ns0:semiHidden="1" ns0:unhideWhenUsed="1" /><ns0:lsdException ns0:name="Normal (Web)" ns0:semiHidden="1" ns0:unhideWhenUsed="1" /><ns0:lsdException ns0:name="HTML Acronym" ns0:semiHidden="1" ns0:unhideWhenUsed="1" /><ns0:lsdException ns0:name="HTML Address" ns0:semiHidden="1" ns0:unhideWhenUsed="1" /><ns0:lsdException ns0:name="HTML Cite" ns0:semiHidden="1" ns0:unhideWhenUsed="1" /><ns0:lsdException ns0:name="HTML Code" ns0:semiHidden="1" ns0:unhideWhenUsed="1" /><ns0:lsdException ns0:name="HTML Definition" ns0:semiHidden="1" ns0:unhideWhenUsed="1" /><ns0:lsdException ns0:name="HTML Keyboard" ns0:semiHidden="1" ns0:unhideWhenUsed="1" /><ns0:lsdException ns0:name="HTML Preformatted" ns0:semiHidden="1" ns0:unhideWhenUsed="1" /><ns0:lsdException ns0:name="HTML Sample" ns0:semiHidden="1" ns0:unhideWhenUsed="1" /><ns0:lsdException ns0:name="HTML Typewriter" ns0:semiHidden="1" ns0:unhideWhenUsed="1" /><ns0:lsdException ns0:name="HTML Variable" ns0:semiHidden="1" ns0:unhideWhenUsed="1" /><ns0:lsdException ns0:name="Normal Table" ns0:semiHidden="1" ns0:unhideWhenUsed="1" /><ns0:lsdException ns0:name="annotation subject" ns0:semiHidden="1" ns0:unhideWhenUsed="1" /><ns0:lsdException ns0:name="No List" ns0:semiHidden="1" ns0:unhideWhenUsed="1" /><ns0:lsdException ns0:name="Outline List 1" ns0:semiHidden="1" ns0:unhideWhenUsed="1" /><ns0:lsdException ns0:name="Outline List 2" ns0:semiHidden="1" ns0:unhideWhenUsed="1" /><ns0:lsdException ns0:name="Outline List 3" ns0:semiHidden="1" ns0:unhideWhenUsed="1" /><ns0:lsdException ns0:name="Table Simple 1" ns0:semiHidden="1" ns0:unhideWhenUsed="1" /><ns0:lsdException ns0:name="Table Simple 2" ns0:semiHidden="1" ns0:unhideWhenUsed="1" /><ns0:lsdException ns0:name="Table Simple 3" ns0:semiHidden="1" ns0:unhideWhenUsed="1" /><ns0:lsdException ns0:name="Table Classic 1" ns0:semiHidden="1" ns0:unhideWhenUsed="1" /><ns0:lsdException ns0:name="Table Classic 2" ns0:semiHidden="1" ns0:unhideWhenUsed="1" /><ns0:lsdException ns0:name="Table Classic 3" ns0:semiHidden="1" ns0:unhideWhenUsed="1" /><ns0:lsdException ns0:name="Table Classic 4" ns0:semiHidden="1" ns0:unhideWhenUsed="1" /><ns0:lsdException ns0:name="Table Colorful 1" ns0:semiHidden="1" ns0:unhideWhenUsed="1" /><ns0:lsdException ns0:name="Table Colorful 2" ns0:semiHidden="1" ns0:unhideWhenUsed="1" /><ns0:lsdException ns0:name="Table Colorful 3" ns0:semiHidden="1" ns0:unhideWhenUsed="1" /><ns0:lsdException ns0:name="Table Columns 1" ns0:semiHidden="1" ns0:unhideWhenUsed="1" /><ns0:lsdException ns0:name="Table Columns 2" ns0:semiHidden="1" ns0:unhideWhenUsed="1" /><ns0:lsdException ns0:name="Table Columns 3" ns0:semiHidden="1" ns0:unhideWhenUsed="1" /><ns0:lsdException ns0:name="Table Columns 4" ns0:semiHidden="1" ns0:unhideWhenUsed="1" /><ns0:lsdException ns0:name="Table Columns 5" ns0:semiHidden="1" ns0:unhideWhenUsed="1" /><ns0:lsdException ns0:name="Table Grid 1" ns0:semiHidden="1" ns0:unhideWhenUsed="1" /><ns0:lsdException ns0:name="Table Grid 2" ns0:semiHidden="1" ns0:unhideWhenUsed="1" /><ns0:lsdException ns0:name="Table Grid 3" ns0:semiHidden="1" ns0:unhideWhenUsed="1" /><ns0:lsdException ns0:name="Table Grid 4" ns0:semiHidden="1" ns0:unhideWhenUsed="1" /><ns0:lsdException ns0:name="Table Grid 5" ns0:semiHidden="1" ns0:unhideWhenUsed="1" /><ns0:lsdException ns0:name="Table Grid 6" ns0:semiHidden="1" ns0:unhideWhenUsed="1" /><ns0:lsdException ns0:name="Table Grid 7" ns0:semiHidden="1" ns0:unhideWhenUsed="1" /><ns0:lsdException ns0:name="Table Grid 8" ns0:semiHidden="1" ns0:unhideWhenUsed="1" /><ns0:lsdException ns0:name="Table List 1" ns0:semiHidden="1" ns0:unhideWhenUsed="1" /><ns0:lsdException ns0:name="Table List 2" ns0:semiHidden="1" ns0:unhideWhenUsed="1" /><ns0:lsdException ns0:name="Table List 3" ns0:semiHidden="1" ns0:unhideWhenUsed="1" /><ns0:lsdException ns0:name="Table List 4" ns0:semiHidden="1" ns0:unhideWhenUsed="1" /><ns0:lsdException ns0:name="Table List 5" ns0:semiHidden="1" ns0:unhideWhenUsed="1" /><ns0:lsdException ns0:name="Table List 6" ns0:semiHidden="1" ns0:unhideWhenUsed="1" /><ns0:lsdException ns0:name="Table List 7" ns0:semiHidden="1" ns0:unhideWhenUsed="1" /><ns0:lsdException ns0:name="Table List 8" ns0:semiHidden="1" ns0:unhideWhenUsed="1" /><ns0:lsdException ns0:name="Table 3D effects 1" ns0:semiHidden="1" ns0:unhideWhenUsed="1" /><ns0:lsdException ns0:name="Table 3D effects 2" ns0:semiHidden="1" ns0:unhideWhenUsed="1" /><ns0:lsdException ns0:name="Table 3D effects 3" ns0:semiHidden="1" ns0:unhideWhenUsed="1" /><ns0:lsdException ns0:name="Table Contemporary" ns0:semiHidden="1" ns0:unhideWhenUsed="1" /><ns0:lsdException ns0:name="Table Elegant" ns0:semiHidden="1" ns0:unhideWhenUsed="1" /><ns0:lsdException ns0:name="Table Professional" ns0:semiHidden="1" ns0:unhideWhenUsed="1" /><ns0:lsdException ns0:name="Table Subtle 1" ns0:semiHidden="1" ns0:unhideWhenUsed="1" /><ns0:lsdException ns0:name="Table Subtle 2" ns0:semiHidden="1" ns0:unhideWhenUsed="1" /><ns0:lsdException ns0:name="Table Web 1" ns0:semiHidden="1" ns0:unhideWhenUsed="1" /><ns0:lsdException ns0:name="Light Shading" /><ns0:lsdException ns0:name="Light List" /><ns0:lsdException ns0:name="Light Grid" /><ns0:lsdException ns0:name="Medium Shading 1" /><ns0:lsdException ns0:name="Medium Shading 2" /><ns0:lsdException ns0:name="Medium List 1" /><ns0:lsdException ns0:name="Medium List 2" /><ns0:lsdException ns0:name="Medium Grid 1" /><ns0:lsdException ns0:name="Medium Grid 2" /><ns0:lsdException ns0:name="Medium Grid 3" /><ns0:lsdException ns0:name="Dark List" /><ns0:lsdException ns0:name="Colorful Shading" /><ns0:lsdException ns0:name="Colorful List" /><ns0:lsdException ns0:name="Colorful Grid" /><ns0:lsdException ns0:name="Light Shading Accent 1" /><ns0:lsdException ns0:name="Light List Accent 1" /><ns0:lsdException ns0:name="Light Grid Accent 1" /><ns0:lsdException ns0:name="Medium Shading 1 Accent 1" /><ns0:lsdException ns0:name="Medium Shading 2 Accent 1" /><ns0:lsdException ns0:name="Medium List 1 Accent 1" /><ns0:lsdException ns0:name="Revision" ns0:semiHidden="1" /><ns0:lsdException ns0:name="Medium List 2 Accent 1" /><ns0:lsdException ns0:name="Medium Grid 1 Accent 1" /><ns0:lsdException ns0:name="Medium Grid 2 Accent 1" /><ns0:lsdException ns0:name="Medium Grid 3 Accent 1" /><ns0:lsdException ns0:name="Dark List Accent 1" /><ns0:lsdException ns0:name="Colorful Shading Accent 1" /><ns0:lsdException ns0:name="Colorful List Accent 1" /><ns0:lsdException ns0:name="Colorful Grid Accent 1" /><ns0:lsdException ns0:name="Light Shading Accent 2" /><ns0:lsdException ns0:name="Light List Accent 2" /><ns0:lsdException ns0:name="Light Grid Accent 2" /><ns0:lsdException ns0:name="Medium Shading 1 Accent 2" /><ns0:lsdException ns0:name="Medium Shading 2 Accent 2" /><ns0:lsdException ns0:name="Medium List 1 Accent 2" /><ns0:lsdException ns0:name="Medium List 2 Accent 2" /><ns0:lsdException ns0:name="Medium Grid 1 Accent 2" /><ns0:lsdException ns0:name="Medium Grid 2 Accent 2" /><ns0:lsdException ns0:name="Medium Grid 3 Accent 2" /><ns0:lsdException ns0:name="Dark List Accent 2" /><ns0:lsdException ns0:name="Colorful Shading Accent 2" /><ns0:lsdException ns0:name="Colorful List Accent 2" /><ns0:lsdException ns0:name="Colorful Grid Accent 2" /><ns0:lsdException ns0:name="Light Shading Accent 3" /><ns0:lsdException ns0:name="Light List Accent 3" /><ns0:lsdException ns0:name="Light Grid Accent 3" /><ns0:lsdException ns0:name="Medium Shading 1 Accent 3" /><ns0:lsdException ns0:name="Medium Shading 2 Accent 3" /><ns0:lsdException ns0:name="Medium List 1 Accent 3" /><ns0:lsdException ns0:name="Medium List 2 Accent 3" /><ns0:lsdException ns0:name="Medium Grid 1 Accent 3" /><ns0:lsdException ns0:name="Medium Grid 2 Accent 3" /><ns0:lsdException ns0:name="Medium Grid 3 Accent 3" /><ns0:lsdException ns0:name="Dark List Accent 3" /><ns0:lsdException ns0:name="Colorful Shading Accent 3" /><ns0:lsdException ns0:name="Colorful List Accent 3" /><ns0:lsdException ns0:name="Colorful Grid Accent 3" /><ns0:lsdException ns0:name="Light Shading Accent 4" /><ns0:lsdException ns0:name="Light List Accent 4" /><ns0:lsdException ns0:name="Light Grid Accent 4" /><ns0:lsdException ns0:name="Medium Shading 1 Accent 4" /><ns0:lsdException ns0:name="Medium Shading 2 Accent 4" /><ns0:lsdException ns0:name="Medium List 1 Accent 4" /><ns0:lsdException ns0:name="Medium List 2 Accent 4" /><ns0:lsdException ns0:name="Medium Grid 1 Accent 4" /><ns0:lsdException ns0:name="Medium Grid 2 Accent 4" /><ns0:lsdException ns0:name="Medium Grid 3 Accent 4" /><ns0:lsdException ns0:name="Dark List Accent 4" /><ns0:lsdException ns0:name="Colorful Shading Accent 4" /><ns0:lsdException ns0:name="Colorful List Accent 4" /><ns0:lsdException ns0:name="Colorful Grid Accent 4" /><ns0:lsdException ns0:name="Light Shading Accent 5" /><ns0:lsdException ns0:name="Light List Accent 5" /><ns0:lsdException ns0:name="Light Grid Accent 5" /><ns0:lsdException ns0:name="Medium Shading 1 Accent 5" /><ns0:lsdException ns0:name="Medium Shading 2 Accent 5" /><ns0:lsdException ns0:name="Medium List 1 Accent 5" /><ns0:lsdException ns0:name="Medium List 2 Accent 5" /><ns0:lsdException ns0:name="Medium Grid 1 Accent 5" /><ns0:lsdException ns0:name="Medium Grid 2 Accent 5" /><ns0:lsdException ns0:name="Medium Grid 3 Accent 5" /><ns0:lsdException ns0:name="Dark List Accent 5" /><ns0:lsdException ns0:name="Colorful Shading Accent 5" /><ns0:lsdException ns0:name="Colorful List Accent 5" /><ns0:lsdException ns0:name="Colorful Grid Accent 5" /><ns0:lsdException ns0:name="Light Shading Accent 6" /><ns0:lsdException ns0:name="Light List Accent 6" /><ns0:lsdException ns0:name="Light Grid Accent 6" /><ns0:lsdException ns0:name="Medium Shading 1 Accent 6" /><ns0:lsdException ns0:name="Medium Shading 2 Accent 6" /><ns0:lsdException ns0:name="Medium List 1 Accent 6" /><ns0:lsdException ns0:name="Medium List 2 Accent 6" /><ns0:lsdException ns0:name="Medium Grid 1 Accent 6" /><ns0:lsdException ns0:name="Medium Grid 2 Accent 6" /><ns0:lsdException ns0:name="Medium Grid 3 Accent 6" /><ns0:lsdException ns0:name="Dark List Accent 6" /><ns0:lsdException ns0:name="Colorful Shading Accent 6" /><ns0:lsdException ns0:name="Colorful List Accent 6" /><ns0:lsdException ns0:name="Colorful Grid Accent 6" /><ns0:lsdException ns0:name="Plain Table 1" ns0:uiPriority="41" /><ns0:lsdException ns0:name="Plain Table 2" ns0:uiPriority="42" /><ns0:lsdException ns0:name="Plain Table 3" ns0:uiPriority="43" /><ns0:lsdException ns0:name="Plain Table 4" ns0:uiPriority="44" /><ns0:lsdException ns0:name="Plain Table 5" ns0:uiPriority="45" /><ns0:lsdException ns0:name="Grid Table Light" ns0:uiPriority="40" /><ns0:lsdException ns0:name="Grid Table 1 Light" ns0:uiPriority="46" /><ns0:lsdException ns0:name="Grid Table 2" ns0:uiPriority="47" /><ns0:lsdException ns0:name="Grid Table 3" ns0:uiPriority="48" /><ns0:lsdException ns0:name="Grid Table 4" ns0:uiPriority="49" /><ns0:lsdException ns0:name="Grid Table 5 Dark" ns0:uiPriority="50" /><ns0:lsdException ns0:name="Grid Table 6 Colorful" ns0:uiPriority="51" /><ns0:lsdException ns0:name="Grid Table 7 Colorful" ns0:uiPriority="52" /><ns0:lsdException ns0:name="Grid Table 1 Light Accent 1" ns0:uiPriority="46" /><ns0:lsdException ns0:name="Grid Table 2 Accent 1" ns0:uiPriority="47" /><ns0:lsdException ns0:name="Grid Table 3 Accent 1" ns0:uiPriority="48" /><ns0:lsdException ns0:name="Grid Table 4 Accent 1" ns0:uiPriority="49" /><ns0:lsdException ns0:name="Grid Table 5 Dark Accent 1" ns0:uiPriority="50" /><ns0:lsdException ns0:name="Grid Table 6 Colorful Accent 1" ns0:uiPriority="51" /><ns0:lsdException ns0:name="Grid Table 7 Colorful Accent 1" ns0:uiPriority="52" /><ns0:lsdException ns0:name="Grid Table 1 Light Accent 2" ns0:uiPriority="46" /><ns0:lsdException ns0:name="Grid Table 2 Accent 2" ns0:uiPriority="47" /><ns0:lsdException ns0:name="Grid Table 3 Accent 2" ns0:uiPriority="48" /><ns0:lsdException ns0:name="Grid Table 4 Accent 2" ns0:uiPriority="49" /><ns0:lsdException ns0:name="Grid Table 5 Dark Accent 2" ns0:uiPriority="50" /><ns0:lsdException ns0:name="Grid Table 6 Colorful Accent 2" ns0:uiPriority="51" /><ns0:lsdException ns0:name="Grid Table 7 Colorful Accent 2" ns0:uiPriority="52" /><ns0:lsdException ns0:name="Grid Table 1 Light Accent 3" ns0:uiPriority="46" /><ns0:lsdException ns0:name="Grid Table 2 Accent 3" ns0:uiPriority="47" /><ns0:lsdException ns0:name="Grid Table 3 Accent 3" ns0:uiPriority="48" /><ns0:lsdException ns0:name="Grid Table 4 Accent 3" ns0:uiPriority="49" /><ns0:lsdException ns0:name="Grid Table 5 Dark Accent 3" ns0:uiPriority="50" /><ns0:lsdException ns0:name="Grid Table 6 Colorful Accent 3" ns0:uiPriority="51" /><ns0:lsdException ns0:name="Grid Table 7 Colorful Accent 3" ns0:uiPriority="52" /><ns0:lsdException ns0:name="Grid Table 1 Light Accent 4" ns0:uiPriority="46" /><ns0:lsdException ns0:name="Grid Table 2 Accent 4" ns0:uiPriority="47" /><ns0:lsdException ns0:name="Grid Table 3 Accent 4" ns0:uiPriority="48" /><ns0:lsdException ns0:name="Grid Table 4 Accent 4" ns0:uiPriority="49" /><ns0:lsdException ns0:name="Grid Table 5 Dark Accent 4" ns0:uiPriority="50" /><ns0:lsdException ns0:name="Grid Table 6 Colorful Accent 4" ns0:uiPriority="51" /><ns0:lsdException ns0:name="Grid Table 7 Colorful Accent 4" ns0:uiPriority="52" /><ns0:lsdException ns0:name="Grid Table 1 Light Accent 5" ns0:uiPriority="46" /><ns0:lsdException ns0:name="Grid Table 2 Accent 5" ns0:uiPriority="47" /><ns0:lsdException ns0:name="Grid Table 3 Accent 5" ns0:uiPriority="48" /><ns0:lsdException ns0:name="Grid Table 4 Accent 5" ns0:uiPriority="49" /><ns0:lsdException ns0:name="Grid Table 5 Dark Accent 5" ns0:uiPriority="50" /><ns0:lsdException ns0:name="Grid Table 6 Colorful Accent 5" ns0:uiPriority="51" /><ns0:lsdException ns0:name="Grid Table 7 Colorful Accent 5" ns0:uiPriority="52" /><ns0:lsdException ns0:name="Grid Table 1 Light Accent 6" ns0:uiPriority="46" /><ns0:lsdException ns0:name="Grid Table 2 Accent 6" ns0:uiPriority="47" /><ns0:lsdException ns0:name="Grid Table 3 Accent 6" ns0:uiPriority="48" /><ns0:lsdException ns0:name="Grid Table 4 Accent 6" ns0:uiPriority="49" /><ns0:lsdException ns0:name="Grid Table 5 Dark Accent 6" ns0:uiPriority="50" /><ns0:lsdException ns0:name="Grid Table 6 Colorful Accent 6" ns0:uiPriority="51" /><ns0:lsdException ns0:name="Grid Table 7 Colorful Accent 6" ns0:uiPriority="52" /><ns0:lsdException ns0:name="List Table 1 Light" ns0:uiPriority="46" /><ns0:lsdException ns0:name="List Table 2" ns0:uiPriority="47" /><ns0:lsdException ns0:name="List Table 3" ns0:uiPriority="48" /><ns0:lsdException ns0:name="List Table 4" ns0:uiPriority="49" /><ns0:lsdException ns0:name="List Table 5 Dark" ns0:uiPriority="50" /><ns0:lsdException ns0:name="List Table 6 Colorful" ns0:uiPriority="51" /><ns0:lsdException ns0:name="List Table 7 Colorful" ns0:uiPriority="52" /><ns0:lsdException ns0:name="List Table 1 Light Accent 1" ns0:uiPriority="46" /><ns0:lsdException ns0:name="List Table 2 Accent 1" ns0:uiPriority="47" /><ns0:lsdException ns0:name="List Table 3 Accent 1" ns0:uiPriority="48" /><ns0:lsdException ns0:name="List Table 4 Accent 1" ns0:uiPriority="49" /><ns0:lsdException ns0:name="List Table 5 Dark Accent 1" ns0:uiPriority="50" /><ns0:lsdException ns0:name="List Table 6 Colorful Accent 1" ns0:uiPriority="51" /><ns0:lsdException ns0:name="List Table 7 Colorful Accent 1" ns0:uiPriority="52" /><ns0:lsdException ns0:name="List Table 1 Light Accent 2" ns0:uiPriority="46" /><ns0:lsdException ns0:name="List Table 2 Accent 2" ns0:uiPriority="47" /><ns0:lsdException ns0:name="List Table 3 Accent 2" ns0:uiPriority="48" /><ns0:lsdException ns0:name="List Table 4 Accent 2" ns0:uiPriority="49" /><ns0:lsdException ns0:name="List Table 5 Dark Accent 2" ns0:uiPriority="50" /><ns0:lsdException ns0:name="List Table 6 Colorful Accent 2" ns0:uiPriority="51" /><ns0:lsdException ns0:name="List Table 7 Colorful Accent 2" ns0:uiPriority="52" /><ns0:lsdException ns0:name="List Table 1 Light Accent 3" ns0:uiPriority="46" /><ns0:lsdException ns0:name="List Table 2 Accent 3" ns0:uiPriority="47" /><ns0:lsdException ns0:name="List Table 3 Accent 3" ns0:uiPriority="48" /><ns0:lsdException ns0:name="List Table 4 Accent 3" ns0:uiPriority="49" /><ns0:lsdException ns0:name="List Table 5 Dark Accent 3" ns0:uiPriority="50" /><ns0:lsdException ns0:name="List Table 6 Colorful Accent 3" ns0:uiPriority="51" /><ns0:lsdException ns0:name="List Table 7 Colorful Accent 3" ns0:uiPriority="52" /><ns0:lsdException ns0:name="List Table 1 Light Accent 4" ns0:uiPriority="46" /><ns0:lsdException ns0:name="List Table 2 Accent 4" ns0:uiPriority="47" /><ns0:lsdException ns0:name="List Table 3 Accent 4" ns0:uiPriority="48" /><ns0:lsdException ns0:name="List Table 4 Accent 4" ns0:uiPriority="49" /><ns0:lsdException ns0:name="List Table 5 Dark Accent 4" ns0:uiPriority="50" /><ns0:lsdException ns0:name="List Table 6 Colorful Accent 4" ns0:uiPriority="51" /><ns0:lsdException ns0:name="List Table 7 Colorful Accent 4" ns0:uiPriority="52" /><ns0:lsdException ns0:name="List Table 1 Light Accent 5" ns0:uiPriority="46" /><ns0:lsdException ns0:name="List Table 2 Accent 5" ns0:uiPriority="47" /><ns0:lsdException ns0:name="List Table 3 Accent 5" ns0:uiPriority="48" /><ns0:lsdException ns0:name="List Table 4 Accent 5" ns0:uiPriority="49" /><ns0:lsdException ns0:name="List Table 5 Dark Accent 5" ns0:uiPriority="50" /><ns0:lsdException ns0:name="List Table 6 Colorful Accent 5" ns0:uiPriority="51" /><ns0:lsdException ns0:name="List Table 7 Colorful Accent 5" ns0:uiPriority="52" /><ns0:lsdException ns0:name="List Table 1 Light Accent 6" ns0:uiPriority="46" /><ns0:lsdException ns0:name="List Table 2 Accent 6" ns0:uiPriority="47" /><ns0:lsdException ns0:name="List Table 3 Accent 6" ns0:uiPriority="48" /><ns0:lsdException ns0:name="List Table 4 Accent 6" ns0:uiPriority="49" /><ns0:lsdException ns0:name="List Table 5 Dark Accent 6" ns0:uiPriority="50" /><ns0:lsdException ns0:name="List Table 6 Colorful Accent 6" ns0:uiPriority="51" /><ns0:lsdException ns0:name="List Table 7 Colorful Accent 6" ns0:uiPriority="52" /><ns0:lsdException ns0:name="Mention" ns0:semiHidden="1" ns0:uiPriority="99" ns0:unhideWhenUsed="1" /><ns0:lsdException ns0:name="Smart Hyperlink" ns0:semiHidden="1" ns0:uiPriority="99" ns0:unhideWhenUsed="1" /><ns0:lsdException ns0:name="Hashtag" ns0:semiHidden="1" ns0:uiPriority="99" ns0:unhideWhenUsed="1" /><ns0:lsdException ns0:name="Unresolved Mention" ns0:semiHidden="1" ns0:uiPriority="99" ns0:unhideWhenUsed="1" /><ns0:lsdException ns0:name="Smart Link" ns0:semiHidden="1" ns0:uiPriority="99" ns0:unhideWhenUsed="1" /></ns0:latentStyles><ns0:style ns0:default="1" ns0:styleId="Normal" ns0:type="paragraph"><ns0:name ns0:val="Normal" /><ns0:qFormat /></ns0:style><ns0:style ns0:styleId="Heading1" ns0:type="paragraph"><ns0:name ns0:val="heading 1" /><ns0:basedOn ns0:val="Normal" /><ns0:next ns0:val="BodyText" /><ns0:uiPriority ns0:val="9" /><ns0:qFormat /><ns0:pPr><ns0:keepNext /><ns0:keepLines /><ns0:spacing ns0:after="0" ns0:before="480" /><ns0:outlineLvl ns0:val="0" /></ns0:pPr><ns0:rPr><ns0:rFonts ns0:asciiTheme="majorHAnsi" ns0:cstheme="majorBidi" ns0:eastAsiaTheme="majorEastAsia" ns0:hAnsiTheme="majorHAnsi" /><ns0:b /><ns0:bCs /><ns0:color ns0:themeColor="accent1" ns0:themeShade="B5" ns0:val="345A8A" /><ns0:sz ns0:val="32" /><ns0:szCs ns0:val="32" /></ns0:rPr></ns0:style><ns0:style ns0:styleId="Heading2" ns0:type="paragraph"><ns0:name ns0:val="heading 2" /><ns0:basedOn ns0:val="Normal" /><ns0:next ns0:val="BodyText" /><ns0:uiPriority ns0:val="9" /><ns0:unhideWhenUsed /><ns0:qFormat /><ns0:pPr><ns0:keepNext /><ns0:keepLines /><ns0:spacing ns0:after="0" ns0:before="200" /><ns0:outlineLvl ns0:val="1" /></ns0:pPr><ns0:rPr><ns0:rFonts ns0:asciiTheme="majorHAnsi" ns0:cstheme="majorBidi" ns0:eastAsiaTheme="majorEastAsia" ns0:hAnsiTheme="majorHAnsi" /><ns0:b /><ns0:bCs /><ns0:color ns0:themeColor="accent1" ns0:val="4F81BD" /><ns0:sz ns0:val="32" /><ns0:szCs ns0:val="32" /></ns0:rPr></ns0:style><ns0:style ns0:styleId="Heading3" ns0:type="paragraph"><ns0:name ns0:val="heading 3" /><ns0:basedOn ns0:val="Normal" /><ns0:next ns0:val="BodyText" /><ns0:uiPriority ns0:val="9" /><ns0:unhideWhenUsed /><ns0:qFormat /><ns0:pPr><ns0:keepNext /><ns0:keepLines /><ns0:spacing ns0:after="0" ns0:before="200" /><ns0:outlineLvl ns0:val="2" /></ns0:pPr><ns0:rPr><ns0:rFonts ns0:asciiTheme="majorHAnsi" ns0:cstheme="majorBidi" ns0:eastAsiaTheme="majorEastAsia" ns0:hAnsiTheme="majorHAnsi" /><ns0:b /><ns0:bCs /><ns0:color ns0:themeColor="accent1" ns0:val="4F81BD" /><ns0:sz ns0:val="28" /><ns0:szCs ns0:val="28" /></ns0:rPr></ns0:style><ns0:style ns0:styleId="Heading4" ns0:type="paragraph"><ns0:name ns0:val="heading 4" /><ns0:basedOn ns0:val="Normal" /><ns0:next ns0:val="BodyText" /><ns0:uiPriority ns0:val="9" /><ns0:unhideWhenUsed /><ns0:qFormat /><ns0:pPr><ns0:keepNext /><ns0:keepLines /><ns0:spacing ns0:after="0" ns0:before="200" /><ns0:outlineLvl ns0:val="3" /></ns0:pPr><ns0:rPr><ns0:rFonts ns0:asciiTheme="majorHAnsi" ns0:cstheme="majorBidi" ns0:eastAsiaTheme="majorEastAsia" ns0:hAnsiTheme="majorHAnsi" /><ns0:b /><ns0:bCs /><ns0:color ns0:themeColor="accent1" ns0:val="4F81BD" /></ns0:rPr></ns0:style><ns0:style ns0:styleId="Heading5" ns0:type="paragraph"><ns0:name ns0:val="heading 5" /><ns0:basedOn ns0:val="Normal" /><ns0:next ns0:val="BodyText" /><ns0:uiPriority ns0:val="9" /><ns0:unhideWhenUsed /><ns0:qFormat /><ns0:rsid ns0:val="00884F3F" /><ns0:pPr><ns0:keepNext /><ns0:keepLines /><ns0:pageBreakBefore /><ns0:spacing ns0:after="0" ns0:before="200" ns0:line="20" ns0:lineRule="exact" /><ns0:outlineLvl ns0:val="4" /></ns0:pPr><ns0:rPr><ns0:rFonts ns0:asciiTheme="majorHAnsi" ns0:cstheme="majorBidi" ns0:eastAsiaTheme="majorEastAsia" ns0:hAnsiTheme="majorHAnsi" /><ns0:i /><ns0:iCs /><ns0:color ns0:themeColor="background1" ns0:val="FFFFFF" /><ns0:sz ns0:val="16" /></ns0:rPr></ns0:style><ns0:style ns0:styleId="Heading6" ns0:type="paragraph"><ns0:name ns0:val="heading 6" /><ns0:basedOn ns0:val="Normal" /><ns0:next ns0:val="BodyText" /><ns0:uiPriority ns0:val="9" /><ns0:unhideWhenUsed /><ns0:qFormat /><ns0:pPr><ns0:keepNext /><ns0:keepLines /><ns0:spacing ns0:after="0" ns0:before="200" /><ns0:outlineLvl ns0:val="5" /></ns0:pPr><ns0:rPr><ns0:rFonts ns0:asciiTheme="majorHAnsi" ns0:cstheme="majorBidi" ns0:eastAsiaTheme="majorEastAsia" ns0:hAnsiTheme="majorHAnsi" /><ns0:color ns0:themeColor="accent1" ns0:val="4F81BD" /></ns0:rPr></ns0:style><ns0:style ns0:default="1" ns0:styleId="DefaultParagraphFont" ns0:type="character"><ns0:name ns0:val="Default Paragraph Font" /><ns0:uiPriority ns0:val="1" /><ns0:semiHidden /><ns0:unhideWhenUsed /></ns0:style><ns0:style ns0:default="1" ns0:styleId="TableNormal" ns0:type="table"><ns0:name ns0:val="Normal Table" /><ns0:uiPriority ns0:val="99" /><ns0:semiHidden /><ns0:unhideWhenUsed /><ns0:tblPr><ns0:tblInd ns0:type="dxa" ns0:w="0" /><ns0:tblCellMar><ns0:top ns0:type="dxa" ns0:w="0" /><ns0:left ns0:type="dxa" ns0:w="108" /><ns0:bottom ns0:type="dxa" ns0:w="0" /><ns0:right ns0:type="dxa" ns0:w="108" /></ns0:tblCellMar><ns0:tblBorders><ns0:top ns0:color="000000" ns0:space="0" ns0:sz="4" ns0:val="single" /><ns0:bottom ns0:color="000000" ns0:space="0" ns0:sz="4" ns0:val="single" /></ns0:tblBorders></ns0:tblPr></ns0:style><ns0:style ns0:default="1" ns0:styleId="NoList" ns0:type="numbering"><ns0:name ns0:val="No List" /><ns0:uiPriority ns0:val="99" /><ns0:semiHidden /><ns0:unhideWhenUsed /></ns0:style><ns0:style ns0:styleId="BodyText" ns0:type="paragraph"><ns0:name ns0:val="Body Text" /><ns0:basedOn ns0:val="Normal" /><ns0:qFormat /><ns0:pPr><ns0:spacing ns0:after="180" ns0:before="180" /></ns0:pPr></ns0:style><ns0:style ns0:customStyle="1" ns0:styleId="FirstParagraph" ns0:type="paragraph"><ns0:name ns0:val="First Paragraph" /><ns0:basedOn ns0:val="BodyText" /><ns0:next ns0:val="BodyText" /><ns0:qFormat /></ns0:style><ns0:style ns0:customStyle="1" ns0:styleId="Compact" ns0:type="paragraph"><ns0:name ns0:val="Compact" /><ns0:basedOn ns0:val="BodyText" /><ns0:qFormat /><ns0:pPr><ns0:spacing ns0:after="36" ns0:before="36" /></ns0:pPr><ns0:rPr><ns0:rFonts ns0:ascii="Arial" ns0:cs="Arial" ns0:hAnsi="Arial" /><ns0:sz ns0:val="20" /><ns0:szCs ns0:val="20" /></ns0:rPr></ns0:style><ns0:style ns0:styleId="Title" ns0:type="paragraph"><ns0:name ns0:val="Title" /><ns0:basedOn ns0:val="Normal" /><ns0:next ns0:val="BodyText" /><ns0:qFormat /><ns0:pPr><ns0:keepNext /><ns0:keepLines /><ns0:spacing ns0:after="240" ns0:before="480" /><ns0:jc ns0:val="center" /></ns0:pPr><ns0:rPr><ns0:rFonts ns0:asciiTheme="majorHAnsi" ns0:cstheme="majorBidi" ns0:eastAsiaTheme="majorEastAsia" ns0:hAnsiTheme="majorHAnsi" /><ns0:b /><ns0:bCs /><ns0:color ns0:themeColor="accent1" ns0:themeShade="B5" ns0:val="345A8A" /><ns0:sz ns0:val="36" /><ns0:szCs ns0:val="36" /></ns0:rPr></ns0:style><ns0:style ns0:styleId="Subtitle" ns0:type="paragraph"><ns0:name ns0:val="Subtitle" /><ns0:basedOn ns0:val="Title" /><ns0:next ns0:val="BodyText" /><ns0:qFormat /><ns0:pPr><ns0:spacing ns0:before="240" /></ns0:pPr><ns0:rPr><ns0:sz ns0:val="30" /><ns0:szCs ns0:val="30" /></ns0:rPr></ns0:style><ns0:style ns0:customStyle="1" ns0:styleId="Author" ns0:type="paragraph"><ns0:name ns0:val="Author" /><ns0:next ns0:val="BodyText" /><ns0:qFormat /><ns0:pPr><ns0:keepNext /><ns0:keepLines /><ns0:jc ns0:val="center" /></ns0:pPr></ns0:style><ns0:style ns0:styleId="Date" ns0:type="paragraph"><ns0:name ns0:val="Date" /><ns0:next ns0:val="BodyText" /><ns0:qFormat /><ns0:pPr><ns0:keepNext /><ns0:keepLines /><ns0:jc ns0:val="center" /></ns0:pPr></ns0:style><ns0:style ns0:customStyle="1" ns0:styleId="Abstract" ns0:type="paragraph"><ns0:name ns0:val="Abstract" /><ns0:basedOn ns0:val="Normal" /><ns0:next ns0:val="BodyText" /><ns0:qFormat /><ns0:pPr><ns0:keepNext /><ns0:keepLines /><ns0:spacing ns0:after="300" ns0:before="300" /></ns0:pPr><ns0:rPr><ns0:sz ns0:val="20" /><ns0:szCs ns0:val="20" /></ns0:rPr></ns0:style><ns0:style ns0:styleId="Bibliography" ns0:type="paragraph"><ns0:name ns0:val="Bibliography" /><ns0:basedOn ns0:val="Normal" /><ns0:qFormat /></ns0:style><ns0:style ns0:styleId="BlockText" ns0:type="paragraph"><ns0:name ns0:val="Block Text" /><ns0:basedOn ns0:val="BodyText" /><ns0:next ns0:val="BodyText" /><ns0:uiPriority ns0:val="9" /><ns0:unhideWhenUsed /><ns0:qFormat /><ns0:pPr><ns0:spacing ns0:after="100" ns0:before="100" /></ns0:pPr><ns0:rPr><ns0:rFonts ns0:asciiTheme="majorHAnsi" ns0:cstheme="majorBidi" ns0:eastAsiaTheme="majorEastAsia" ns0:hAnsiTheme="majorHAnsi" /><ns0:bCs /><ns0:sz ns0:val="20" /><ns0:szCs ns0:val="20" /></ns0:rPr></ns0:style><ns0:style ns0:styleId="FootnoteText" ns0:type="paragraph"><ns0:name ns0:val="footnote text" /><ns0:basedOn ns0:val="Normal" /><ns0:uiPriority ns0:val="9" /><ns0:unhideWhenUsed /><ns0:qFormat /></ns0:style><ns0:style ns0:customStyle="1" ns0:styleId="DefinitionTerm" ns0:type="paragraph"><ns0:name ns0:val="Definition Term" /><ns0:basedOn ns0:val="Normal" /><ns0:next ns0:val="Definition" /><ns0:pPr><ns0:keepNext /><ns0:keepLines /><ns0:spacing ns0:after="0" /></ns0:pPr><ns0:rPr><ns0:b /></ns0:rPr></ns0:style><ns0:style ns0:customStyle="1" ns0:styleId="Definition" ns0:type="paragraph"><ns0:name ns0:val="Definition" /><ns0:basedOn ns0:val="Normal" /></ns0:style><ns0:style ns0:styleId="Caption" ns0:type="paragraph"><ns0:name ns0:val="caption" /><ns0:basedOn ns0:val="Normal" /><ns0:link ns0:val="CaptionChar" /><ns0:pPr><ns0:spacing ns0:after="120" /></ns0:pPr><ns0:rPr><ns0:i /></ns0:rPr></ns0:style><ns0:style ns0:customStyle="1" ns0:styleId="TableCaption" ns0:type="paragraph"><ns0:name ns0:val="Table Caption" /><ns0:basedOn ns0:val="Caption" /><ns0:pPr><ns0:keepNext /></ns0:pPr></ns0:style><ns0:style ns0:customStyle="1" ns0:styleId="ImageCaption" ns0:type="paragraph"><ns0:name ns0:val="Image Caption" /><ns0:basedOn ns0:val="Caption" /></ns0:style><ns0:style ns0:customStyle="1" ns0:styleId="Figure" ns0:type="paragraph"><ns0:name ns0:val="Figure" /><ns0:basedOn ns0:val="Normal" /></ns0:style><ns0:style ns0:customStyle="1" ns0:styleId="FigurewithCaption" ns0:type="paragraph"><ns0:name ns0:val="Figure with Caption" /><ns0:basedOn ns0:val="Figure" /><ns0:pPr><ns0:keepNext /></ns0:pPr></ns0:style><ns0:style ns0:customStyle="1" ns0:styleId="CaptionChar" ns0:type="character"><ns0:name ns0:val="Caption Char" /><ns0:basedOn ns0:val="DefaultParagraphFont" /><ns0:link ns0:val="Caption" /></ns0:style><ns0:style ns0:customStyle="1" ns0:styleId="VerbatimChar" ns0:type="character"><ns0:name ns0:val="Verbatim Char" /><ns0:basedOn ns0:val="CaptionChar" /><ns0:link ns0:val="SourceCode" /><ns0:rPr><ns0:rFonts ns0:ascii="Consolas" ns0:hAnsi="Consolas" /><ns0:sz ns0:val="22" /></ns0:rPr></ns0:style><ns0:style ns0:styleId="FootnoteReference" ns0:type="character"><ns0:name ns0:val="footnote reference" /><ns0:basedOn ns0:val="CaptionChar" /><ns0:rPr><ns0:vertAlign ns0:val="superscript" /></ns0:rPr></ns0:style><ns0:style ns0:styleId="Hyperlink" ns0:type="character"><ns0:name ns0:val="Hyperlink" /><ns0:basedOn ns0:val="CaptionChar" /><ns0:rPr><ns0:color ns0:themeColor="accent1" ns0:val="4F81BD" /></ns0:rPr></ns0:style><ns0:style ns0:styleId="TOCHeading" ns0:type="paragraph"><ns0:name ns0:val="TOC Heading" /><ns0:basedOn ns0:val="Heading1" /><ns0:next ns0:val="BodyText" /><ns0:uiPriority ns0:val="39" /><ns0:unhideWhenUsed /><ns0:qFormat /><ns0:pPr><ns0:spacing ns0:before="240" ns0:line="259" ns0:lineRule="auto" /><ns0:outlineLvl ns0:val="9" /></ns0:pPr><ns0:rPr><ns0:b ns0:val="0" /><ns0:bCs ns0:val="0" /><ns0:color ns0:themeColor="accent1" ns0:themeShade="BF" ns0:val="365F91" /></ns0:rPr></ns0:style><ns0:style ns0:customStyle="1" ns0:styleId="SourceCode" ns0:type="paragraph"><ns0:name ns0:val="Source Code" /><ns0:basedOn ns0:val="Normal" /><ns0:link ns0:val="VerbatimChar" /><ns0:pPr><ns0:shd ns0:color="auto" ns0:fill="F8F8F8" ns0:val="clear" /><ns0:wordWrap ns0:val="0" /></ns0:pPr></ns0:style><ns0:style ns0:customStyle="1" ns0:styleId="KeywordTok" ns0:type="character"><ns0:name ns0:val="KeywordTok" /><ns0:basedOn ns0:val="VerbatimChar" /><ns0:rPr><ns0:rFonts ns0:ascii="Consolas" ns0:hAnsi="Consolas" /><ns0:b /><ns0:color ns0:val="204A87" /><ns0:sz ns0:val="22" /><ns0:shd ns0:color="auto" ns0:fill="F8F8F8" ns0:val="clear" /></ns0:rPr></ns0:style><ns0:style ns0:customStyle="1" ns0:styleId="DataTypeTok" ns0:type="character"><ns0:name ns0:val="DataTypeTok" /><ns0:basedOn ns0:val="VerbatimChar" /><ns0:rPr><ns0:rFonts ns0:ascii="Consolas" ns0:hAnsi="Consolas" /><ns0:color ns0:val="204A87" /><ns0:sz ns0:val="22" /><ns0:shd ns0:color="auto" ns0:fill="F8F8F8" ns0:val="clear" /></ns0:rPr></ns0:style><ns0:style ns0:customStyle="1" ns0:styleId="DecValTok" ns0:type="character"><ns0:name ns0:val="DecValTok" /><ns0:basedOn ns0:val="VerbatimChar" /><ns0:rPr><ns0:rFonts ns0:ascii="Consolas" ns0:hAnsi="Consolas" /><ns0:color ns0:val="0000CF" /><ns0:sz ns0:val="22" /><ns0:shd ns0:color="auto" ns0:fill="F8F8F8" ns0:val="clear" /></ns0:rPr></ns0:style><ns0:style ns0:customStyle="1" ns0:styleId="BaseNTok" ns0:type="character"><ns0:name ns0:val="BaseNTok" /><ns0:basedOn ns0:val="VerbatimChar" /><ns0:rPr><ns0:rFonts ns0:ascii="Consolas" ns0:hAnsi="Consolas" /><ns0:color ns0:val="0000CF" /><ns0:sz ns0:val="22" /><ns0:shd ns0:color="auto" ns0:fill="F8F8F8" ns0:val="clear" /></ns0:rPr></ns0:style><ns0:style ns0:customStyle="1" ns0:styleId="FloatTok" ns0:type="character"><ns0:name ns0:val="FloatTok" /><ns0:basedOn ns0:val="VerbatimChar" /><ns0:rPr><ns0:rFonts ns0:ascii="Consolas" ns0:hAnsi="Consolas" /><ns0:color ns0:val="0000CF" /><ns0:sz ns0:val="22" /><ns0:shd ns0:color="auto" ns0:fill="F8F8F8" ns0:val="clear" /></ns0:rPr></ns0:style><ns0:style ns0:customStyle="1" ns0:styleId="ConstantTok" ns0:type="character"><ns0:name ns0:val="ConstantTok" /><ns0:basedOn ns0:val="VerbatimChar" /><ns0:rPr><ns0:rFonts ns0:ascii="Consolas" ns0:hAnsi="Consolas" /><ns0:color ns0:val="000000" /><ns0:sz ns0:val="22" /><ns0:shd ns0:color="auto" ns0:fill="F8F8F8" ns0:val="clear" /></ns0:rPr></ns0:style><ns0:style ns0:customStyle="1" ns0:styleId="CharTok" ns0:type="character"><ns0:name ns0:val="CharTok" /><ns0:basedOn ns0:val="VerbatimChar" /><ns0:rPr><ns0:rFonts ns0:ascii="Consolas" ns0:hAnsi="Consolas" /><ns0:color ns0:val="4E9A06" /><ns0:sz ns0:val="22" /><ns0:shd ns0:color="auto" ns0:fill="F8F8F8" ns0:val="clear" /></ns0:rPr></ns0:style><ns0:style ns0:customStyle="1" ns0:styleId="SpecialCharTok" ns0:type="character"><ns0:name ns0:val="SpecialCharTok" /><ns0:basedOn ns0:val="VerbatimChar" /><ns0:rPr><ns0:rFonts ns0:ascii="Consolas" ns0:hAnsi="Consolas" /><ns0:color ns0:val="000000" /><ns0:sz ns0:val="22" /><ns0:shd ns0:color="auto" ns0:fill="F8F8F8" ns0:val="clear" /></ns0:rPr></ns0:style><ns0:style ns0:customStyle="1" ns0:styleId="StringTok" ns0:type="character"><ns0:name ns0:val="StringTok" /><ns0:basedOn ns0:val="VerbatimChar" /><ns0:rPr><ns0:rFonts ns0:ascii="Consolas" ns0:hAnsi="Consolas" /><ns0:color ns0:val="4E9A06" /><ns0:sz ns0:val="22" /><ns0:shd ns0:color="auto" ns0:fill="F8F8F8" ns0:val="clear" /></ns0:rPr></ns0:style><ns0:style ns0:customStyle="1" ns0:styleId="VerbatimStringTok" ns0:type="character"><ns0:name ns0:val="VerbatimStringTok" /><ns0:basedOn ns0:val="VerbatimChar" /><ns0:rPr><ns0:rFonts ns0:ascii="Consolas" ns0:hAnsi="Consolas" /><ns0:color ns0:val="4E9A06" /><ns0:sz ns0:val="22" /><ns0:shd ns0:color="auto" ns0:fill="F8F8F8" ns0:val="clear" /></ns0:rPr></ns0:style><ns0:style ns0:customStyle="1" ns0:styleId="SpecialStringTok" ns0:type="character"><ns0:name ns0:val="SpecialStringTok" /><ns0:basedOn ns0:val="VerbatimChar" /><ns0:rPr><ns0:rFonts ns0:ascii="Consolas" ns0:hAnsi="Consolas" /><ns0:color ns0:val="4E9A06" /><ns0:sz ns0:val="22" /><ns0:shd ns0:color="auto" ns0:fill="F8F8F8" ns0:val="clear" /></ns0:rPr></ns0:style><ns0:style ns0:customStyle="1" ns0:styleId="ImportTok" ns0:type="character"><ns0:name ns0:val="ImportTok" /><ns0:basedOn ns0:val="VerbatimChar" /><ns0:rPr><ns0:rFonts ns0:ascii="Consolas" ns0:hAnsi="Consolas" /><ns0:sz ns0:val="22" /><ns0:shd ns0:color="auto" ns0:fill="F8F8F8" ns0:val="clear" /></ns0:rPr></ns0:style><ns0:style ns0:customStyle="1" ns0:styleId="CommentTok" ns0:type="character"><ns0:name ns0:val="CommentTok" /><ns0:basedOn ns0:val="VerbatimChar" /><ns0:rPr><ns0:rFonts ns0:ascii="Consolas" ns0:hAnsi="Consolas" /><ns0:i /><ns0:color ns0:val="8F5902" /><ns0:sz ns0:val="22" /><ns0:shd ns0:color="auto" ns0:fill="F8F8F8" ns0:val="clear" /></ns0:rPr></ns0:style><ns0:style ns0:customStyle="1" ns0:styleId="DocumentationTok" ns0:type="character"><ns0:name ns0:val="DocumentationTok" /><ns0:basedOn ns0:val="VerbatimChar" /><ns0:rPr><ns0:rFonts ns0:ascii="Consolas" ns0:hAnsi="Consolas" /><ns0:b /><ns0:i /><ns0:color ns0:val="8F5902" /><ns0:sz ns0:val="22" /><ns0:shd ns0:color="auto" ns0:fill="F8F8F8" ns0:val="clear" /></ns0:rPr></ns0:style><ns0:style ns0:customStyle="1" ns0:styleId="AnnotationTok" ns0:type="character"><ns0:name ns0:val="AnnotationTok" /><ns0:basedOn ns0:val="VerbatimChar" /><ns0:rPr><ns0:rFonts ns0:ascii="Consolas" ns0:hAnsi="Consolas" /><ns0:b /><ns0:i /><ns0:color ns0:val="8F5902" /><ns0:sz ns0:val="22" /><ns0:shd ns0:color="auto" ns0:fill="F8F8F8" ns0:val="clear" /></ns0:rPr></ns0:style><ns0:style ns0:customStyle="1" ns0:styleId="CommentVarTok" ns0:type="character"><ns0:name ns0:val="CommentVarTok" /><ns0:basedOn ns0:val="VerbatimChar" /><ns0:rPr><ns0:rFonts ns0:ascii="Consolas" ns0:hAnsi="Consolas" /><ns0:b /><ns0:i /><ns0:color ns0:val="8F5902" /><ns0:sz ns0:val="22" /><ns0:shd ns0:color="auto" ns0:fill="F8F8F8" ns0:val="clear" /></ns0:rPr></ns0:style><ns0:style ns0:customStyle="1" ns0:styleId="OtherTok" ns0:type="character"><ns0:name ns0:val="OtherTok" /><ns0:basedOn ns0:val="VerbatimChar" /><ns0:rPr><ns0:rFonts ns0:ascii="Consolas" ns0:hAnsi="Consolas" /><ns0:color ns0:val="8F5902" /><ns0:sz ns0:val="22" /><ns0:shd ns0:color="auto" ns0:fill="F8F8F8" ns0:val="clear" /></ns0:rPr></ns0:style><ns0:style ns0:customStyle="1" ns0:styleId="FunctionTok" ns0:type="character"><ns0:name ns0:val="FunctionTok" /><ns0:basedOn ns0:val="VerbatimChar" /><ns0:rPr><ns0:rFonts ns0:ascii="Consolas" ns0:hAnsi="Consolas" /><ns0:color ns0:val="000000" /><ns0:sz ns0:val="22" /><ns0:shd ns0:color="auto" ns0:fill="F8F8F8" ns0:val="clear" /></ns0:rPr></ns0:style><ns0:style ns0:customStyle="1" ns0:styleId="VariableTok" ns0:type="character"><ns0:name ns0:val="VariableTok" /><ns0:basedOn ns0:val="VerbatimChar" /><ns0:rPr><ns0:rFonts ns0:ascii="Consolas" ns0:hAnsi="Consolas" /><ns0:color ns0:val="000000" /><ns0:sz ns0:val="22" /><ns0:shd ns0:color="auto" ns0:fill="F8F8F8" ns0:val="clear" /></ns0:rPr></ns0:style><ns0:style ns0:customStyle="1" ns0:styleId="ControlFlowTok" ns0:type="character"><ns0:name ns0:val="ControlFlowTok" /><ns0:basedOn ns0:val="VerbatimChar" /><ns0:rPr><ns0:rFonts ns0:ascii="Consolas" ns0:hAnsi="Consolas" /><ns0:b /><ns0:color ns0:val="204A87" /><ns0:sz ns0:val="22" /><ns0:shd ns0:color="auto" ns0:fill="F8F8F8" ns0:val="clear" /></ns0:rPr></ns0:style><ns0:style ns0:customStyle="1" ns0:styleId="OperatorTok" ns0:type="character"><ns0:name ns0:val="OperatorTok" /><ns0:basedOn ns0:val="VerbatimChar" /><ns0:rPr><ns0:rFonts ns0:ascii="Consolas" ns0:hAnsi="Consolas" /><ns0:b /><ns0:color ns0:val="CE5C00" /><ns0:sz ns0:val="22" /><ns0:shd ns0:color="auto" ns0:fill="F8F8F8" ns0:val="clear" /></ns0:rPr></ns0:style><ns0:style ns0:customStyle="1" ns0:styleId="BuiltInTok" ns0:type="character"><ns0:name ns0:val="BuiltInTok" /><ns0:basedOn ns0:val="VerbatimChar" /><ns0:rPr><ns0:rFonts ns0:ascii="Consolas" ns0:hAnsi="Consolas" /><ns0:sz ns0:val="22" /><ns0:shd ns0:color="auto" ns0:fill="F8F8F8" ns0:val="clear" /></ns0:rPr></ns0:style><ns0:style ns0:customStyle="1" ns0:styleId="ExtensionTok" ns0:type="character"><ns0:name ns0:val="ExtensionTok" /><ns0:basedOn ns0:val="VerbatimChar" /><ns0:rPr><ns0:rFonts ns0:ascii="Consolas" ns0:hAnsi="Consolas" /><ns0:sz ns0:val="22" /><ns0:shd ns0:color="auto" ns0:fill="F8F8F8" ns0:val="clear" /></ns0:rPr></ns0:style><ns0:style ns0:customStyle="1" ns0:styleId="PreprocessorTok" ns0:type="character"><ns0:name ns0:val="PreprocessorTok" /><ns0:basedOn ns0:val="VerbatimChar" /><ns0:rPr><ns0:rFonts ns0:ascii="Consolas" ns0:hAnsi="Consolas" /><ns0:i /><ns0:color ns0:val="8F5902" /><ns0:sz ns0:val="22" /><ns0:shd ns0:color="auto" ns0:fill="F8F8F8" ns0:val="clear" /></ns0:rPr></ns0:style><ns0:style ns0:customStyle="1" ns0:styleId="AttributeTok" ns0:type="character"><ns0:name ns0:val="AttributeTok" /><ns0:basedOn ns0:val="VerbatimChar" /><ns0:rPr><ns0:rFonts ns0:ascii="Consolas" ns0:hAnsi="Consolas" /><ns0:color ns0:val="C4A000" /><ns0:sz ns0:val="22" /><ns0:shd ns0:color="auto" ns0:fill="F8F8F8" ns0:val="clear" /></ns0:rPr></ns0:style><ns0:style ns0:customStyle="1" ns0:styleId="RegionMarkerTok" ns0:type="character"><ns0:name ns0:val="RegionMarkerTok" /><ns0:basedOn ns0:val="VerbatimChar" /><ns0:rPr><ns0:rFonts ns0:ascii="Consolas" ns0:hAnsi="Consolas" /><ns0:sz ns0:val="22" /><ns0:shd ns0:color="auto" ns0:fill="F8F8F8" ns0:val="clear" /></ns0:rPr></ns0:style><ns0:style ns0:customStyle="1" ns0:styleId="InformationTok" ns0:type="character"><ns0:name ns0:val="InformationTok" /><ns0:basedOn ns0:val="VerbatimChar" /><ns0:rPr><ns0:rFonts ns0:ascii="Consolas" ns0:hAnsi="Consolas" /><ns0:b /><ns0:i /><ns0:color ns0:val="8F5902" /><ns0:sz ns0:val="22" /><ns0:shd ns0:color="auto" ns0:fill="F8F8F8" ns0:val="clear" /></ns0:rPr></ns0:style><ns0:style ns0:customStyle="1" ns0:styleId="WarningTok" ns0:type="character"><ns0:name ns0:val="WarningTok" /><ns0:basedOn ns0:val="VerbatimChar" /><ns0:rPr><ns0:rFonts ns0:ascii="Consolas" ns0:hAnsi="Consolas" /><ns0:b /><ns0:i /><ns0:color ns0:val="8F5902" /><ns0:sz ns0:val="22" /><ns0:shd ns0:color="auto" ns0:fill="F8F8F8" ns0:val="clear" /></ns0:rPr></ns0:style><ns0:style ns0:customStyle="1" ns0:styleId="AlertTok" ns0:type="character"><ns0:name ns0:val="AlertTok" /><ns0:basedOn ns0:val="VerbatimChar" /><ns0:rPr><ns0:rFonts ns0:ascii="Consolas" ns0:hAnsi="Consolas" /><ns0:color ns0:val="EF2929" /><ns0:sz ns0:val="22" /><ns0:shd ns0:color="auto" ns0:fill="F8F8F8" ns0:val="clear" /></ns0:rPr></ns0:style><ns0:style ns0:customStyle="1" ns0:styleId="ErrorTok" ns0:type="character"><ns0:name ns0:val="ErrorTok" /><ns0:basedOn ns0:val="VerbatimChar" /><ns0:rPr><ns0:rFonts ns0:ascii="Consolas" ns0:hAnsi="Consolas" /><ns0:b /><ns0:color ns0:val="A40000" /><ns0:sz ns0:val="22" /><ns0:shd ns0:color="auto" ns0:fill="F8F8F8" ns0:val="clear" /></ns0:rPr></ns0:style><ns0:style ns0:customStyle="1" ns0:styleId="NormalTok" ns0:type="character"><ns0:name ns0:val="NormalTok" /><ns0:basedOn ns0:val="VerbatimChar" /><ns0:rPr><ns0:rFonts ns0:ascii="Consolas" ns0:hAnsi="Consolas" /><ns0:sz ns0:val="22" /><ns0:shd ns0:color="auto" ns0:fill="F8F8F8" ns0:val="clear" /></ns0:rPr></ns0:style><ns0:style ns0:styleId="LineNumber" ns0:type="character"><ns0:name ns0:val="line number" /><ns0:basedOn ns0:val="DefaultParagraphFont" /><ns0:rsid ns0:val="00014752" /></ns0:style><ns0:style ns0:customStyle="1" ns0:styleId="Table" ns0:type="table"><ns0:tblPr><ns0:tblBorders><ns0:top ns0:color="000000" ns0:space="0" ns0:sz="4" ns0:val="single" /><ns0:bottom ns0:color="000000" ns0:space="0" ns0:sz="4" ns0:val="single" /></ns0:tblBorders></ns0:tblPr><ns0:name ns0:val="Table" /></ns0:style><w:style w:type="paragraph" w:customStyle="1" w:styleId="SourceCode"><w:name w:val="Source Code" /><w:basedOn w:val="Normal" /><w:link w:val="VerbatimChar" /><w:pPr><w:wordWrap w:val="off" /><w:shd w:val="clear" w:fill="f1f3f5" /></w:pPr></w:style><w:style w:type="character" w:customStyle="1" w:styleId="KeywordTok"><w:name w:val="KeywordTok" /><w:basedOn w:val="VerbatimChar" /><w:rPr><w:color w:val="003b4f" /><w:shd w:val="clear" w:fill="f1f3f5" /></w:rPr></w:style><w:style w:type="character" w:customStyle="1" w:styleId="DataTypeTok"><w:name w:val="DataTypeTok" /><w:basedOn w:val="VerbatimChar" /><w:rPr><w:color w:val="ad0000" /><w:shd w:val="clear" w:fill="f1f3f5" /></w:rPr></w:style><w:style w:type="character" w:customStyle="1" w:styleId="DecValTok"><w:name w:val="DecValTok" /><w:basedOn w:val="VerbatimChar" /><w:rPr><w:color w:val="ad0000" /><w:shd w:val="clear" w:fill="f1f3f5" /></w:rPr></w:style><w:style w:type="character" w:customStyle="1" w:styleId="BaseNTok"><w:name w:val="BaseNTok" /><w:basedOn w:val="VerbatimChar" /><w:rPr><w:color w:val="ad0000" /><w:shd w:val="clear" w:fill="f1f3f5" /></w:rPr></w:style><w:style w:type="character" w:customStyle="1" w:styleId="FloatTok"><w:name w:val="FloatTok" /><w:basedOn w:val="VerbatimChar" /><w:rPr><w:color w:val="ad0000" /><w:shd w:val="clear" w:fill="f1f3f5" /></w:rPr></w:style><w:style w:type="character" w:customStyle="1" w:styleId="ConstantTok"><w:name w:val="ConstantTok" /><w:basedOn w:val="VerbatimChar" /><w:rPr><w:color w:val="8f5902" /><w:shd w:val="clear" w:fill="f1f3f5" /></w:rPr></w:style><w:style w:type="character" w:customStyle="1" w:styleId="CharTok"><w:name w:val="CharTok" /><w:basedOn w:val="VerbatimChar" /><w:rPr><w:color w:val="20794d" /><w:shd w:val="clear" w:fill="f1f3f5" /></w:rPr></w:style><w:style w:type="character" w:customStyle="1" w:styleId="SpecialCharTok"><w:name w:val="SpecialCharTok" /><w:basedOn w:val="VerbatimChar" /><w:rPr><w:color w:val="5e5e5e" /><w:shd w:val="clear" w:fill="f1f3f5" /></w:rPr></w:style><w:style w:type="character" w:customStyle="1" w:styleId="StringTok"><w:name w:val="StringTok" /><w:basedOn w:val="VerbatimChar" /><w:rPr><w:color w:val="20794d" /><w:shd w:val="clear" w:fill="f1f3f5" /></w:rPr></w:style><w:style w:type="character" w:customStyle="1" w:styleId="VerbatimStringTok"><w:name w:val="VerbatimStringTok" /><w:basedOn w:val="VerbatimChar" /><w:rPr><w:color w:val="20794d" /><w:shd w:val="clear" w:fill="f1f3f5" /></w:rPr></w:style><w:style w:type="character" w:customStyle="1" w:styleId="SpecialStringTok"><w:name w:val="SpecialStringTok" /><w:basedOn w:val="VerbatimChar" /><w:rPr><w:color w:val="20794d" /><w:shd w:val="clear" w:fill="f1f3f5" /></w:rPr></w:style><w:style w:type="character" w:customStyle="1" w:styleId="ImportTok"><w:name w:val="ImportTok" /><w:basedOn w:val="VerbatimChar" /><w:rPr><w:color w:val="00769e" /><w:shd w:val="clear" w:fill="f1f3f5" /></w:rPr></w:style><w:style w:type="character" w:customStyle="1" w:styleId="CommentTok"><w:name w:val="CommentTok" /><w:basedOn w:val="VerbatimChar" /><w:rPr><w:color w:val="5e5e5e" /><w:shd w:val="clear" w:fill="f1f3f5" /></w:rPr></w:style><w:style w:type="character" w:customStyle="1" w:styleId="DocumentationTok"><w:name w:val="DocumentationTok" /><w:basedOn w:val="VerbatimChar" /><w:rPr><w:color w:val="5e5e5e" /><w:shd w:val="clear" w:fill="f1f3f5" /><w:i /></w:rPr></w:style><w:style w:type="character" w:customStyle="1" w:styleId="AnnotationTok"><w:name w:val="AnnotationTok" /><w:basedOn w:val="VerbatimChar" /><w:rPr><w:color w:val="5e5e5e" /><w:shd w:val="clear" w:fill="f1f3f5" /></w:rPr></w:style><w:style w:type="character" w:customStyle="1" w:styleId="CommentVarTok"><w:name w:val="CommentVarTok" /><w:basedOn w:val="VerbatimChar" /><w:rPr><w:color w:val="5e5e5e" /><w:shd w:val="clear" w:fill="f1f3f5" /><w:i /></w:rPr></w:style><w:style w:type="character" w:customStyle="1" w:styleId="OtherTok"><w:name w:val="OtherTok" /><w:basedOn w:val="VerbatimChar" /><w:rPr><w:color w:val="003b4f" /><w:shd w:val="clear" w:fill="f1f3f5" /></w:rPr></w:style><w:style w:type="character" w:customStyle="1" w:styleId="FunctionTok"><w:name w:val="FunctionTok" /><w:basedOn w:val="VerbatimChar" /><w:rPr><w:color w:val="4758ab" /><w:shd w:val="clear" w:fill="f1f3f5" /></w:rPr></w:style><w:style w:type="character" w:customStyle="1" w:styleId="VariableTok"><w:name w:val="VariableTok" /><w:basedOn w:val="VerbatimChar" /><w:rPr><w:color w:val="111111" /><w:shd w:val="clear" w:fill="f1f3f5" /></w:rPr></w:style><w:style w:type="character" w:customStyle="1" w:styleId="ControlFlowTok"><w:name w:val="ControlFlowTok" /><w:basedOn w:val="VerbatimChar" /><w:rPr><w:color w:val="003b4f" /><w:shd w:val="clear" w:fill="f1f3f5" /></w:rPr></w:style><w:style w:type="character" w:customStyle="1" w:styleId="OperatorTok"><w:name w:val="OperatorTok" /><w:basedOn w:val="VerbatimChar" /><w:rPr><w:color w:val="5e5e5e" /><w:shd w:val="clear" w:fill="f1f3f5" /></w:rPr></w:style><w:style w:type="character" w:customStyle="1" w:styleId="BuiltInTok"><w:name w:val="BuiltInTok" /><w:basedOn w:val="VerbatimChar" /><w:rPr><w:color w:val="003b4f" /><w:shd w:val="clear" w:fill="f1f3f5" /></w:rPr></w:style><w:style w:type="character" w:customStyle="1" w:styleId="ExtensionTok"><w:name w:val="ExtensionTok" /><w:basedOn w:val="VerbatimChar" /><w:rPr><w:color w:val="003b4f" /><w:shd w:val="clear" w:fill="f1f3f5" /></w:rPr></w:style><w:style w:type="character" w:customStyle="1" w:styleId="PreprocessorTok"><w:name w:val="PreprocessorTok" /><w:basedOn w:val="VerbatimChar" /><w:rPr><w:color w:val="ad0000" /><w:shd w:val="clear" w:fill="f1f3f5" /></w:rPr></w:style><w:style w:type="character" w:customStyle="1" w:styleId="AttributeTok"><w:name w:val="AttributeTok" /><w:basedOn w:val="VerbatimChar" /><w:rPr><w:color w:val="657422" /><w:shd w:val="clear" w:fill="f1f3f5" /></w:rPr></w:style><w:style w:type="character" w:customStyle="1" w:styleId="RegionMarkerTok"><w:name w:val="RegionMarkerTok" /><w:basedOn w:val="VerbatimChar" /><w:rPr><w:color w:val="003b4f" /><w:shd w:val="clear" w:fill="f1f3f5" /></w:rPr></w:style><w:style w:type="character" w:customStyle="1" w:styleId="InformationTok"><w:name w:val="InformationTok" /><w:basedOn w:val="VerbatimChar" /><w:rPr><w:color w:val="5e5e5e" /><w:shd w:val="clear" w:fill="f1f3f5" /></w:rPr></w:style><w:style w:type="character" w:customStyle="1" w:styleId="WarningTok"><w:name w:val="WarningTok" /><w:basedOn w:val="VerbatimChar" /><w:rPr><w:color w:val="5e5e5e" /><w:shd w:val="clear" w:fill="f1f3f5" /><w:i /></w:rPr></w:style><w:style w:type="character" w:customStyle="1" w:styleId="AlertTok"><w:name w:val="AlertTok" /><w:basedOn w:val="VerbatimChar" /><w:rPr><w:color w:val="ad0000" /><w:shd w:val="clear" w:fill="f1f3f5" /></w:rPr></w:style><w:style w:type="character" w:customStyle="1" w:styleId="ErrorTok"><w:name w:val="ErrorTok" /><w:basedOn w:val="VerbatimChar" /><w:rPr><w:color w:val="ad0000" /><w:shd w:val="clear" w:fill="f1f3f5" /></w:rPr></w:style><w:style w:type="character" w:customStyle="1" w:styleId="NormalTok"><w:name w:val="NormalTok" /><w:basedOn w:val="VerbatimChar" /><w:rPr><w:color w:val="003b4f" /><w:shd w:val="clear" w:fill="f1f3f5" /></w:rPr></w:style></ns0:styles>
+<file path=word/styles.xml><?xml version="1.0" encoding="utf-8"?>
+<w:styles xmlns:mc="http://schemas.openxmlformats.org/markup-compatibility/2006" xmlns:w="http://schemas.openxmlformats.org/wordprocessingml/2006/main" mc:Ignorable="w14 w15 w16se w16cid w16 w16cex">
+  <w:docDefaults>
+    <w:rPrDefault>
+      <w:rPr>
+        <w:rFonts w:asciiTheme="minorHAnsi" w:cstheme="minorBidi" w:eastAsiaTheme="minorHAnsi" w:hAnsiTheme="minorHAnsi"/>
+        <w:sz w:val="24"/>
+        <w:szCs w:val="24"/>
+        <w:lang w:bidi="ar-SA" w:eastAsia="en-US" w:val="en-US"/>
+      </w:rPr>
+    </w:rPrDefault>
+    <w:pPrDefault>
+      <w:pPr>
+        <w:spacing w:after="200"/>
+      </w:pPr>
+    </w:pPrDefault>
+  </w:docDefaults>
+  <w:latentStyles w:count="376" w:defLockedState="0" w:defQFormat="0" w:defSemiHidden="0" w:defUIPriority="0" w:defUnhideWhenUsed="0">
+    <w:lsdException w:name="heading 2" w:semiHidden="1" w:unhideWhenUsed="1"/>
+    <w:lsdException w:name="heading 3" w:semiHidden="1" w:unhideWhenUsed="1"/>
+    <w:lsdException w:name="heading 4" w:semiHidden="1" w:unhideWhenUsed="1"/>
+    <w:lsdException w:name="heading 5" w:semiHidden="1" w:unhideWhenUsed="1"/>
+    <w:lsdException w:name="heading 6" w:semiHidden="1" w:unhideWhenUsed="1"/>
+    <w:lsdException w:name="heading 7" w:semiHidden="1" w:unhideWhenUsed="1"/>
+    <w:lsdException w:name="heading 8" w:semiHidden="1" w:unhideWhenUsed="1"/>
+    <w:lsdException w:name="heading 9" w:semiHidden="1" w:unhideWhenUsed="1"/>
+    <w:lsdException w:name="index 1" w:semiHidden="1" w:unhideWhenUsed="1"/>
+    <w:lsdException w:name="index 2" w:semiHidden="1" w:unhideWhenUsed="1"/>
+    <w:lsdException w:name="index 3" w:semiHidden="1" w:unhideWhenUsed="1"/>
+    <w:lsdException w:name="index 4" w:semiHidden="1" w:unhideWhenUsed="1"/>
+    <w:lsdException w:name="index 5" w:semiHidden="1" w:unhideWhenUsed="1"/>
+    <w:lsdException w:name="index 6" w:semiHidden="1" w:unhideWhenUsed="1"/>
+    <w:lsdException w:name="index 7" w:semiHidden="1" w:unhideWhenUsed="1"/>
+    <w:lsdException w:name="index 8" w:semiHidden="1" w:unhideWhenUsed="1"/>
+    <w:lsdException w:name="index 9" w:semiHidden="1" w:unhideWhenUsed="1"/>
+    <w:lsdException w:name="toc 1" w:semiHidden="1" w:unhideWhenUsed="1"/>
+    <w:lsdException w:name="toc 2" w:semiHidden="1" w:unhideWhenUsed="1"/>
+    <w:lsdException w:name="toc 3" w:semiHidden="1" w:unhideWhenUsed="1"/>
+    <w:lsdException w:name="toc 4" w:semiHidden="1" w:unhideWhenUsed="1"/>
+    <w:lsdException w:name="toc 5" w:semiHidden="1" w:unhideWhenUsed="1"/>
+    <w:lsdException w:name="toc 6" w:semiHidden="1" w:unhideWhenUsed="1"/>
+    <w:lsdException w:name="toc 7" w:semiHidden="1" w:unhideWhenUsed="1"/>
+    <w:lsdException w:name="toc 8" w:semiHidden="1" w:unhideWhenUsed="1"/>
+    <w:lsdException w:name="toc 9" w:semiHidden="1" w:unhideWhenUsed="1"/>
+    <w:lsdException w:name="Normal Indent" w:semiHidden="1" w:unhideWhenUsed="1"/>
+    <w:lsdException w:name="footnote text" w:semiHidden="1" w:unhideWhenUsed="1"/>
+    <w:lsdException w:name="annotation text" w:semiHidden="1" w:unhideWhenUsed="1"/>
+    <w:lsdException w:name="header" w:semiHidden="1" w:unhideWhenUsed="1"/>
+    <w:lsdException w:name="footer" w:semiHidden="1" w:unhideWhenUsed="1"/>
+    <w:lsdException w:name="index heading" w:semiHidden="1" w:unhideWhenUsed="1"/>
+    <w:lsdException w:name="caption" w:semiHidden="1" w:unhideWhenUsed="1"/>
+    <w:lsdException w:name="table of figures" w:semiHidden="1" w:unhideWhenUsed="1"/>
+    <w:lsdException w:name="envelope address" w:semiHidden="1" w:unhideWhenUsed="1"/>
+    <w:lsdException w:name="envelope return" w:semiHidden="1" w:unhideWhenUsed="1"/>
+    <w:lsdException w:name="footnote reference" w:semiHidden="1" w:unhideWhenUsed="1"/>
+    <w:lsdException w:name="annotation reference" w:semiHidden="1" w:unhideWhenUsed="1"/>
+    <w:lsdException w:name="line number" w:semiHidden="1" w:unhideWhenUsed="1"/>
+    <w:lsdException w:name="page number" w:semiHidden="1" w:unhideWhenUsed="1"/>
+    <w:lsdException w:name="endnote reference" w:semiHidden="1" w:unhideWhenUsed="1"/>
+    <w:lsdException w:name="endnote text" w:semiHidden="1" w:unhideWhenUsed="1"/>
+    <w:lsdException w:name="macro" w:semiHidden="1" w:unhideWhenUsed="1"/>
+    <w:lsdException w:name="toa heading" w:semiHidden="1" w:unhideWhenUsed="1"/>
+    <w:lsdException w:name="List Number" w:semiHidden="1" w:unhideWhenUsed="1"/>
+    <w:lsdException w:name="List 2" w:semiHidden="1" w:unhideWhenUsed="1"/>
+    <w:lsdException w:name="List 3" w:semiHidden="1" w:unhideWhenUsed="1"/>
+    <w:lsdException w:name="List 4" w:semiHidden="1" w:unhideWhenUsed="1"/>
+    <w:lsdException w:name="List 5" w:semiHidden="1" w:unhideWhenUsed="1"/>
+    <w:lsdException w:name="List Bullet 2" w:semiHidden="1" w:unhideWhenUsed="1"/>
+    <w:lsdException w:name="List Bullet 3" w:semiHidden="1" w:unhideWhenUsed="1"/>
+    <w:lsdException w:name="List Bullet 4" w:semiHidden="1" w:unhideWhenUsed="1"/>
+    <w:lsdException w:name="List Bullet 5" w:semiHidden="1" w:unhideWhenUsed="1"/>
+    <w:lsdException w:name="List Number 2" w:semiHidden="1" w:unhideWhenUsed="1"/>
+    <w:lsdException w:name="List Number 3" w:semiHidden="1" w:unhideWhenUsed="1"/>
+    <w:lsdException w:name="List Number 4" w:semiHidden="1" w:unhideWhenUsed="1"/>
+    <w:lsdException w:name="List Number 5" w:semiHidden="1" w:unhideWhenUsed="1"/>
+    <w:lsdException w:name="Closing" w:semiHidden="1" w:unhideWhenUsed="1"/>
+    <w:lsdException w:name="Signature" w:semiHidden="1" w:unhideWhenUsed="1"/>
+    <w:lsdException w:name="Default Paragraph Font" w:semiHidden="1" w:unhideWhenUsed="1"/>
+    <w:lsdException w:name="Body Text" w:semiHidden="1" w:unhideWhenUsed="1"/>
+    <w:lsdException w:name="Body Text Indent" w:semiHidden="1" w:unhideWhenUsed="1"/>
+    <w:lsdException w:name="List Continue" w:semiHidden="1" w:unhideWhenUsed="1"/>
+    <w:lsdException w:name="Message Header" w:semiHidden="1" w:unhideWhenUsed="1"/>
+    <w:lsdException w:name="Salutation" w:semiHidden="1" w:unhideWhenUsed="1"/>
+    <w:lsdException w:name="Date" w:semiHidden="1" w:unhideWhenUsed="1"/>
+    <w:lsdException w:name="Body Text First Indent" w:semiHidden="1" w:unhideWhenUsed="1"/>
+    <w:lsdException w:name="Body Text First Indent 2" w:semiHidden="1" w:unhideWhenUsed="1"/>
+    <w:lsdException w:name="Note Heading" w:semiHidden="1" w:unhideWhenUsed="1"/>
+    <w:lsdException w:name="Body Text 2" w:semiHidden="1" w:unhideWhenUsed="1"/>
+    <w:lsdException w:name="Body Text 3" w:semiHidden="1" w:unhideWhenUsed="1"/>
+    <w:lsdException w:name="Body Text Indent 2" w:semiHidden="1" w:unhideWhenUsed="1"/>
+    <w:lsdException w:name="Body Text Indent 3" w:semiHidden="1" w:unhideWhenUsed="1"/>
+    <w:lsdException w:name="Block Text" w:semiHidden="1" w:unhideWhenUsed="1"/>
+    <w:lsdException w:name="Hyperlink" w:semiHidden="1" w:unhideWhenUsed="1"/>
+    <w:lsdException w:name="FollowedHyperlink" w:semiHidden="1" w:unhideWhenUsed="1"/>
+    <w:lsdException w:name="Document Map" w:semiHidden="1" w:unhideWhenUsed="1"/>
+    <w:lsdException w:name="Plain Text" w:semiHidden="1" w:unhideWhenUsed="1"/>
+    <w:lsdException w:name="E-mail Signature" w:semiHidden="1" w:unhideWhenUsed="1"/>
+    <w:lsdException w:name="HTML Top of Form" w:semiHidden="1" w:unhideWhenUsed="1"/>
+    <w:lsdException w:name="HTML Bottom of Form" w:semiHidden="1" w:unhideWhenUsed="1"/>
+    <w:lsdException w:name="Normal (Web)" w:semiHidden="1" w:unhideWhenUsed="1"/>
+    <w:lsdException w:name="HTML Acronym" w:semiHidden="1" w:unhideWhenUsed="1"/>
+    <w:lsdException w:name="HTML Address" w:semiHidden="1" w:unhideWhenUsed="1"/>
+    <w:lsdException w:name="HTML Cite" w:semiHidden="1" w:unhideWhenUsed="1"/>
+    <w:lsdException w:name="HTML Code" w:semiHidden="1" w:unhideWhenUsed="1"/>
+    <w:lsdException w:name="HTML Definition" w:semiHidden="1" w:unhideWhenUsed="1"/>
+    <w:lsdException w:name="HTML Keyboard" w:semiHidden="1" w:unhideWhenUsed="1"/>
+    <w:lsdException w:name="HTML Preformatted" w:semiHidden="1" w:unhideWhenUsed="1"/>
+    <w:lsdException w:name="HTML Sample" w:semiHidden="1" w:unhideWhenUsed="1"/>
+    <w:lsdException w:name="HTML Typewriter" w:semiHidden="1" w:unhideWhenUsed="1"/>
+    <w:lsdException w:name="HTML Variable" w:semiHidden="1" w:unhideWhenUsed="1"/>
+    <w:lsdException w:name="Normal Table" w:semiHidden="1" w:unhideWhenUsed="1"/>
+    <w:lsdException w:name="annotation subject" w:semiHidden="1" w:unhideWhenUsed="1"/>
+    <w:lsdException w:name="No List" w:semiHidden="1" w:unhideWhenUsed="1"/>
+    <w:lsdException w:name="Outline List 1" w:semiHidden="1" w:unhideWhenUsed="1"/>
+    <w:lsdException w:name="Outline List 2" w:semiHidden="1" w:unhideWhenUsed="1"/>
+    <w:lsdException w:name="Outline List 3" w:semiHidden="1" w:unhideWhenUsed="1"/>
+    <w:lsdException w:name="Table Simple 1" w:semiHidden="1" w:unhideWhenUsed="1"/>
+    <w:lsdException w:name="Table Simple 2" w:semiHidden="1" w:unhideWhenUsed="1"/>
+    <w:lsdException w:name="Table Simple 3" w:semiHidden="1" w:unhideWhenUsed="1"/>
+    <w:lsdException w:name="Table Classic 1" w:semiHidden="1" w:unhideWhenUsed="1"/>
+    <w:lsdException w:name="Table Classic 2" w:semiHidden="1" w:unhideWhenUsed="1"/>
+    <w:lsdException w:name="Table Classic 3" w:semiHidden="1" w:unhideWhenUsed="1"/>
+    <w:lsdException w:name="Table Classic 4" w:semiHidden="1" w:unhideWhenUsed="1"/>
+    <w:lsdException w:name="Table Colorful 1" w:semiHidden="1" w:unhideWhenUsed="1"/>
+    <w:lsdException w:name="Table Colorful 2" w:semiHidden="1" w:unhideWhenUsed="1"/>
+    <w:lsdException w:name="Table Colorful 3" w:semiHidden="1" w:unhideWhenUsed="1"/>
+    <w:lsdException w:name="Table Columns 1" w:semiHidden="1" w:unhideWhenUsed="1"/>
+    <w:lsdException w:name="Table Columns 2" w:semiHidden="1" w:unhideWhenUsed="1"/>
+    <w:lsdException w:name="Table Columns 3" w:semiHidden="1" w:unhideWhenUsed="1"/>
+    <w:lsdException w:name="Table Columns 4" w:semiHidden="1" w:unhideWhenUsed="1"/>
+    <w:lsdException w:name="Table Columns 5" w:semiHidden="1" w:unhideWhenUsed="1"/>
+    <w:lsdException w:name="Table Grid 1" w:semiHidden="1" w:unhideWhenUsed="1"/>
+    <w:lsdException w:name="Table Grid 2" w:semiHidden="1" w:unhideWhenUsed="1"/>
+    <w:lsdException w:name="Table Grid 3" w:semiHidden="1" w:unhideWhenUsed="1"/>
+    <w:lsdException w:name="Table Grid 4" w:semiHidden="1" w:unhideWhenUsed="1"/>
+    <w:lsdException w:name="Table Grid 5" w:semiHidden="1" w:unhideWhenUsed="1"/>
+    <w:lsdException w:name="Table Grid 6" w:semiHidden="1" w:unhideWhenUsed="1"/>
+    <w:lsdException w:name="Table Grid 7" w:semiHidden="1" w:unhideWhenUsed="1"/>
+    <w:lsdException w:name="Table Grid 8" w:semiHidden="1" w:unhideWhenUsed="1"/>
+    <w:lsdException w:name="Table List 1" w:semiHidden="1" w:unhideWhenUsed="1"/>
+    <w:lsdException w:name="Table List 2" w:semiHidden="1" w:unhideWhenUsed="1"/>
+    <w:lsdException w:name="Table List 3" w:semiHidden="1" w:unhideWhenUsed="1"/>
+    <w:lsdException w:name="Table List 4" w:semiHidden="1" w:unhideWhenUsed="1"/>
+    <w:lsdException w:name="Table List 5" w:semiHidden="1" w:unhideWhenUsed="1"/>
+    <w:lsdException w:name="Table List 6" w:semiHidden="1" w:unhideWhenUsed="1"/>
+    <w:lsdException w:name="Table List 7" w:semiHidden="1" w:unhideWhenUsed="1"/>
+    <w:lsdException w:name="Table List 8" w:semiHidden="1" w:unhideWhenUsed="1"/>
+    <w:lsdException w:name="Table 3D effects 1" w:semiHidden="1" w:unhideWhenUsed="1"/>
+    <w:lsdException w:name="Table 3D effects 2" w:semiHidden="1" w:unhideWhenUsed="1"/>
+    <w:lsdException w:name="Table 3D effects 3" w:semiHidden="1" w:unhideWhenUsed="1"/>
+    <w:lsdException w:name="Table Contemporary" w:semiHidden="1" w:unhideWhenUsed="1"/>
+    <w:lsdException w:name="Table Elegant" w:semiHidden="1" w:unhideWhenUsed="1"/>
+    <w:lsdException w:name="Table Professional" w:semiHidden="1" w:unhideWhenUsed="1"/>
+    <w:lsdException w:name="Table Subtle 1" w:semiHidden="1" w:unhideWhenUsed="1"/>
+    <w:lsdException w:name="Table Subtle 2" w:semiHidden="1" w:unhideWhenUsed="1"/>
+    <w:lsdException w:name="Table Web 1" w:semiHidden="1" w:unhideWhenUsed="1"/>
+    <w:lsdException w:name="Light Shading"/>
+    <w:lsdException w:name="Light List"/>
+    <w:lsdException w:name="Light Grid"/>
+    <w:lsdException w:name="Medium Shading 1"/>
+    <w:lsdException w:name="Medium Shading 2"/>
+    <w:lsdException w:name="Medium List 1"/>
+    <w:lsdException w:name="Medium List 2"/>
+    <w:lsdException w:name="Medium Grid 1"/>
+    <w:lsdException w:name="Medium Grid 2"/>
+    <w:lsdException w:name="Medium Grid 3"/>
+    <w:lsdException w:name="Dark List"/>
+    <w:lsdException w:name="Colorful Shading"/>
+    <w:lsdException w:name="Colorful List"/>
+    <w:lsdException w:name="Colorful Grid"/>
+    <w:lsdException w:name="Light Shading Accent 1"/>
+    <w:lsdException w:name="Light List Accent 1"/>
+    <w:lsdException w:name="Light Grid Accent 1"/>
+    <w:lsdException w:name="Medium Shading 1 Accent 1"/>
+    <w:lsdException w:name="Medium Shading 2 Accent 1"/>
+    <w:lsdException w:name="Medium List 1 Accent 1"/>
+    <w:lsdException w:name="Revision" w:semiHidden="1"/>
+    <w:lsdException w:name="Medium List 2 Accent 1"/>
+    <w:lsdException w:name="Medium Grid 1 Accent 1"/>
+    <w:lsdException w:name="Medium Grid 2 Accent 1"/>
+    <w:lsdException w:name="Medium Grid 3 Accent 1"/>
+    <w:lsdException w:name="Dark List Accent 1"/>
+    <w:lsdException w:name="Colorful Shading Accent 1"/>
+    <w:lsdException w:name="Colorful List Accent 1"/>
+    <w:lsdException w:name="Colorful Grid Accent 1"/>
+    <w:lsdException w:name="Light Shading Accent 2"/>
+    <w:lsdException w:name="Light List Accent 2"/>
+    <w:lsdException w:name="Light Grid Accent 2"/>
+    <w:lsdException w:name="Medium Shading 1 Accent 2"/>
+    <w:lsdException w:name="Medium Shading 2 Accent 2"/>
+    <w:lsdException w:name="Medium List 1 Accent 2"/>
+    <w:lsdException w:name="Medium List 2 Accent 2"/>
+    <w:lsdException w:name="Medium Grid 1 Accent 2"/>
+    <w:lsdException w:name="Medium Grid 2 Accent 2"/>
+    <w:lsdException w:name="Medium Grid 3 Accent 2"/>
+    <w:lsdException w:name="Dark List Accent 2"/>
+    <w:lsdException w:name="Colorful Shading Accent 2"/>
+    <w:lsdException w:name="Colorful List Accent 2"/>
+    <w:lsdException w:name="Colorful Grid Accent 2"/>
+    <w:lsdException w:name="Light Shading Accent 3"/>
+    <w:lsdException w:name="Light List Accent 3"/>
+    <w:lsdException w:name="Light Grid Accent 3"/>
+    <w:lsdException w:name="Medium Shading 1 Accent 3"/>
+    <w:lsdException w:name="Medium Shading 2 Accent 3"/>
+    <w:lsdException w:name="Medium List 1 Accent 3"/>
+    <w:lsdException w:name="Medium List 2 Accent 3"/>
+    <w:lsdException w:name="Medium Grid 1 Accent 3"/>
+    <w:lsdException w:name="Medium Grid 2 Accent 3"/>
+    <w:lsdException w:name="Medium Grid 3 Accent 3"/>
+    <w:lsdException w:name="Dark List Accent 3"/>
+    <w:lsdException w:name="Colorful Shading Accent 3"/>
+    <w:lsdException w:name="Colorful List Accent 3"/>
+    <w:lsdException w:name="Colorful Grid Accent 3"/>
+    <w:lsdException w:name="Light Shading Accent 4"/>
+    <w:lsdException w:name="Light List Accent 4"/>
+    <w:lsdException w:name="Light Grid Accent 4"/>
+    <w:lsdException w:name="Medium Shading 1 Accent 4"/>
+    <w:lsdException w:name="Medium Shading 2 Accent 4"/>
+    <w:lsdException w:name="Medium List 1 Accent 4"/>
+    <w:lsdException w:name="Medium List 2 Accent 4"/>
+    <w:lsdException w:name="Medium Grid 1 Accent 4"/>
+    <w:lsdException w:name="Medium Grid 2 Accent 4"/>
+    <w:lsdException w:name="Medium Grid 3 Accent 4"/>
+    <w:lsdException w:name="Dark List Accent 4"/>
+    <w:lsdException w:name="Colorful Shading Accent 4"/>
+    <w:lsdException w:name="Colorful List Accent 4"/>
+    <w:lsdException w:name="Colorful Grid Accent 4"/>
+    <w:lsdException w:name="Light Shading Accent 5"/>
+    <w:lsdException w:name="Light List Accent 5"/>
+    <w:lsdException w:name="Light Grid Accent 5"/>
+    <w:lsdException w:name="Medium Shading 1 Accent 5"/>
+    <w:lsdException w:name="Medium Shading 2 Accent 5"/>
+    <w:lsdException w:name="Medium List 1 Accent 5"/>
+    <w:lsdException w:name="Medium List 2 Accent 5"/>
+    <w:lsdException w:name="Medium Grid 1 Accent 5"/>
+    <w:lsdException w:name="Medium Grid 2 Accent 5"/>
+    <w:lsdException w:name="Medium Grid 3 Accent 5"/>
+    <w:lsdException w:name="Dark List Accent 5"/>
+    <w:lsdException w:name="Colorful Shading Accent 5"/>
+    <w:lsdException w:name="Colorful List Accent 5"/>
+    <w:lsdException w:name="Colorful Grid Accent 5"/>
+    <w:lsdException w:name="Light Shading Accent 6"/>
+    <w:lsdException w:name="Light List Accent 6"/>
+    <w:lsdException w:name="Light Grid Accent 6"/>
+    <w:lsdException w:name="Medium Shading 1 Accent 6"/>
+    <w:lsdException w:name="Medium Shading 2 Accent 6"/>
+    <w:lsdException w:name="Medium List 1 Accent 6"/>
+    <w:lsdException w:name="Medium List 2 Accent 6"/>
+    <w:lsdException w:name="Medium Grid 1 Accent 6"/>
+    <w:lsdException w:name="Medium Grid 2 Accent 6"/>
+    <w:lsdException w:name="Medium Grid 3 Accent 6"/>
+    <w:lsdException w:name="Dark List Accent 6"/>
+    <w:lsdException w:name="Colorful Shading Accent 6"/>
+    <w:lsdException w:name="Colorful List Accent 6"/>
+    <w:lsdException w:name="Colorful Grid Accent 6"/>
+    <w:lsdException w:name="Plain Table 1" w:uiPriority="41"/>
+    <w:lsdException w:name="Plain Table 2" w:uiPriority="42"/>
+    <w:lsdException w:name="Plain Table 3" w:uiPriority="43"/>
+    <w:lsdException w:name="Plain Table 4" w:uiPriority="44"/>
+    <w:lsdException w:name="Plain Table 5" w:uiPriority="45"/>
+    <w:lsdException w:name="Grid Table Light" w:uiPriority="40"/>
+    <w:lsdException w:name="Grid Table 1 Light" w:uiPriority="46"/>
+    <w:lsdException w:name="Grid Table 2" w:uiPriority="47"/>
+    <w:lsdException w:name="Grid Table 3" w:uiPriority="48"/>
+    <w:lsdException w:name="Grid Table 4" w:uiPriority="49"/>
+    <w:lsdException w:name="Grid Table 5 Dark" w:uiPriority="50"/>
+    <w:lsdException w:name="Grid Table 6 Colorful" w:uiPriority="51"/>
+    <w:lsdException w:name="Grid Table 7 Colorful" w:uiPriority="52"/>
+    <w:lsdException w:name="Grid Table 1 Light Accent 1" w:uiPriority="46"/>
+    <w:lsdException w:name="Grid Table 2 Accent 1" w:uiPriority="47"/>
+    <w:lsdException w:name="Grid Table 3 Accent 1" w:uiPriority="48"/>
+    <w:lsdException w:name="Grid Table 4 Accent 1" w:uiPriority="49"/>
+    <w:lsdException w:name="Grid Table 5 Dark Accent 1" w:uiPriority="50"/>
+    <w:lsdException w:name="Grid Table 6 Colorful Accent 1" w:uiPriority="51"/>
+    <w:lsdException w:name="Grid Table 7 Colorful Accent 1" w:uiPriority="52"/>
+    <w:lsdException w:name="Grid Table 1 Light Accent 2" w:uiPriority="46"/>
+    <w:lsdException w:name="Grid Table 2 Accent 2" w:uiPriority="47"/>
+    <w:lsdException w:name="Grid Table 3 Accent 2" w:uiPriority="48"/>
+    <w:lsdException w:name="Grid Table 4 Accent 2" w:uiPriority="49"/>
+    <w:lsdException w:name="Grid Table 5 Dark Accent 2" w:uiPriority="50"/>
+    <w:lsdException w:name="Grid Table 6 Colorful Accent 2" w:uiPriority="51"/>
+    <w:lsdException w:name="Grid Table 7 Colorful Accent 2" w:uiPriority="52"/>
+    <w:lsdException w:name="Grid Table 1 Light Accent 3" w:uiPriority="46"/>
+    <w:lsdException w:name="Grid Table 2 Accent 3" w:uiPriority="47"/>
+    <w:lsdException w:name="Grid Table 3 Accent 3" w:uiPriority="48"/>
+    <w:lsdException w:name="Grid Table 4 Accent 3" w:uiPriority="49"/>
+    <w:lsdException w:name="Grid Table 5 Dark Accent 3" w:uiPriority="50"/>
+    <w:lsdException w:name="Grid Table 6 Colorful Accent 3" w:uiPriority="51"/>
+    <w:lsdException w:name="Grid Table 7 Colorful Accent 3" w:uiPriority="52"/>
+    <w:lsdException w:name="Grid Table 1 Light Accent 4" w:uiPriority="46"/>
+    <w:lsdException w:name="Grid Table 2 Accent 4" w:uiPriority="47"/>
+    <w:lsdException w:name="Grid Table 3 Accent 4" w:uiPriority="48"/>
+    <w:lsdException w:name="Grid Table 4 Accent 4" w:uiPriority="49"/>
+    <w:lsdException w:name="Grid Table 5 Dark Accent 4" w:uiPriority="50"/>
+    <w:lsdException w:name="Grid Table 6 Colorful Accent 4" w:uiPriority="51"/>
+    <w:lsdException w:name="Grid Table 7 Colorful Accent 4" w:uiPriority="52"/>
+    <w:lsdException w:name="Grid Table 1 Light Accent 5" w:uiPriority="46"/>
+    <w:lsdException w:name="Grid Table 2 Accent 5" w:uiPriority="47"/>
+    <w:lsdException w:name="Grid Table 3 Accent 5" w:uiPriority="48"/>
+    <w:lsdException w:name="Grid Table 4 Accent 5" w:uiPriority="49"/>
+    <w:lsdException w:name="Grid Table 5 Dark Accent 5" w:uiPriority="50"/>
+    <w:lsdException w:name="Grid Table 6 Colorful Accent 5" w:uiPriority="51"/>
+    <w:lsdException w:name="Grid Table 7 Colorful Accent 5" w:uiPriority="52"/>
+    <w:lsdException w:name="Grid Table 1 Light Accent 6" w:uiPriority="46"/>
+    <w:lsdException w:name="Grid Table 2 Accent 6" w:uiPriority="47"/>
+    <w:lsdException w:name="Grid Table 3 Accent 6" w:uiPriority="48"/>
+    <w:lsdException w:name="Grid Table 4 Accent 6" w:uiPriority="49"/>
+    <w:lsdException w:name="Grid Table 5 Dark Accent 6" w:uiPriority="50"/>
+    <w:lsdException w:name="Grid Table 6 Colorful Accent 6" w:uiPriority="51"/>
+    <w:lsdException w:name="Grid Table 7 Colorful Accent 6" w:uiPriority="52"/>
+    <w:lsdException w:name="List Table 1 Light" w:uiPriority="46"/>
+    <w:lsdException w:name="List Table 2" w:uiPriority="47"/>
+    <w:lsdException w:name="List Table 3" w:uiPriority="48"/>
+    <w:lsdException w:name="List Table 4" w:uiPriority="49"/>
+    <w:lsdException w:name="List Table 5 Dark" w:uiPriority="50"/>
+    <w:lsdException w:name="List Table 6 Colorful" w:uiPriority="51"/>
+    <w:lsdException w:name="List Table 7 Colorful" w:uiPriority="52"/>
+    <w:lsdException w:name="List Table 1 Light Accent 1" w:uiPriority="46"/>
+    <w:lsdException w:name="List Table 2 Accent 1" w:uiPriority="47"/>
+    <w:lsdException w:name="List Table 3 Accent 1" w:uiPriority="48"/>
+    <w:lsdException w:name="List Table 4 Accent 1" w:uiPriority="49"/>
+    <w:lsdException w:name="List Table 5 Dark Accent 1" w:uiPriority="50"/>
+    <w:lsdException w:name="List Table 6 Colorful Accent 1" w:uiPriority="51"/>
+    <w:lsdException w:name="List Table 7 Colorful Accent 1" w:uiPriority="52"/>
+    <w:lsdException w:name="List Table 1 Light Accent 2" w:uiPriority="46"/>
+    <w:lsdException w:name="List Table 2 Accent 2" w:uiPriority="47"/>
+    <w:lsdException w:name="List Table 3 Accent 2" w:uiPriority="48"/>
+    <w:lsdException w:name="List Table 4 Accent 2" w:uiPriority="49"/>
+    <w:lsdException w:name="List Table 5 Dark Accent 2" w:uiPriority="50"/>
+    <w:lsdException w:name="List Table 6 Colorful Accent 2" w:uiPriority="51"/>
+    <w:lsdException w:name="List Table 7 Colorful Accent 2" w:uiPriority="52"/>
+    <w:lsdException w:name="List Table 1 Light Accent 3" w:uiPriority="46"/>
+    <w:lsdException w:name="List Table 2 Accent 3" w:uiPriority="47"/>
+    <w:lsdException w:name="List Table 3 Accent 3" w:uiPriority="48"/>
+    <w:lsdException w:name="List Table 4 Accent 3" w:uiPriority="49"/>
+    <w:lsdException w:name="List Table 5 Dark Accent 3" w:uiPriority="50"/>
+    <w:lsdException w:name="List Table 6 Colorful Accent 3" w:uiPriority="51"/>
+    <w:lsdException w:name="List Table 7 Colorful Accent 3" w:uiPriority="52"/>
+    <w:lsdException w:name="List Table 1 Light Accent 4" w:uiPriority="46"/>
+    <w:lsdException w:name="List Table 2 Accent 4" w:uiPriority="47"/>
+    <w:lsdException w:name="List Table 3 Accent 4" w:uiPriority="48"/>
+    <w:lsdException w:name="List Table 4 Accent 4" w:uiPriority="49"/>
+    <w:lsdException w:name="List Table 5 Dark Accent 4" w:uiPriority="50"/>
+    <w:lsdException w:name="List Table 6 Colorful Accent 4" w:uiPriority="51"/>
+    <w:lsdException w:name="List Table 7 Colorful Accent 4" w:uiPriority="52"/>
+    <w:lsdException w:name="List Table 1 Light Accent 5" w:uiPriority="46"/>
+    <w:lsdException w:name="List Table 2 Accent 5" w:uiPriority="47"/>
+    <w:lsdException w:name="List Table 3 Accent 5" w:uiPriority="48"/>
+    <w:lsdException w:name="List Table 4 Accent 5" w:uiPriority="49"/>
+    <w:lsdException w:name="List Table 5 Dark Accent 5" w:uiPriority="50"/>
+    <w:lsdException w:name="List Table 6 Colorful Accent 5" w:uiPriority="51"/>
+    <w:lsdException w:name="List Table 7 Colorful Accent 5" w:uiPriority="52"/>
+    <w:lsdException w:name="List Table 1 Light Accent 6" w:uiPriority="46"/>
+    <w:lsdException w:name="List Table 2 Accent 6" w:uiPriority="47"/>
+    <w:lsdException w:name="List Table 3 Accent 6" w:uiPriority="48"/>
+    <w:lsdException w:name="List Table 4 Accent 6" w:uiPriority="49"/>
+    <w:lsdException w:name="List Table 5 Dark Accent 6" w:uiPriority="50"/>
+    <w:lsdException w:name="List Table 6 Colorful Accent 6" w:uiPriority="51"/>
+    <w:lsdException w:name="List Table 7 Colorful Accent 6" w:uiPriority="52"/>
+    <w:lsdException w:name="Mention" w:semiHidden="1" w:uiPriority="99" w:unhideWhenUsed="1"/>
+    <w:lsdException w:name="Smart Hyperlink" w:semiHidden="1" w:uiPriority="99" w:unhideWhenUsed="1"/>
+    <w:lsdException w:name="Hashtag" w:semiHidden="1" w:uiPriority="99" w:unhideWhenUsed="1"/>
+    <w:lsdException w:name="Unresolved Mention" w:semiHidden="1" w:uiPriority="99" w:unhideWhenUsed="1"/>
+    <w:lsdException w:name="Smart Link" w:semiHidden="1" w:uiPriority="99" w:unhideWhenUsed="1"/>
+  </w:latentStyles>
+  <w:style w:default="1" w:styleId="Normal" w:type="paragraph">
+    <w:name w:val="Normal"/>
+    <w:qFormat/>
+  </w:style>
+  <w:style w:styleId="Heading1" w:type="paragraph">
+    <w:name w:val="heading 1"/>
+    <w:basedOn w:val="Normal"/>
+    <w:next w:val="BodyText"/>
+    <w:uiPriority w:val="9"/>
+    <w:qFormat/>
+    <w:pPr>
+      <w:keepNext/>
+      <w:keepLines/>
+      <w:spacing w:after="0" w:before="480"/>
+      <w:outlineLvl w:val="0"/>
+    </w:pPr>
+    <w:rPr>
+      <w:rFonts w:asciiTheme="majorHAnsi" w:cstheme="majorBidi" w:eastAsiaTheme="majorEastAsia" w:hAnsiTheme="majorHAnsi"/>
+      <w:b/>
+      <w:bCs/>
+      <w:color w:themeColor="accent1" w:themeShade="B5" w:val="345A8A"/>
+      <w:sz w:val="32"/>
+      <w:szCs w:val="32"/>
+    </w:rPr>
+  </w:style>
+  <w:style w:styleId="Heading2" w:type="paragraph">
+    <w:name w:val="heading 2"/>
+    <w:basedOn w:val="Normal"/>
+    <w:next w:val="BodyText"/>
+    <w:uiPriority w:val="9"/>
+    <w:unhideWhenUsed/>
+    <w:qFormat/>
+    <w:pPr>
+      <w:keepNext/>
+      <w:keepLines/>
+      <w:spacing w:after="0" w:before="200"/>
+      <w:outlineLvl w:val="1"/>
+    </w:pPr>
+    <w:rPr>
+      <w:rFonts w:asciiTheme="majorHAnsi" w:cstheme="majorBidi" w:eastAsiaTheme="majorEastAsia" w:hAnsiTheme="majorHAnsi"/>
+      <w:b/>
+      <w:bCs/>
+      <w:color w:themeColor="accent1" w:val="4F81BD"/>
+      <w:sz w:val="32"/>
+      <w:szCs w:val="32"/>
+    </w:rPr>
+  </w:style>
+  <w:style w:styleId="Heading3" w:type="paragraph">
+    <w:name w:val="heading 3"/>
+    <w:basedOn w:val="Normal"/>
+    <w:next w:val="BodyText"/>
+    <w:uiPriority w:val="9"/>
+    <w:unhideWhenUsed/>
+    <w:qFormat/>
+    <w:pPr>
+      <w:keepNext/>
+      <w:keepLines/>
+      <w:spacing w:after="0" w:before="200"/>
+      <w:outlineLvl w:val="2"/>
+    </w:pPr>
+    <w:rPr>
+      <w:rFonts w:asciiTheme="majorHAnsi" w:cstheme="majorBidi" w:eastAsiaTheme="majorEastAsia" w:hAnsiTheme="majorHAnsi"/>
+      <w:b/>
+      <w:bCs/>
+      <w:color w:themeColor="accent1" w:val="4F81BD"/>
+      <w:sz w:val="28"/>
+      <w:szCs w:val="28"/>
+    </w:rPr>
+  </w:style>
+  <w:style w:styleId="Heading4" w:type="paragraph">
+    <w:name w:val="heading 4"/>
+    <w:basedOn w:val="Normal"/>
+    <w:next w:val="BodyText"/>
+    <w:uiPriority w:val="9"/>
+    <w:unhideWhenUsed/>
+    <w:qFormat/>
+    <w:pPr>
+      <w:keepNext/>
+      <w:keepLines/>
+      <w:spacing w:after="0" w:before="200"/>
+      <w:outlineLvl w:val="3"/>
+    </w:pPr>
+    <w:rPr>
+      <w:rFonts w:asciiTheme="majorHAnsi" w:cstheme="majorBidi" w:eastAsiaTheme="majorEastAsia" w:hAnsiTheme="majorHAnsi"/>
+      <w:b/>
+      <w:bCs/>
+      <w:color w:themeColor="accent1" w:val="4F81BD"/>
+    </w:rPr>
+  </w:style>
+  <w:style w:styleId="Heading5" w:type="paragraph">
+    <w:name w:val="heading 5"/>
+    <w:basedOn w:val="Normal"/>
+    <w:next w:val="BodyText"/>
+    <w:uiPriority w:val="9"/>
+    <w:unhideWhenUsed/>
+    <w:qFormat/>
+    <w:rsid w:val="00884F3F"/>
+    <w:pPr>
+      <w:keepNext/>
+      <w:keepLines/>
+      <w:pageBreakBefore/>
+      <w:spacing w:after="0" w:before="200" w:line="20" w:lineRule="exact"/>
+      <w:outlineLvl w:val="4"/>
+    </w:pPr>
+    <w:rPr>
+      <w:rFonts w:asciiTheme="majorHAnsi" w:cstheme="majorBidi" w:eastAsiaTheme="majorEastAsia" w:hAnsiTheme="majorHAnsi"/>
+      <w:i/>
+      <w:iCs/>
+      <w:color w:themeColor="background1" w:val="FFFFFF"/>
+      <w:sz w:val="16"/>
+    </w:rPr>
+  </w:style>
+  <w:style w:styleId="Heading6" w:type="paragraph">
+    <w:name w:val="heading 6"/>
+    <w:basedOn w:val="Normal"/>
+    <w:next w:val="BodyText"/>
+    <w:uiPriority w:val="9"/>
+    <w:unhideWhenUsed/>
+    <w:qFormat/>
+    <w:pPr>
+      <w:keepNext/>
+      <w:keepLines/>
+      <w:spacing w:after="0" w:before="200"/>
+      <w:outlineLvl w:val="5"/>
+    </w:pPr>
+    <w:rPr>
+      <w:rFonts w:asciiTheme="majorHAnsi" w:cstheme="majorBidi" w:eastAsiaTheme="majorEastAsia" w:hAnsiTheme="majorHAnsi"/>
+      <w:color w:themeColor="accent1" w:val="4F81BD"/>
+    </w:rPr>
+  </w:style>
+  <w:style w:default="1" w:styleId="DefaultParagraphFont" w:type="character">
+    <w:name w:val="Default Paragraph Font"/>
+    <w:uiPriority w:val="1"/>
+    <w:semiHidden/>
+    <w:unhideWhenUsed/>
+  </w:style>
+  <w:style w:default="1" w:styleId="TableNormal" w:type="table">
+    <w:name w:val="Normal Table"/>
+    <w:uiPriority w:val="99"/>
+    <w:semiHidden/>
+    <w:unhideWhenUsed/>
+    <w:tblPr>
+      <w:tblInd w:type="dxa" w:w="0"/>
+      <w:tblCellMar>
+        <w:top w:type="dxa" w:w="0"/>
+        <w:left w:type="dxa" w:w="108"/>
+        <w:bottom w:type="dxa" w:w="0"/>
+        <w:right w:type="dxa" w:w="108"/>
+      </w:tblCellMar>
+    </w:tblPr>
+  </w:style>
+  <w:style w:default="1" w:styleId="NoList" w:type="numbering">
+    <w:name w:val="No List"/>
+    <w:uiPriority w:val="99"/>
+    <w:semiHidden/>
+    <w:unhideWhenUsed/>
+  </w:style>
+  <w:style w:styleId="BodyText" w:type="paragraph">
+    <w:name w:val="Body Text"/>
+    <w:basedOn w:val="Normal"/>
+    <w:qFormat/>
+    <w:pPr>
+      <w:spacing w:after="180" w:before="180"/>
+    </w:pPr>
+  </w:style>
+  <w:style w:customStyle="1" w:styleId="FirstParagraph" w:type="paragraph">
+    <w:name w:val="First Paragraph"/>
+    <w:basedOn w:val="BodyText"/>
+    <w:next w:val="BodyText"/>
+    <w:qFormat/>
+  </w:style>
+  <w:style w:customStyle="1" w:styleId="Compact" w:type="paragraph">
+    <w:name w:val="Compact"/>
+    <w:basedOn w:val="BodyText"/>
+    <w:qFormat/>
+    <w:pPr>
+      <w:spacing w:after="36" w:before="36"/>
+    </w:pPr>
+    <w:rPr>
+      <w:rFonts w:ascii="Arial" w:cs="Arial" w:hAnsi="Arial"/>
+      <w:sz w:val="20"/>
+      <w:szCs w:val="20"/>
+    </w:rPr>
+  </w:style>
+  <w:style w:styleId="Title" w:type="paragraph">
+    <w:name w:val="Title"/>
+    <w:basedOn w:val="Normal"/>
+    <w:next w:val="BodyText"/>
+    <w:qFormat/>
+    <w:pPr>
+      <w:keepNext/>
+      <w:keepLines/>
+      <w:spacing w:after="240" w:before="480"/>
+      <w:jc w:val="center"/>
+    </w:pPr>
+    <w:rPr>
+      <w:rFonts w:asciiTheme="majorHAnsi" w:cstheme="majorBidi" w:eastAsiaTheme="majorEastAsia" w:hAnsiTheme="majorHAnsi"/>
+      <w:b/>
+      <w:bCs/>
+      <w:color w:themeColor="accent1" w:themeShade="B5" w:val="345A8A"/>
+      <w:sz w:val="36"/>
+      <w:szCs w:val="36"/>
+    </w:rPr>
+  </w:style>
+  <w:style w:styleId="Subtitle" w:type="paragraph">
+    <w:name w:val="Subtitle"/>
+    <w:basedOn w:val="Title"/>
+    <w:next w:val="BodyText"/>
+    <w:qFormat/>
+    <w:pPr>
+      <w:spacing w:before="240"/>
+    </w:pPr>
+    <w:rPr>
+      <w:sz w:val="30"/>
+      <w:szCs w:val="30"/>
+    </w:rPr>
+  </w:style>
+  <w:style w:customStyle="1" w:styleId="Author" w:type="paragraph">
+    <w:name w:val="Author"/>
+    <w:next w:val="BodyText"/>
+    <w:qFormat/>
+    <w:pPr>
+      <w:keepNext/>
+      <w:keepLines/>
+      <w:jc w:val="center"/>
+    </w:pPr>
+  </w:style>
+  <w:style w:styleId="Date" w:type="paragraph">
+    <w:name w:val="Date"/>
+    <w:next w:val="BodyText"/>
+    <w:qFormat/>
+    <w:pPr>
+      <w:keepNext/>
+      <w:keepLines/>
+      <w:jc w:val="center"/>
+    </w:pPr>
+  </w:style>
+  <w:style w:customStyle="1" w:styleId="Abstract" w:type="paragraph">
+    <w:name w:val="Abstract"/>
+    <w:basedOn w:val="Normal"/>
+    <w:next w:val="BodyText"/>
+    <w:qFormat/>
+    <w:pPr>
+      <w:keepNext/>
+      <w:keepLines/>
+      <w:spacing w:after="300" w:before="300"/>
+    </w:pPr>
+    <w:rPr>
+      <w:sz w:val="20"/>
+      <w:szCs w:val="20"/>
+    </w:rPr>
+  </w:style>
+  <w:style w:styleId="Bibliography" w:type="paragraph">
+    <w:name w:val="Bibliography"/>
+    <w:basedOn w:val="Normal"/>
+    <w:qFormat/>
+  </w:style>
+  <w:style w:styleId="BlockText" w:type="paragraph">
+    <w:name w:val="Block Text"/>
+    <w:basedOn w:val="BodyText"/>
+    <w:next w:val="BodyText"/>
+    <w:uiPriority w:val="9"/>
+    <w:unhideWhenUsed/>
+    <w:qFormat/>
+    <w:pPr>
+      <w:spacing w:after="100" w:before="100"/>
+    </w:pPr>
+    <w:rPr>
+      <w:rFonts w:asciiTheme="majorHAnsi" w:cstheme="majorBidi" w:eastAsiaTheme="majorEastAsia" w:hAnsiTheme="majorHAnsi"/>
+      <w:bCs/>
+      <w:sz w:val="20"/>
+      <w:szCs w:val="20"/>
+    </w:rPr>
+  </w:style>
+  <w:style w:styleId="FootnoteText" w:type="paragraph">
+    <w:name w:val="footnote text"/>
+    <w:basedOn w:val="Normal"/>
+    <w:uiPriority w:val="9"/>
+    <w:unhideWhenUsed/>
+    <w:qFormat/>
+  </w:style>
+  <w:style w:customStyle="1" w:styleId="DefinitionTerm" w:type="paragraph">
+    <w:name w:val="Definition Term"/>
+    <w:basedOn w:val="Normal"/>
+    <w:next w:val="Definition"/>
+    <w:pPr>
+      <w:keepNext/>
+      <w:keepLines/>
+      <w:spacing w:after="0"/>
+    </w:pPr>
+    <w:rPr>
+      <w:b/>
+    </w:rPr>
+  </w:style>
+  <w:style w:customStyle="1" w:styleId="Definition" w:type="paragraph">
+    <w:name w:val="Definition"/>
+    <w:basedOn w:val="Normal"/>
+  </w:style>
+  <w:style w:styleId="Caption" w:type="paragraph">
+    <w:name w:val="caption"/>
+    <w:basedOn w:val="Normal"/>
+    <w:link w:val="CaptionChar"/>
+    <w:pPr>
+      <w:spacing w:after="120"/>
+    </w:pPr>
+    <w:rPr>
+      <w:i/>
+    </w:rPr>
+  </w:style>
+  <w:style w:customStyle="1" w:styleId="TableCaption" w:type="paragraph">
+    <w:name w:val="Table Caption"/>
+    <w:basedOn w:val="Caption"/>
+    <w:pPr>
+      <w:keepNext/>
+    </w:pPr>
+  </w:style>
+  <w:style w:customStyle="1" w:styleId="ImageCaption" w:type="paragraph">
+    <w:name w:val="Image Caption"/>
+    <w:basedOn w:val="Caption"/>
+  </w:style>
+  <w:style w:customStyle="1" w:styleId="Figure" w:type="paragraph">
+    <w:name w:val="Figure"/>
+    <w:basedOn w:val="Normal"/>
+  </w:style>
+  <w:style w:customStyle="1" w:styleId="FigurewithCaption" w:type="paragraph">
+    <w:name w:val="Figure with Caption"/>
+    <w:basedOn w:val="Figure"/>
+    <w:pPr>
+      <w:keepNext/>
+    </w:pPr>
+  </w:style>
+  <w:style w:customStyle="1" w:styleId="CaptionChar" w:type="character">
+    <w:name w:val="Caption Char"/>
+    <w:basedOn w:val="DefaultParagraphFont"/>
+    <w:link w:val="Caption"/>
+  </w:style>
+  <w:style w:customStyle="1" w:styleId="VerbatimChar" w:type="character">
+    <w:name w:val="Verbatim Char"/>
+    <w:basedOn w:val="CaptionChar"/>
+    <w:link w:val="SourceCode"/>
+    <w:rPr>
+      <w:rFonts w:ascii="Consolas" w:hAnsi="Consolas"/>
+      <w:sz w:val="22"/>
+    </w:rPr>
+  </w:style>
+  <w:style w:styleId="FootnoteReference" w:type="character">
+    <w:name w:val="footnote reference"/>
+    <w:basedOn w:val="CaptionChar"/>
+    <w:rPr>
+      <w:vertAlign w:val="superscript"/>
+    </w:rPr>
+  </w:style>
+  <w:style w:styleId="Hyperlink" w:type="character">
+    <w:name w:val="Hyperlink"/>
+    <w:basedOn w:val="CaptionChar"/>
+    <w:rPr>
+      <w:color w:themeColor="accent1" w:val="4F81BD"/>
+    </w:rPr>
+  </w:style>
+  <w:style w:styleId="TOCHeading" w:type="paragraph">
+    <w:name w:val="TOC Heading"/>
+    <w:basedOn w:val="Heading1"/>
+    <w:next w:val="BodyText"/>
+    <w:uiPriority w:val="39"/>
+    <w:unhideWhenUsed/>
+    <w:qFormat/>
+    <w:pPr>
+      <w:spacing w:before="240" w:line="259" w:lineRule="auto"/>
+      <w:outlineLvl w:val="9"/>
+    </w:pPr>
+    <w:rPr>
+      <w:b w:val="0"/>
+      <w:bCs w:val="0"/>
+      <w:color w:themeColor="accent1" w:themeShade="BF" w:val="365F91"/>
+    </w:rPr>
+  </w:style>
+  <w:style w:customStyle="1" w:styleId="SourceCode" w:type="paragraph">
+    <w:name w:val="Source Code"/>
+    <w:basedOn w:val="Normal"/>
+    <w:link w:val="VerbatimChar"/>
+    <w:pPr>
+      <w:shd w:color="auto" w:fill="F8F8F8" w:val="clear"/>
+      <w:wordWrap w:val="0"/>
+    </w:pPr>
+  </w:style>
+  <w:style w:customStyle="1" w:styleId="KeywordTok" w:type="character">
+    <w:name w:val="KeywordTok"/>
+    <w:basedOn w:val="VerbatimChar"/>
+    <w:rPr>
+      <w:rFonts w:ascii="Consolas" w:hAnsi="Consolas"/>
+      <w:b/>
+      <w:color w:val="204A87"/>
+      <w:sz w:val="22"/>
+      <w:shd w:color="auto" w:fill="F8F8F8" w:val="clear"/>
+    </w:rPr>
+  </w:style>
+  <w:style w:customStyle="1" w:styleId="DataTypeTok" w:type="character">
+    <w:name w:val="DataTypeTok"/>
+    <w:basedOn w:val="VerbatimChar"/>
+    <w:rPr>
+      <w:rFonts w:ascii="Consolas" w:hAnsi="Consolas"/>
+      <w:color w:val="204A87"/>
+      <w:sz w:val="22"/>
+      <w:shd w:color="auto" w:fill="F8F8F8" w:val="clear"/>
+    </w:rPr>
+  </w:style>
+  <w:style w:customStyle="1" w:styleId="DecValTok" w:type="character">
+    <w:name w:val="DecValTok"/>
+    <w:basedOn w:val="VerbatimChar"/>
+    <w:rPr>
+      <w:rFonts w:ascii="Consolas" w:hAnsi="Consolas"/>
+      <w:color w:val="0000CF"/>
+      <w:sz w:val="22"/>
+      <w:shd w:color="auto" w:fill="F8F8F8" w:val="clear"/>
+    </w:rPr>
+  </w:style>
+  <w:style w:customStyle="1" w:styleId="BaseNTok" w:type="character">
+    <w:name w:val="BaseNTok"/>
+    <w:basedOn w:val="VerbatimChar"/>
+    <w:rPr>
+      <w:rFonts w:ascii="Consolas" w:hAnsi="Consolas"/>
+      <w:color w:val="0000CF"/>
+      <w:sz w:val="22"/>
+      <w:shd w:color="auto" w:fill="F8F8F8" w:val="clear"/>
+    </w:rPr>
+  </w:style>
+  <w:style w:customStyle="1" w:styleId="FloatTok" w:type="character">
+    <w:name w:val="FloatTok"/>
+    <w:basedOn w:val="VerbatimChar"/>
+    <w:rPr>
+      <w:rFonts w:ascii="Consolas" w:hAnsi="Consolas"/>
+      <w:color w:val="0000CF"/>
+      <w:sz w:val="22"/>
+      <w:shd w:color="auto" w:fill="F8F8F8" w:val="clear"/>
+    </w:rPr>
+  </w:style>
+  <w:style w:customStyle="1" w:styleId="ConstantTok" w:type="character">
+    <w:name w:val="ConstantTok"/>
+    <w:basedOn w:val="VerbatimChar"/>
+    <w:rPr>
+      <w:rFonts w:ascii="Consolas" w:hAnsi="Consolas"/>
+      <w:color w:val="000000"/>
+      <w:sz w:val="22"/>
+      <w:shd w:color="auto" w:fill="F8F8F8" w:val="clear"/>
+    </w:rPr>
+  </w:style>
+  <w:style w:customStyle="1" w:styleId="CharTok" w:type="character">
+    <w:name w:val="CharTok"/>
+    <w:basedOn w:val="VerbatimChar"/>
+    <w:rPr>
+      <w:rFonts w:ascii="Consolas" w:hAnsi="Consolas"/>
+      <w:color w:val="4E9A06"/>
+      <w:sz w:val="22"/>
+      <w:shd w:color="auto" w:fill="F8F8F8" w:val="clear"/>
+    </w:rPr>
+  </w:style>
+  <w:style w:customStyle="1" w:styleId="SpecialCharTok" w:type="character">
+    <w:name w:val="SpecialCharTok"/>
+    <w:basedOn w:val="VerbatimChar"/>
+    <w:rPr>
+      <w:rFonts w:ascii="Consolas" w:hAnsi="Consolas"/>
+      <w:color w:val="000000"/>
+      <w:sz w:val="22"/>
+      <w:shd w:color="auto" w:fill="F8F8F8" w:val="clear"/>
+    </w:rPr>
+  </w:style>
+  <w:style w:customStyle="1" w:styleId="StringTok" w:type="character">
+    <w:name w:val="StringTok"/>
+    <w:basedOn w:val="VerbatimChar"/>
+    <w:rPr>
+      <w:rFonts w:ascii="Consolas" w:hAnsi="Consolas"/>
+      <w:color w:val="4E9A06"/>
+      <w:sz w:val="22"/>
+      <w:shd w:color="auto" w:fill="F8F8F8" w:val="clear"/>
+    </w:rPr>
+  </w:style>
+  <w:style w:customStyle="1" w:styleId="VerbatimStringTok" w:type="character">
+    <w:name w:val="VerbatimStringTok"/>
+    <w:basedOn w:val="VerbatimChar"/>
+    <w:rPr>
+      <w:rFonts w:ascii="Consolas" w:hAnsi="Consolas"/>
+      <w:color w:val="4E9A06"/>
+      <w:sz w:val="22"/>
+      <w:shd w:color="auto" w:fill="F8F8F8" w:val="clear"/>
+    </w:rPr>
+  </w:style>
+  <w:style w:customStyle="1" w:styleId="SpecialStringTok" w:type="character">
+    <w:name w:val="SpecialStringTok"/>
+    <w:basedOn w:val="VerbatimChar"/>
+    <w:rPr>
+      <w:rFonts w:ascii="Consolas" w:hAnsi="Consolas"/>
+      <w:color w:val="4E9A06"/>
+      <w:sz w:val="22"/>
+      <w:shd w:color="auto" w:fill="F8F8F8" w:val="clear"/>
+    </w:rPr>
+  </w:style>
+  <w:style w:customStyle="1" w:styleId="ImportTok" w:type="character">
+    <w:name w:val="ImportTok"/>
+    <w:basedOn w:val="VerbatimChar"/>
+    <w:rPr>
+      <w:rFonts w:ascii="Consolas" w:hAnsi="Consolas"/>
+      <w:sz w:val="22"/>
+      <w:shd w:color="auto" w:fill="F8F8F8" w:val="clear"/>
+    </w:rPr>
+  </w:style>
+  <w:style w:customStyle="1" w:styleId="CommentTok" w:type="character">
+    <w:name w:val="CommentTok"/>
+    <w:basedOn w:val="VerbatimChar"/>
+    <w:rPr>
+      <w:rFonts w:ascii="Consolas" w:hAnsi="Consolas"/>
+      <w:i/>
+      <w:color w:val="8F5902"/>
+      <w:sz w:val="22"/>
+      <w:shd w:color="auto" w:fill="F8F8F8" w:val="clear"/>
+    </w:rPr>
+  </w:style>
+  <w:style w:customStyle="1" w:styleId="DocumentationTok" w:type="character">
+    <w:name w:val="DocumentationTok"/>
+    <w:basedOn w:val="VerbatimChar"/>
+    <w:rPr>
+      <w:rFonts w:ascii="Consolas" w:hAnsi="Consolas"/>
+      <w:b/>
+      <w:i/>
+      <w:color w:val="8F5902"/>
+      <w:sz w:val="22"/>
+      <w:shd w:color="auto" w:fill="F8F8F8" w:val="clear"/>
+    </w:rPr>
+  </w:style>
+  <w:style w:customStyle="1" w:styleId="AnnotationTok" w:type="character">
+    <w:name w:val="AnnotationTok"/>
+    <w:basedOn w:val="VerbatimChar"/>
+    <w:rPr>
+      <w:rFonts w:ascii="Consolas" w:hAnsi="Consolas"/>
+      <w:b/>
+      <w:i/>
+      <w:color w:val="8F5902"/>
+      <w:sz w:val="22"/>
+      <w:shd w:color="auto" w:fill="F8F8F8" w:val="clear"/>
+    </w:rPr>
+  </w:style>
+  <w:style w:customStyle="1" w:styleId="CommentVarTok" w:type="character">
+    <w:name w:val="CommentVarTok"/>
+    <w:basedOn w:val="VerbatimChar"/>
+    <w:rPr>
+      <w:rFonts w:ascii="Consolas" w:hAnsi="Consolas"/>
+      <w:b/>
+      <w:i/>
+      <w:color w:val="8F5902"/>
+      <w:sz w:val="22"/>
+      <w:shd w:color="auto" w:fill="F8F8F8" w:val="clear"/>
+    </w:rPr>
+  </w:style>
+  <w:style w:customStyle="1" w:styleId="OtherTok" w:type="character">
+    <w:name w:val="OtherTok"/>
+    <w:basedOn w:val="VerbatimChar"/>
+    <w:rPr>
+      <w:rFonts w:ascii="Consolas" w:hAnsi="Consolas"/>
+      <w:color w:val="8F5902"/>
+      <w:sz w:val="22"/>
+      <w:shd w:color="auto" w:fill="F8F8F8" w:val="clear"/>
+    </w:rPr>
+  </w:style>
+  <w:style w:customStyle="1" w:styleId="FunctionTok" w:type="character">
+    <w:name w:val="FunctionTok"/>
+    <w:basedOn w:val="VerbatimChar"/>
+    <w:rPr>
+      <w:rFonts w:ascii="Consolas" w:hAnsi="Consolas"/>
+      <w:color w:val="000000"/>
+      <w:sz w:val="22"/>
+      <w:shd w:color="auto" w:fill="F8F8F8" w:val="clear"/>
+    </w:rPr>
+  </w:style>
+  <w:style w:customStyle="1" w:styleId="VariableTok" w:type="character">
+    <w:name w:val="VariableTok"/>
+    <w:basedOn w:val="VerbatimChar"/>
+    <w:rPr>
+      <w:rFonts w:ascii="Consolas" w:hAnsi="Consolas"/>
+      <w:color w:val="000000"/>
+      <w:sz w:val="22"/>
+      <w:shd w:color="auto" w:fill="F8F8F8" w:val="clear"/>
+    </w:rPr>
+  </w:style>
+  <w:style w:customStyle="1" w:styleId="ControlFlowTok" w:type="character">
+    <w:name w:val="ControlFlowTok"/>
+    <w:basedOn w:val="VerbatimChar"/>
+    <w:rPr>
+      <w:rFonts w:ascii="Consolas" w:hAnsi="Consolas"/>
+      <w:b/>
+      <w:color w:val="204A87"/>
+      <w:sz w:val="22"/>
+      <w:shd w:color="auto" w:fill="F8F8F8" w:val="clear"/>
+    </w:rPr>
+  </w:style>
+  <w:style w:customStyle="1" w:styleId="OperatorTok" w:type="character">
+    <w:name w:val="OperatorTok"/>
+    <w:basedOn w:val="VerbatimChar"/>
+    <w:rPr>
+      <w:rFonts w:ascii="Consolas" w:hAnsi="Consolas"/>
+      <w:b/>
+      <w:color w:val="CE5C00"/>
+      <w:sz w:val="22"/>
+      <w:shd w:color="auto" w:fill="F8F8F8" w:val="clear"/>
+    </w:rPr>
+  </w:style>
+  <w:style w:customStyle="1" w:styleId="BuiltInTok" w:type="character">
+    <w:name w:val="BuiltInTok"/>
+    <w:basedOn w:val="VerbatimChar"/>
+    <w:rPr>
+      <w:rFonts w:ascii="Consolas" w:hAnsi="Consolas"/>
+      <w:sz w:val="22"/>
+      <w:shd w:color="auto" w:fill="F8F8F8" w:val="clear"/>
+    </w:rPr>
+  </w:style>
+  <w:style w:customStyle="1" w:styleId="ExtensionTok" w:type="character">
+    <w:name w:val="ExtensionTok"/>
+    <w:basedOn w:val="VerbatimChar"/>
+    <w:rPr>
+      <w:rFonts w:ascii="Consolas" w:hAnsi="Consolas"/>
+      <w:sz w:val="22"/>
+      <w:shd w:color="auto" w:fill="F8F8F8" w:val="clear"/>
+    </w:rPr>
+  </w:style>
+  <w:style w:customStyle="1" w:styleId="PreprocessorTok" w:type="character">
+    <w:name w:val="PreprocessorTok"/>
+    <w:basedOn w:val="VerbatimChar"/>
+    <w:rPr>
+      <w:rFonts w:ascii="Consolas" w:hAnsi="Consolas"/>
+      <w:i/>
+      <w:color w:val="8F5902"/>
+      <w:sz w:val="22"/>
+      <w:shd w:color="auto" w:fill="F8F8F8" w:val="clear"/>
+    </w:rPr>
+  </w:style>
+  <w:style w:customStyle="1" w:styleId="AttributeTok" w:type="character">
+    <w:name w:val="AttributeTok"/>
+    <w:basedOn w:val="VerbatimChar"/>
+    <w:rPr>
+      <w:rFonts w:ascii="Consolas" w:hAnsi="Consolas"/>
+      <w:color w:val="C4A000"/>
+      <w:sz w:val="22"/>
+      <w:shd w:color="auto" w:fill="F8F8F8" w:val="clear"/>
+    </w:rPr>
+  </w:style>
+  <w:style w:customStyle="1" w:styleId="RegionMarkerTok" w:type="character">
+    <w:name w:val="RegionMarkerTok"/>
+    <w:basedOn w:val="VerbatimChar"/>
+    <w:rPr>
+      <w:rFonts w:ascii="Consolas" w:hAnsi="Consolas"/>
+      <w:sz w:val="22"/>
+      <w:shd w:color="auto" w:fill="F8F8F8" w:val="clear"/>
+    </w:rPr>
+  </w:style>
+  <w:style w:customStyle="1" w:styleId="InformationTok" w:type="character">
+    <w:name w:val="InformationTok"/>
+    <w:basedOn w:val="VerbatimChar"/>
+    <w:rPr>
+      <w:rFonts w:ascii="Consolas" w:hAnsi="Consolas"/>
+      <w:b/>
+      <w:i/>
+      <w:color w:val="8F5902"/>
+      <w:sz w:val="22"/>
+      <w:shd w:color="auto" w:fill="F8F8F8" w:val="clear"/>
+    </w:rPr>
+  </w:style>
+  <w:style w:customStyle="1" w:styleId="WarningTok" w:type="character">
+    <w:name w:val="WarningTok"/>
+    <w:basedOn w:val="VerbatimChar"/>
+    <w:rPr>
+      <w:rFonts w:ascii="Consolas" w:hAnsi="Consolas"/>
+      <w:b/>
+      <w:i/>
+      <w:color w:val="8F5902"/>
+      <w:sz w:val="22"/>
+      <w:shd w:color="auto" w:fill="F8F8F8" w:val="clear"/>
+    </w:rPr>
+  </w:style>
+  <w:style w:customStyle="1" w:styleId="AlertTok" w:type="character">
+    <w:name w:val="AlertTok"/>
+    <w:basedOn w:val="VerbatimChar"/>
+    <w:rPr>
+      <w:rFonts w:ascii="Consolas" w:hAnsi="Consolas"/>
+      <w:color w:val="EF2929"/>
+      <w:sz w:val="22"/>
+      <w:shd w:color="auto" w:fill="F8F8F8" w:val="clear"/>
+    </w:rPr>
+  </w:style>
+  <w:style w:customStyle="1" w:styleId="ErrorTok" w:type="character">
+    <w:name w:val="ErrorTok"/>
+    <w:basedOn w:val="VerbatimChar"/>
+    <w:rPr>
+      <w:rFonts w:ascii="Consolas" w:hAnsi="Consolas"/>
+      <w:b/>
+      <w:color w:val="A40000"/>
+      <w:sz w:val="22"/>
+      <w:shd w:color="auto" w:fill="F8F8F8" w:val="clear"/>
+    </w:rPr>
+  </w:style>
+  <w:style w:customStyle="1" w:styleId="NormalTok" w:type="character">
+    <w:name w:val="NormalTok"/>
+    <w:basedOn w:val="VerbatimChar"/>
+    <w:rPr>
+      <w:rFonts w:ascii="Consolas" w:hAnsi="Consolas"/>
+      <w:sz w:val="22"/>
+      <w:shd w:color="auto" w:fill="F8F8F8" w:val="clear"/>
+    </w:rPr>
+  </w:style>
+  <w:style w:styleId="LineNumber" w:type="character">
+    <w:name w:val="line number"/>
+    <w:basedOn w:val="DefaultParagraphFont"/>
+    <w:rsid w:val="00014752"/>
+  </w:style>
+  <w:style w:customStyle="1" w:styleId="Table" w:type="table">
+    <w:tblPr/>
+    <w:name w:val="Table"/>
+  </w:style>
+</w:styles>
 </file>
 
 <file path=word/theme/theme1.xml><?xml version="1.0" encoding="utf-8"?>
